--- a/assets/resume/Resume_DimitarDinkov.docx
+++ b/assets/resume/Resume_DimitarDinkov.docx
@@ -1,6 +1,6 @@
 
 <file path=word/document.xml><?xml version="1.0" encoding="utf-8"?>
-<w:document xmlns:wpc="http://schemas.microsoft.com/office/word/2010/wordprocessingCanvas" xmlns:cx="http://schemas.microsoft.com/office/drawing/2014/chartex" xmlns:cx1="http://schemas.microsoft.com/office/drawing/2015/9/8/chartex" xmlns:cx2="http://schemas.microsoft.com/office/drawing/2015/10/21/chartex" xmlns:cx3="http://schemas.microsoft.com/office/drawing/2016/5/9/chartex" xmlns:cx4="http://schemas.microsoft.com/office/drawing/2016/5/10/chartex" xmlns:cx5="http://schemas.microsoft.com/office/drawing/2016/5/11/chartex" xmlns:cx6="http://schemas.microsoft.com/office/drawing/2016/5/12/chartex" xmlns:cx7="http://schemas.microsoft.com/office/drawing/2016/5/13/chartex" xmlns:cx8="http://schemas.microsoft.com/office/drawing/2016/5/14/chartex" xmlns:mc="http://schemas.openxmlformats.org/markup-compatibility/2006" xmlns:aink="http://schemas.microsoft.com/office/drawing/2016/ink" xmlns:am3d="http://schemas.microsoft.com/office/drawing/2017/model3d" xmlns:o="urn:schemas-microsoft-com:office:office" xmlns:oel="http://schemas.microsoft.com/office/2019/extlst" xmlns:r="http://schemas.openxmlformats.org/officeDocument/2006/relationships" xmlns:m="http://schemas.openxmlformats.org/officeDocument/2006/math" xmlns:v="urn:schemas-microsoft-com:vml" xmlns:wp14="http://schemas.microsoft.com/office/word/2010/wordprocessingDrawing" xmlns:wp="http://schemas.openxmlformats.org/drawingml/2006/wordprocessingDrawing" xmlns:w10="urn:schemas-microsoft-com:office:word" xmlns:w="http://schemas.openxmlformats.org/wordprocessingml/2006/main" xmlns:w14="http://schemas.microsoft.com/office/word/2010/wordml" xmlns:w15="http://schemas.microsoft.com/office/word/2012/wordml" xmlns:w16cex="http://schemas.microsoft.com/office/word/2018/wordml/cex" xmlns:w16cid="http://schemas.microsoft.com/office/word/2016/wordml/cid" xmlns:w16="http://schemas.microsoft.com/office/word/2018/wordml" xmlns:w16du="http://schemas.microsoft.com/office/word/2023/wordml/word16du" xmlns:w16sdtdh="http://schemas.microsoft.com/office/word/2020/wordml/sdtdatahash" xmlns:w16se="http://schemas.microsoft.com/office/word/2015/wordml/symex" xmlns:wpg="http://schemas.microsoft.com/office/word/2010/wordprocessingGroup" xmlns:wpi="http://schemas.microsoft.com/office/word/2010/wordprocessingInk" xmlns:wne="http://schemas.microsoft.com/office/word/2006/wordml" xmlns:wps="http://schemas.microsoft.com/office/word/2010/wordprocessingShape" mc:Ignorable="w14 w15 w16se w16cid w16 w16cex w16sdtdh w16du wp14">
+<w:document xmlns:wpc="http://schemas.microsoft.com/office/word/2010/wordprocessingCanvas" xmlns:cx="http://schemas.microsoft.com/office/drawing/2014/chartex" xmlns:cx1="http://schemas.microsoft.com/office/drawing/2015/9/8/chartex" xmlns:cx2="http://schemas.microsoft.com/office/drawing/2015/10/21/chartex" xmlns:cx3="http://schemas.microsoft.com/office/drawing/2016/5/9/chartex" xmlns:cx4="http://schemas.microsoft.com/office/drawing/2016/5/10/chartex" xmlns:cx5="http://schemas.microsoft.com/office/drawing/2016/5/11/chartex" xmlns:cx6="http://schemas.microsoft.com/office/drawing/2016/5/12/chartex" xmlns:cx7="http://schemas.microsoft.com/office/drawing/2016/5/13/chartex" xmlns:cx8="http://schemas.microsoft.com/office/drawing/2016/5/14/chartex" xmlns:mc="http://schemas.openxmlformats.org/markup-compatibility/2006" xmlns:aink="http://schemas.microsoft.com/office/drawing/2016/ink" xmlns:am3d="http://schemas.microsoft.com/office/drawing/2017/model3d" xmlns:o="urn:schemas-microsoft-com:office:office" xmlns:oel="http://schemas.microsoft.com/office/2019/extlst" xmlns:r="http://schemas.openxmlformats.org/officeDocument/2006/relationships" xmlns:m="http://schemas.openxmlformats.org/officeDocument/2006/math" xmlns:v="urn:schemas-microsoft-com:vml" xmlns:wp14="http://schemas.microsoft.com/office/word/2010/wordprocessingDrawing" xmlns:wp="http://schemas.openxmlformats.org/drawingml/2006/wordprocessingDrawing" xmlns:w10="urn:schemas-microsoft-com:office:word" xmlns:w="http://schemas.openxmlformats.org/wordprocessingml/2006/main" xmlns:w14="http://schemas.microsoft.com/office/word/2010/wordml" xmlns:w15="http://schemas.microsoft.com/office/word/2012/wordml" xmlns:w16cex="http://schemas.microsoft.com/office/word/2018/wordml/cex" xmlns:w16cid="http://schemas.microsoft.com/office/word/2016/wordml/cid" xmlns:w16="http://schemas.microsoft.com/office/word/2018/wordml" xmlns:w16du="http://schemas.microsoft.com/office/word/2023/wordml/word16du" xmlns:w16sdtdh="http://schemas.microsoft.com/office/word/2020/wordml/sdtdatahash" xmlns:w16sdtfl="http://schemas.microsoft.com/office/word/2024/wordml/sdtformatlock" xmlns:w16se="http://schemas.microsoft.com/office/word/2015/wordml/symex" xmlns:wpg="http://schemas.microsoft.com/office/word/2010/wordprocessingGroup" xmlns:wpi="http://schemas.microsoft.com/office/word/2010/wordprocessingInk" xmlns:wne="http://schemas.microsoft.com/office/word/2006/wordml" xmlns:wps="http://schemas.microsoft.com/office/word/2010/wordprocessingShape" mc:Ignorable="w14 w15 w16se w16cid w16 w16cex w16sdtdh w16sdtfl w16du wp14">
   <w:body>
     <w:p>
       <w:pPr>
@@ -25,7 +25,7 @@
         <mc:AlternateContent>
           <mc:Choice Requires="wps">
             <w:drawing>
-              <wp:anchor distT="0" distB="0" distL="114300" distR="114300" simplePos="0" relativeHeight="251659264" behindDoc="1" locked="0" layoutInCell="1" allowOverlap="1" wp14:anchorId="0D29BE9A" wp14:editId="33192AB1">
+              <wp:anchor distT="0" distB="0" distL="114300" distR="114300" simplePos="0" relativeHeight="251659264" behindDoc="1" locked="0" layoutInCell="1" allowOverlap="1" wp14:anchorId="0D29BE9A" wp14:editId="72A413C2">
                 <wp:simplePos x="0" y="0"/>
                 <wp:positionH relativeFrom="margin">
                   <wp:posOffset>-859111</wp:posOffset>
@@ -34,7 +34,7 @@
                   <wp:posOffset>-377456</wp:posOffset>
                 </wp:positionV>
                 <wp:extent cx="8915400" cy="1509823"/>
-                <wp:effectExtent l="0" t="0" r="19050" b="14605"/>
+                <wp:effectExtent l="0" t="0" r="19050" b="26035"/>
                 <wp:wrapNone/>
                 <wp:docPr id="1" name="Rectangle 1"/>
                 <wp:cNvGraphicFramePr/>
@@ -99,7 +99,7 @@
           </mc:Choice>
           <mc:Fallback>
             <w:pict>
-              <v:rect w14:anchorId="5CEDC019" id="Rectangle 1" o:spid="_x0000_s1026" style="position:absolute;margin-left:-67.65pt;margin-top:-29.7pt;width:702pt;height:118.9pt;z-index:-251657216;visibility:visible;mso-wrap-style:square;mso-width-percent:0;mso-height-percent:0;mso-wrap-distance-left:9pt;mso-wrap-distance-top:0;mso-wrap-distance-right:9pt;mso-wrap-distance-bottom:0;mso-position-horizontal:absolute;mso-position-horizontal-relative:margin;mso-position-vertical:absolute;mso-position-vertical-relative:text;mso-width-percent:0;mso-height-percent:0;mso-width-relative:margin;mso-height-relative:margin;v-text-anchor:middle" o:gfxdata="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" fillcolor="#f2f2f2 [3052]" strokecolor="#bfbfbf [2412]" strokeweight="1.5pt">
+              <v:rect w14:anchorId="09ECC4F8" id="Rectangle 1" o:spid="_x0000_s1026" style="position:absolute;margin-left:-67.65pt;margin-top:-29.7pt;width:702pt;height:118.9pt;z-index:-251657216;visibility:visible;mso-wrap-style:square;mso-width-percent:0;mso-height-percent:0;mso-wrap-distance-left:9pt;mso-wrap-distance-top:0;mso-wrap-distance-right:9pt;mso-wrap-distance-bottom:0;mso-position-horizontal:absolute;mso-position-horizontal-relative:margin;mso-position-vertical:absolute;mso-position-vertical-relative:text;mso-width-percent:0;mso-height-percent:0;mso-width-relative:margin;mso-height-relative:margin;v-text-anchor:middle" o:gfxdata="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" fillcolor="#f2f2f2 [3052]" strokecolor="#bfbfbf [2412]" strokeweight="1.5pt">
                 <v:stroke endcap="round"/>
                 <w10:wrap anchorx="margin"/>
               </v:rect>
@@ -153,7 +153,7 @@
     </w:p>
     <w:p>
       <w:pPr>
-        <w:spacing w:line="240" w:lineRule="auto"/>
+        <w:spacing w:line="480" w:lineRule="auto"/>
         <w:ind w:right="-180"/>
         <w:rPr>
           <w:rFonts w:asciiTheme="majorHAnsi" w:hAnsiTheme="majorHAnsi"/>
@@ -186,7 +186,7 @@
           <w:szCs w:val="20"/>
         </w:rPr>
         <w:drawing>
-          <wp:anchor distT="0" distB="0" distL="114300" distR="114300" simplePos="0" relativeHeight="251661312" behindDoc="0" locked="0" layoutInCell="1" allowOverlap="1" wp14:anchorId="76D4210C" wp14:editId="285A8C69">
+          <wp:anchor distT="0" distB="0" distL="114300" distR="114300" simplePos="0" relativeHeight="251855872" behindDoc="0" locked="0" layoutInCell="1" allowOverlap="1" wp14:anchorId="2666A36F" wp14:editId="0D15474D">
             <wp:simplePos x="0" y="0"/>
             <wp:positionH relativeFrom="margin">
               <wp:posOffset>3787551</wp:posOffset>
@@ -206,78 +206,6 @@
                 <pic:pic xmlns:pic="http://schemas.openxmlformats.org/drawingml/2006/picture">
                   <pic:nvPicPr>
                     <pic:cNvPr id="0" name="Picture 3"/>
-                    <pic:cNvPicPr>
-                      <a:picLocks noChangeAspect="1" noChangeArrowheads="1"/>
-                    </pic:cNvPicPr>
-                  </pic:nvPicPr>
-                  <pic:blipFill>
-                    <a:blip r:embed="rId5" cstate="print">
-                      <a:extLst>
-                        <a:ext uri="{28A0092B-C50C-407E-A947-70E740481C1C}">
-                          <a14:useLocalDpi xmlns:a14="http://schemas.microsoft.com/office/drawing/2010/main" val="0"/>
-                        </a:ext>
-                      </a:extLst>
-                    </a:blip>
-                    <a:srcRect/>
-                    <a:stretch>
-                      <a:fillRect/>
-                    </a:stretch>
-                  </pic:blipFill>
-                  <pic:spPr bwMode="auto">
-                    <a:xfrm>
-                      <a:off x="0" y="0"/>
-                      <a:ext cx="304800" cy="304800"/>
-                    </a:xfrm>
-                    <a:prstGeom prst="rect">
-                      <a:avLst/>
-                    </a:prstGeom>
-                    <a:noFill/>
-                    <a:ln>
-                      <a:noFill/>
-                    </a:ln>
-                  </pic:spPr>
-                </pic:pic>
-              </a:graphicData>
-            </a:graphic>
-            <wp14:sizeRelH relativeFrom="page">
-              <wp14:pctWidth>0</wp14:pctWidth>
-            </wp14:sizeRelH>
-            <wp14:sizeRelV relativeFrom="page">
-              <wp14:pctHeight>0</wp14:pctHeight>
-            </wp14:sizeRelV>
-          </wp:anchor>
-        </w:drawing>
-      </w:r>
-      <w:r>
-        <w:rPr>
-          <w:i w:val="0"/>
-          <w:iCs w:val="0"/>
-          <w:noProof/>
-          <w:color w:val="000000" w:themeColor="text1"/>
-          <w:sz w:val="20"/>
-          <w:szCs w:val="20"/>
-        </w:rPr>
-        <w:drawing>
-          <wp:anchor distT="0" distB="0" distL="114300" distR="114300" simplePos="0" relativeHeight="251662336" behindDoc="0" locked="0" layoutInCell="1" allowOverlap="1" wp14:anchorId="29AEC61D" wp14:editId="34538362">
-            <wp:simplePos x="0" y="0"/>
-            <wp:positionH relativeFrom="column">
-              <wp:posOffset>118521</wp:posOffset>
-            </wp:positionH>
-            <wp:positionV relativeFrom="paragraph">
-              <wp:posOffset>-91628</wp:posOffset>
-            </wp:positionV>
-            <wp:extent cx="304800" cy="304800"/>
-            <wp:effectExtent l="0" t="0" r="0" b="0"/>
-            <wp:wrapNone/>
-            <wp:docPr id="5" name="Picture 5"/>
-            <wp:cNvGraphicFramePr>
-              <a:graphicFrameLocks xmlns:a="http://schemas.openxmlformats.org/drawingml/2006/main" noChangeAspect="1"/>
-            </wp:cNvGraphicFramePr>
-            <a:graphic xmlns:a="http://schemas.openxmlformats.org/drawingml/2006/main">
-              <a:graphicData uri="http://schemas.openxmlformats.org/drawingml/2006/picture">
-                <pic:pic xmlns:pic="http://schemas.openxmlformats.org/drawingml/2006/picture">
-                  <pic:nvPicPr>
-                    <pic:cNvPr id="0" name="Picture 4"/>
                     <pic:cNvPicPr>
                       <a:picLocks noChangeAspect="1" noChangeArrowheads="1"/>
                     </pic:cNvPicPr>
@@ -324,6 +252,78 @@
         <w:rPr>
           <w:i w:val="0"/>
           <w:iCs w:val="0"/>
+          <w:noProof/>
+          <w:color w:val="000000" w:themeColor="text1"/>
+          <w:sz w:val="20"/>
+          <w:szCs w:val="20"/>
+        </w:rPr>
+        <w:drawing>
+          <wp:anchor distT="0" distB="0" distL="114300" distR="114300" simplePos="0" relativeHeight="251856896" behindDoc="0" locked="0" layoutInCell="1" allowOverlap="1" wp14:anchorId="5AC5B5FA" wp14:editId="045D0C20">
+            <wp:simplePos x="0" y="0"/>
+            <wp:positionH relativeFrom="column">
+              <wp:posOffset>118521</wp:posOffset>
+            </wp:positionH>
+            <wp:positionV relativeFrom="paragraph">
+              <wp:posOffset>-91628</wp:posOffset>
+            </wp:positionV>
+            <wp:extent cx="304800" cy="304800"/>
+            <wp:effectExtent l="0" t="0" r="0" b="0"/>
+            <wp:wrapNone/>
+            <wp:docPr id="5" name="Picture 5"/>
+            <wp:cNvGraphicFramePr>
+              <a:graphicFrameLocks xmlns:a="http://schemas.openxmlformats.org/drawingml/2006/main" noChangeAspect="1"/>
+            </wp:cNvGraphicFramePr>
+            <a:graphic xmlns:a="http://schemas.openxmlformats.org/drawingml/2006/main">
+              <a:graphicData uri="http://schemas.openxmlformats.org/drawingml/2006/picture">
+                <pic:pic xmlns:pic="http://schemas.openxmlformats.org/drawingml/2006/picture">
+                  <pic:nvPicPr>
+                    <pic:cNvPr id="0" name="Picture 4"/>
+                    <pic:cNvPicPr>
+                      <a:picLocks noChangeAspect="1" noChangeArrowheads="1"/>
+                    </pic:cNvPicPr>
+                  </pic:nvPicPr>
+                  <pic:blipFill>
+                    <a:blip r:embed="rId7" cstate="print">
+                      <a:extLst>
+                        <a:ext uri="{28A0092B-C50C-407E-A947-70E740481C1C}">
+                          <a14:useLocalDpi xmlns:a14="http://schemas.microsoft.com/office/drawing/2010/main" val="0"/>
+                        </a:ext>
+                      </a:extLst>
+                    </a:blip>
+                    <a:srcRect/>
+                    <a:stretch>
+                      <a:fillRect/>
+                    </a:stretch>
+                  </pic:blipFill>
+                  <pic:spPr bwMode="auto">
+                    <a:xfrm>
+                      <a:off x="0" y="0"/>
+                      <a:ext cx="304800" cy="304800"/>
+                    </a:xfrm>
+                    <a:prstGeom prst="rect">
+                      <a:avLst/>
+                    </a:prstGeom>
+                    <a:noFill/>
+                    <a:ln>
+                      <a:noFill/>
+                    </a:ln>
+                  </pic:spPr>
+                </pic:pic>
+              </a:graphicData>
+            </a:graphic>
+            <wp14:sizeRelH relativeFrom="page">
+              <wp14:pctWidth>0</wp14:pctWidth>
+            </wp14:sizeRelH>
+            <wp14:sizeRelV relativeFrom="page">
+              <wp14:pctHeight>0</wp14:pctHeight>
+            </wp14:sizeRelV>
+          </wp:anchor>
+        </w:drawing>
+      </w:r>
+      <w:r>
+        <w:rPr>
+          <w:i w:val="0"/>
+          <w:iCs w:val="0"/>
           <w:color w:val="000000" w:themeColor="text1"/>
           <w:sz w:val="20"/>
           <w:szCs w:val="20"/>
@@ -366,7 +366,7 @@
           <w:szCs w:val="20"/>
         </w:rPr>
         <w:drawing>
-          <wp:anchor distT="0" distB="0" distL="114300" distR="114300" simplePos="0" relativeHeight="251660288" behindDoc="0" locked="0" layoutInCell="1" allowOverlap="1" wp14:anchorId="21036AFE" wp14:editId="22984B4D">
+          <wp:anchor distT="0" distB="0" distL="114300" distR="114300" simplePos="0" relativeHeight="251854848" behindDoc="0" locked="0" layoutInCell="1" allowOverlap="1" wp14:anchorId="3E624CF3" wp14:editId="5C2EE642">
             <wp:simplePos x="0" y="0"/>
             <wp:positionH relativeFrom="column">
               <wp:posOffset>131016</wp:posOffset>
@@ -391,7 +391,7 @@
                     </pic:cNvPicPr>
                   </pic:nvPicPr>
                   <pic:blipFill>
-                    <a:blip r:embed="rId7" cstate="print">
+                    <a:blip r:embed="rId8" cstate="print">
                       <a:extLst>
                         <a:ext uri="{28A0092B-C50C-407E-A947-70E740481C1C}">
                           <a14:useLocalDpi xmlns:a14="http://schemas.microsoft.com/office/drawing/2010/main" val="0"/>
@@ -461,7 +461,7 @@
           <w:szCs w:val="48"/>
         </w:rPr>
         <w:drawing>
-          <wp:anchor distT="0" distB="0" distL="114300" distR="114300" simplePos="0" relativeHeight="251824128" behindDoc="0" locked="0" layoutInCell="1" allowOverlap="1" wp14:anchorId="6C10940A" wp14:editId="402F07C0">
+          <wp:anchor distT="0" distB="0" distL="114300" distR="114300" simplePos="0" relativeHeight="251857920" behindDoc="0" locked="0" layoutInCell="1" allowOverlap="1" wp14:anchorId="0E4465F8" wp14:editId="3BA876EF">
             <wp:simplePos x="0" y="0"/>
             <wp:positionH relativeFrom="margin">
               <wp:posOffset>3821430</wp:posOffset>
@@ -484,13 +484,13 @@
                     <pic:cNvPicPr/>
                   </pic:nvPicPr>
                   <pic:blipFill>
-                    <a:blip r:embed="rId8" cstate="print">
+                    <a:blip r:embed="rId9" cstate="print">
                       <a:extLst>
                         <a:ext uri="{28A0092B-C50C-407E-A947-70E740481C1C}">
                           <a14:useLocalDpi xmlns:a14="http://schemas.microsoft.com/office/drawing/2010/main" val="0"/>
                         </a:ext>
                         <a:ext uri="{96DAC541-7B7A-43D3-8B79-37D633B846F1}">
-                          <asvg:svgBlip xmlns:asvg="http://schemas.microsoft.com/office/drawing/2016/SVG/main" r:embed="rId9"/>
+                          <asvg:svgBlip xmlns:asvg="http://schemas.microsoft.com/office/drawing/2016/SVG/main" r:embed="rId10"/>
                         </a:ext>
                       </a:extLst>
                     </a:blip>
@@ -537,17 +537,7 @@
           <w:sz w:val="20"/>
           <w:szCs w:val="20"/>
         </w:rPr>
-        <w:t>1-862-243-08</w:t>
-      </w:r>
-      <w:r>
-        <w:rPr>
-          <w:i w:val="0"/>
-          <w:iCs w:val="0"/>
-          <w:color w:val="000000" w:themeColor="text1"/>
-          <w:sz w:val="20"/>
-          <w:szCs w:val="20"/>
-        </w:rPr>
-        <w:t>33</w:t>
+        <w:t>1-862-243-0833</w:t>
       </w:r>
     </w:p>
     <w:p>
@@ -586,21 +576,6 @@
           <w:pgSz w:w="12240" w:h="15840"/>
           <w:pgMar w:top="360" w:right="432" w:bottom="432" w:left="432" w:header="720" w:footer="720" w:gutter="0"/>
           <w:cols w:num="2" w:space="180"/>
-          <w:docGrid w:linePitch="360"/>
-        </w:sectPr>
-      </w:pPr>
-    </w:p>
-    <w:p>
-      <w:pPr>
-        <w:spacing w:line="240" w:lineRule="auto"/>
-        <w:rPr>
-          <w:rStyle w:val="Strong"/>
-        </w:rPr>
-        <w:sectPr>
-          <w:type w:val="continuous"/>
-          <w:pgSz w:w="12240" w:h="15840"/>
-          <w:pgMar w:top="720" w:right="432" w:bottom="432" w:left="432" w:header="720" w:footer="720" w:gutter="0"/>
-          <w:cols w:space="720"/>
           <w:docGrid w:linePitch="360"/>
         </w:sectPr>
       </w:pPr>
@@ -740,7 +715,6 @@
       <w:pPr>
         <w:pStyle w:val="Heading3"/>
         <w:spacing w:before="0" w:line="240" w:lineRule="auto"/>
-        <w:jc w:val="center"/>
         <w:rPr>
           <w:i/>
           <w:iCs/>
@@ -761,18 +735,18 @@
         <mc:AlternateContent>
           <mc:Choice Requires="wps">
             <w:drawing>
-              <wp:anchor distT="0" distB="0" distL="114300" distR="114300" simplePos="0" relativeHeight="251840512" behindDoc="0" locked="0" layoutInCell="1" allowOverlap="1" wp14:anchorId="3CB183EF" wp14:editId="726D3025">
+              <wp:anchor distT="0" distB="0" distL="114300" distR="114300" simplePos="0" relativeHeight="251841536" behindDoc="0" locked="0" layoutInCell="1" allowOverlap="1" wp14:anchorId="55AA6B15" wp14:editId="77BB333B">
                 <wp:simplePos x="0" y="0"/>
                 <wp:positionH relativeFrom="margin">
-                  <wp:posOffset>-104901</wp:posOffset>
+                  <wp:posOffset>3900805</wp:posOffset>
                 </wp:positionH>
                 <wp:positionV relativeFrom="paragraph">
-                  <wp:posOffset>182422</wp:posOffset>
+                  <wp:posOffset>121920</wp:posOffset>
                 </wp:positionV>
-                <wp:extent cx="2000540" cy="0"/>
+                <wp:extent cx="3437890" cy="0"/>
                 <wp:effectExtent l="0" t="0" r="0" b="0"/>
                 <wp:wrapNone/>
-                <wp:docPr id="26" name="Straight Connector 26"/>
+                <wp:docPr id="27" name="Straight Connector 27"/>
                 <wp:cNvGraphicFramePr/>
                 <a:graphic xmlns:a="http://schemas.openxmlformats.org/drawingml/2006/main">
                   <a:graphicData uri="http://schemas.microsoft.com/office/word/2010/wordprocessingShape">
@@ -781,7 +755,7 @@
                       <wps:spPr>
                         <a:xfrm flipH="1">
                           <a:off x="0" y="0"/>
-                          <a:ext cx="2000540" cy="0"/>
+                          <a:ext cx="3437890" cy="0"/>
                         </a:xfrm>
                         <a:prstGeom prst="line">
                           <a:avLst/>
@@ -809,158 +783,6 @@
                 <wp14:sizeRelH relativeFrom="margin">
                   <wp14:pctWidth>0</wp14:pctWidth>
                 </wp14:sizeRelH>
-              </wp:anchor>
-            </w:drawing>
-          </mc:Choice>
-          <mc:Fallback>
-            <w:pict>
-              <v:line w14:anchorId="0D662677" id="Straight Connector 26" o:spid="_x0000_s1026" style="position:absolute;flip:x;z-index:251840512;visibility:visible;mso-wrap-style:square;mso-width-percent:0;mso-wrap-distance-left:9pt;mso-wrap-distance-top:0;mso-wrap-distance-right:9pt;mso-wrap-distance-bottom:0;mso-position-horizontal:absolute;mso-position-horizontal-relative:margin;mso-position-vertical:absolute;mso-position-vertical-relative:text;mso-width-percent:0;mso-width-relative:margin" from="-8.25pt,14.35pt" to="149.25pt,14.35pt" o:gfxdata="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" strokecolor="#6f6f6f [3204]" strokeweight="1pt">
-                <v:stroke endcap="round"/>
-                <w10:wrap anchorx="margin"/>
-              </v:line>
-            </w:pict>
-          </mc:Fallback>
-        </mc:AlternateContent>
-      </w:r>
-      <w:r>
-        <w:rPr>
-          <w:b/>
-          <w:bCs/>
-          <w:noProof/>
-          <w:color w:val="000000" w:themeColor="text1"/>
-          <w:sz w:val="28"/>
-          <w:szCs w:val="28"/>
-        </w:rPr>
-        <mc:AlternateContent>
-          <mc:Choice Requires="wps">
-            <w:drawing>
-              <wp:anchor distT="0" distB="0" distL="114300" distR="114300" simplePos="0" relativeHeight="251841536" behindDoc="0" locked="0" layoutInCell="1" allowOverlap="1" wp14:anchorId="55AA6B15" wp14:editId="63566AEA">
-                <wp:simplePos x="0" y="0"/>
-                <wp:positionH relativeFrom="margin">
-                  <wp:posOffset>5347970</wp:posOffset>
-                </wp:positionH>
-                <wp:positionV relativeFrom="paragraph">
-                  <wp:posOffset>187960</wp:posOffset>
-                </wp:positionV>
-                <wp:extent cx="1990725" cy="0"/>
-                <wp:effectExtent l="0" t="0" r="0" b="0"/>
-                <wp:wrapNone/>
-                <wp:docPr id="27" name="Straight Connector 27"/>
-                <wp:cNvGraphicFramePr/>
-                <a:graphic xmlns:a="http://schemas.openxmlformats.org/drawingml/2006/main">
-                  <a:graphicData uri="http://schemas.microsoft.com/office/word/2010/wordprocessingShape">
-                    <wps:wsp>
-                      <wps:cNvCnPr/>
-                      <wps:spPr>
-                        <a:xfrm flipH="1">
-                          <a:off x="0" y="0"/>
-                          <a:ext cx="1990725" cy="0"/>
-                        </a:xfrm>
-                        <a:prstGeom prst="line">
-                          <a:avLst/>
-                        </a:prstGeom>
-                        <a:ln w="12700"/>
-                      </wps:spPr>
-                      <wps:style>
-                        <a:lnRef idx="1">
-                          <a:schemeClr val="accent1"/>
-                        </a:lnRef>
-                        <a:fillRef idx="0">
-                          <a:schemeClr val="accent1"/>
-                        </a:fillRef>
-                        <a:effectRef idx="0">
-                          <a:schemeClr val="accent1"/>
-                        </a:effectRef>
-                        <a:fontRef idx="minor">
-                          <a:schemeClr val="tx1"/>
-                        </a:fontRef>
-                      </wps:style>
-                      <wps:bodyPr/>
-                    </wps:wsp>
-                  </a:graphicData>
-                </a:graphic>
-                <wp14:sizeRelH relativeFrom="margin">
-                  <wp14:pctWidth>0</wp14:pctWidth>
-                </wp14:sizeRelH>
-              </wp:anchor>
-            </w:drawing>
-          </mc:Choice>
-          <mc:Fallback>
-            <w:pict>
-              <v:line w14:anchorId="093E461A" id="Straight Connector 27" o:spid="_x0000_s1026" style="position:absolute;flip:x;z-index:251841536;visibility:visible;mso-wrap-style:square;mso-width-percent:0;mso-wrap-distance-left:9pt;mso-wrap-distance-top:0;mso-wrap-distance-right:9pt;mso-wrap-distance-bottom:0;mso-position-horizontal:absolute;mso-position-horizontal-relative:margin;mso-position-vertical:absolute;mso-position-vertical-relative:text;mso-width-percent:0;mso-width-relative:margin" from="421.1pt,14.8pt" to="577.85pt,14.8pt" o:gfxdata="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" strokecolor="#6f6f6f [3204]" strokeweight="1pt">
-                <v:stroke endcap="round"/>
-                <w10:wrap anchorx="margin"/>
-              </v:line>
-            </w:pict>
-          </mc:Fallback>
-        </mc:AlternateContent>
-      </w:r>
-      <w:r>
-        <w:rPr>
-          <w:b/>
-          <w:bCs/>
-          <w:noProof/>
-        </w:rPr>
-        <mc:AlternateContent>
-          <mc:Choice Requires="wps">
-            <w:drawing>
-              <wp:anchor distT="0" distB="0" distL="114300" distR="114300" simplePos="0" relativeHeight="251845632" behindDoc="0" locked="0" layoutInCell="1" allowOverlap="1" wp14:anchorId="7C29F8BB" wp14:editId="7EFD3004">
-                <wp:simplePos x="0" y="0"/>
-                <wp:positionH relativeFrom="column">
-                  <wp:posOffset>1897897</wp:posOffset>
-                </wp:positionH>
-                <wp:positionV relativeFrom="paragraph">
-                  <wp:posOffset>4833</wp:posOffset>
-                </wp:positionV>
-                <wp:extent cx="3450590" cy="393068"/>
-                <wp:effectExtent l="0" t="0" r="16510" b="26035"/>
-                <wp:wrapNone/>
-                <wp:docPr id="853992391" name="Rectangle 113"/>
-                <wp:cNvGraphicFramePr/>
-                <a:graphic xmlns:a="http://schemas.openxmlformats.org/drawingml/2006/main">
-                  <a:graphicData uri="http://schemas.microsoft.com/office/word/2010/wordprocessingShape">
-                    <wps:wsp>
-                      <wps:cNvSpPr/>
-                      <wps:spPr>
-                        <a:xfrm>
-                          <a:off x="0" y="0"/>
-                          <a:ext cx="3450590" cy="393068"/>
-                        </a:xfrm>
-                        <a:prstGeom prst="rect">
-                          <a:avLst/>
-                        </a:prstGeom>
-                        <a:noFill/>
-                        <a:ln w="12700">
-                          <a:solidFill>
-                            <a:schemeClr val="accent1"/>
-                          </a:solidFill>
-                        </a:ln>
-                      </wps:spPr>
-                      <wps:style>
-                        <a:lnRef idx="2">
-                          <a:schemeClr val="accent1">
-                            <a:shade val="15000"/>
-                          </a:schemeClr>
-                        </a:lnRef>
-                        <a:fillRef idx="1">
-                          <a:schemeClr val="accent1"/>
-                        </a:fillRef>
-                        <a:effectRef idx="0">
-                          <a:schemeClr val="accent1"/>
-                        </a:effectRef>
-                        <a:fontRef idx="minor">
-                          <a:schemeClr val="lt1"/>
-                        </a:fontRef>
-                      </wps:style>
-                      <wps:bodyPr rot="0" spcFirstLastPara="0" vertOverflow="overflow" horzOverflow="overflow" vert="horz" wrap="square" lIns="91440" tIns="45720" rIns="91440" bIns="45720" numCol="1" spcCol="0" rtlCol="0" fromWordArt="0" anchor="ctr" anchorCtr="0" forceAA="0" compatLnSpc="1">
-                        <a:prstTxWarp prst="textNoShape">
-                          <a:avLst/>
-                        </a:prstTxWarp>
-                        <a:noAutofit/>
-                      </wps:bodyPr>
-                    </wps:wsp>
-                  </a:graphicData>
-                </a:graphic>
                 <wp14:sizeRelV relativeFrom="margin">
                   <wp14:pctHeight>0</wp14:pctHeight>
                 </wp14:sizeRelV>
@@ -969,9 +791,10 @@
           </mc:Choice>
           <mc:Fallback>
             <w:pict>
-              <v:rect w14:anchorId="0750CD6F" id="Rectangle 113" o:spid="_x0000_s1026" style="position:absolute;margin-left:149.45pt;margin-top:.4pt;width:271.7pt;height:30.95pt;z-index:251845632;visibility:visible;mso-wrap-style:square;mso-height-percent:0;mso-wrap-distance-left:9pt;mso-wrap-distance-top:0;mso-wrap-distance-right:9pt;mso-wrap-distance-bottom:0;mso-position-horizontal:absolute;mso-position-horizontal-relative:text;mso-position-vertical:absolute;mso-position-vertical-relative:text;mso-height-percent:0;mso-height-relative:margin;v-text-anchor:middle" o:gfxdata="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" filled="f" strokecolor="#6f6f6f [3204]" strokeweight="1pt">
+              <v:line w14:anchorId="4E1BB233" id="Straight Connector 27" o:spid="_x0000_s1026" style="position:absolute;flip:x;z-index:251841536;visibility:visible;mso-wrap-style:square;mso-width-percent:0;mso-height-percent:0;mso-wrap-distance-left:9pt;mso-wrap-distance-top:0;mso-wrap-distance-right:9pt;mso-wrap-distance-bottom:0;mso-position-horizontal:absolute;mso-position-horizontal-relative:margin;mso-position-vertical:absolute;mso-position-vertical-relative:text;mso-width-percent:0;mso-height-percent:0;mso-width-relative:margin;mso-height-relative:margin" from="307.15pt,9.6pt" to="577.85pt,9.6pt" o:gfxdata="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" strokecolor="#6f6f6f [3204]" strokeweight="1pt">
                 <v:stroke endcap="round"/>
-              </v:rect>
+                <w10:wrap anchorx="margin"/>
+              </v:line>
             </w:pict>
           </mc:Fallback>
         </mc:AlternateContent>
@@ -1003,12 +826,51 @@
           <w:szCs w:val="28"/>
         </w:rPr>
         <w:t xml:space="preserve"> Bungie</w:t>
+      </w:r>
+      <w:r>
+        <w:rPr>
+          <w:b/>
+          <w:bCs/>
+          <w:color w:val="000000" w:themeColor="text1"/>
+          <w:sz w:val="28"/>
+          <w:szCs w:val="28"/>
+        </w:rPr>
+        <w:t xml:space="preserve"> </w:t>
+      </w:r>
+      <w:r>
+        <w:rPr>
+          <w:i/>
+          <w:iCs/>
+          <w:color w:val="000000" w:themeColor="text1"/>
+          <w:sz w:val="28"/>
+          <w:szCs w:val="28"/>
+        </w:rPr>
+        <w:t>–</w:t>
+      </w:r>
+      <w:r>
+        <w:rPr>
+          <w:b/>
+          <w:bCs/>
+          <w:color w:val="000000" w:themeColor="text1"/>
+          <w:sz w:val="28"/>
+          <w:szCs w:val="28"/>
+        </w:rPr>
+        <w:t xml:space="preserve"> </w:t>
+      </w:r>
+      <w:r>
+        <w:rPr>
+          <w:i/>
+          <w:iCs/>
+          <w:color w:val="000000" w:themeColor="text1"/>
+          <w:sz w:val="28"/>
+          <w:szCs w:val="28"/>
+        </w:rPr>
+        <w:t>“Destiny 2”</w:t>
       </w:r>
     </w:p>
     <w:p>
       <w:pPr>
         <w:spacing w:line="240" w:lineRule="auto"/>
-        <w:jc w:val="center"/>
         <w:rPr>
           <w:rFonts w:asciiTheme="majorHAnsi" w:hAnsiTheme="majorHAnsi"/>
         </w:rPr>
@@ -1022,13 +884,13 @@
         <mc:AlternateContent>
           <mc:Choice Requires="wps">
             <w:drawing>
-              <wp:anchor distT="0" distB="0" distL="114300" distR="114300" simplePos="0" relativeHeight="251844608" behindDoc="0" locked="0" layoutInCell="1" allowOverlap="1" wp14:anchorId="25F695D0" wp14:editId="66C42B2D">
+              <wp:anchor distT="0" distB="0" distL="114300" distR="114300" simplePos="0" relativeHeight="251844608" behindDoc="0" locked="0" layoutInCell="1" allowOverlap="1" wp14:anchorId="25F695D0" wp14:editId="2B96E800">
                 <wp:simplePos x="0" y="0"/>
                 <wp:positionH relativeFrom="column">
-                  <wp:posOffset>3740030</wp:posOffset>
+                  <wp:posOffset>1722120</wp:posOffset>
                 </wp:positionH>
                 <wp:positionV relativeFrom="paragraph">
-                  <wp:posOffset>57358</wp:posOffset>
+                  <wp:posOffset>56515</wp:posOffset>
                 </wp:positionV>
                 <wp:extent cx="81692" cy="74884"/>
                 <wp:effectExtent l="0" t="0" r="13970" b="20955"/>
@@ -1095,11 +957,11 @@
           </mc:Choice>
           <mc:Fallback>
             <w:pict>
-              <v:shapetype w14:anchorId="68CD17E7" id="_x0000_t110" coordsize="21600,21600" o:spt="110" path="m10800,l,10800,10800,21600,21600,10800xe">
+              <v:shapetype w14:anchorId="25378D3A" id="_x0000_t110" coordsize="21600,21600" o:spt="110" path="m10800,l,10800,10800,21600,21600,10800xe">
                 <v:stroke joinstyle="miter"/>
                 <v:path gradientshapeok="t" o:connecttype="rect" textboxrect="5400,5400,16200,16200"/>
               </v:shapetype>
-              <v:shape id="Flowchart: Decision 1174474454" o:spid="_x0000_s1026" type="#_x0000_t110" style="position:absolute;margin-left:294.5pt;margin-top:4.5pt;width:6.45pt;height:5.9pt;z-index:251844608;visibility:visible;mso-wrap-style:square;mso-width-percent:0;mso-height-percent:0;mso-wrap-distance-left:9pt;mso-wrap-distance-top:0;mso-wrap-distance-right:9pt;mso-wrap-distance-bottom:0;mso-position-horizontal:absolute;mso-position-horizontal-relative:text;mso-position-vertical:absolute;mso-position-vertical-relative:text;mso-width-percent:0;mso-height-percent:0;mso-width-relative:margin;mso-height-relative:margin;v-text-anchor:middle" o:gfxdata="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" fillcolor="#7030a0" strokecolor="#5a5a5a [2109]" strokeweight="0">
+              <v:shape id="Flowchart: Decision 1174474454" o:spid="_x0000_s1026" type="#_x0000_t110" style="position:absolute;margin-left:135.6pt;margin-top:4.45pt;width:6.45pt;height:5.9pt;z-index:251844608;visibility:visible;mso-wrap-style:square;mso-width-percent:0;mso-height-percent:0;mso-wrap-distance-left:9pt;mso-wrap-distance-top:0;mso-wrap-distance-right:9pt;mso-wrap-distance-bottom:0;mso-position-horizontal:absolute;mso-position-horizontal-relative:text;mso-position-vertical:absolute;mso-position-vertical-relative:text;mso-width-percent:0;mso-height-percent:0;mso-width-relative:margin;mso-height-relative:margin;v-text-anchor:middle" o:gfxdata="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" fillcolor="#7030a0" strokecolor="#5a5a5a [2109]" strokeweight="0">
                 <v:stroke endcap="round"/>
               </v:shape>
             </w:pict>
@@ -1116,7 +978,12 @@
         <w:rPr>
           <w:rFonts w:asciiTheme="majorHAnsi" w:hAnsiTheme="majorHAnsi"/>
         </w:rPr>
-        <w:tab/>
+        <w:t xml:space="preserve">      </w:t>
+      </w:r>
+      <w:r>
+        <w:rPr>
+          <w:rFonts w:asciiTheme="majorHAnsi" w:hAnsiTheme="majorHAnsi"/>
+        </w:rPr>
         <w:t xml:space="preserve"> Custom</w:t>
       </w:r>
       <w:r>
@@ -1143,22 +1010,11 @@
           <w:sz w:val="18"/>
           <w:szCs w:val="18"/>
         </w:rPr>
-        <w:t>•</w:t>
-      </w:r>
-      <w:r>
-        <w:rPr>
-          <w:rFonts w:asciiTheme="majorHAnsi" w:hAnsiTheme="majorHAnsi"/>
-          <w:color w:val="000000" w:themeColor="text1"/>
-          <w:sz w:val="18"/>
-          <w:szCs w:val="18"/>
-        </w:rPr>
-        <w:t xml:space="preserve"> Participated and contributed to shipping </w:t>
-      </w:r>
-      <w:r>
-        <w:rPr>
-          <w:rFonts w:asciiTheme="majorHAnsi" w:hAnsiTheme="majorHAnsi"/>
-          <w:b/>
-          <w:bCs/>
+        <w:t xml:space="preserve">• Participated and contributed to shipping </w:t>
+      </w:r>
+      <w:r>
+        <w:rPr>
+          <w:rFonts w:asciiTheme="majorHAnsi" w:hAnsiTheme="majorHAnsi"/>
           <w:color w:val="000000" w:themeColor="text1"/>
           <w:sz w:val="18"/>
           <w:szCs w:val="18"/>
@@ -1168,8 +1024,6 @@
       <w:r>
         <w:rPr>
           <w:rFonts w:asciiTheme="majorHAnsi" w:hAnsiTheme="majorHAnsi"/>
-          <w:b/>
-          <w:bCs/>
           <w:color w:val="000000" w:themeColor="text1"/>
           <w:sz w:val="18"/>
           <w:szCs w:val="18"/>
@@ -1179,8 +1033,6 @@
       <w:r>
         <w:rPr>
           <w:rFonts w:asciiTheme="majorHAnsi" w:hAnsiTheme="majorHAnsi"/>
-          <w:b/>
-          <w:bCs/>
           <w:color w:val="000000" w:themeColor="text1"/>
           <w:sz w:val="18"/>
           <w:szCs w:val="18"/>
@@ -1190,8 +1042,6 @@
       <w:r>
         <w:rPr>
           <w:rFonts w:asciiTheme="majorHAnsi" w:hAnsiTheme="majorHAnsi"/>
-          <w:b/>
-          <w:bCs/>
           <w:color w:val="000000" w:themeColor="text1"/>
           <w:sz w:val="18"/>
           <w:szCs w:val="18"/>
@@ -1201,8 +1051,6 @@
       <w:r>
         <w:rPr>
           <w:rFonts w:asciiTheme="majorHAnsi" w:hAnsiTheme="majorHAnsi"/>
-          <w:b/>
-          <w:bCs/>
           <w:color w:val="000000" w:themeColor="text1"/>
           <w:sz w:val="18"/>
           <w:szCs w:val="18"/>
@@ -1212,22 +1060,11 @@
       <w:r>
         <w:rPr>
           <w:rFonts w:asciiTheme="majorHAnsi" w:hAnsiTheme="majorHAnsi"/>
-          <w:b/>
-          <w:bCs/>
-          <w:color w:val="000000" w:themeColor="text1"/>
-          <w:sz w:val="18"/>
-          <w:szCs w:val="18"/>
-        </w:rPr>
-        <w:t>Expansions</w:t>
-      </w:r>
-      <w:r>
-        <w:rPr>
-          <w:rFonts w:asciiTheme="majorHAnsi" w:hAnsiTheme="majorHAnsi"/>
-          <w:color w:val="000000" w:themeColor="text1"/>
-          <w:sz w:val="18"/>
-          <w:szCs w:val="18"/>
-        </w:rPr>
-        <w:t xml:space="preserve"> in a </w:t>
+          <w:color w:val="000000" w:themeColor="text1"/>
+          <w:sz w:val="18"/>
+          <w:szCs w:val="18"/>
+        </w:rPr>
+        <w:t xml:space="preserve">Expansions in a </w:t>
       </w:r>
       <w:r>
         <w:rPr>
@@ -1265,56 +1102,7 @@
           <w:sz w:val="18"/>
           <w:szCs w:val="18"/>
         </w:rPr>
-        <w:t>•</w:t>
-      </w:r>
-      <w:r>
-        <w:rPr>
-          <w:rFonts w:asciiTheme="majorHAnsi" w:hAnsiTheme="majorHAnsi"/>
-          <w:color w:val="000000" w:themeColor="text1"/>
-          <w:sz w:val="18"/>
-          <w:szCs w:val="18"/>
-        </w:rPr>
-        <w:t xml:space="preserve"> Created </w:t>
-      </w:r>
-      <w:r>
-        <w:rPr>
-          <w:rFonts w:asciiTheme="majorHAnsi" w:hAnsiTheme="majorHAnsi"/>
-          <w:b/>
-          <w:bCs/>
-          <w:color w:val="000000" w:themeColor="text1"/>
-          <w:sz w:val="18"/>
-          <w:szCs w:val="18"/>
-        </w:rPr>
-        <w:t>a UI optimization system</w:t>
-      </w:r>
-      <w:r>
-        <w:rPr>
-          <w:rFonts w:asciiTheme="majorHAnsi" w:hAnsiTheme="majorHAnsi"/>
-          <w:color w:val="000000" w:themeColor="text1"/>
-          <w:sz w:val="18"/>
-          <w:szCs w:val="18"/>
-        </w:rPr>
-        <w:t xml:space="preserve"> that was integrated into </w:t>
-      </w:r>
-      <w:r>
-        <w:rPr>
-          <w:rFonts w:asciiTheme="majorHAnsi" w:hAnsiTheme="majorHAnsi"/>
-          <w:b/>
-          <w:bCs/>
-          <w:color w:val="000000" w:themeColor="text1"/>
-          <w:sz w:val="18"/>
-          <w:szCs w:val="18"/>
-        </w:rPr>
-        <w:t>two separate major game projects</w:t>
-      </w:r>
-      <w:r>
-        <w:rPr>
-          <w:rFonts w:asciiTheme="majorHAnsi" w:hAnsiTheme="majorHAnsi"/>
-          <w:color w:val="000000" w:themeColor="text1"/>
-          <w:sz w:val="18"/>
-          <w:szCs w:val="18"/>
-        </w:rPr>
-        <w:t>.</w:t>
+        <w:t>• Created a UI optimization system that was integrated into two major game projects.</w:t>
       </w:r>
     </w:p>
     <w:p>
@@ -1361,27 +1149,7 @@
           <w:sz w:val="18"/>
           <w:szCs w:val="18"/>
         </w:rPr>
-        <w:t xml:space="preserve">a major </w:t>
-      </w:r>
-      <w:r>
-        <w:rPr>
-          <w:rFonts w:asciiTheme="majorHAnsi" w:hAnsiTheme="majorHAnsi"/>
-          <w:b/>
-          <w:bCs/>
-          <w:color w:val="000000" w:themeColor="text1"/>
-          <w:sz w:val="18"/>
-          <w:szCs w:val="18"/>
-        </w:rPr>
-        <w:t xml:space="preserve">“Looking for Game” matchmaking feature </w:t>
-      </w:r>
-      <w:r>
-        <w:rPr>
-          <w:rFonts w:asciiTheme="majorHAnsi" w:hAnsiTheme="majorHAnsi"/>
-          <w:color w:val="000000" w:themeColor="text1"/>
-          <w:sz w:val="18"/>
-          <w:szCs w:val="18"/>
-        </w:rPr>
-        <w:t>that allowed players to group up before an activity.</w:t>
+        <w:t>a major “Looking for Game” matchmaking feature that allowed players to group up before an activity.</w:t>
       </w:r>
     </w:p>
     <w:p>
@@ -1401,42 +1169,20 @@
           <w:sz w:val="18"/>
           <w:szCs w:val="18"/>
         </w:rPr>
-        <w:t>•</w:t>
-      </w:r>
-      <w:r>
-        <w:rPr>
-          <w:rFonts w:asciiTheme="majorHAnsi" w:hAnsiTheme="majorHAnsi"/>
-          <w:color w:val="000000" w:themeColor="text1"/>
-          <w:sz w:val="18"/>
-          <w:szCs w:val="18"/>
-        </w:rPr>
-        <w:t xml:space="preserve"> </w:t>
-      </w:r>
-      <w:r>
-        <w:rPr>
-          <w:rFonts w:asciiTheme="majorHAnsi" w:hAnsiTheme="majorHAnsi"/>
-          <w:color w:val="000000" w:themeColor="text1"/>
-          <w:sz w:val="18"/>
-          <w:szCs w:val="18"/>
-        </w:rPr>
-        <w:t xml:space="preserve">Contributed to a player </w:t>
-      </w:r>
-      <w:r>
-        <w:rPr>
-          <w:rFonts w:asciiTheme="majorHAnsi" w:hAnsiTheme="majorHAnsi"/>
-          <w:b/>
-          <w:bCs/>
-          <w:color w:val="000000" w:themeColor="text1"/>
-          <w:sz w:val="18"/>
-          <w:szCs w:val="18"/>
-        </w:rPr>
-        <w:t>achievement</w:t>
-      </w:r>
-      <w:r>
-        <w:rPr>
-          <w:rFonts w:asciiTheme="majorHAnsi" w:hAnsiTheme="majorHAnsi"/>
-          <w:b/>
-          <w:bCs/>
+        <w:t xml:space="preserve">• </w:t>
+      </w:r>
+      <w:r>
+        <w:rPr>
+          <w:rFonts w:asciiTheme="majorHAnsi" w:hAnsiTheme="majorHAnsi"/>
+          <w:color w:val="000000" w:themeColor="text1"/>
+          <w:sz w:val="18"/>
+          <w:szCs w:val="18"/>
+        </w:rPr>
+        <w:t>Contributed to a player achievement</w:t>
+      </w:r>
+      <w:r>
+        <w:rPr>
+          <w:rFonts w:asciiTheme="majorHAnsi" w:hAnsiTheme="majorHAnsi"/>
           <w:color w:val="000000" w:themeColor="text1"/>
           <w:sz w:val="18"/>
           <w:szCs w:val="18"/>
@@ -1446,22 +1192,11 @@
       <w:r>
         <w:rPr>
           <w:rFonts w:asciiTheme="majorHAnsi" w:hAnsiTheme="majorHAnsi"/>
-          <w:b/>
-          <w:bCs/>
-          <w:color w:val="000000" w:themeColor="text1"/>
-          <w:sz w:val="18"/>
-          <w:szCs w:val="18"/>
-        </w:rPr>
-        <w:t xml:space="preserve"> feature</w:t>
-      </w:r>
-      <w:r>
-        <w:rPr>
-          <w:rFonts w:asciiTheme="majorHAnsi" w:hAnsiTheme="majorHAnsi"/>
-          <w:color w:val="000000" w:themeColor="text1"/>
-          <w:sz w:val="18"/>
-          <w:szCs w:val="18"/>
-        </w:rPr>
-        <w:t xml:space="preserve"> </w:t>
+          <w:color w:val="000000" w:themeColor="text1"/>
+          <w:sz w:val="18"/>
+          <w:szCs w:val="18"/>
+        </w:rPr>
+        <w:t xml:space="preserve"> feature </w:t>
       </w:r>
       <w:r>
         <w:rPr>
@@ -1478,8 +1213,6 @@
         <w:spacing w:after="0" w:line="240" w:lineRule="auto"/>
         <w:rPr>
           <w:rFonts w:asciiTheme="majorHAnsi" w:hAnsiTheme="majorHAnsi"/>
-          <w:b/>
-          <w:bCs/>
           <w:color w:val="000000" w:themeColor="text1"/>
           <w:sz w:val="18"/>
           <w:szCs w:val="18"/>
@@ -1492,16 +1225,7 @@
           <w:sz w:val="18"/>
           <w:szCs w:val="18"/>
         </w:rPr>
-        <w:t>•</w:t>
-      </w:r>
-      <w:r>
-        <w:rPr>
-          <w:rFonts w:asciiTheme="majorHAnsi" w:hAnsiTheme="majorHAnsi"/>
-          <w:color w:val="000000" w:themeColor="text1"/>
-          <w:sz w:val="18"/>
-          <w:szCs w:val="18"/>
-        </w:rPr>
-        <w:t xml:space="preserve"> </w:t>
+        <w:t xml:space="preserve">• </w:t>
       </w:r>
       <w:r>
         <w:rPr>
@@ -1524,8 +1248,6 @@
       <w:r>
         <w:rPr>
           <w:rFonts w:asciiTheme="majorHAnsi" w:hAnsiTheme="majorHAnsi"/>
-          <w:b/>
-          <w:bCs/>
           <w:color w:val="000000" w:themeColor="text1"/>
           <w:sz w:val="18"/>
           <w:szCs w:val="18"/>
@@ -1535,8 +1257,6 @@
       <w:r>
         <w:rPr>
           <w:rFonts w:asciiTheme="majorHAnsi" w:hAnsiTheme="majorHAnsi"/>
-          <w:b/>
-          <w:bCs/>
           <w:color w:val="000000" w:themeColor="text1"/>
           <w:sz w:val="18"/>
           <w:szCs w:val="18"/>
@@ -1546,8 +1266,6 @@
       <w:r>
         <w:rPr>
           <w:rFonts w:asciiTheme="majorHAnsi" w:hAnsiTheme="majorHAnsi"/>
-          <w:b/>
-          <w:bCs/>
           <w:color w:val="000000" w:themeColor="text1"/>
           <w:sz w:val="18"/>
           <w:szCs w:val="18"/>
@@ -1581,18 +1299,7 @@
           <w:sz w:val="18"/>
           <w:szCs w:val="18"/>
         </w:rPr>
-        <w:t xml:space="preserve"> Created and managed </w:t>
-      </w:r>
-      <w:r>
-        <w:rPr>
-          <w:rFonts w:asciiTheme="majorHAnsi" w:hAnsiTheme="majorHAnsi"/>
-          <w:b/>
-          <w:bCs/>
-          <w:color w:val="000000" w:themeColor="text1"/>
-          <w:sz w:val="18"/>
-          <w:szCs w:val="18"/>
-        </w:rPr>
-        <w:t>documentation for multiple features and studio processes.</w:t>
+        <w:t xml:space="preserve"> Created and managed documentation for multiple features and studio processes.</w:t>
       </w:r>
     </w:p>
     <w:p>
@@ -1600,8 +1307,6 @@
         <w:spacing w:after="0" w:line="240" w:lineRule="auto"/>
         <w:rPr>
           <w:rFonts w:asciiTheme="majorHAnsi" w:hAnsiTheme="majorHAnsi"/>
-          <w:b/>
-          <w:bCs/>
           <w:color w:val="000000" w:themeColor="text1"/>
           <w:sz w:val="18"/>
           <w:szCs w:val="18"/>
@@ -1614,33 +1319,11 @@
           <w:sz w:val="18"/>
           <w:szCs w:val="18"/>
         </w:rPr>
-        <w:t>•</w:t>
-      </w:r>
-      <w:r>
-        <w:rPr>
-          <w:rFonts w:asciiTheme="majorHAnsi" w:hAnsiTheme="majorHAnsi"/>
-          <w:color w:val="000000" w:themeColor="text1"/>
-          <w:sz w:val="18"/>
-          <w:szCs w:val="18"/>
-        </w:rPr>
-        <w:t xml:space="preserve"> Worked with industry standard tools such as </w:t>
-      </w:r>
-      <w:r>
-        <w:rPr>
-          <w:rFonts w:asciiTheme="majorHAnsi" w:hAnsiTheme="majorHAnsi"/>
-          <w:b/>
-          <w:bCs/>
-          <w:color w:val="000000" w:themeColor="text1"/>
-          <w:sz w:val="18"/>
-          <w:szCs w:val="18"/>
-        </w:rPr>
-        <w:t>Perforce, Visual Studio, Jira, TFS,</w:t>
-      </w:r>
-      <w:r>
-        <w:rPr>
-          <w:rFonts w:asciiTheme="majorHAnsi" w:hAnsiTheme="majorHAnsi"/>
-          <w:b/>
-          <w:bCs/>
+        <w:t>• Worked with industry standard tools such as Perforce, Visual Studio, Jira, TFS,</w:t>
+      </w:r>
+      <w:r>
+        <w:rPr>
+          <w:rFonts w:asciiTheme="majorHAnsi" w:hAnsiTheme="majorHAnsi"/>
           <w:color w:val="000000" w:themeColor="text1"/>
           <w:sz w:val="18"/>
           <w:szCs w:val="18"/>
@@ -1650,8 +1333,6 @@
       <w:r>
         <w:rPr>
           <w:rFonts w:asciiTheme="majorHAnsi" w:hAnsiTheme="majorHAnsi"/>
-          <w:b/>
-          <w:bCs/>
           <w:color w:val="000000" w:themeColor="text1"/>
           <w:sz w:val="18"/>
           <w:szCs w:val="18"/>
@@ -1661,8 +1342,6 @@
       <w:r>
         <w:rPr>
           <w:rFonts w:asciiTheme="majorHAnsi" w:hAnsiTheme="majorHAnsi"/>
-          <w:b/>
-          <w:bCs/>
           <w:color w:val="000000" w:themeColor="text1"/>
           <w:sz w:val="18"/>
           <w:szCs w:val="18"/>
@@ -1714,18 +1393,7 @@
           <w:sz w:val="18"/>
           <w:szCs w:val="18"/>
         </w:rPr>
-        <w:t xml:space="preserve"> with </w:t>
-      </w:r>
-      <w:r>
-        <w:rPr>
-          <w:rFonts w:asciiTheme="majorHAnsi" w:hAnsiTheme="majorHAnsi"/>
-          <w:b/>
-          <w:bCs/>
-          <w:color w:val="000000" w:themeColor="text1"/>
-          <w:sz w:val="18"/>
-          <w:szCs w:val="18"/>
-        </w:rPr>
-        <w:t>multiple teams of 20+ individuals.</w:t>
+        <w:t xml:space="preserve"> with multiple teams of 20+ individuals.</w:t>
       </w:r>
       <w:r>
         <w:rPr>
@@ -1754,16 +1422,7 @@
           <w:sz w:val="18"/>
           <w:szCs w:val="18"/>
         </w:rPr>
-        <w:t>•</w:t>
-      </w:r>
-      <w:r>
-        <w:rPr>
-          <w:rFonts w:asciiTheme="majorHAnsi" w:hAnsiTheme="majorHAnsi"/>
-          <w:color w:val="000000" w:themeColor="text1"/>
-          <w:sz w:val="18"/>
-          <w:szCs w:val="18"/>
-        </w:rPr>
-        <w:t xml:space="preserve"> </w:t>
+        <w:t xml:space="preserve">• </w:t>
       </w:r>
       <w:r>
         <w:rPr>
@@ -1777,40 +1436,38 @@
       <w:r>
         <w:rPr>
           <w:rFonts w:asciiTheme="majorHAnsi" w:hAnsiTheme="majorHAnsi"/>
-          <w:b/>
-          <w:bCs/>
-          <w:color w:val="000000" w:themeColor="text1"/>
-          <w:sz w:val="18"/>
-          <w:szCs w:val="18"/>
-        </w:rPr>
-        <w:t>“post-launch” security chicken switch abilities</w:t>
-      </w:r>
-      <w:r>
-        <w:rPr>
-          <w:rFonts w:asciiTheme="majorHAnsi" w:hAnsiTheme="majorHAnsi"/>
-          <w:color w:val="000000" w:themeColor="text1"/>
-          <w:sz w:val="18"/>
-          <w:szCs w:val="18"/>
-        </w:rPr>
-        <w:t xml:space="preserve"> into multiple </w:t>
-      </w:r>
-      <w:r>
-        <w:rPr>
-          <w:rFonts w:asciiTheme="majorHAnsi" w:hAnsiTheme="majorHAnsi"/>
-          <w:color w:val="000000" w:themeColor="text1"/>
-          <w:sz w:val="18"/>
-          <w:szCs w:val="18"/>
-        </w:rPr>
-        <w:t>major</w:t>
-      </w:r>
-      <w:r>
-        <w:rPr>
-          <w:rFonts w:asciiTheme="majorHAnsi" w:hAnsiTheme="majorHAnsi"/>
-          <w:color w:val="000000" w:themeColor="text1"/>
-          <w:sz w:val="18"/>
-          <w:szCs w:val="18"/>
-        </w:rPr>
-        <w:t xml:space="preserve"> features.</w:t>
+          <w:color w:val="000000" w:themeColor="text1"/>
+          <w:sz w:val="18"/>
+          <w:szCs w:val="18"/>
+        </w:rPr>
+        <w:t>a</w:t>
+      </w:r>
+      <w:r>
+        <w:rPr>
+          <w:rFonts w:asciiTheme="majorHAnsi" w:hAnsiTheme="majorHAnsi"/>
+          <w:color w:val="000000" w:themeColor="text1"/>
+          <w:sz w:val="18"/>
+          <w:szCs w:val="18"/>
+        </w:rPr>
+        <w:t xml:space="preserve">rtificial </w:t>
+      </w:r>
+      <w:r>
+        <w:rPr>
+          <w:rFonts w:asciiTheme="majorHAnsi" w:hAnsiTheme="majorHAnsi"/>
+          <w:color w:val="000000" w:themeColor="text1"/>
+          <w:sz w:val="18"/>
+          <w:szCs w:val="18"/>
+        </w:rPr>
+        <w:t>i</w:t>
+      </w:r>
+      <w:r>
+        <w:rPr>
+          <w:rFonts w:asciiTheme="majorHAnsi" w:hAnsiTheme="majorHAnsi"/>
+          <w:color w:val="000000" w:themeColor="text1"/>
+          <w:sz w:val="18"/>
+          <w:szCs w:val="18"/>
+        </w:rPr>
+        <w:t>ntelligence to accelerate workflow through common tasks and documentation.</w:t>
       </w:r>
     </w:p>
     <w:p>
@@ -1830,36 +1487,25 @@
           <w:sz w:val="18"/>
           <w:szCs w:val="18"/>
         </w:rPr>
-        <w:t>•</w:t>
-      </w:r>
-      <w:r>
-        <w:rPr>
-          <w:rFonts w:asciiTheme="majorHAnsi" w:hAnsiTheme="majorHAnsi"/>
-          <w:color w:val="000000" w:themeColor="text1"/>
-          <w:sz w:val="18"/>
-          <w:szCs w:val="18"/>
-        </w:rPr>
-        <w:t xml:space="preserve"> Participated in </w:t>
-      </w:r>
-      <w:r>
-        <w:rPr>
-          <w:rFonts w:asciiTheme="majorHAnsi" w:hAnsiTheme="majorHAnsi"/>
-          <w:b/>
-          <w:bCs/>
-          <w:color w:val="000000" w:themeColor="text1"/>
-          <w:sz w:val="18"/>
-          <w:szCs w:val="18"/>
-        </w:rPr>
-        <w:t>code review process</w:t>
-      </w:r>
-      <w:r>
-        <w:rPr>
-          <w:rFonts w:asciiTheme="majorHAnsi" w:hAnsiTheme="majorHAnsi"/>
-          <w:color w:val="000000" w:themeColor="text1"/>
-          <w:sz w:val="18"/>
-          <w:szCs w:val="18"/>
-        </w:rPr>
-        <w:t xml:space="preserve"> for </w:t>
+        <w:t>• Participated in</w:t>
+      </w:r>
+      <w:r>
+        <w:rPr>
+          <w:rFonts w:asciiTheme="majorHAnsi" w:hAnsiTheme="majorHAnsi"/>
+          <w:color w:val="000000" w:themeColor="text1"/>
+          <w:sz w:val="18"/>
+          <w:szCs w:val="18"/>
+        </w:rPr>
+        <w:t xml:space="preserve"> the</w:t>
+      </w:r>
+      <w:r>
+        <w:rPr>
+          <w:rFonts w:asciiTheme="majorHAnsi" w:hAnsiTheme="majorHAnsi"/>
+          <w:color w:val="000000" w:themeColor="text1"/>
+          <w:sz w:val="18"/>
+          <w:szCs w:val="18"/>
+        </w:rPr>
+        <w:t xml:space="preserve"> code review process for </w:t>
       </w:r>
       <w:r>
         <w:rPr>
@@ -2068,14 +1714,23 @@
           <w:sz w:val="21"/>
           <w:szCs w:val="18"/>
         </w:rPr>
-        <w:t>at D</w:t>
+        <w:t xml:space="preserve">at </w:t>
       </w:r>
       <w:r>
         <w:rPr>
           <w:rFonts w:cs="Arial"/>
           <w:color w:val="000000" w:themeColor="text1"/>
-          <w:sz w:val="21"/>
-          <w:szCs w:val="18"/>
+          <w:sz w:val="28"/>
+          <w:szCs w:val="24"/>
+        </w:rPr>
+        <w:t>D</w:t>
+      </w:r>
+      <w:r>
+        <w:rPr>
+          <w:rFonts w:cs="Arial"/>
+          <w:color w:val="000000" w:themeColor="text1"/>
+          <w:sz w:val="28"/>
+          <w:szCs w:val="24"/>
         </w:rPr>
         <w:t>igiPen Institute of Technology</w:t>
       </w:r>
@@ -3520,7 +3175,7 @@
         <mc:AlternateContent>
           <mc:Choice Requires="wps">
             <w:drawing>
-              <wp:anchor distT="0" distB="0" distL="114300" distR="114300" simplePos="0" relativeHeight="251811840" behindDoc="0" locked="0" layoutInCell="1" allowOverlap="1" wp14:anchorId="3CCAE75C" wp14:editId="336CD03A">
+              <wp:anchor distT="0" distB="0" distL="114300" distR="114300" simplePos="0" relativeHeight="251811840" behindDoc="0" locked="0" layoutInCell="1" allowOverlap="1" wp14:anchorId="3CCAE75C" wp14:editId="1B68DF48">
                 <wp:simplePos x="0" y="0"/>
                 <wp:positionH relativeFrom="margin">
                   <wp:posOffset>4415375</wp:posOffset>
@@ -4096,7 +3751,7 @@
         <mc:AlternateContent>
           <mc:Choice Requires="wps">
             <w:drawing>
-              <wp:anchor distT="0" distB="0" distL="114300" distR="114300" simplePos="0" relativeHeight="251813888" behindDoc="0" locked="0" layoutInCell="1" allowOverlap="1" wp14:anchorId="6E842A3E" wp14:editId="6A6CCABD">
+              <wp:anchor distT="0" distB="0" distL="114300" distR="114300" simplePos="0" relativeHeight="251813888" behindDoc="0" locked="0" layoutInCell="1" allowOverlap="1" wp14:anchorId="6E842A3E" wp14:editId="46A20623">
                 <wp:simplePos x="0" y="0"/>
                 <wp:positionH relativeFrom="margin">
                   <wp:posOffset>5284508</wp:posOffset>
@@ -4149,7 +3804,7 @@
           </mc:Choice>
           <mc:Fallback>
             <w:pict>
-              <v:line w14:anchorId="003774B9" id="Straight Connector 35" o:spid="_x0000_s1026" style="position:absolute;flip:x;z-index:251813888;visibility:visible;mso-wrap-style:square;mso-width-percent:0;mso-wrap-distance-left:9pt;mso-wrap-distance-top:0;mso-wrap-distance-right:9pt;mso-wrap-distance-bottom:0;mso-position-horizontal:absolute;mso-position-horizontal-relative:margin;mso-position-vertical:absolute;mso-position-vertical-relative:text;mso-width-percent:0;mso-width-relative:margin" from="416.1pt,9.65pt" to="578.05pt,9.65pt" o:gfxdata="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" strokecolor="#6f6f6f [3204]" strokeweight="1pt">
+              <v:line w14:anchorId="14763659" id="Straight Connector 35" o:spid="_x0000_s1026" style="position:absolute;flip:x;z-index:251813888;visibility:visible;mso-wrap-style:square;mso-width-percent:0;mso-wrap-distance-left:9pt;mso-wrap-distance-top:0;mso-wrap-distance-right:9pt;mso-wrap-distance-bottom:0;mso-position-horizontal:absolute;mso-position-horizontal-relative:margin;mso-position-vertical:absolute;mso-position-vertical-relative:text;mso-width-percent:0;mso-width-relative:margin" from="416.1pt,9.65pt" to="578.05pt,9.65pt" o:gfxdata="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" strokecolor="#6f6f6f [3204]" strokeweight="1pt">
                 <v:stroke endcap="round"/>
                 <w10:wrap anchorx="margin"/>
               </v:line>
@@ -4974,7 +4629,7 @@
     </w:p>
     <w:p>
       <w:pPr>
-        <w:spacing w:after="0" w:line="240" w:lineRule="auto"/>
+        <w:spacing w:after="0" w:line="360" w:lineRule="auto"/>
         <w:rPr>
           <w:rFonts w:asciiTheme="majorHAnsi" w:hAnsiTheme="majorHAnsi"/>
           <w:color w:val="000000" w:themeColor="text1"/>
@@ -5494,7 +5149,89 @@
         <mc:AlternateContent>
           <mc:Choice Requires="wps">
             <w:drawing>
-              <wp:anchor distT="0" distB="0" distL="114300" distR="114300" simplePos="0" relativeHeight="251692032" behindDoc="0" locked="0" layoutInCell="1" allowOverlap="1" wp14:anchorId="68A8EF2C" wp14:editId="666169EF">
+              <wp:anchor distT="0" distB="0" distL="114300" distR="114300" simplePos="0" relativeHeight="251663360" behindDoc="0" locked="0" layoutInCell="1" allowOverlap="1" wp14:anchorId="0E627227" wp14:editId="0853178D">
+                <wp:simplePos x="0" y="0"/>
+                <wp:positionH relativeFrom="margin">
+                  <wp:posOffset>566407</wp:posOffset>
+                </wp:positionH>
+                <wp:positionV relativeFrom="paragraph">
+                  <wp:posOffset>91157</wp:posOffset>
+                </wp:positionV>
+                <wp:extent cx="1444279" cy="0"/>
+                <wp:effectExtent l="38100" t="38100" r="3810" b="57150"/>
+                <wp:wrapNone/>
+                <wp:docPr id="9" name="Straight Connector 9"/>
+                <wp:cNvGraphicFramePr/>
+                <a:graphic xmlns:a="http://schemas.openxmlformats.org/drawingml/2006/main">
+                  <a:graphicData uri="http://schemas.microsoft.com/office/word/2010/wordprocessingShape">
+                    <wps:wsp>
+                      <wps:cNvCnPr/>
+                      <wps:spPr>
+                        <a:xfrm>
+                          <a:off x="0" y="0"/>
+                          <a:ext cx="1444279" cy="0"/>
+                        </a:xfrm>
+                        <a:prstGeom prst="line">
+                          <a:avLst/>
+                        </a:prstGeom>
+                        <a:ln w="12700" cap="rnd" cmpd="sng">
+                          <a:solidFill>
+                            <a:schemeClr val="tx1"/>
+                          </a:solidFill>
+                          <a:prstDash val="solid"/>
+                          <a:headEnd type="diamond"/>
+                          <a:tailEnd type="none"/>
+                        </a:ln>
+                      </wps:spPr>
+                      <wps:style>
+                        <a:lnRef idx="1">
+                          <a:schemeClr val="accent1"/>
+                        </a:lnRef>
+                        <a:fillRef idx="0">
+                          <a:schemeClr val="accent1"/>
+                        </a:fillRef>
+                        <a:effectRef idx="0">
+                          <a:schemeClr val="accent1"/>
+                        </a:effectRef>
+                        <a:fontRef idx="minor">
+                          <a:schemeClr val="tx1"/>
+                        </a:fontRef>
+                      </wps:style>
+                      <wps:bodyPr/>
+                    </wps:wsp>
+                  </a:graphicData>
+                </a:graphic>
+                <wp14:sizeRelH relativeFrom="margin">
+                  <wp14:pctWidth>0</wp14:pctWidth>
+                </wp14:sizeRelH>
+                <wp14:sizeRelV relativeFrom="margin">
+                  <wp14:pctHeight>0</wp14:pctHeight>
+                </wp14:sizeRelV>
+              </wp:anchor>
+            </w:drawing>
+          </mc:Choice>
+          <mc:Fallback>
+            <w:pict>
+              <v:line w14:anchorId="2BAB66A0" id="Straight Connector 9" o:spid="_x0000_s1026" style="position:absolute;z-index:251663360;visibility:visible;mso-wrap-style:square;mso-width-percent:0;mso-height-percent:0;mso-wrap-distance-left:9pt;mso-wrap-distance-top:0;mso-wrap-distance-right:9pt;mso-wrap-distance-bottom:0;mso-position-horizontal:absolute;mso-position-horizontal-relative:margin;mso-position-vertical:absolute;mso-position-vertical-relative:text;mso-width-percent:0;mso-height-percent:0;mso-width-relative:margin;mso-height-relative:margin" from="44.6pt,7.2pt" to="158.3pt,7.2pt" o:gfxdata="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" strokecolor="black [3213]" strokeweight="1pt">
+                <v:stroke startarrow="diamond" endcap="round"/>
+                <w10:wrap anchorx="margin"/>
+              </v:line>
+            </w:pict>
+          </mc:Fallback>
+        </mc:AlternateContent>
+      </w:r>
+      <w:r>
+        <w:rPr>
+          <w:rFonts w:asciiTheme="majorHAnsi" w:hAnsiTheme="majorHAnsi" w:cs="Arial"/>
+          <w:noProof/>
+          <w:color w:val="000000" w:themeColor="text1"/>
+          <w:sz w:val="20"/>
+          <w:szCs w:val="20"/>
+        </w:rPr>
+        <mc:AlternateContent>
+          <mc:Choice Requires="wps">
+            <w:drawing>
+              <wp:anchor distT="0" distB="0" distL="114300" distR="114300" simplePos="0" relativeHeight="251692032" behindDoc="0" locked="0" layoutInCell="1" allowOverlap="1" wp14:anchorId="68A8EF2C" wp14:editId="164B1982">
                 <wp:simplePos x="0" y="0"/>
                 <wp:positionH relativeFrom="column">
                   <wp:posOffset>2870200</wp:posOffset>
@@ -5520,14 +5257,14 @@
                           <a:avLst/>
                         </a:prstGeom>
                         <a:solidFill>
-                          <a:schemeClr val="bg1"/>
+                          <a:schemeClr val="tx1">
+                            <a:lumMod val="75000"/>
+                            <a:lumOff val="25000"/>
+                          </a:schemeClr>
                         </a:solidFill>
                         <a:ln w="15240">
                           <a:solidFill>
-                            <a:schemeClr val="tx1">
-                              <a:lumMod val="65000"/>
-                              <a:lumOff val="35000"/>
-                            </a:schemeClr>
+                            <a:schemeClr val="tx1"/>
                           </a:solidFill>
                         </a:ln>
                       </wps:spPr>
@@ -5567,11 +5304,11 @@
           </mc:Choice>
           <mc:Fallback>
             <w:pict>
-              <v:shapetype w14:anchorId="0945023A" id="_x0000_t110" coordsize="21600,21600" o:spt="110" path="m10800,l,10800,10800,21600,21600,10800xe">
+              <v:shapetype w14:anchorId="0D3201E1" id="_x0000_t110" coordsize="21600,21600" o:spt="110" path="m10800,l,10800,10800,21600,21600,10800xe">
                 <v:stroke joinstyle="miter"/>
                 <v:path gradientshapeok="t" o:connecttype="rect" textboxrect="5400,5400,16200,16200"/>
               </v:shapetype>
-              <v:shape id="Flowchart: Decision 55" o:spid="_x0000_s1026" type="#_x0000_t110" style="position:absolute;margin-left:226pt;margin-top:1.7pt;width:11.6pt;height:10.6pt;z-index:251692032;visibility:visible;mso-wrap-style:square;mso-width-percent:0;mso-height-percent:0;mso-wrap-distance-left:9pt;mso-wrap-distance-top:0;mso-wrap-distance-right:9pt;mso-wrap-distance-bottom:0;mso-position-horizontal:absolute;mso-position-horizontal-relative:text;mso-position-vertical:absolute;mso-position-vertical-relative:text;mso-width-percent:0;mso-height-percent:0;mso-width-relative:margin;mso-height-relative:margin;v-text-anchor:middle" o:gfxdata="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" fillcolor="white [3212]" strokecolor="#5a5a5a [2109]" strokeweight="1.2pt">
+              <v:shape id="Flowchart: Decision 55" o:spid="_x0000_s1026" type="#_x0000_t110" style="position:absolute;margin-left:226pt;margin-top:1.7pt;width:11.6pt;height:10.6pt;z-index:251692032;visibility:visible;mso-wrap-style:square;mso-width-percent:0;mso-height-percent:0;mso-wrap-distance-left:9pt;mso-wrap-distance-top:0;mso-wrap-distance-right:9pt;mso-wrap-distance-bottom:0;mso-position-horizontal:absolute;mso-position-horizontal-relative:text;mso-position-vertical:absolute;mso-position-vertical-relative:text;mso-width-percent:0;mso-height-percent:0;mso-width-relative:margin;mso-height-relative:margin;v-text-anchor:middle" o:gfxdata="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" fillcolor="#404040 [2429]" strokecolor="black [3213]" strokeweight="1.2pt">
                 <v:stroke endcap="round"/>
               </v:shape>
             </w:pict>
@@ -5589,7 +5326,7 @@
         <mc:AlternateContent>
           <mc:Choice Requires="wps">
             <w:drawing>
-              <wp:anchor distT="0" distB="0" distL="114300" distR="114300" simplePos="0" relativeHeight="251683840" behindDoc="0" locked="0" layoutInCell="1" allowOverlap="1" wp14:anchorId="56ABEBB5" wp14:editId="7D7DBB0F">
+              <wp:anchor distT="0" distB="0" distL="114300" distR="114300" simplePos="0" relativeHeight="251683840" behindDoc="0" locked="0" layoutInCell="1" allowOverlap="1" wp14:anchorId="56ABEBB5" wp14:editId="694F0E7A">
                 <wp:simplePos x="0" y="0"/>
                 <wp:positionH relativeFrom="column">
                   <wp:posOffset>2098675</wp:posOffset>
@@ -5616,16 +5353,13 @@
                         </a:prstGeom>
                         <a:solidFill>
                           <a:schemeClr val="tx1">
-                            <a:lumMod val="65000"/>
-                            <a:lumOff val="35000"/>
+                            <a:lumMod val="75000"/>
+                            <a:lumOff val="25000"/>
                           </a:schemeClr>
                         </a:solidFill>
                         <a:ln w="15240">
                           <a:solidFill>
-                            <a:schemeClr val="tx1">
-                              <a:lumMod val="65000"/>
-                              <a:lumOff val="35000"/>
-                            </a:schemeClr>
+                            <a:schemeClr val="tx1"/>
                           </a:solidFill>
                         </a:ln>
                       </wps:spPr>
@@ -5665,7 +5399,7 @@
           </mc:Choice>
           <mc:Fallback>
             <w:pict>
-              <v:shape w14:anchorId="56DD942C" id="Flowchart: Decision 48" o:spid="_x0000_s1026" type="#_x0000_t110" style="position:absolute;margin-left:165.25pt;margin-top:1.35pt;width:11.6pt;height:10.6pt;z-index:251683840;visibility:visible;mso-wrap-style:square;mso-width-percent:0;mso-height-percent:0;mso-wrap-distance-left:9pt;mso-wrap-distance-top:0;mso-wrap-distance-right:9pt;mso-wrap-distance-bottom:0;mso-position-horizontal:absolute;mso-position-horizontal-relative:text;mso-position-vertical:absolute;mso-position-vertical-relative:text;mso-width-percent:0;mso-height-percent:0;mso-width-relative:margin;mso-height-relative:margin;v-text-anchor:middle" o:gfxdata="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" fillcolor="#5a5a5a [2109]" strokecolor="#5a5a5a [2109]" strokeweight="1.2pt">
+              <v:shape w14:anchorId="57CB8FA3" id="Flowchart: Decision 48" o:spid="_x0000_s1026" type="#_x0000_t110" style="position:absolute;margin-left:165.25pt;margin-top:1.35pt;width:11.6pt;height:10.6pt;z-index:251683840;visibility:visible;mso-wrap-style:square;mso-width-percent:0;mso-height-percent:0;mso-wrap-distance-left:9pt;mso-wrap-distance-top:0;mso-wrap-distance-right:9pt;mso-wrap-distance-bottom:0;mso-position-horizontal:absolute;mso-position-horizontal-relative:text;mso-position-vertical:absolute;mso-position-vertical-relative:text;mso-width-percent:0;mso-height-percent:0;mso-width-relative:margin;mso-height-relative:margin;v-text-anchor:middle" o:gfxdata="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" fillcolor="#404040 [2429]" strokecolor="black [3213]" strokeweight="1.2pt">
                 <v:stroke endcap="round"/>
               </v:shape>
             </w:pict>
@@ -5683,7 +5417,7 @@
         <mc:AlternateContent>
           <mc:Choice Requires="wps">
             <w:drawing>
-              <wp:anchor distT="0" distB="0" distL="114300" distR="114300" simplePos="0" relativeHeight="251689984" behindDoc="0" locked="0" layoutInCell="1" allowOverlap="1" wp14:anchorId="7261BC47" wp14:editId="5B7E3159">
+              <wp:anchor distT="0" distB="0" distL="114300" distR="114300" simplePos="0" relativeHeight="251689984" behindDoc="0" locked="0" layoutInCell="1" allowOverlap="1" wp14:anchorId="7261BC47" wp14:editId="1D6F3886">
                 <wp:simplePos x="0" y="0"/>
                 <wp:positionH relativeFrom="column">
                   <wp:posOffset>2680335</wp:posOffset>
@@ -5710,16 +5444,13 @@
                         </a:prstGeom>
                         <a:solidFill>
                           <a:schemeClr val="tx1">
-                            <a:lumMod val="65000"/>
-                            <a:lumOff val="35000"/>
+                            <a:lumMod val="75000"/>
+                            <a:lumOff val="25000"/>
                           </a:schemeClr>
                         </a:solidFill>
                         <a:ln w="15240">
                           <a:solidFill>
-                            <a:schemeClr val="tx1">
-                              <a:lumMod val="65000"/>
-                              <a:lumOff val="35000"/>
-                            </a:schemeClr>
+                            <a:schemeClr val="tx1"/>
                           </a:solidFill>
                         </a:ln>
                       </wps:spPr>
@@ -5759,7 +5490,7 @@
           </mc:Choice>
           <mc:Fallback>
             <w:pict>
-              <v:shape w14:anchorId="39E69C95" id="Flowchart: Decision 54" o:spid="_x0000_s1026" type="#_x0000_t110" style="position:absolute;margin-left:211.05pt;margin-top:1.7pt;width:11.6pt;height:10.6pt;z-index:251689984;visibility:visible;mso-wrap-style:square;mso-width-percent:0;mso-height-percent:0;mso-wrap-distance-left:9pt;mso-wrap-distance-top:0;mso-wrap-distance-right:9pt;mso-wrap-distance-bottom:0;mso-position-horizontal:absolute;mso-position-horizontal-relative:text;mso-position-vertical:absolute;mso-position-vertical-relative:text;mso-width-percent:0;mso-height-percent:0;mso-width-relative:margin;mso-height-relative:margin;v-text-anchor:middle" o:gfxdata="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" fillcolor="#5a5a5a [2109]" strokecolor="#5a5a5a [2109]" strokeweight="1.2pt">
+              <v:shape w14:anchorId="54A8E0B7" id="Flowchart: Decision 54" o:spid="_x0000_s1026" type="#_x0000_t110" style="position:absolute;margin-left:211.05pt;margin-top:1.7pt;width:11.6pt;height:10.6pt;z-index:251689984;visibility:visible;mso-wrap-style:square;mso-width-percent:0;mso-height-percent:0;mso-wrap-distance-left:9pt;mso-wrap-distance-top:0;mso-wrap-distance-right:9pt;mso-wrap-distance-bottom:0;mso-position-horizontal:absolute;mso-position-horizontal-relative:text;mso-position-vertical:absolute;mso-position-vertical-relative:text;mso-width-percent:0;mso-height-percent:0;mso-width-relative:margin;mso-height-relative:margin;v-text-anchor:middle" o:gfxdata="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" fillcolor="#404040 [2429]" strokecolor="black [3213]" strokeweight="1.2pt">
                 <v:stroke endcap="round"/>
               </v:shape>
             </w:pict>
@@ -5777,7 +5508,7 @@
         <mc:AlternateContent>
           <mc:Choice Requires="wps">
             <w:drawing>
-              <wp:anchor distT="0" distB="0" distL="114300" distR="114300" simplePos="0" relativeHeight="251687936" behindDoc="0" locked="0" layoutInCell="1" allowOverlap="1" wp14:anchorId="1BC48710" wp14:editId="1338154D">
+              <wp:anchor distT="0" distB="0" distL="114300" distR="114300" simplePos="0" relativeHeight="251687936" behindDoc="0" locked="0" layoutInCell="1" allowOverlap="1" wp14:anchorId="1BC48710" wp14:editId="156E50B2">
                 <wp:simplePos x="0" y="0"/>
                 <wp:positionH relativeFrom="column">
                   <wp:posOffset>2489835</wp:posOffset>
@@ -5804,16 +5535,13 @@
                         </a:prstGeom>
                         <a:solidFill>
                           <a:schemeClr val="tx1">
-                            <a:lumMod val="65000"/>
-                            <a:lumOff val="35000"/>
+                            <a:lumMod val="75000"/>
+                            <a:lumOff val="25000"/>
                           </a:schemeClr>
                         </a:solidFill>
                         <a:ln w="15240">
                           <a:solidFill>
-                            <a:schemeClr val="tx1">
-                              <a:lumMod val="65000"/>
-                              <a:lumOff val="35000"/>
-                            </a:schemeClr>
+                            <a:schemeClr val="tx1"/>
                           </a:solidFill>
                         </a:ln>
                       </wps:spPr>
@@ -5853,7 +5581,7 @@
           </mc:Choice>
           <mc:Fallback>
             <w:pict>
-              <v:shape w14:anchorId="51CB76AA" id="Flowchart: Decision 53" o:spid="_x0000_s1026" type="#_x0000_t110" style="position:absolute;margin-left:196.05pt;margin-top:1.35pt;width:11.6pt;height:10.6pt;z-index:251687936;visibility:visible;mso-wrap-style:square;mso-width-percent:0;mso-height-percent:0;mso-wrap-distance-left:9pt;mso-wrap-distance-top:0;mso-wrap-distance-right:9pt;mso-wrap-distance-bottom:0;mso-position-horizontal:absolute;mso-position-horizontal-relative:text;mso-position-vertical:absolute;mso-position-vertical-relative:text;mso-width-percent:0;mso-height-percent:0;mso-width-relative:margin;mso-height-relative:margin;v-text-anchor:middle" o:gfxdata="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" fillcolor="#5a5a5a [2109]" strokecolor="#5a5a5a [2109]" strokeweight="1.2pt">
+              <v:shape w14:anchorId="290C398D" id="Flowchart: Decision 53" o:spid="_x0000_s1026" type="#_x0000_t110" style="position:absolute;margin-left:196.05pt;margin-top:1.35pt;width:11.6pt;height:10.6pt;z-index:251687936;visibility:visible;mso-wrap-style:square;mso-width-percent:0;mso-height-percent:0;mso-wrap-distance-left:9pt;mso-wrap-distance-top:0;mso-wrap-distance-right:9pt;mso-wrap-distance-bottom:0;mso-position-horizontal:absolute;mso-position-horizontal-relative:text;mso-position-vertical:absolute;mso-position-vertical-relative:text;mso-width-percent:0;mso-height-percent:0;mso-width-relative:margin;mso-height-relative:margin;v-text-anchor:middle" o:gfxdata="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" fillcolor="#404040 [2429]" strokecolor="black [3213]" strokeweight="1.2pt">
                 <v:stroke endcap="round"/>
               </v:shape>
             </w:pict>
@@ -5871,7 +5599,7 @@
         <mc:AlternateContent>
           <mc:Choice Requires="wps">
             <w:drawing>
-              <wp:anchor distT="0" distB="0" distL="114300" distR="114300" simplePos="0" relativeHeight="251685888" behindDoc="0" locked="0" layoutInCell="1" allowOverlap="1" wp14:anchorId="16EAAECB" wp14:editId="6995E903">
+              <wp:anchor distT="0" distB="0" distL="114300" distR="114300" simplePos="0" relativeHeight="251685888" behindDoc="0" locked="0" layoutInCell="1" allowOverlap="1" wp14:anchorId="16EAAECB" wp14:editId="0691AC12">
                 <wp:simplePos x="0" y="0"/>
                 <wp:positionH relativeFrom="column">
                   <wp:posOffset>2289497</wp:posOffset>
@@ -5898,16 +5626,13 @@
                         </a:prstGeom>
                         <a:solidFill>
                           <a:schemeClr val="tx1">
-                            <a:lumMod val="65000"/>
-                            <a:lumOff val="35000"/>
+                            <a:lumMod val="75000"/>
+                            <a:lumOff val="25000"/>
                           </a:schemeClr>
                         </a:solidFill>
                         <a:ln w="15240">
                           <a:solidFill>
-                            <a:schemeClr val="tx1">
-                              <a:lumMod val="65000"/>
-                              <a:lumOff val="35000"/>
-                            </a:schemeClr>
+                            <a:schemeClr val="tx1"/>
                           </a:solidFill>
                         </a:ln>
                       </wps:spPr>
@@ -5947,7 +5672,7 @@
           </mc:Choice>
           <mc:Fallback>
             <w:pict>
-              <v:shape w14:anchorId="50EF4670" id="Flowchart: Decision 52" o:spid="_x0000_s1026" type="#_x0000_t110" style="position:absolute;margin-left:180.3pt;margin-top:1.4pt;width:11.6pt;height:10.6pt;z-index:251685888;visibility:visible;mso-wrap-style:square;mso-width-percent:0;mso-height-percent:0;mso-wrap-distance-left:9pt;mso-wrap-distance-top:0;mso-wrap-distance-right:9pt;mso-wrap-distance-bottom:0;mso-position-horizontal:absolute;mso-position-horizontal-relative:text;mso-position-vertical:absolute;mso-position-vertical-relative:text;mso-width-percent:0;mso-height-percent:0;mso-width-relative:margin;mso-height-relative:margin;v-text-anchor:middle" o:gfxdata="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" fillcolor="#5a5a5a [2109]" strokecolor="#5a5a5a [2109]" strokeweight="1.2pt">
+              <v:shape w14:anchorId="698FC045" id="Flowchart: Decision 52" o:spid="_x0000_s1026" type="#_x0000_t110" style="position:absolute;margin-left:180.3pt;margin-top:1.4pt;width:11.6pt;height:10.6pt;z-index:251685888;visibility:visible;mso-wrap-style:square;mso-width-percent:0;mso-height-percent:0;mso-wrap-distance-left:9pt;mso-wrap-distance-top:0;mso-wrap-distance-right:9pt;mso-wrap-distance-bottom:0;mso-position-horizontal:absolute;mso-position-horizontal-relative:text;mso-position-vertical:absolute;mso-position-vertical-relative:text;mso-width-percent:0;mso-height-percent:0;mso-width-relative:margin;mso-height-relative:margin;v-text-anchor:middle" o:gfxdata="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" fillcolor="#404040 [2429]" strokecolor="black [3213]" strokeweight="1.2pt">
                 <v:stroke endcap="round"/>
               </v:shape>
             </w:pict>
@@ -5957,6 +5682,36 @@
       <w:r>
         <w:rPr>
           <w:rFonts w:asciiTheme="majorHAnsi" w:hAnsiTheme="majorHAnsi" w:cs="Arial"/>
+          <w:color w:val="000000" w:themeColor="text1"/>
+          <w:sz w:val="20"/>
+          <w:szCs w:val="20"/>
+        </w:rPr>
+        <w:t>C / C++</w:t>
+      </w:r>
+      <w:r>
+        <w:rPr>
+          <w:rFonts w:asciiTheme="majorHAnsi" w:hAnsiTheme="majorHAnsi" w:cs="Arial"/>
+          <w:color w:val="000000" w:themeColor="text1"/>
+          <w:sz w:val="20"/>
+          <w:szCs w:val="20"/>
+        </w:rPr>
+        <w:t xml:space="preserve">  </w:t>
+      </w:r>
+    </w:p>
+    <w:p>
+      <w:pPr>
+        <w:spacing w:after="0" w:line="240" w:lineRule="auto"/>
+        <w:ind w:right="648"/>
+        <w:rPr>
+          <w:rFonts w:asciiTheme="majorHAnsi" w:hAnsiTheme="majorHAnsi" w:cs="Arial"/>
+          <w:color w:val="000000" w:themeColor="text1"/>
+          <w:sz w:val="20"/>
+          <w:szCs w:val="20"/>
+        </w:rPr>
+      </w:pPr>
+      <w:r>
+        <w:rPr>
+          <w:rFonts w:asciiTheme="majorHAnsi" w:hAnsiTheme="majorHAnsi" w:cs="Arial"/>
           <w:noProof/>
           <w:color w:val="000000" w:themeColor="text1"/>
           <w:sz w:val="20"/>
@@ -5965,18 +5720,18 @@
         <mc:AlternateContent>
           <mc:Choice Requires="wps">
             <w:drawing>
-              <wp:anchor distT="0" distB="0" distL="114300" distR="114300" simplePos="0" relativeHeight="251663360" behindDoc="0" locked="0" layoutInCell="1" allowOverlap="1" wp14:anchorId="0E627227" wp14:editId="37190137">
+              <wp:anchor distT="0" distB="0" distL="114300" distR="114300" simplePos="0" relativeHeight="251665408" behindDoc="0" locked="0" layoutInCell="1" allowOverlap="1" wp14:anchorId="573E27B3" wp14:editId="19C709C6">
                 <wp:simplePos x="0" y="0"/>
                 <wp:positionH relativeFrom="margin">
-                  <wp:posOffset>545077</wp:posOffset>
+                  <wp:posOffset>245718</wp:posOffset>
                 </wp:positionH>
                 <wp:positionV relativeFrom="paragraph">
-                  <wp:posOffset>92355</wp:posOffset>
+                  <wp:posOffset>92975</wp:posOffset>
                 </wp:positionV>
-                <wp:extent cx="1467007" cy="0"/>
-                <wp:effectExtent l="38100" t="38100" r="0" b="57150"/>
+                <wp:extent cx="1765890" cy="0"/>
+                <wp:effectExtent l="38100" t="38100" r="6350" b="57150"/>
                 <wp:wrapNone/>
-                <wp:docPr id="9" name="Straight Connector 9"/>
+                <wp:docPr id="11" name="Straight Connector 11"/>
                 <wp:cNvGraphicFramePr/>
                 <a:graphic xmlns:a="http://schemas.openxmlformats.org/drawingml/2006/main">
                   <a:graphicData uri="http://schemas.microsoft.com/office/word/2010/wordprocessingShape">
@@ -5985,12 +5740,15 @@
                       <wps:spPr>
                         <a:xfrm>
                           <a:off x="0" y="0"/>
-                          <a:ext cx="1467007" cy="0"/>
+                          <a:ext cx="1765890" cy="0"/>
                         </a:xfrm>
                         <a:prstGeom prst="line">
                           <a:avLst/>
                         </a:prstGeom>
-                        <a:ln w="22860" cap="rnd" cmpd="sng">
+                        <a:ln w="12700" cap="rnd" cmpd="sng">
+                          <a:solidFill>
+                            <a:schemeClr val="tx1"/>
+                          </a:solidFill>
                           <a:prstDash val="solid"/>
                           <a:headEnd type="diamond"/>
                           <a:tailEnd type="none"/>
@@ -6025,7 +5783,7 @@
           </mc:Choice>
           <mc:Fallback>
             <w:pict>
-              <v:line w14:anchorId="081E9B6F" id="Straight Connector 9" o:spid="_x0000_s1026" style="position:absolute;z-index:251663360;visibility:visible;mso-wrap-style:square;mso-width-percent:0;mso-height-percent:0;mso-wrap-distance-left:9pt;mso-wrap-distance-top:0;mso-wrap-distance-right:9pt;mso-wrap-distance-bottom:0;mso-position-horizontal:absolute;mso-position-horizontal-relative:margin;mso-position-vertical:absolute;mso-position-vertical-relative:text;mso-width-percent:0;mso-height-percent:0;mso-width-relative:margin;mso-height-relative:margin" from="42.9pt,7.25pt" to="158.4pt,7.25pt" o:gfxdata="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" strokecolor="#6f6f6f [3204]" strokeweight="1.8pt">
+              <v:line w14:anchorId="34F9C8F6" id="Straight Connector 11" o:spid="_x0000_s1026" style="position:absolute;z-index:251665408;visibility:visible;mso-wrap-style:square;mso-width-percent:0;mso-height-percent:0;mso-wrap-distance-left:9pt;mso-wrap-distance-top:0;mso-wrap-distance-right:9pt;mso-wrap-distance-bottom:0;mso-position-horizontal:absolute;mso-position-horizontal-relative:margin;mso-position-vertical:absolute;mso-position-vertical-relative:text;mso-width-percent:0;mso-height-percent:0;mso-width-relative:margin;mso-height-relative:margin" from="19.35pt,7.3pt" to="158.4pt,7.3pt" o:gfxdata="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" strokecolor="black [3213]" strokeweight="1pt">
                 <v:stroke startarrow="diamond" endcap="round"/>
                 <w10:wrap anchorx="margin"/>
               </v:line>
@@ -6036,36 +5794,6 @@
       <w:r>
         <w:rPr>
           <w:rFonts w:asciiTheme="majorHAnsi" w:hAnsiTheme="majorHAnsi" w:cs="Arial"/>
-          <w:color w:val="000000" w:themeColor="text1"/>
-          <w:sz w:val="20"/>
-          <w:szCs w:val="20"/>
-        </w:rPr>
-        <w:t>C / C++</w:t>
-      </w:r>
-      <w:r>
-        <w:rPr>
-          <w:rFonts w:asciiTheme="majorHAnsi" w:hAnsiTheme="majorHAnsi" w:cs="Arial"/>
-          <w:color w:val="000000" w:themeColor="text1"/>
-          <w:sz w:val="20"/>
-          <w:szCs w:val="20"/>
-        </w:rPr>
-        <w:t xml:space="preserve">  </w:t>
-      </w:r>
-    </w:p>
-    <w:p>
-      <w:pPr>
-        <w:spacing w:after="0" w:line="240" w:lineRule="auto"/>
-        <w:ind w:right="648"/>
-        <w:rPr>
-          <w:rFonts w:asciiTheme="majorHAnsi" w:hAnsiTheme="majorHAnsi" w:cs="Arial"/>
-          <w:color w:val="000000" w:themeColor="text1"/>
-          <w:sz w:val="20"/>
-          <w:szCs w:val="20"/>
-        </w:rPr>
-      </w:pPr>
-      <w:r>
-        <w:rPr>
-          <w:rFonts w:asciiTheme="majorHAnsi" w:hAnsiTheme="majorHAnsi" w:cs="Arial"/>
           <w:noProof/>
           <w:color w:val="000000" w:themeColor="text1"/>
           <w:sz w:val="20"/>
@@ -6074,7 +5802,7 @@
         <mc:AlternateContent>
           <mc:Choice Requires="wps">
             <w:drawing>
-              <wp:anchor distT="0" distB="0" distL="114300" distR="114300" simplePos="0" relativeHeight="251694080" behindDoc="0" locked="0" layoutInCell="1" allowOverlap="1" wp14:anchorId="2DB34CAE" wp14:editId="7A430845">
+              <wp:anchor distT="0" distB="0" distL="114300" distR="114300" simplePos="0" relativeHeight="251694080" behindDoc="0" locked="0" layoutInCell="1" allowOverlap="1" wp14:anchorId="2DB34CAE" wp14:editId="08B7FD6A">
                 <wp:simplePos x="0" y="0"/>
                 <wp:positionH relativeFrom="column">
                   <wp:posOffset>2098675</wp:posOffset>
@@ -6101,16 +5829,13 @@
                         </a:prstGeom>
                         <a:solidFill>
                           <a:schemeClr val="tx1">
-                            <a:lumMod val="65000"/>
-                            <a:lumOff val="35000"/>
+                            <a:lumMod val="75000"/>
+                            <a:lumOff val="25000"/>
                           </a:schemeClr>
                         </a:solidFill>
                         <a:ln w="15240">
                           <a:solidFill>
-                            <a:schemeClr val="tx1">
-                              <a:lumMod val="65000"/>
-                              <a:lumOff val="35000"/>
-                            </a:schemeClr>
+                            <a:schemeClr val="tx1"/>
                           </a:solidFill>
                         </a:ln>
                       </wps:spPr>
@@ -6150,7 +5875,7 @@
           </mc:Choice>
           <mc:Fallback>
             <w:pict>
-              <v:shape w14:anchorId="2D4B827D" id="Flowchart: Decision 56" o:spid="_x0000_s1026" type="#_x0000_t110" style="position:absolute;margin-left:165.25pt;margin-top:1.5pt;width:11.6pt;height:10.6pt;z-index:251694080;visibility:visible;mso-wrap-style:square;mso-width-percent:0;mso-height-percent:0;mso-wrap-distance-left:9pt;mso-wrap-distance-top:0;mso-wrap-distance-right:9pt;mso-wrap-distance-bottom:0;mso-position-horizontal:absolute;mso-position-horizontal-relative:text;mso-position-vertical:absolute;mso-position-vertical-relative:text;mso-width-percent:0;mso-height-percent:0;mso-width-relative:margin;mso-height-relative:margin;v-text-anchor:middle" o:gfxdata="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" fillcolor="#5a5a5a [2109]" strokecolor="#5a5a5a [2109]" strokeweight="1.2pt">
+              <v:shape w14:anchorId="4331892E" id="Flowchart: Decision 56" o:spid="_x0000_s1026" type="#_x0000_t110" style="position:absolute;margin-left:165.25pt;margin-top:1.5pt;width:11.6pt;height:10.6pt;z-index:251694080;visibility:visible;mso-wrap-style:square;mso-width-percent:0;mso-height-percent:0;mso-wrap-distance-left:9pt;mso-wrap-distance-top:0;mso-wrap-distance-right:9pt;mso-wrap-distance-bottom:0;mso-position-horizontal:absolute;mso-position-horizontal-relative:text;mso-position-vertical:absolute;mso-position-vertical-relative:text;mso-width-percent:0;mso-height-percent:0;mso-width-relative:margin;mso-height-relative:margin;v-text-anchor:middle" o:gfxdata="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" fillcolor="#404040 [2429]" strokecolor="black [3213]" strokeweight="1.2pt">
                 <v:stroke endcap="round"/>
               </v:shape>
             </w:pict>
@@ -6168,7 +5893,7 @@
         <mc:AlternateContent>
           <mc:Choice Requires="wps">
             <w:drawing>
-              <wp:anchor distT="0" distB="0" distL="114300" distR="114300" simplePos="0" relativeHeight="251695104" behindDoc="0" locked="0" layoutInCell="1" allowOverlap="1" wp14:anchorId="315B0AE4" wp14:editId="7718D547">
+              <wp:anchor distT="0" distB="0" distL="114300" distR="114300" simplePos="0" relativeHeight="251695104" behindDoc="0" locked="0" layoutInCell="1" allowOverlap="1" wp14:anchorId="315B0AE4" wp14:editId="2DB526A9">
                 <wp:simplePos x="0" y="0"/>
                 <wp:positionH relativeFrom="column">
                   <wp:posOffset>2289175</wp:posOffset>
@@ -6195,16 +5920,13 @@
                         </a:prstGeom>
                         <a:solidFill>
                           <a:schemeClr val="tx1">
-                            <a:lumMod val="65000"/>
-                            <a:lumOff val="35000"/>
+                            <a:lumMod val="75000"/>
+                            <a:lumOff val="25000"/>
                           </a:schemeClr>
                         </a:solidFill>
                         <a:ln w="15240">
                           <a:solidFill>
-                            <a:schemeClr val="tx1">
-                              <a:lumMod val="65000"/>
-                              <a:lumOff val="35000"/>
-                            </a:schemeClr>
+                            <a:schemeClr val="tx1"/>
                           </a:solidFill>
                         </a:ln>
                       </wps:spPr>
@@ -6244,7 +5966,7 @@
           </mc:Choice>
           <mc:Fallback>
             <w:pict>
-              <v:shape w14:anchorId="1889983A" id="Flowchart: Decision 57" o:spid="_x0000_s1026" type="#_x0000_t110" style="position:absolute;margin-left:180.25pt;margin-top:1.5pt;width:11.6pt;height:10.6pt;z-index:251695104;visibility:visible;mso-wrap-style:square;mso-width-percent:0;mso-height-percent:0;mso-wrap-distance-left:9pt;mso-wrap-distance-top:0;mso-wrap-distance-right:9pt;mso-wrap-distance-bottom:0;mso-position-horizontal:absolute;mso-position-horizontal-relative:text;mso-position-vertical:absolute;mso-position-vertical-relative:text;mso-width-percent:0;mso-height-percent:0;mso-width-relative:margin;mso-height-relative:margin;v-text-anchor:middle" o:gfxdata="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" fillcolor="#5a5a5a [2109]" strokecolor="#5a5a5a [2109]" strokeweight="1.2pt">
+              <v:shape w14:anchorId="30C192AE" id="Flowchart: Decision 57" o:spid="_x0000_s1026" type="#_x0000_t110" style="position:absolute;margin-left:180.25pt;margin-top:1.5pt;width:11.6pt;height:10.6pt;z-index:251695104;visibility:visible;mso-wrap-style:square;mso-width-percent:0;mso-height-percent:0;mso-wrap-distance-left:9pt;mso-wrap-distance-top:0;mso-wrap-distance-right:9pt;mso-wrap-distance-bottom:0;mso-position-horizontal:absolute;mso-position-horizontal-relative:text;mso-position-vertical:absolute;mso-position-vertical-relative:text;mso-width-percent:0;mso-height-percent:0;mso-width-relative:margin;mso-height-relative:margin;v-text-anchor:middle" o:gfxdata="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" fillcolor="#404040 [2429]" strokecolor="black [3213]" strokeweight="1.2pt">
                 <v:stroke endcap="round"/>
               </v:shape>
             </w:pict>
@@ -6262,7 +5984,7 @@
         <mc:AlternateContent>
           <mc:Choice Requires="wps">
             <w:drawing>
-              <wp:anchor distT="0" distB="0" distL="114300" distR="114300" simplePos="0" relativeHeight="251696128" behindDoc="0" locked="0" layoutInCell="1" allowOverlap="1" wp14:anchorId="6198EC56" wp14:editId="0EBAF3EA">
+              <wp:anchor distT="0" distB="0" distL="114300" distR="114300" simplePos="0" relativeHeight="251696128" behindDoc="0" locked="0" layoutInCell="1" allowOverlap="1" wp14:anchorId="6198EC56" wp14:editId="217337EE">
                 <wp:simplePos x="0" y="0"/>
                 <wp:positionH relativeFrom="column">
                   <wp:posOffset>2489835</wp:posOffset>
@@ -6289,16 +6011,13 @@
                         </a:prstGeom>
                         <a:solidFill>
                           <a:schemeClr val="tx1">
-                            <a:lumMod val="65000"/>
-                            <a:lumOff val="35000"/>
+                            <a:lumMod val="75000"/>
+                            <a:lumOff val="25000"/>
                           </a:schemeClr>
                         </a:solidFill>
                         <a:ln w="15240">
                           <a:solidFill>
-                            <a:schemeClr val="tx1">
-                              <a:lumMod val="65000"/>
-                              <a:lumOff val="35000"/>
-                            </a:schemeClr>
+                            <a:schemeClr val="tx1"/>
                           </a:solidFill>
                         </a:ln>
                       </wps:spPr>
@@ -6338,7 +6057,7 @@
           </mc:Choice>
           <mc:Fallback>
             <w:pict>
-              <v:shape w14:anchorId="20F034BA" id="Flowchart: Decision 58" o:spid="_x0000_s1026" type="#_x0000_t110" style="position:absolute;margin-left:196.05pt;margin-top:1.5pt;width:11.6pt;height:10.6pt;z-index:251696128;visibility:visible;mso-wrap-style:square;mso-width-percent:0;mso-height-percent:0;mso-wrap-distance-left:9pt;mso-wrap-distance-top:0;mso-wrap-distance-right:9pt;mso-wrap-distance-bottom:0;mso-position-horizontal:absolute;mso-position-horizontal-relative:text;mso-position-vertical:absolute;mso-position-vertical-relative:text;mso-width-percent:0;mso-height-percent:0;mso-width-relative:margin;mso-height-relative:margin;v-text-anchor:middle" o:gfxdata="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" fillcolor="#5a5a5a [2109]" strokecolor="#5a5a5a [2109]" strokeweight="1.2pt">
+              <v:shape w14:anchorId="27E46909" id="Flowchart: Decision 58" o:spid="_x0000_s1026" type="#_x0000_t110" style="position:absolute;margin-left:196.05pt;margin-top:1.5pt;width:11.6pt;height:10.6pt;z-index:251696128;visibility:visible;mso-wrap-style:square;mso-width-percent:0;mso-height-percent:0;mso-wrap-distance-left:9pt;mso-wrap-distance-top:0;mso-wrap-distance-right:9pt;mso-wrap-distance-bottom:0;mso-position-horizontal:absolute;mso-position-horizontal-relative:text;mso-position-vertical:absolute;mso-position-vertical-relative:text;mso-width-percent:0;mso-height-percent:0;mso-width-relative:margin;mso-height-relative:margin;v-text-anchor:middle" o:gfxdata="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" fillcolor="#404040 [2429]" strokecolor="black [3213]" strokeweight="1.2pt">
                 <v:stroke endcap="round"/>
               </v:shape>
             </w:pict>
@@ -6356,7 +6075,7 @@
         <mc:AlternateContent>
           <mc:Choice Requires="wps">
             <w:drawing>
-              <wp:anchor distT="0" distB="0" distL="114300" distR="114300" simplePos="0" relativeHeight="251697152" behindDoc="0" locked="0" layoutInCell="1" allowOverlap="1" wp14:anchorId="631DB145" wp14:editId="352C19DF">
+              <wp:anchor distT="0" distB="0" distL="114300" distR="114300" simplePos="0" relativeHeight="251697152" behindDoc="0" locked="0" layoutInCell="1" allowOverlap="1" wp14:anchorId="631DB145" wp14:editId="5C357901">
                 <wp:simplePos x="0" y="0"/>
                 <wp:positionH relativeFrom="column">
                   <wp:posOffset>2680335</wp:posOffset>
@@ -6383,16 +6102,13 @@
                         </a:prstGeom>
                         <a:solidFill>
                           <a:schemeClr val="tx1">
-                            <a:lumMod val="65000"/>
-                            <a:lumOff val="35000"/>
+                            <a:lumMod val="75000"/>
+                            <a:lumOff val="25000"/>
                           </a:schemeClr>
                         </a:solidFill>
                         <a:ln w="15240">
                           <a:solidFill>
-                            <a:schemeClr val="tx1">
-                              <a:lumMod val="65000"/>
-                              <a:lumOff val="35000"/>
-                            </a:schemeClr>
+                            <a:schemeClr val="tx1"/>
                           </a:solidFill>
                         </a:ln>
                       </wps:spPr>
@@ -6432,7 +6148,7 @@
           </mc:Choice>
           <mc:Fallback>
             <w:pict>
-              <v:shape w14:anchorId="19626D27" id="Flowchart: Decision 59" o:spid="_x0000_s1026" type="#_x0000_t110" style="position:absolute;margin-left:211.05pt;margin-top:1.85pt;width:11.6pt;height:10.6pt;z-index:251697152;visibility:visible;mso-wrap-style:square;mso-width-percent:0;mso-height-percent:0;mso-wrap-distance-left:9pt;mso-wrap-distance-top:0;mso-wrap-distance-right:9pt;mso-wrap-distance-bottom:0;mso-position-horizontal:absolute;mso-position-horizontal-relative:text;mso-position-vertical:absolute;mso-position-vertical-relative:text;mso-width-percent:0;mso-height-percent:0;mso-width-relative:margin;mso-height-relative:margin;v-text-anchor:middle" o:gfxdata="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" fillcolor="#5a5a5a [2109]" strokecolor="#5a5a5a [2109]" strokeweight="1.2pt">
+              <v:shape w14:anchorId="1D867375" id="Flowchart: Decision 59" o:spid="_x0000_s1026" type="#_x0000_t110" style="position:absolute;margin-left:211.05pt;margin-top:1.85pt;width:11.6pt;height:10.6pt;z-index:251697152;visibility:visible;mso-wrap-style:square;mso-width-percent:0;mso-height-percent:0;mso-wrap-distance-left:9pt;mso-wrap-distance-top:0;mso-wrap-distance-right:9pt;mso-wrap-distance-bottom:0;mso-position-horizontal:absolute;mso-position-horizontal-relative:text;mso-position-vertical:absolute;mso-position-vertical-relative:text;mso-width-percent:0;mso-height-percent:0;mso-width-relative:margin;mso-height-relative:margin;v-text-anchor:middle" o:gfxdata="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" fillcolor="#404040 [2429]" strokecolor="black [3213]" strokeweight="1.2pt">
                 <v:stroke endcap="round"/>
               </v:shape>
             </w:pict>
@@ -6450,7 +6166,7 @@
         <mc:AlternateContent>
           <mc:Choice Requires="wps">
             <w:drawing>
-              <wp:anchor distT="0" distB="0" distL="114300" distR="114300" simplePos="0" relativeHeight="251698176" behindDoc="0" locked="0" layoutInCell="1" allowOverlap="1" wp14:anchorId="33CF7B64" wp14:editId="77E94CE3">
+              <wp:anchor distT="0" distB="0" distL="114300" distR="114300" simplePos="0" relativeHeight="251698176" behindDoc="0" locked="0" layoutInCell="1" allowOverlap="1" wp14:anchorId="33CF7B64" wp14:editId="1AD95774">
                 <wp:simplePos x="0" y="0"/>
                 <wp:positionH relativeFrom="column">
                   <wp:posOffset>2870629</wp:posOffset>
@@ -6480,10 +6196,7 @@
                         </a:solidFill>
                         <a:ln w="15240">
                           <a:solidFill>
-                            <a:schemeClr val="tx1">
-                              <a:lumMod val="65000"/>
-                              <a:lumOff val="35000"/>
-                            </a:schemeClr>
+                            <a:schemeClr val="tx1"/>
                           </a:solidFill>
                         </a:ln>
                       </wps:spPr>
@@ -6523,7 +6236,7 @@
           </mc:Choice>
           <mc:Fallback>
             <w:pict>
-              <v:shape w14:anchorId="50072A14" id="Flowchart: Decision 60" o:spid="_x0000_s1026" type="#_x0000_t110" style="position:absolute;margin-left:226.05pt;margin-top:1.9pt;width:11.6pt;height:10.6pt;z-index:251698176;visibility:visible;mso-wrap-style:square;mso-width-percent:0;mso-height-percent:0;mso-wrap-distance-left:9pt;mso-wrap-distance-top:0;mso-wrap-distance-right:9pt;mso-wrap-distance-bottom:0;mso-position-horizontal:absolute;mso-position-horizontal-relative:text;mso-position-vertical:absolute;mso-position-vertical-relative:text;mso-width-percent:0;mso-height-percent:0;mso-width-relative:margin;mso-height-relative:margin;v-text-anchor:middle" o:gfxdata="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" fillcolor="white [3212]" strokecolor="#5a5a5a [2109]" strokeweight="1.2pt">
+              <v:shape w14:anchorId="362477D2" id="Flowchart: Decision 60" o:spid="_x0000_s1026" type="#_x0000_t110" style="position:absolute;margin-left:226.05pt;margin-top:1.9pt;width:11.6pt;height:10.6pt;z-index:251698176;visibility:visible;mso-wrap-style:square;mso-width-percent:0;mso-height-percent:0;mso-wrap-distance-left:9pt;mso-wrap-distance-top:0;mso-wrap-distance-right:9pt;mso-wrap-distance-bottom:0;mso-position-horizontal:absolute;mso-position-horizontal-relative:text;mso-position-vertical:absolute;mso-position-vertical-relative:text;mso-width-percent:0;mso-height-percent:0;mso-width-relative:margin;mso-height-relative:margin;v-text-anchor:middle" o:gfxdata="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" fillcolor="white [3212]" strokecolor="black [3213]" strokeweight="1.2pt">
                 <v:stroke endcap="round"/>
               </v:shape>
             </w:pict>
@@ -6533,85 +6246,6 @@
       <w:r>
         <w:rPr>
           <w:rFonts w:asciiTheme="majorHAnsi" w:hAnsiTheme="majorHAnsi" w:cs="Arial"/>
-          <w:noProof/>
-          <w:color w:val="000000" w:themeColor="text1"/>
-          <w:sz w:val="20"/>
-          <w:szCs w:val="20"/>
-        </w:rPr>
-        <mc:AlternateContent>
-          <mc:Choice Requires="wps">
-            <w:drawing>
-              <wp:anchor distT="0" distB="0" distL="114300" distR="114300" simplePos="0" relativeHeight="251665408" behindDoc="0" locked="0" layoutInCell="1" allowOverlap="1" wp14:anchorId="573E27B3" wp14:editId="4C37883D">
-                <wp:simplePos x="0" y="0"/>
-                <wp:positionH relativeFrom="margin">
-                  <wp:posOffset>236319</wp:posOffset>
-                </wp:positionH>
-                <wp:positionV relativeFrom="paragraph">
-                  <wp:posOffset>85255</wp:posOffset>
-                </wp:positionV>
-                <wp:extent cx="1776078" cy="5938"/>
-                <wp:effectExtent l="38100" t="38100" r="15240" b="51435"/>
-                <wp:wrapNone/>
-                <wp:docPr id="11" name="Straight Connector 11"/>
-                <wp:cNvGraphicFramePr/>
-                <a:graphic xmlns:a="http://schemas.openxmlformats.org/drawingml/2006/main">
-                  <a:graphicData uri="http://schemas.microsoft.com/office/word/2010/wordprocessingShape">
-                    <wps:wsp>
-                      <wps:cNvCnPr/>
-                      <wps:spPr>
-                        <a:xfrm>
-                          <a:off x="0" y="0"/>
-                          <a:ext cx="1776078" cy="5938"/>
-                        </a:xfrm>
-                        <a:prstGeom prst="line">
-                          <a:avLst/>
-                        </a:prstGeom>
-                        <a:ln w="22860" cap="rnd" cmpd="sng">
-                          <a:prstDash val="solid"/>
-                          <a:headEnd type="diamond"/>
-                          <a:tailEnd type="none"/>
-                        </a:ln>
-                      </wps:spPr>
-                      <wps:style>
-                        <a:lnRef idx="1">
-                          <a:schemeClr val="accent1"/>
-                        </a:lnRef>
-                        <a:fillRef idx="0">
-                          <a:schemeClr val="accent1"/>
-                        </a:fillRef>
-                        <a:effectRef idx="0">
-                          <a:schemeClr val="accent1"/>
-                        </a:effectRef>
-                        <a:fontRef idx="minor">
-                          <a:schemeClr val="tx1"/>
-                        </a:fontRef>
-                      </wps:style>
-                      <wps:bodyPr/>
-                    </wps:wsp>
-                  </a:graphicData>
-                </a:graphic>
-                <wp14:sizeRelH relativeFrom="margin">
-                  <wp14:pctWidth>0</wp14:pctWidth>
-                </wp14:sizeRelH>
-                <wp14:sizeRelV relativeFrom="margin">
-                  <wp14:pctHeight>0</wp14:pctHeight>
-                </wp14:sizeRelV>
-              </wp:anchor>
-            </w:drawing>
-          </mc:Choice>
-          <mc:Fallback>
-            <w:pict>
-              <v:line w14:anchorId="4EC6B59D" id="Straight Connector 11" o:spid="_x0000_s1026" style="position:absolute;z-index:251665408;visibility:visible;mso-wrap-style:square;mso-width-percent:0;mso-height-percent:0;mso-wrap-distance-left:9pt;mso-wrap-distance-top:0;mso-wrap-distance-right:9pt;mso-wrap-distance-bottom:0;mso-position-horizontal:absolute;mso-position-horizontal-relative:margin;mso-position-vertical:absolute;mso-position-vertical-relative:text;mso-width-percent:0;mso-height-percent:0;mso-width-relative:margin;mso-height-relative:margin" from="18.6pt,6.7pt" to="158.45pt,7.15pt" o:gfxdata="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" strokecolor="#6f6f6f [3204]" strokeweight="1.8pt">
-                <v:stroke startarrow="diamond" endcap="round"/>
-                <w10:wrap anchorx="margin"/>
-              </v:line>
-            </w:pict>
-          </mc:Fallback>
-        </mc:AlternateContent>
-      </w:r>
-      <w:r>
-        <w:rPr>
-          <w:rFonts w:asciiTheme="majorHAnsi" w:hAnsiTheme="majorHAnsi" w:cs="Arial"/>
           <w:color w:val="000000" w:themeColor="text1"/>
           <w:sz w:val="20"/>
           <w:szCs w:val="20"/>
@@ -6641,7 +6275,7 @@
         <mc:AlternateContent>
           <mc:Choice Requires="wps">
             <w:drawing>
-              <wp:anchor distT="0" distB="0" distL="114300" distR="114300" simplePos="0" relativeHeight="251700224" behindDoc="0" locked="0" layoutInCell="1" allowOverlap="1" wp14:anchorId="720DFC2E" wp14:editId="411605B4">
+              <wp:anchor distT="0" distB="0" distL="114300" distR="114300" simplePos="0" relativeHeight="251700224" behindDoc="0" locked="0" layoutInCell="1" allowOverlap="1" wp14:anchorId="720DFC2E" wp14:editId="62198F12">
                 <wp:simplePos x="0" y="0"/>
                 <wp:positionH relativeFrom="column">
                   <wp:posOffset>2099945</wp:posOffset>
@@ -6668,16 +6302,13 @@
                         </a:prstGeom>
                         <a:solidFill>
                           <a:schemeClr val="tx1">
-                            <a:lumMod val="65000"/>
-                            <a:lumOff val="35000"/>
+                            <a:lumMod val="75000"/>
+                            <a:lumOff val="25000"/>
                           </a:schemeClr>
                         </a:solidFill>
                         <a:ln w="15240">
                           <a:solidFill>
-                            <a:schemeClr val="tx1">
-                              <a:lumMod val="65000"/>
-                              <a:lumOff val="35000"/>
-                            </a:schemeClr>
+                            <a:schemeClr val="tx1"/>
                           </a:solidFill>
                         </a:ln>
                       </wps:spPr>
@@ -6717,7 +6348,7 @@
           </mc:Choice>
           <mc:Fallback>
             <w:pict>
-              <v:shape w14:anchorId="7E34BFE7" id="Flowchart: Decision 61" o:spid="_x0000_s1026" type="#_x0000_t110" style="position:absolute;margin-left:165.35pt;margin-top:1.2pt;width:11.6pt;height:10.6pt;z-index:251700224;visibility:visible;mso-wrap-style:square;mso-width-percent:0;mso-height-percent:0;mso-wrap-distance-left:9pt;mso-wrap-distance-top:0;mso-wrap-distance-right:9pt;mso-wrap-distance-bottom:0;mso-position-horizontal:absolute;mso-position-horizontal-relative:text;mso-position-vertical:absolute;mso-position-vertical-relative:text;mso-width-percent:0;mso-height-percent:0;mso-width-relative:margin;mso-height-relative:margin;v-text-anchor:middle" o:gfxdata="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" fillcolor="#5a5a5a [2109]" strokecolor="#5a5a5a [2109]" strokeweight="1.2pt">
+              <v:shape w14:anchorId="077B6545" id="Flowchart: Decision 61" o:spid="_x0000_s1026" type="#_x0000_t110" style="position:absolute;margin-left:165.35pt;margin-top:1.2pt;width:11.6pt;height:10.6pt;z-index:251700224;visibility:visible;mso-wrap-style:square;mso-width-percent:0;mso-height-percent:0;mso-wrap-distance-left:9pt;mso-wrap-distance-top:0;mso-wrap-distance-right:9pt;mso-wrap-distance-bottom:0;mso-position-horizontal:absolute;mso-position-horizontal-relative:text;mso-position-vertical:absolute;mso-position-vertical-relative:text;mso-width-percent:0;mso-height-percent:0;mso-width-relative:margin;mso-height-relative:margin;v-text-anchor:middle" o:gfxdata="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" fillcolor="#404040 [2429]" strokecolor="black [3213]" strokeweight="1.2pt">
                 <v:stroke endcap="round"/>
               </v:shape>
             </w:pict>
@@ -6735,7 +6366,7 @@
         <mc:AlternateContent>
           <mc:Choice Requires="wps">
             <w:drawing>
-              <wp:anchor distT="0" distB="0" distL="114300" distR="114300" simplePos="0" relativeHeight="251701248" behindDoc="0" locked="0" layoutInCell="1" allowOverlap="1" wp14:anchorId="49375388" wp14:editId="46651298">
+              <wp:anchor distT="0" distB="0" distL="114300" distR="114300" simplePos="0" relativeHeight="251701248" behindDoc="0" locked="0" layoutInCell="1" allowOverlap="1" wp14:anchorId="49375388" wp14:editId="1A820DD7">
                 <wp:simplePos x="0" y="0"/>
                 <wp:positionH relativeFrom="column">
                   <wp:posOffset>2290445</wp:posOffset>
@@ -6762,16 +6393,13 @@
                         </a:prstGeom>
                         <a:solidFill>
                           <a:schemeClr val="tx1">
-                            <a:lumMod val="65000"/>
-                            <a:lumOff val="35000"/>
+                            <a:lumMod val="75000"/>
+                            <a:lumOff val="25000"/>
                           </a:schemeClr>
                         </a:solidFill>
                         <a:ln w="15240">
                           <a:solidFill>
-                            <a:schemeClr val="tx1">
-                              <a:lumMod val="65000"/>
-                              <a:lumOff val="35000"/>
-                            </a:schemeClr>
+                            <a:schemeClr val="tx1"/>
                           </a:solidFill>
                         </a:ln>
                       </wps:spPr>
@@ -6811,7 +6439,7 @@
           </mc:Choice>
           <mc:Fallback>
             <w:pict>
-              <v:shape w14:anchorId="6930B41C" id="Flowchart: Decision 62" o:spid="_x0000_s1026" type="#_x0000_t110" style="position:absolute;margin-left:180.35pt;margin-top:1.2pt;width:11.6pt;height:10.6pt;z-index:251701248;visibility:visible;mso-wrap-style:square;mso-width-percent:0;mso-height-percent:0;mso-wrap-distance-left:9pt;mso-wrap-distance-top:0;mso-wrap-distance-right:9pt;mso-wrap-distance-bottom:0;mso-position-horizontal:absolute;mso-position-horizontal-relative:text;mso-position-vertical:absolute;mso-position-vertical-relative:text;mso-width-percent:0;mso-height-percent:0;mso-width-relative:margin;mso-height-relative:margin;v-text-anchor:middle" o:gfxdata="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" fillcolor="#5a5a5a [2109]" strokecolor="#5a5a5a [2109]" strokeweight="1.2pt">
+              <v:shape w14:anchorId="716A741F" id="Flowchart: Decision 62" o:spid="_x0000_s1026" type="#_x0000_t110" style="position:absolute;margin-left:180.35pt;margin-top:1.2pt;width:11.6pt;height:10.6pt;z-index:251701248;visibility:visible;mso-wrap-style:square;mso-width-percent:0;mso-height-percent:0;mso-wrap-distance-left:9pt;mso-wrap-distance-top:0;mso-wrap-distance-right:9pt;mso-wrap-distance-bottom:0;mso-position-horizontal:absolute;mso-position-horizontal-relative:text;mso-position-vertical:absolute;mso-position-vertical-relative:text;mso-width-percent:0;mso-height-percent:0;mso-width-relative:margin;mso-height-relative:margin;v-text-anchor:middle" o:gfxdata="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" fillcolor="#404040 [2429]" strokecolor="black [3213]" strokeweight="1.2pt">
                 <v:stroke endcap="round"/>
               </v:shape>
             </w:pict>
@@ -6829,7 +6457,7 @@
         <mc:AlternateContent>
           <mc:Choice Requires="wps">
             <w:drawing>
-              <wp:anchor distT="0" distB="0" distL="114300" distR="114300" simplePos="0" relativeHeight="251702272" behindDoc="0" locked="0" layoutInCell="1" allowOverlap="1" wp14:anchorId="2590C8D9" wp14:editId="2E872CDC">
+              <wp:anchor distT="0" distB="0" distL="114300" distR="114300" simplePos="0" relativeHeight="251702272" behindDoc="0" locked="0" layoutInCell="1" allowOverlap="1" wp14:anchorId="2590C8D9" wp14:editId="56276726">
                 <wp:simplePos x="0" y="0"/>
                 <wp:positionH relativeFrom="column">
                   <wp:posOffset>2491105</wp:posOffset>
@@ -6856,16 +6484,13 @@
                         </a:prstGeom>
                         <a:solidFill>
                           <a:schemeClr val="tx1">
-                            <a:lumMod val="65000"/>
-                            <a:lumOff val="35000"/>
+                            <a:lumMod val="75000"/>
+                            <a:lumOff val="25000"/>
                           </a:schemeClr>
                         </a:solidFill>
                         <a:ln w="15240">
                           <a:solidFill>
-                            <a:schemeClr val="tx1">
-                              <a:lumMod val="65000"/>
-                              <a:lumOff val="35000"/>
-                            </a:schemeClr>
+                            <a:schemeClr val="tx1"/>
                           </a:solidFill>
                         </a:ln>
                       </wps:spPr>
@@ -6905,7 +6530,7 @@
           </mc:Choice>
           <mc:Fallback>
             <w:pict>
-              <v:shape w14:anchorId="7A577826" id="Flowchart: Decision 63" o:spid="_x0000_s1026" type="#_x0000_t110" style="position:absolute;margin-left:196.15pt;margin-top:1.2pt;width:11.6pt;height:10.6pt;z-index:251702272;visibility:visible;mso-wrap-style:square;mso-width-percent:0;mso-height-percent:0;mso-wrap-distance-left:9pt;mso-wrap-distance-top:0;mso-wrap-distance-right:9pt;mso-wrap-distance-bottom:0;mso-position-horizontal:absolute;mso-position-horizontal-relative:text;mso-position-vertical:absolute;mso-position-vertical-relative:text;mso-width-percent:0;mso-height-percent:0;mso-width-relative:margin;mso-height-relative:margin;v-text-anchor:middle" o:gfxdata="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" fillcolor="#5a5a5a [2109]" strokecolor="#5a5a5a [2109]" strokeweight="1.2pt">
+              <v:shape w14:anchorId="5504C264" id="Flowchart: Decision 63" o:spid="_x0000_s1026" type="#_x0000_t110" style="position:absolute;margin-left:196.15pt;margin-top:1.2pt;width:11.6pt;height:10.6pt;z-index:251702272;visibility:visible;mso-wrap-style:square;mso-width-percent:0;mso-height-percent:0;mso-wrap-distance-left:9pt;mso-wrap-distance-top:0;mso-wrap-distance-right:9pt;mso-wrap-distance-bottom:0;mso-position-horizontal:absolute;mso-position-horizontal-relative:text;mso-position-vertical:absolute;mso-position-vertical-relative:text;mso-width-percent:0;mso-height-percent:0;mso-width-relative:margin;mso-height-relative:margin;v-text-anchor:middle" o:gfxdata="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" fillcolor="#404040 [2429]" strokecolor="black [3213]" strokeweight="1.2pt">
                 <v:stroke endcap="round"/>
               </v:shape>
             </w:pict>
@@ -6923,7 +6548,7 @@
         <mc:AlternateContent>
           <mc:Choice Requires="wps">
             <w:drawing>
-              <wp:anchor distT="0" distB="0" distL="114300" distR="114300" simplePos="0" relativeHeight="251703296" behindDoc="0" locked="0" layoutInCell="1" allowOverlap="1" wp14:anchorId="4C479B91" wp14:editId="12D0AD05">
+              <wp:anchor distT="0" distB="0" distL="114300" distR="114300" simplePos="0" relativeHeight="251703296" behindDoc="0" locked="0" layoutInCell="1" allowOverlap="1" wp14:anchorId="4C479B91" wp14:editId="558F2662">
                 <wp:simplePos x="0" y="0"/>
                 <wp:positionH relativeFrom="column">
                   <wp:posOffset>2681605</wp:posOffset>
@@ -6949,14 +6574,14 @@
                           <a:avLst/>
                         </a:prstGeom>
                         <a:solidFill>
-                          <a:schemeClr val="bg1"/>
+                          <a:schemeClr val="tx1">
+                            <a:lumMod val="75000"/>
+                            <a:lumOff val="25000"/>
+                          </a:schemeClr>
                         </a:solidFill>
                         <a:ln w="15240">
                           <a:solidFill>
-                            <a:schemeClr val="tx1">
-                              <a:lumMod val="65000"/>
-                              <a:lumOff val="35000"/>
-                            </a:schemeClr>
+                            <a:schemeClr val="tx1"/>
                           </a:solidFill>
                         </a:ln>
                       </wps:spPr>
@@ -6996,7 +6621,7 @@
           </mc:Choice>
           <mc:Fallback>
             <w:pict>
-              <v:shape w14:anchorId="38611C1D" id="Flowchart: Decision 64" o:spid="_x0000_s1026" type="#_x0000_t110" style="position:absolute;margin-left:211.15pt;margin-top:1.55pt;width:11.6pt;height:10.6pt;z-index:251703296;visibility:visible;mso-wrap-style:square;mso-width-percent:0;mso-height-percent:0;mso-wrap-distance-left:9pt;mso-wrap-distance-top:0;mso-wrap-distance-right:9pt;mso-wrap-distance-bottom:0;mso-position-horizontal:absolute;mso-position-horizontal-relative:text;mso-position-vertical:absolute;mso-position-vertical-relative:text;mso-width-percent:0;mso-height-percent:0;mso-width-relative:margin;mso-height-relative:margin;v-text-anchor:middle" o:gfxdata="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" fillcolor="white [3212]" strokecolor="#5a5a5a [2109]" strokeweight="1.2pt">
+              <v:shape w14:anchorId="05517F5C" id="Flowchart: Decision 64" o:spid="_x0000_s1026" type="#_x0000_t110" style="position:absolute;margin-left:211.15pt;margin-top:1.55pt;width:11.6pt;height:10.6pt;z-index:251703296;visibility:visible;mso-wrap-style:square;mso-width-percent:0;mso-height-percent:0;mso-wrap-distance-left:9pt;mso-wrap-distance-top:0;mso-wrap-distance-right:9pt;mso-wrap-distance-bottom:0;mso-position-horizontal:absolute;mso-position-horizontal-relative:text;mso-position-vertical:absolute;mso-position-vertical-relative:text;mso-width-percent:0;mso-height-percent:0;mso-width-relative:margin;mso-height-relative:margin;v-text-anchor:middle" o:gfxdata="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" fillcolor="#404040 [2429]" strokecolor="black [3213]" strokeweight="1.2pt">
                 <v:stroke endcap="round"/>
               </v:shape>
             </w:pict>
@@ -7014,7 +6639,7 @@
         <mc:AlternateContent>
           <mc:Choice Requires="wps">
             <w:drawing>
-              <wp:anchor distT="0" distB="0" distL="114300" distR="114300" simplePos="0" relativeHeight="251704320" behindDoc="0" locked="0" layoutInCell="1" allowOverlap="1" wp14:anchorId="01585939" wp14:editId="6A8A5C06">
+              <wp:anchor distT="0" distB="0" distL="114300" distR="114300" simplePos="0" relativeHeight="251704320" behindDoc="0" locked="0" layoutInCell="1" allowOverlap="1" wp14:anchorId="01585939" wp14:editId="46F7A42E">
                 <wp:simplePos x="0" y="0"/>
                 <wp:positionH relativeFrom="column">
                   <wp:posOffset>2871470</wp:posOffset>
@@ -7044,10 +6669,7 @@
                         </a:solidFill>
                         <a:ln w="15240">
                           <a:solidFill>
-                            <a:schemeClr val="tx1">
-                              <a:lumMod val="65000"/>
-                              <a:lumOff val="35000"/>
-                            </a:schemeClr>
+                            <a:schemeClr val="tx1"/>
                           </a:solidFill>
                         </a:ln>
                       </wps:spPr>
@@ -7087,7 +6709,7 @@
           </mc:Choice>
           <mc:Fallback>
             <w:pict>
-              <v:shape w14:anchorId="15FB0834" id="Flowchart: Decision 65" o:spid="_x0000_s1026" type="#_x0000_t110" style="position:absolute;margin-left:226.1pt;margin-top:1.6pt;width:11.6pt;height:10.6pt;z-index:251704320;visibility:visible;mso-wrap-style:square;mso-width-percent:0;mso-height-percent:0;mso-wrap-distance-left:9pt;mso-wrap-distance-top:0;mso-wrap-distance-right:9pt;mso-wrap-distance-bottom:0;mso-position-horizontal:absolute;mso-position-horizontal-relative:text;mso-position-vertical:absolute;mso-position-vertical-relative:text;mso-width-percent:0;mso-height-percent:0;mso-width-relative:margin;mso-height-relative:margin;v-text-anchor:middle" o:gfxdata="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" fillcolor="white [3212]" strokecolor="#5a5a5a [2109]" strokeweight="1.2pt">
+              <v:shape w14:anchorId="2F15791F" id="Flowchart: Decision 65" o:spid="_x0000_s1026" type="#_x0000_t110" style="position:absolute;margin-left:226.1pt;margin-top:1.6pt;width:11.6pt;height:10.6pt;z-index:251704320;visibility:visible;mso-wrap-style:square;mso-width-percent:0;mso-height-percent:0;mso-wrap-distance-left:9pt;mso-wrap-distance-top:0;mso-wrap-distance-right:9pt;mso-wrap-distance-bottom:0;mso-position-horizontal:absolute;mso-position-horizontal-relative:text;mso-position-vertical:absolute;mso-position-vertical-relative:text;mso-width-percent:0;mso-height-percent:0;mso-width-relative:margin;mso-height-relative:margin;v-text-anchor:middle" o:gfxdata="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" fillcolor="white [3212]" strokecolor="black [3213]" strokeweight="1.2pt">
                 <v:stroke endcap="round"/>
               </v:shape>
             </w:pict>
@@ -7105,7 +6727,7 @@
         <mc:AlternateContent>
           <mc:Choice Requires="wps">
             <w:drawing>
-              <wp:anchor distT="0" distB="0" distL="114300" distR="114300" simplePos="0" relativeHeight="251667456" behindDoc="0" locked="0" layoutInCell="1" allowOverlap="1" wp14:anchorId="5391BA43" wp14:editId="58F94FC2">
+              <wp:anchor distT="0" distB="0" distL="114300" distR="114300" simplePos="0" relativeHeight="251667456" behindDoc="0" locked="0" layoutInCell="1" allowOverlap="1" wp14:anchorId="5391BA43" wp14:editId="256264D6">
                 <wp:simplePos x="0" y="0"/>
                 <wp:positionH relativeFrom="margin">
                   <wp:posOffset>925088</wp:posOffset>
@@ -7130,7 +6752,10 @@
                         <a:prstGeom prst="line">
                           <a:avLst/>
                         </a:prstGeom>
-                        <a:ln w="22860" cap="rnd" cmpd="sng">
+                        <a:ln w="12700" cap="rnd" cmpd="sng">
+                          <a:solidFill>
+                            <a:schemeClr val="tx1"/>
+                          </a:solidFill>
                           <a:prstDash val="solid"/>
                           <a:headEnd type="diamond"/>
                           <a:tailEnd type="none"/>
@@ -7165,7 +6790,7 @@
           </mc:Choice>
           <mc:Fallback>
             <w:pict>
-              <v:line w14:anchorId="03621B8C" id="Straight Connector 12" o:spid="_x0000_s1026" style="position:absolute;z-index:251667456;visibility:visible;mso-wrap-style:square;mso-width-percent:0;mso-height-percent:0;mso-wrap-distance-left:9pt;mso-wrap-distance-top:0;mso-wrap-distance-right:9pt;mso-wrap-distance-bottom:0;mso-position-horizontal:absolute;mso-position-horizontal-relative:margin;mso-position-vertical:absolute;mso-position-vertical-relative:text;mso-width-percent:0;mso-height-percent:0;mso-width-relative:margin;mso-height-relative:margin" from="72.85pt,6.15pt" to="158.45pt,6.15pt" o:gfxdata="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" strokecolor="#6f6f6f [3204]" strokeweight="1.8pt">
+              <v:line w14:anchorId="08B78A3D" id="Straight Connector 12" o:spid="_x0000_s1026" style="position:absolute;z-index:251667456;visibility:visible;mso-wrap-style:square;mso-width-percent:0;mso-height-percent:0;mso-wrap-distance-left:9pt;mso-wrap-distance-top:0;mso-wrap-distance-right:9pt;mso-wrap-distance-bottom:0;mso-position-horizontal:absolute;mso-position-horizontal-relative:margin;mso-position-vertical:absolute;mso-position-vertical-relative:text;mso-width-percent:0;mso-height-percent:0;mso-width-relative:margin;mso-height-relative:margin" from="72.85pt,6.15pt" to="158.45pt,6.15pt" o:gfxdata="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" strokecolor="black [3213]" strokeweight="1pt">
                 <v:stroke startarrow="diamond" endcap="round"/>
                 <w10:wrap anchorx="margin"/>
               </v:line>
@@ -7205,7 +6830,7 @@
         <mc:AlternateContent>
           <mc:Choice Requires="wps">
             <w:drawing>
-              <wp:anchor distT="0" distB="0" distL="114300" distR="114300" simplePos="0" relativeHeight="251710464" behindDoc="0" locked="0" layoutInCell="1" allowOverlap="1" wp14:anchorId="2E2B5BAB" wp14:editId="0D57FF57">
+              <wp:anchor distT="0" distB="0" distL="114300" distR="114300" simplePos="0" relativeHeight="251710464" behindDoc="0" locked="0" layoutInCell="1" allowOverlap="1" wp14:anchorId="2E2B5BAB" wp14:editId="4AC31D57">
                 <wp:simplePos x="0" y="0"/>
                 <wp:positionH relativeFrom="column">
                   <wp:posOffset>2872105</wp:posOffset>
@@ -7235,10 +6860,7 @@
                         </a:solidFill>
                         <a:ln w="15240">
                           <a:solidFill>
-                            <a:schemeClr val="tx1">
-                              <a:lumMod val="65000"/>
-                              <a:lumOff val="35000"/>
-                            </a:schemeClr>
+                            <a:schemeClr val="tx1"/>
                           </a:solidFill>
                         </a:ln>
                       </wps:spPr>
@@ -7278,7 +6900,7 @@
           </mc:Choice>
           <mc:Fallback>
             <w:pict>
-              <v:shape w14:anchorId="61D783A0" id="Flowchart: Decision 70" o:spid="_x0000_s1026" type="#_x0000_t110" style="position:absolute;margin-left:226.15pt;margin-top:1.8pt;width:11.6pt;height:10.6pt;z-index:251710464;visibility:visible;mso-wrap-style:square;mso-width-percent:0;mso-height-percent:0;mso-wrap-distance-left:9pt;mso-wrap-distance-top:0;mso-wrap-distance-right:9pt;mso-wrap-distance-bottom:0;mso-position-horizontal:absolute;mso-position-horizontal-relative:text;mso-position-vertical:absolute;mso-position-vertical-relative:text;mso-width-percent:0;mso-height-percent:0;mso-width-relative:margin;mso-height-relative:margin;v-text-anchor:middle" o:gfxdata="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" fillcolor="white [3212]" strokecolor="#5a5a5a [2109]" strokeweight="1.2pt">
+              <v:shape w14:anchorId="740ED033" id="Flowchart: Decision 70" o:spid="_x0000_s1026" type="#_x0000_t110" style="position:absolute;margin-left:226.15pt;margin-top:1.8pt;width:11.6pt;height:10.6pt;z-index:251710464;visibility:visible;mso-wrap-style:square;mso-width-percent:0;mso-height-percent:0;mso-wrap-distance-left:9pt;mso-wrap-distance-top:0;mso-wrap-distance-right:9pt;mso-wrap-distance-bottom:0;mso-position-horizontal:absolute;mso-position-horizontal-relative:text;mso-position-vertical:absolute;mso-position-vertical-relative:text;mso-width-percent:0;mso-height-percent:0;mso-width-relative:margin;mso-height-relative:margin;v-text-anchor:middle" o:gfxdata="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" fillcolor="white [3212]" strokecolor="black [3213]" strokeweight="1.2pt">
                 <v:stroke endcap="round"/>
               </v:shape>
             </w:pict>
@@ -7296,7 +6918,7 @@
         <mc:AlternateContent>
           <mc:Choice Requires="wps">
             <w:drawing>
-              <wp:anchor distT="0" distB="0" distL="114300" distR="114300" simplePos="0" relativeHeight="251709440" behindDoc="0" locked="0" layoutInCell="1" allowOverlap="1" wp14:anchorId="2C5799D2" wp14:editId="1E10AE78">
+              <wp:anchor distT="0" distB="0" distL="114300" distR="114300" simplePos="0" relativeHeight="251709440" behindDoc="0" locked="0" layoutInCell="1" allowOverlap="1" wp14:anchorId="2C5799D2" wp14:editId="3A4963E7">
                 <wp:simplePos x="0" y="0"/>
                 <wp:positionH relativeFrom="column">
                   <wp:posOffset>2682240</wp:posOffset>
@@ -7323,16 +6945,13 @@
                         </a:prstGeom>
                         <a:solidFill>
                           <a:schemeClr val="tx1">
-                            <a:lumMod val="65000"/>
-                            <a:lumOff val="35000"/>
+                            <a:lumMod val="75000"/>
+                            <a:lumOff val="25000"/>
                           </a:schemeClr>
                         </a:solidFill>
                         <a:ln w="15240">
                           <a:solidFill>
-                            <a:schemeClr val="tx1">
-                              <a:lumMod val="65000"/>
-                              <a:lumOff val="35000"/>
-                            </a:schemeClr>
+                            <a:schemeClr val="tx1"/>
                           </a:solidFill>
                         </a:ln>
                       </wps:spPr>
@@ -7372,7 +6991,7 @@
           </mc:Choice>
           <mc:Fallback>
             <w:pict>
-              <v:shape w14:anchorId="6009A3EE" id="Flowchart: Decision 69" o:spid="_x0000_s1026" type="#_x0000_t110" style="position:absolute;margin-left:211.2pt;margin-top:1.8pt;width:11.6pt;height:10.6pt;z-index:251709440;visibility:visible;mso-wrap-style:square;mso-width-percent:0;mso-height-percent:0;mso-wrap-distance-left:9pt;mso-wrap-distance-top:0;mso-wrap-distance-right:9pt;mso-wrap-distance-bottom:0;mso-position-horizontal:absolute;mso-position-horizontal-relative:text;mso-position-vertical:absolute;mso-position-vertical-relative:text;mso-width-percent:0;mso-height-percent:0;mso-width-relative:margin;mso-height-relative:margin;v-text-anchor:middle" o:gfxdata="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" fillcolor="#5a5a5a [2109]" strokecolor="#5a5a5a [2109]" strokeweight="1.2pt">
+              <v:shape w14:anchorId="65FBD7CC" id="Flowchart: Decision 69" o:spid="_x0000_s1026" type="#_x0000_t110" style="position:absolute;margin-left:211.2pt;margin-top:1.8pt;width:11.6pt;height:10.6pt;z-index:251709440;visibility:visible;mso-wrap-style:square;mso-width-percent:0;mso-height-percent:0;mso-wrap-distance-left:9pt;mso-wrap-distance-top:0;mso-wrap-distance-right:9pt;mso-wrap-distance-bottom:0;mso-position-horizontal:absolute;mso-position-horizontal-relative:text;mso-position-vertical:absolute;mso-position-vertical-relative:text;mso-width-percent:0;mso-height-percent:0;mso-width-relative:margin;mso-height-relative:margin;v-text-anchor:middle" o:gfxdata="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" fillcolor="#404040 [2429]" strokecolor="black [3213]" strokeweight="1.2pt">
                 <v:stroke endcap="round"/>
               </v:shape>
             </w:pict>
@@ -7390,7 +7009,7 @@
         <mc:AlternateContent>
           <mc:Choice Requires="wps">
             <w:drawing>
-              <wp:anchor distT="0" distB="0" distL="114300" distR="114300" simplePos="0" relativeHeight="251708416" behindDoc="0" locked="0" layoutInCell="1" allowOverlap="1" wp14:anchorId="3F66903E" wp14:editId="0101E9DE">
+              <wp:anchor distT="0" distB="0" distL="114300" distR="114300" simplePos="0" relativeHeight="251708416" behindDoc="0" locked="0" layoutInCell="1" allowOverlap="1" wp14:anchorId="3F66903E" wp14:editId="2C8A71D5">
                 <wp:simplePos x="0" y="0"/>
                 <wp:positionH relativeFrom="column">
                   <wp:posOffset>2491740</wp:posOffset>
@@ -7417,16 +7036,13 @@
                         </a:prstGeom>
                         <a:solidFill>
                           <a:schemeClr val="tx1">
-                            <a:lumMod val="65000"/>
-                            <a:lumOff val="35000"/>
+                            <a:lumMod val="75000"/>
+                            <a:lumOff val="25000"/>
                           </a:schemeClr>
                         </a:solidFill>
                         <a:ln w="15240">
                           <a:solidFill>
-                            <a:schemeClr val="tx1">
-                              <a:lumMod val="65000"/>
-                              <a:lumOff val="35000"/>
-                            </a:schemeClr>
+                            <a:schemeClr val="tx1"/>
                           </a:solidFill>
                         </a:ln>
                       </wps:spPr>
@@ -7466,7 +7082,7 @@
           </mc:Choice>
           <mc:Fallback>
             <w:pict>
-              <v:shape w14:anchorId="6E296078" id="Flowchart: Decision 68" o:spid="_x0000_s1026" type="#_x0000_t110" style="position:absolute;margin-left:196.2pt;margin-top:1.45pt;width:11.6pt;height:10.6pt;z-index:251708416;visibility:visible;mso-wrap-style:square;mso-width-percent:0;mso-height-percent:0;mso-wrap-distance-left:9pt;mso-wrap-distance-top:0;mso-wrap-distance-right:9pt;mso-wrap-distance-bottom:0;mso-position-horizontal:absolute;mso-position-horizontal-relative:text;mso-position-vertical:absolute;mso-position-vertical-relative:text;mso-width-percent:0;mso-height-percent:0;mso-width-relative:margin;mso-height-relative:margin;v-text-anchor:middle" o:gfxdata="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" fillcolor="#5a5a5a [2109]" strokecolor="#5a5a5a [2109]" strokeweight="1.2pt">
+              <v:shape w14:anchorId="03506F3F" id="Flowchart: Decision 68" o:spid="_x0000_s1026" type="#_x0000_t110" style="position:absolute;margin-left:196.2pt;margin-top:1.45pt;width:11.6pt;height:10.6pt;z-index:251708416;visibility:visible;mso-wrap-style:square;mso-width-percent:0;mso-height-percent:0;mso-wrap-distance-left:9pt;mso-wrap-distance-top:0;mso-wrap-distance-right:9pt;mso-wrap-distance-bottom:0;mso-position-horizontal:absolute;mso-position-horizontal-relative:text;mso-position-vertical:absolute;mso-position-vertical-relative:text;mso-width-percent:0;mso-height-percent:0;mso-width-relative:margin;mso-height-relative:margin;v-text-anchor:middle" o:gfxdata="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" fillcolor="#404040 [2429]" strokecolor="black [3213]" strokeweight="1.2pt">
                 <v:stroke endcap="round"/>
               </v:shape>
             </w:pict>
@@ -7484,7 +7100,7 @@
         <mc:AlternateContent>
           <mc:Choice Requires="wps">
             <w:drawing>
-              <wp:anchor distT="0" distB="0" distL="114300" distR="114300" simplePos="0" relativeHeight="251707392" behindDoc="0" locked="0" layoutInCell="1" allowOverlap="1" wp14:anchorId="41F0A196" wp14:editId="4175ACEF">
+              <wp:anchor distT="0" distB="0" distL="114300" distR="114300" simplePos="0" relativeHeight="251707392" behindDoc="0" locked="0" layoutInCell="1" allowOverlap="1" wp14:anchorId="41F0A196" wp14:editId="563DB4D8">
                 <wp:simplePos x="0" y="0"/>
                 <wp:positionH relativeFrom="column">
                   <wp:posOffset>2291080</wp:posOffset>
@@ -7511,16 +7127,13 @@
                         </a:prstGeom>
                         <a:solidFill>
                           <a:schemeClr val="tx1">
-                            <a:lumMod val="65000"/>
-                            <a:lumOff val="35000"/>
+                            <a:lumMod val="75000"/>
+                            <a:lumOff val="25000"/>
                           </a:schemeClr>
                         </a:solidFill>
                         <a:ln w="15240">
                           <a:solidFill>
-                            <a:schemeClr val="tx1">
-                              <a:lumMod val="65000"/>
-                              <a:lumOff val="35000"/>
-                            </a:schemeClr>
+                            <a:schemeClr val="tx1"/>
                           </a:solidFill>
                         </a:ln>
                       </wps:spPr>
@@ -7560,7 +7173,7 @@
           </mc:Choice>
           <mc:Fallback>
             <w:pict>
-              <v:shape w14:anchorId="26654FD3" id="Flowchart: Decision 67" o:spid="_x0000_s1026" type="#_x0000_t110" style="position:absolute;margin-left:180.4pt;margin-top:1.45pt;width:11.6pt;height:10.6pt;z-index:251707392;visibility:visible;mso-wrap-style:square;mso-width-percent:0;mso-height-percent:0;mso-wrap-distance-left:9pt;mso-wrap-distance-top:0;mso-wrap-distance-right:9pt;mso-wrap-distance-bottom:0;mso-position-horizontal:absolute;mso-position-horizontal-relative:text;mso-position-vertical:absolute;mso-position-vertical-relative:text;mso-width-percent:0;mso-height-percent:0;mso-width-relative:margin;mso-height-relative:margin;v-text-anchor:middle" o:gfxdata="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" fillcolor="#5a5a5a [2109]" strokecolor="#5a5a5a [2109]" strokeweight="1.2pt">
+              <v:shape w14:anchorId="29A7B9B4" id="Flowchart: Decision 67" o:spid="_x0000_s1026" type="#_x0000_t110" style="position:absolute;margin-left:180.4pt;margin-top:1.45pt;width:11.6pt;height:10.6pt;z-index:251707392;visibility:visible;mso-wrap-style:square;mso-width-percent:0;mso-height-percent:0;mso-wrap-distance-left:9pt;mso-wrap-distance-top:0;mso-wrap-distance-right:9pt;mso-wrap-distance-bottom:0;mso-position-horizontal:absolute;mso-position-horizontal-relative:text;mso-position-vertical:absolute;mso-position-vertical-relative:text;mso-width-percent:0;mso-height-percent:0;mso-width-relative:margin;mso-height-relative:margin;v-text-anchor:middle" o:gfxdata="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" fillcolor="#404040 [2429]" strokecolor="black [3213]" strokeweight="1.2pt">
                 <v:stroke endcap="round"/>
               </v:shape>
             </w:pict>
@@ -7578,7 +7191,7 @@
         <mc:AlternateContent>
           <mc:Choice Requires="wps">
             <w:drawing>
-              <wp:anchor distT="0" distB="0" distL="114300" distR="114300" simplePos="0" relativeHeight="251706368" behindDoc="0" locked="0" layoutInCell="1" allowOverlap="1" wp14:anchorId="16E7CEB7" wp14:editId="5A782B02">
+              <wp:anchor distT="0" distB="0" distL="114300" distR="114300" simplePos="0" relativeHeight="251706368" behindDoc="0" locked="0" layoutInCell="1" allowOverlap="1" wp14:anchorId="16E7CEB7" wp14:editId="184FB2B7">
                 <wp:simplePos x="0" y="0"/>
                 <wp:positionH relativeFrom="column">
                   <wp:posOffset>2100580</wp:posOffset>
@@ -7605,16 +7218,13 @@
                         </a:prstGeom>
                         <a:solidFill>
                           <a:schemeClr val="tx1">
-                            <a:lumMod val="65000"/>
-                            <a:lumOff val="35000"/>
+                            <a:lumMod val="75000"/>
+                            <a:lumOff val="25000"/>
                           </a:schemeClr>
                         </a:solidFill>
                         <a:ln w="15240">
                           <a:solidFill>
-                            <a:schemeClr val="tx1">
-                              <a:lumMod val="65000"/>
-                              <a:lumOff val="35000"/>
-                            </a:schemeClr>
+                            <a:schemeClr val="tx1"/>
                           </a:solidFill>
                         </a:ln>
                       </wps:spPr>
@@ -7654,7 +7264,7 @@
           </mc:Choice>
           <mc:Fallback>
             <w:pict>
-              <v:shape w14:anchorId="51C7A33C" id="Flowchart: Decision 66" o:spid="_x0000_s1026" type="#_x0000_t110" style="position:absolute;margin-left:165.4pt;margin-top:1.5pt;width:11.6pt;height:10.6pt;z-index:251706368;visibility:visible;mso-wrap-style:square;mso-width-percent:0;mso-height-percent:0;mso-wrap-distance-left:9pt;mso-wrap-distance-top:0;mso-wrap-distance-right:9pt;mso-wrap-distance-bottom:0;mso-position-horizontal:absolute;mso-position-horizontal-relative:text;mso-position-vertical:absolute;mso-position-vertical-relative:text;mso-width-percent:0;mso-height-percent:0;mso-width-relative:margin;mso-height-relative:margin;v-text-anchor:middle" o:gfxdata="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" fillcolor="#5a5a5a [2109]" strokecolor="#5a5a5a [2109]" strokeweight="1.2pt">
+              <v:shape w14:anchorId="206D70EB" id="Flowchart: Decision 66" o:spid="_x0000_s1026" type="#_x0000_t110" style="position:absolute;margin-left:165.4pt;margin-top:1.5pt;width:11.6pt;height:10.6pt;z-index:251706368;visibility:visible;mso-wrap-style:square;mso-width-percent:0;mso-height-percent:0;mso-wrap-distance-left:9pt;mso-wrap-distance-top:0;mso-wrap-distance-right:9pt;mso-wrap-distance-bottom:0;mso-position-horizontal:absolute;mso-position-horizontal-relative:text;mso-position-vertical:absolute;mso-position-vertical-relative:text;mso-width-percent:0;mso-height-percent:0;mso-width-relative:margin;mso-height-relative:margin;v-text-anchor:middle" o:gfxdata="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" fillcolor="#404040 [2429]" strokecolor="black [3213]" strokeweight="1.2pt">
                 <v:stroke endcap="round"/>
               </v:shape>
             </w:pict>
@@ -7672,7 +7282,7 @@
         <mc:AlternateContent>
           <mc:Choice Requires="wps">
             <w:drawing>
-              <wp:anchor distT="0" distB="0" distL="114300" distR="114300" simplePos="0" relativeHeight="251669504" behindDoc="0" locked="0" layoutInCell="1" allowOverlap="1" wp14:anchorId="0D09793E" wp14:editId="4F16DD64">
+              <wp:anchor distT="0" distB="0" distL="114300" distR="114300" simplePos="0" relativeHeight="251669504" behindDoc="0" locked="0" layoutInCell="1" allowOverlap="1" wp14:anchorId="0D09793E" wp14:editId="19B52B38">
                 <wp:simplePos x="0" y="0"/>
                 <wp:positionH relativeFrom="margin">
                   <wp:posOffset>841961</wp:posOffset>
@@ -7697,7 +7307,10 @@
                         <a:prstGeom prst="line">
                           <a:avLst/>
                         </a:prstGeom>
-                        <a:ln w="22860" cap="rnd" cmpd="sng">
+                        <a:ln w="12700" cap="rnd" cmpd="sng">
+                          <a:solidFill>
+                            <a:schemeClr val="tx1"/>
+                          </a:solidFill>
                           <a:prstDash val="solid"/>
                           <a:headEnd type="diamond"/>
                           <a:tailEnd type="none"/>
@@ -7732,7 +7345,7 @@
           </mc:Choice>
           <mc:Fallback>
             <w:pict>
-              <v:line w14:anchorId="1E4CF4EA" id="Straight Connector 13" o:spid="_x0000_s1026" style="position:absolute;z-index:251669504;visibility:visible;mso-wrap-style:square;mso-width-percent:0;mso-height-percent:0;mso-wrap-distance-left:9pt;mso-wrap-distance-top:0;mso-wrap-distance-right:9pt;mso-wrap-distance-bottom:0;mso-position-horizontal:absolute;mso-position-horizontal-relative:margin;mso-position-vertical:absolute;mso-position-vertical-relative:text;mso-width-percent:0;mso-height-percent:0;mso-width-relative:margin;mso-height-relative:margin" from="66.3pt,6.55pt" to="158.45pt,6.55pt" o:gfxdata="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" strokecolor="#6f6f6f [3204]" strokeweight="1.8pt">
+              <v:line w14:anchorId="5C579BDA" id="Straight Connector 13" o:spid="_x0000_s1026" style="position:absolute;z-index:251669504;visibility:visible;mso-wrap-style:square;mso-width-percent:0;mso-height-percent:0;mso-wrap-distance-left:9pt;mso-wrap-distance-top:0;mso-wrap-distance-right:9pt;mso-wrap-distance-bottom:0;mso-position-horizontal:absolute;mso-position-horizontal-relative:margin;mso-position-vertical:absolute;mso-position-vertical-relative:text;mso-width-percent:0;mso-height-percent:0;mso-width-relative:margin;mso-height-relative:margin" from="66.3pt,6.55pt" to="158.45pt,6.55pt" o:gfxdata="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" strokecolor="black [3213]" strokeweight="1pt">
                 <v:stroke startarrow="diamond" endcap="round"/>
                 <w10:wrap anchorx="margin"/>
               </v:line>
@@ -7772,7 +7385,89 @@
         <mc:AlternateContent>
           <mc:Choice Requires="wps">
             <w:drawing>
-              <wp:anchor distT="0" distB="0" distL="114300" distR="114300" simplePos="0" relativeHeight="251712512" behindDoc="0" locked="0" layoutInCell="1" allowOverlap="1" wp14:anchorId="09F1B1A9" wp14:editId="2170323F">
+              <wp:anchor distT="0" distB="0" distL="114300" distR="114300" simplePos="0" relativeHeight="251671552" behindDoc="0" locked="0" layoutInCell="1" allowOverlap="1" wp14:anchorId="0038D122" wp14:editId="6D1C6E73">
+                <wp:simplePos x="0" y="0"/>
+                <wp:positionH relativeFrom="margin">
+                  <wp:posOffset>1477769</wp:posOffset>
+                </wp:positionH>
+                <wp:positionV relativeFrom="paragraph">
+                  <wp:posOffset>94871</wp:posOffset>
+                </wp:positionV>
+                <wp:extent cx="531614" cy="0"/>
+                <wp:effectExtent l="38100" t="38100" r="1905" b="57150"/>
+                <wp:wrapNone/>
+                <wp:docPr id="14" name="Straight Connector 14"/>
+                <wp:cNvGraphicFramePr/>
+                <a:graphic xmlns:a="http://schemas.openxmlformats.org/drawingml/2006/main">
+                  <a:graphicData uri="http://schemas.microsoft.com/office/word/2010/wordprocessingShape">
+                    <wps:wsp>
+                      <wps:cNvCnPr/>
+                      <wps:spPr>
+                        <a:xfrm>
+                          <a:off x="0" y="0"/>
+                          <a:ext cx="531614" cy="0"/>
+                        </a:xfrm>
+                        <a:prstGeom prst="line">
+                          <a:avLst/>
+                        </a:prstGeom>
+                        <a:ln w="12700" cap="rnd" cmpd="sng">
+                          <a:solidFill>
+                            <a:schemeClr val="tx1"/>
+                          </a:solidFill>
+                          <a:prstDash val="solid"/>
+                          <a:headEnd type="diamond"/>
+                          <a:tailEnd type="none"/>
+                        </a:ln>
+                      </wps:spPr>
+                      <wps:style>
+                        <a:lnRef idx="1">
+                          <a:schemeClr val="accent1"/>
+                        </a:lnRef>
+                        <a:fillRef idx="0">
+                          <a:schemeClr val="accent1"/>
+                        </a:fillRef>
+                        <a:effectRef idx="0">
+                          <a:schemeClr val="accent1"/>
+                        </a:effectRef>
+                        <a:fontRef idx="minor">
+                          <a:schemeClr val="tx1"/>
+                        </a:fontRef>
+                      </wps:style>
+                      <wps:bodyPr/>
+                    </wps:wsp>
+                  </a:graphicData>
+                </a:graphic>
+                <wp14:sizeRelH relativeFrom="margin">
+                  <wp14:pctWidth>0</wp14:pctWidth>
+                </wp14:sizeRelH>
+                <wp14:sizeRelV relativeFrom="margin">
+                  <wp14:pctHeight>0</wp14:pctHeight>
+                </wp14:sizeRelV>
+              </wp:anchor>
+            </w:drawing>
+          </mc:Choice>
+          <mc:Fallback>
+            <w:pict>
+              <v:line w14:anchorId="1F1C771E" id="Straight Connector 14" o:spid="_x0000_s1026" style="position:absolute;z-index:251671552;visibility:visible;mso-wrap-style:square;mso-width-percent:0;mso-height-percent:0;mso-wrap-distance-left:9pt;mso-wrap-distance-top:0;mso-wrap-distance-right:9pt;mso-wrap-distance-bottom:0;mso-position-horizontal:absolute;mso-position-horizontal-relative:margin;mso-position-vertical:absolute;mso-position-vertical-relative:text;mso-width-percent:0;mso-height-percent:0;mso-width-relative:margin;mso-height-relative:margin" from="116.35pt,7.45pt" to="158.2pt,7.45pt" o:gfxdata="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" strokecolor="black [3213]" strokeweight="1pt">
+                <v:stroke startarrow="diamond" endcap="round"/>
+                <w10:wrap anchorx="margin"/>
+              </v:line>
+            </w:pict>
+          </mc:Fallback>
+        </mc:AlternateContent>
+      </w:r>
+      <w:r>
+        <w:rPr>
+          <w:rFonts w:asciiTheme="majorHAnsi" w:hAnsiTheme="majorHAnsi" w:cs="Arial"/>
+          <w:noProof/>
+          <w:color w:val="000000" w:themeColor="text1"/>
+          <w:sz w:val="20"/>
+          <w:szCs w:val="20"/>
+        </w:rPr>
+        <mc:AlternateContent>
+          <mc:Choice Requires="wps">
+            <w:drawing>
+              <wp:anchor distT="0" distB="0" distL="114300" distR="114300" simplePos="0" relativeHeight="251712512" behindDoc="0" locked="0" layoutInCell="1" allowOverlap="1" wp14:anchorId="09F1B1A9" wp14:editId="28EB4736">
                 <wp:simplePos x="0" y="0"/>
                 <wp:positionH relativeFrom="column">
                   <wp:posOffset>2100580</wp:posOffset>
@@ -7799,16 +7494,13 @@
                         </a:prstGeom>
                         <a:solidFill>
                           <a:schemeClr val="tx1">
-                            <a:lumMod val="65000"/>
-                            <a:lumOff val="35000"/>
+                            <a:lumMod val="75000"/>
+                            <a:lumOff val="25000"/>
                           </a:schemeClr>
                         </a:solidFill>
                         <a:ln w="15240">
                           <a:solidFill>
-                            <a:schemeClr val="tx1">
-                              <a:lumMod val="65000"/>
-                              <a:lumOff val="35000"/>
-                            </a:schemeClr>
+                            <a:schemeClr val="tx1"/>
                           </a:solidFill>
                         </a:ln>
                       </wps:spPr>
@@ -7848,7 +7540,7 @@
           </mc:Choice>
           <mc:Fallback>
             <w:pict>
-              <v:shape w14:anchorId="6E809699" id="Flowchart: Decision 71" o:spid="_x0000_s1026" type="#_x0000_t110" style="position:absolute;margin-left:165.4pt;margin-top:1.35pt;width:11.6pt;height:10.6pt;z-index:251712512;visibility:visible;mso-wrap-style:square;mso-width-percent:0;mso-height-percent:0;mso-wrap-distance-left:9pt;mso-wrap-distance-top:0;mso-wrap-distance-right:9pt;mso-wrap-distance-bottom:0;mso-position-horizontal:absolute;mso-position-horizontal-relative:text;mso-position-vertical:absolute;mso-position-vertical-relative:text;mso-width-percent:0;mso-height-percent:0;mso-width-relative:margin;mso-height-relative:margin;v-text-anchor:middle" o:gfxdata="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" fillcolor="#5a5a5a [2109]" strokecolor="#5a5a5a [2109]" strokeweight="1.2pt">
+              <v:shape w14:anchorId="7BE865E2" id="Flowchart: Decision 71" o:spid="_x0000_s1026" type="#_x0000_t110" style="position:absolute;margin-left:165.4pt;margin-top:1.35pt;width:11.6pt;height:10.6pt;z-index:251712512;visibility:visible;mso-wrap-style:square;mso-width-percent:0;mso-height-percent:0;mso-wrap-distance-left:9pt;mso-wrap-distance-top:0;mso-wrap-distance-right:9pt;mso-wrap-distance-bottom:0;mso-position-horizontal:absolute;mso-position-horizontal-relative:text;mso-position-vertical:absolute;mso-position-vertical-relative:text;mso-width-percent:0;mso-height-percent:0;mso-width-relative:margin;mso-height-relative:margin;v-text-anchor:middle" o:gfxdata="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" fillcolor="#404040 [2429]" strokecolor="black [3213]" strokeweight="1.2pt">
                 <v:stroke endcap="round"/>
               </v:shape>
             </w:pict>
@@ -7866,7 +7558,7 @@
         <mc:AlternateContent>
           <mc:Choice Requires="wps">
             <w:drawing>
-              <wp:anchor distT="0" distB="0" distL="114300" distR="114300" simplePos="0" relativeHeight="251713536" behindDoc="0" locked="0" layoutInCell="1" allowOverlap="1" wp14:anchorId="6AC09EC4" wp14:editId="763841F3">
+              <wp:anchor distT="0" distB="0" distL="114300" distR="114300" simplePos="0" relativeHeight="251713536" behindDoc="0" locked="0" layoutInCell="1" allowOverlap="1" wp14:anchorId="6AC09EC4" wp14:editId="5FCD5101">
                 <wp:simplePos x="0" y="0"/>
                 <wp:positionH relativeFrom="column">
                   <wp:posOffset>2291080</wp:posOffset>
@@ -7893,16 +7585,13 @@
                         </a:prstGeom>
                         <a:solidFill>
                           <a:schemeClr val="tx1">
-                            <a:lumMod val="65000"/>
-                            <a:lumOff val="35000"/>
+                            <a:lumMod val="75000"/>
+                            <a:lumOff val="25000"/>
                           </a:schemeClr>
                         </a:solidFill>
                         <a:ln w="15240">
                           <a:solidFill>
-                            <a:schemeClr val="tx1">
-                              <a:lumMod val="65000"/>
-                              <a:lumOff val="35000"/>
-                            </a:schemeClr>
+                            <a:schemeClr val="tx1"/>
                           </a:solidFill>
                         </a:ln>
                       </wps:spPr>
@@ -7942,7 +7631,7 @@
           </mc:Choice>
           <mc:Fallback>
             <w:pict>
-              <v:shape w14:anchorId="39CE8A13" id="Flowchart: Decision 72" o:spid="_x0000_s1026" type="#_x0000_t110" style="position:absolute;margin-left:180.4pt;margin-top:1.35pt;width:11.6pt;height:10.6pt;z-index:251713536;visibility:visible;mso-wrap-style:square;mso-width-percent:0;mso-height-percent:0;mso-wrap-distance-left:9pt;mso-wrap-distance-top:0;mso-wrap-distance-right:9pt;mso-wrap-distance-bottom:0;mso-position-horizontal:absolute;mso-position-horizontal-relative:text;mso-position-vertical:absolute;mso-position-vertical-relative:text;mso-width-percent:0;mso-height-percent:0;mso-width-relative:margin;mso-height-relative:margin;v-text-anchor:middle" o:gfxdata="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" fillcolor="#5a5a5a [2109]" strokecolor="#5a5a5a [2109]" strokeweight="1.2pt">
+              <v:shape w14:anchorId="466D75B0" id="Flowchart: Decision 72" o:spid="_x0000_s1026" type="#_x0000_t110" style="position:absolute;margin-left:180.4pt;margin-top:1.35pt;width:11.6pt;height:10.6pt;z-index:251713536;visibility:visible;mso-wrap-style:square;mso-width-percent:0;mso-height-percent:0;mso-wrap-distance-left:9pt;mso-wrap-distance-top:0;mso-wrap-distance-right:9pt;mso-wrap-distance-bottom:0;mso-position-horizontal:absolute;mso-position-horizontal-relative:text;mso-position-vertical:absolute;mso-position-vertical-relative:text;mso-width-percent:0;mso-height-percent:0;mso-width-relative:margin;mso-height-relative:margin;v-text-anchor:middle" o:gfxdata="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" fillcolor="#404040 [2429]" strokecolor="black [3213]" strokeweight="1.2pt">
                 <v:stroke endcap="round"/>
               </v:shape>
             </w:pict>
@@ -7960,7 +7649,7 @@
         <mc:AlternateContent>
           <mc:Choice Requires="wps">
             <w:drawing>
-              <wp:anchor distT="0" distB="0" distL="114300" distR="114300" simplePos="0" relativeHeight="251714560" behindDoc="0" locked="0" layoutInCell="1" allowOverlap="1" wp14:anchorId="2AF2FEAA" wp14:editId="6746FFE9">
+              <wp:anchor distT="0" distB="0" distL="114300" distR="114300" simplePos="0" relativeHeight="251714560" behindDoc="0" locked="0" layoutInCell="1" allowOverlap="1" wp14:anchorId="2AF2FEAA" wp14:editId="096FCE3B">
                 <wp:simplePos x="0" y="0"/>
                 <wp:positionH relativeFrom="column">
                   <wp:posOffset>2491740</wp:posOffset>
@@ -7986,14 +7675,14 @@
                           <a:avLst/>
                         </a:prstGeom>
                         <a:solidFill>
-                          <a:schemeClr val="bg1"/>
+                          <a:schemeClr val="tx1">
+                            <a:lumMod val="75000"/>
+                            <a:lumOff val="25000"/>
+                          </a:schemeClr>
                         </a:solidFill>
                         <a:ln w="15240">
                           <a:solidFill>
-                            <a:schemeClr val="tx1">
-                              <a:lumMod val="65000"/>
-                              <a:lumOff val="35000"/>
-                            </a:schemeClr>
+                            <a:schemeClr val="tx1"/>
                           </a:solidFill>
                         </a:ln>
                       </wps:spPr>
@@ -8033,7 +7722,7 @@
           </mc:Choice>
           <mc:Fallback>
             <w:pict>
-              <v:shape w14:anchorId="361EBAEA" id="Flowchart: Decision 73" o:spid="_x0000_s1026" type="#_x0000_t110" style="position:absolute;margin-left:196.2pt;margin-top:1.35pt;width:11.6pt;height:10.6pt;z-index:251714560;visibility:visible;mso-wrap-style:square;mso-width-percent:0;mso-height-percent:0;mso-wrap-distance-left:9pt;mso-wrap-distance-top:0;mso-wrap-distance-right:9pt;mso-wrap-distance-bottom:0;mso-position-horizontal:absolute;mso-position-horizontal-relative:text;mso-position-vertical:absolute;mso-position-vertical-relative:text;mso-width-percent:0;mso-height-percent:0;mso-width-relative:margin;mso-height-relative:margin;v-text-anchor:middle" o:gfxdata="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" fillcolor="white [3212]" strokecolor="#5a5a5a [2109]" strokeweight="1.2pt">
+              <v:shape w14:anchorId="234B134B" id="Flowchart: Decision 73" o:spid="_x0000_s1026" type="#_x0000_t110" style="position:absolute;margin-left:196.2pt;margin-top:1.35pt;width:11.6pt;height:10.6pt;z-index:251714560;visibility:visible;mso-wrap-style:square;mso-width-percent:0;mso-height-percent:0;mso-wrap-distance-left:9pt;mso-wrap-distance-top:0;mso-wrap-distance-right:9pt;mso-wrap-distance-bottom:0;mso-position-horizontal:absolute;mso-position-horizontal-relative:text;mso-position-vertical:absolute;mso-position-vertical-relative:text;mso-width-percent:0;mso-height-percent:0;mso-width-relative:margin;mso-height-relative:margin;v-text-anchor:middle" o:gfxdata="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" fillcolor="#404040 [2429]" strokecolor="black [3213]" strokeweight="1.2pt">
                 <v:stroke endcap="round"/>
               </v:shape>
             </w:pict>
@@ -8051,7 +7740,7 @@
         <mc:AlternateContent>
           <mc:Choice Requires="wps">
             <w:drawing>
-              <wp:anchor distT="0" distB="0" distL="114300" distR="114300" simplePos="0" relativeHeight="251715584" behindDoc="0" locked="0" layoutInCell="1" allowOverlap="1" wp14:anchorId="43CC0CA4" wp14:editId="29D47892">
+              <wp:anchor distT="0" distB="0" distL="114300" distR="114300" simplePos="0" relativeHeight="251715584" behindDoc="0" locked="0" layoutInCell="1" allowOverlap="1" wp14:anchorId="43CC0CA4" wp14:editId="31FBD32B">
                 <wp:simplePos x="0" y="0"/>
                 <wp:positionH relativeFrom="column">
                   <wp:posOffset>2682240</wp:posOffset>
@@ -8081,10 +7770,7 @@
                         </a:solidFill>
                         <a:ln w="15240">
                           <a:solidFill>
-                            <a:schemeClr val="tx1">
-                              <a:lumMod val="65000"/>
-                              <a:lumOff val="35000"/>
-                            </a:schemeClr>
+                            <a:schemeClr val="tx1"/>
                           </a:solidFill>
                         </a:ln>
                       </wps:spPr>
@@ -8124,7 +7810,7 @@
           </mc:Choice>
           <mc:Fallback>
             <w:pict>
-              <v:shape w14:anchorId="662EC592" id="Flowchart: Decision 74" o:spid="_x0000_s1026" type="#_x0000_t110" style="position:absolute;margin-left:211.2pt;margin-top:1.7pt;width:11.6pt;height:10.6pt;z-index:251715584;visibility:visible;mso-wrap-style:square;mso-width-percent:0;mso-height-percent:0;mso-wrap-distance-left:9pt;mso-wrap-distance-top:0;mso-wrap-distance-right:9pt;mso-wrap-distance-bottom:0;mso-position-horizontal:absolute;mso-position-horizontal-relative:text;mso-position-vertical:absolute;mso-position-vertical-relative:text;mso-width-percent:0;mso-height-percent:0;mso-width-relative:margin;mso-height-relative:margin;v-text-anchor:middle" o:gfxdata="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" fillcolor="white [3212]" strokecolor="#5a5a5a [2109]" strokeweight="1.2pt">
+              <v:shape w14:anchorId="2EE66D47" id="Flowchart: Decision 74" o:spid="_x0000_s1026" type="#_x0000_t110" style="position:absolute;margin-left:211.2pt;margin-top:1.7pt;width:11.6pt;height:10.6pt;z-index:251715584;visibility:visible;mso-wrap-style:square;mso-width-percent:0;mso-height-percent:0;mso-wrap-distance-left:9pt;mso-wrap-distance-top:0;mso-wrap-distance-right:9pt;mso-wrap-distance-bottom:0;mso-position-horizontal:absolute;mso-position-horizontal-relative:text;mso-position-vertical:absolute;mso-position-vertical-relative:text;mso-width-percent:0;mso-height-percent:0;mso-width-relative:margin;mso-height-relative:margin;v-text-anchor:middle" o:gfxdata="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" fillcolor="white [3212]" strokecolor="black [3213]" strokeweight="1.2pt">
                 <v:stroke endcap="round"/>
               </v:shape>
             </w:pict>
@@ -8142,7 +7828,7 @@
         <mc:AlternateContent>
           <mc:Choice Requires="wps">
             <w:drawing>
-              <wp:anchor distT="0" distB="0" distL="114300" distR="114300" simplePos="0" relativeHeight="251716608" behindDoc="0" locked="0" layoutInCell="1" allowOverlap="1" wp14:anchorId="58F22B2E" wp14:editId="5722343B">
+              <wp:anchor distT="0" distB="0" distL="114300" distR="114300" simplePos="0" relativeHeight="251716608" behindDoc="0" locked="0" layoutInCell="1" allowOverlap="1" wp14:anchorId="58F22B2E" wp14:editId="528399F7">
                 <wp:simplePos x="0" y="0"/>
                 <wp:positionH relativeFrom="column">
                   <wp:posOffset>2872105</wp:posOffset>
@@ -8172,10 +7858,7 @@
                         </a:solidFill>
                         <a:ln w="15240">
                           <a:solidFill>
-                            <a:schemeClr val="tx1">
-                              <a:lumMod val="65000"/>
-                              <a:lumOff val="35000"/>
-                            </a:schemeClr>
+                            <a:schemeClr val="tx1"/>
                           </a:solidFill>
                         </a:ln>
                       </wps:spPr>
@@ -8215,7 +7898,7 @@
           </mc:Choice>
           <mc:Fallback>
             <w:pict>
-              <v:shape w14:anchorId="62BEBBFA" id="Flowchart: Decision 75" o:spid="_x0000_s1026" type="#_x0000_t110" style="position:absolute;margin-left:226.15pt;margin-top:1.7pt;width:11.6pt;height:10.6pt;z-index:251716608;visibility:visible;mso-wrap-style:square;mso-width-percent:0;mso-height-percent:0;mso-wrap-distance-left:9pt;mso-wrap-distance-top:0;mso-wrap-distance-right:9pt;mso-wrap-distance-bottom:0;mso-position-horizontal:absolute;mso-position-horizontal-relative:text;mso-position-vertical:absolute;mso-position-vertical-relative:text;mso-width-percent:0;mso-height-percent:0;mso-width-relative:margin;mso-height-relative:margin;v-text-anchor:middle" o:gfxdata="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" fillcolor="white [3212]" strokecolor="#5a5a5a [2109]" strokeweight="1.2pt">
+              <v:shape w14:anchorId="30A7D20C" id="Flowchart: Decision 75" o:spid="_x0000_s1026" type="#_x0000_t110" style="position:absolute;margin-left:226.15pt;margin-top:1.7pt;width:11.6pt;height:10.6pt;z-index:251716608;visibility:visible;mso-wrap-style:square;mso-width-percent:0;mso-height-percent:0;mso-wrap-distance-left:9pt;mso-wrap-distance-top:0;mso-wrap-distance-right:9pt;mso-wrap-distance-bottom:0;mso-position-horizontal:absolute;mso-position-horizontal-relative:text;mso-position-vertical:absolute;mso-position-vertical-relative:text;mso-width-percent:0;mso-height-percent:0;mso-width-relative:margin;mso-height-relative:margin;v-text-anchor:middle" o:gfxdata="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" fillcolor="white [3212]" strokecolor="black [3213]" strokeweight="1.2pt">
                 <v:stroke endcap="round"/>
               </v:shape>
             </w:pict>
@@ -8230,21 +7913,43 @@
           <w:sz w:val="20"/>
           <w:szCs w:val="20"/>
         </w:rPr>
+        <w:t xml:space="preserve">Custom Game Engines </w:t>
+      </w:r>
+    </w:p>
+    <w:p>
+      <w:pPr>
+        <w:spacing w:after="0" w:line="240" w:lineRule="auto"/>
+        <w:ind w:right="648"/>
+        <w:rPr>
+          <w:rFonts w:asciiTheme="majorHAnsi" w:hAnsiTheme="majorHAnsi" w:cs="Arial"/>
+          <w:color w:val="000000" w:themeColor="text1"/>
+          <w:sz w:val="20"/>
+          <w:szCs w:val="20"/>
+        </w:rPr>
+      </w:pPr>
+      <w:r>
+        <w:rPr>
+          <w:rFonts w:asciiTheme="majorHAnsi" w:hAnsiTheme="majorHAnsi" w:cs="Arial"/>
+          <w:noProof/>
+          <w:color w:val="000000" w:themeColor="text1"/>
+          <w:sz w:val="20"/>
+          <w:szCs w:val="20"/>
+        </w:rPr>
         <mc:AlternateContent>
           <mc:Choice Requires="wps">
             <w:drawing>
-              <wp:anchor distT="0" distB="0" distL="114300" distR="114300" simplePos="0" relativeHeight="251671552" behindDoc="0" locked="0" layoutInCell="1" allowOverlap="1" wp14:anchorId="0038D122" wp14:editId="563AA84E">
+              <wp:anchor distT="0" distB="0" distL="114300" distR="114300" simplePos="0" relativeHeight="251673600" behindDoc="0" locked="0" layoutInCell="1" allowOverlap="1" wp14:anchorId="20099D99" wp14:editId="30F1253E">
                 <wp:simplePos x="0" y="0"/>
                 <wp:positionH relativeFrom="margin">
-                  <wp:posOffset>485701</wp:posOffset>
+                  <wp:posOffset>1324346</wp:posOffset>
                 </wp:positionH>
                 <wp:positionV relativeFrom="paragraph">
-                  <wp:posOffset>87704</wp:posOffset>
+                  <wp:posOffset>89650</wp:posOffset>
                 </wp:positionV>
-                <wp:extent cx="1526696" cy="5938"/>
-                <wp:effectExtent l="38100" t="38100" r="16510" b="51435"/>
+                <wp:extent cx="687833" cy="0"/>
+                <wp:effectExtent l="38100" t="38100" r="17145" b="57150"/>
                 <wp:wrapNone/>
-                <wp:docPr id="14" name="Straight Connector 14"/>
+                <wp:docPr id="15" name="Straight Connector 15"/>
                 <wp:cNvGraphicFramePr/>
                 <a:graphic xmlns:a="http://schemas.openxmlformats.org/drawingml/2006/main">
                   <a:graphicData uri="http://schemas.microsoft.com/office/word/2010/wordprocessingShape">
@@ -8253,12 +7958,15 @@
                       <wps:spPr>
                         <a:xfrm>
                           <a:off x="0" y="0"/>
-                          <a:ext cx="1526696" cy="5938"/>
+                          <a:ext cx="687833" cy="0"/>
                         </a:xfrm>
                         <a:prstGeom prst="line">
                           <a:avLst/>
                         </a:prstGeom>
-                        <a:ln w="22860" cap="rnd" cmpd="sng">
+                        <a:ln w="12700" cap="rnd" cmpd="sng">
+                          <a:solidFill>
+                            <a:schemeClr val="tx1"/>
+                          </a:solidFill>
                           <a:prstDash val="solid"/>
                           <a:headEnd type="diamond"/>
                           <a:tailEnd type="none"/>
@@ -8293,7 +8001,7 @@
           </mc:Choice>
           <mc:Fallback>
             <w:pict>
-              <v:line w14:anchorId="5D214D01" id="Straight Connector 14" o:spid="_x0000_s1026" style="position:absolute;z-index:251671552;visibility:visible;mso-wrap-style:square;mso-width-percent:0;mso-height-percent:0;mso-wrap-distance-left:9pt;mso-wrap-distance-top:0;mso-wrap-distance-right:9pt;mso-wrap-distance-bottom:0;mso-position-horizontal:absolute;mso-position-horizontal-relative:margin;mso-position-vertical:absolute;mso-position-vertical-relative:text;mso-width-percent:0;mso-height-percent:0;mso-width-relative:margin;mso-height-relative:margin" from="38.25pt,6.9pt" to="158.45pt,7.35pt" o:gfxdata="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" strokecolor="#6f6f6f [3204]" strokeweight="1.8pt">
+              <v:line w14:anchorId="08CBE955" id="Straight Connector 15" o:spid="_x0000_s1026" style="position:absolute;z-index:251673600;visibility:visible;mso-wrap-style:square;mso-width-percent:0;mso-height-percent:0;mso-wrap-distance-left:9pt;mso-wrap-distance-top:0;mso-wrap-distance-right:9pt;mso-wrap-distance-bottom:0;mso-position-horizontal:absolute;mso-position-horizontal-relative:margin;mso-position-vertical:absolute;mso-position-vertical-relative:text;mso-width-percent:0;mso-height-percent:0;mso-width-relative:margin;mso-height-relative:margin" from="104.3pt,7.05pt" to="158.45pt,7.05pt" o:gfxdata="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" strokecolor="black [3213]" strokeweight="1pt">
                 <v:stroke startarrow="diamond" endcap="round"/>
                 <w10:wrap anchorx="margin"/>
               </v:line>
@@ -8304,27 +8012,6 @@
       <w:r>
         <w:rPr>
           <w:rFonts w:asciiTheme="majorHAnsi" w:hAnsiTheme="majorHAnsi" w:cs="Arial"/>
-          <w:color w:val="000000" w:themeColor="text1"/>
-          <w:sz w:val="20"/>
-          <w:szCs w:val="20"/>
-        </w:rPr>
-        <w:t>Python</w:t>
-      </w:r>
-    </w:p>
-    <w:p>
-      <w:pPr>
-        <w:spacing w:after="0" w:line="240" w:lineRule="auto"/>
-        <w:ind w:right="648"/>
-        <w:rPr>
-          <w:rFonts w:asciiTheme="majorHAnsi" w:hAnsiTheme="majorHAnsi" w:cs="Arial"/>
-          <w:color w:val="000000" w:themeColor="text1"/>
-          <w:sz w:val="20"/>
-          <w:szCs w:val="20"/>
-        </w:rPr>
-      </w:pPr>
-      <w:r>
-        <w:rPr>
-          <w:rFonts w:asciiTheme="majorHAnsi" w:hAnsiTheme="majorHAnsi" w:cs="Arial"/>
           <w:noProof/>
           <w:color w:val="000000" w:themeColor="text1"/>
           <w:sz w:val="20"/>
@@ -8333,86 +8020,7 @@
         <mc:AlternateContent>
           <mc:Choice Requires="wps">
             <w:drawing>
-              <wp:anchor distT="0" distB="0" distL="114300" distR="114300" simplePos="0" relativeHeight="251673600" behindDoc="0" locked="0" layoutInCell="1" allowOverlap="1" wp14:anchorId="20099D99" wp14:editId="47CCF910">
-                <wp:simplePos x="0" y="0"/>
-                <wp:positionH relativeFrom="margin">
-                  <wp:posOffset>1269060</wp:posOffset>
-                </wp:positionH>
-                <wp:positionV relativeFrom="paragraph">
-                  <wp:posOffset>90812</wp:posOffset>
-                </wp:positionV>
-                <wp:extent cx="744965" cy="0"/>
-                <wp:effectExtent l="38100" t="38100" r="17145" b="57150"/>
-                <wp:wrapNone/>
-                <wp:docPr id="15" name="Straight Connector 15"/>
-                <wp:cNvGraphicFramePr/>
-                <a:graphic xmlns:a="http://schemas.openxmlformats.org/drawingml/2006/main">
-                  <a:graphicData uri="http://schemas.microsoft.com/office/word/2010/wordprocessingShape">
-                    <wps:wsp>
-                      <wps:cNvCnPr/>
-                      <wps:spPr>
-                        <a:xfrm>
-                          <a:off x="0" y="0"/>
-                          <a:ext cx="744965" cy="0"/>
-                        </a:xfrm>
-                        <a:prstGeom prst="line">
-                          <a:avLst/>
-                        </a:prstGeom>
-                        <a:ln w="22860" cap="rnd" cmpd="sng">
-                          <a:prstDash val="solid"/>
-                          <a:headEnd type="diamond"/>
-                          <a:tailEnd type="none"/>
-                        </a:ln>
-                      </wps:spPr>
-                      <wps:style>
-                        <a:lnRef idx="1">
-                          <a:schemeClr val="accent1"/>
-                        </a:lnRef>
-                        <a:fillRef idx="0">
-                          <a:schemeClr val="accent1"/>
-                        </a:fillRef>
-                        <a:effectRef idx="0">
-                          <a:schemeClr val="accent1"/>
-                        </a:effectRef>
-                        <a:fontRef idx="minor">
-                          <a:schemeClr val="tx1"/>
-                        </a:fontRef>
-                      </wps:style>
-                      <wps:bodyPr/>
-                    </wps:wsp>
-                  </a:graphicData>
-                </a:graphic>
-                <wp14:sizeRelH relativeFrom="margin">
-                  <wp14:pctWidth>0</wp14:pctWidth>
-                </wp14:sizeRelH>
-                <wp14:sizeRelV relativeFrom="margin">
-                  <wp14:pctHeight>0</wp14:pctHeight>
-                </wp14:sizeRelV>
-              </wp:anchor>
-            </w:drawing>
-          </mc:Choice>
-          <mc:Fallback>
-            <w:pict>
-              <v:line w14:anchorId="339B04D8" id="Straight Connector 15" o:spid="_x0000_s1026" style="position:absolute;z-index:251673600;visibility:visible;mso-wrap-style:square;mso-width-percent:0;mso-height-percent:0;mso-wrap-distance-left:9pt;mso-wrap-distance-top:0;mso-wrap-distance-right:9pt;mso-wrap-distance-bottom:0;mso-position-horizontal:absolute;mso-position-horizontal-relative:margin;mso-position-vertical:absolute;mso-position-vertical-relative:text;mso-width-percent:0;mso-height-percent:0;mso-width-relative:margin;mso-height-relative:margin" from="99.95pt,7.15pt" to="158.6pt,7.15pt" o:gfxdata="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" strokecolor="#6f6f6f [3204]" strokeweight="1.8pt">
-                <v:stroke startarrow="diamond" endcap="round"/>
-                <w10:wrap anchorx="margin"/>
-              </v:line>
-            </w:pict>
-          </mc:Fallback>
-        </mc:AlternateContent>
-      </w:r>
-      <w:r>
-        <w:rPr>
-          <w:rFonts w:asciiTheme="majorHAnsi" w:hAnsiTheme="majorHAnsi" w:cs="Arial"/>
-          <w:noProof/>
-          <w:color w:val="000000" w:themeColor="text1"/>
-          <w:sz w:val="20"/>
-          <w:szCs w:val="20"/>
-        </w:rPr>
-        <mc:AlternateContent>
-          <mc:Choice Requires="wps">
-            <w:drawing>
-              <wp:anchor distT="0" distB="0" distL="114300" distR="114300" simplePos="0" relativeHeight="251719680" behindDoc="0" locked="0" layoutInCell="1" allowOverlap="1" wp14:anchorId="09436576" wp14:editId="711F7F0F">
+              <wp:anchor distT="0" distB="0" distL="114300" distR="114300" simplePos="0" relativeHeight="251719680" behindDoc="0" locked="0" layoutInCell="1" allowOverlap="1" wp14:anchorId="09436576" wp14:editId="3D296166">
                 <wp:simplePos x="0" y="0"/>
                 <wp:positionH relativeFrom="column">
                   <wp:posOffset>2291715</wp:posOffset>
@@ -8439,16 +8047,13 @@
                         </a:prstGeom>
                         <a:solidFill>
                           <a:schemeClr val="tx1">
-                            <a:lumMod val="65000"/>
-                            <a:lumOff val="35000"/>
+                            <a:lumMod val="75000"/>
+                            <a:lumOff val="25000"/>
                           </a:schemeClr>
                         </a:solidFill>
                         <a:ln w="15240">
                           <a:solidFill>
-                            <a:schemeClr val="tx1">
-                              <a:lumMod val="65000"/>
-                              <a:lumOff val="35000"/>
-                            </a:schemeClr>
+                            <a:schemeClr val="tx1"/>
                           </a:solidFill>
                         </a:ln>
                       </wps:spPr>
@@ -8488,7 +8093,7 @@
           </mc:Choice>
           <mc:Fallback>
             <w:pict>
-              <v:shape w14:anchorId="3A3E5DF4" id="Flowchart: Decision 77" o:spid="_x0000_s1026" type="#_x0000_t110" style="position:absolute;margin-left:180.45pt;margin-top:1.15pt;width:11.6pt;height:10.6pt;z-index:251719680;visibility:visible;mso-wrap-style:square;mso-width-percent:0;mso-height-percent:0;mso-wrap-distance-left:9pt;mso-wrap-distance-top:0;mso-wrap-distance-right:9pt;mso-wrap-distance-bottom:0;mso-position-horizontal:absolute;mso-position-horizontal-relative:text;mso-position-vertical:absolute;mso-position-vertical-relative:text;mso-width-percent:0;mso-height-percent:0;mso-width-relative:margin;mso-height-relative:margin;v-text-anchor:middle" o:gfxdata="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" fillcolor="#5a5a5a [2109]" strokecolor="#5a5a5a [2109]" strokeweight="1.2pt">
+              <v:shape w14:anchorId="76F1FB4A" id="Flowchart: Decision 77" o:spid="_x0000_s1026" type="#_x0000_t110" style="position:absolute;margin-left:180.45pt;margin-top:1.15pt;width:11.6pt;height:10.6pt;z-index:251719680;visibility:visible;mso-wrap-style:square;mso-width-percent:0;mso-height-percent:0;mso-wrap-distance-left:9pt;mso-wrap-distance-top:0;mso-wrap-distance-right:9pt;mso-wrap-distance-bottom:0;mso-position-horizontal:absolute;mso-position-horizontal-relative:text;mso-position-vertical:absolute;mso-position-vertical-relative:text;mso-width-percent:0;mso-height-percent:0;mso-width-relative:margin;mso-height-relative:margin;v-text-anchor:middle" o:gfxdata="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" fillcolor="#404040 [2429]" strokecolor="black [3213]" strokeweight="1.2pt">
                 <v:stroke endcap="round"/>
               </v:shape>
             </w:pict>
@@ -8506,7 +8111,7 @@
         <mc:AlternateContent>
           <mc:Choice Requires="wps">
             <w:drawing>
-              <wp:anchor distT="0" distB="0" distL="114300" distR="114300" simplePos="0" relativeHeight="251720704" behindDoc="0" locked="0" layoutInCell="1" allowOverlap="1" wp14:anchorId="57E362E5" wp14:editId="5D002032">
+              <wp:anchor distT="0" distB="0" distL="114300" distR="114300" simplePos="0" relativeHeight="251720704" behindDoc="0" locked="0" layoutInCell="1" allowOverlap="1" wp14:anchorId="57E362E5" wp14:editId="778A5912">
                 <wp:simplePos x="0" y="0"/>
                 <wp:positionH relativeFrom="column">
                   <wp:posOffset>2492375</wp:posOffset>
@@ -8533,16 +8138,13 @@
                         </a:prstGeom>
                         <a:solidFill>
                           <a:schemeClr val="tx1">
-                            <a:lumMod val="65000"/>
-                            <a:lumOff val="35000"/>
+                            <a:lumMod val="75000"/>
+                            <a:lumOff val="25000"/>
                           </a:schemeClr>
                         </a:solidFill>
                         <a:ln w="15240">
                           <a:solidFill>
-                            <a:schemeClr val="tx1">
-                              <a:lumMod val="65000"/>
-                              <a:lumOff val="35000"/>
-                            </a:schemeClr>
+                            <a:schemeClr val="tx1"/>
                           </a:solidFill>
                         </a:ln>
                       </wps:spPr>
@@ -8582,11 +8184,7 @@
           </mc:Choice>
           <mc:Fallback>
             <w:pict>
-              <v:shapetype w14:anchorId="0F98FFBE" id="_x0000_t110" coordsize="21600,21600" o:spt="110" path="m10800,l,10800,10800,21600,21600,10800xe">
-                <v:stroke joinstyle="miter"/>
-                <v:path gradientshapeok="t" o:connecttype="rect" textboxrect="5400,5400,16200,16200"/>
-              </v:shapetype>
-              <v:shape id="Flowchart: Decision 78" o:spid="_x0000_s1026" type="#_x0000_t110" style="position:absolute;margin-left:196.25pt;margin-top:1.15pt;width:11.6pt;height:10.6pt;z-index:251720704;visibility:visible;mso-wrap-style:square;mso-width-percent:0;mso-height-percent:0;mso-wrap-distance-left:9pt;mso-wrap-distance-top:0;mso-wrap-distance-right:9pt;mso-wrap-distance-bottom:0;mso-position-horizontal:absolute;mso-position-horizontal-relative:text;mso-position-vertical:absolute;mso-position-vertical-relative:text;mso-width-percent:0;mso-height-percent:0;mso-width-relative:margin;mso-height-relative:margin;v-text-anchor:middle" o:gfxdata="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" fillcolor="#5a5a5a [2109]" strokecolor="#5a5a5a [2109]" strokeweight="1.2pt">
+              <v:shape w14:anchorId="5F8C986E" id="Flowchart: Decision 78" o:spid="_x0000_s1026" type="#_x0000_t110" style="position:absolute;margin-left:196.25pt;margin-top:1.15pt;width:11.6pt;height:10.6pt;z-index:251720704;visibility:visible;mso-wrap-style:square;mso-width-percent:0;mso-height-percent:0;mso-wrap-distance-left:9pt;mso-wrap-distance-top:0;mso-wrap-distance-right:9pt;mso-wrap-distance-bottom:0;mso-position-horizontal:absolute;mso-position-horizontal-relative:text;mso-position-vertical:absolute;mso-position-vertical-relative:text;mso-width-percent:0;mso-height-percent:0;mso-width-relative:margin;mso-height-relative:margin;v-text-anchor:middle" o:gfxdata="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" fillcolor="#404040 [2429]" strokecolor="black [3213]" strokeweight="1.2pt">
                 <v:stroke endcap="round"/>
               </v:shape>
             </w:pict>
@@ -8604,7 +8202,7 @@
         <mc:AlternateContent>
           <mc:Choice Requires="wps">
             <w:drawing>
-              <wp:anchor distT="0" distB="0" distL="114300" distR="114300" simplePos="0" relativeHeight="251721728" behindDoc="0" locked="0" layoutInCell="1" allowOverlap="1" wp14:anchorId="7949A306" wp14:editId="68E00616">
+              <wp:anchor distT="0" distB="0" distL="114300" distR="114300" simplePos="0" relativeHeight="251721728" behindDoc="0" locked="0" layoutInCell="1" allowOverlap="1" wp14:anchorId="7949A306" wp14:editId="118811A3">
                 <wp:simplePos x="0" y="0"/>
                 <wp:positionH relativeFrom="column">
                   <wp:posOffset>2682875</wp:posOffset>
@@ -8631,16 +8229,13 @@
                         </a:prstGeom>
                         <a:solidFill>
                           <a:schemeClr val="tx1">
-                            <a:lumMod val="65000"/>
-                            <a:lumOff val="35000"/>
+                            <a:lumMod val="75000"/>
+                            <a:lumOff val="25000"/>
                           </a:schemeClr>
                         </a:solidFill>
                         <a:ln w="15240">
                           <a:solidFill>
-                            <a:schemeClr val="tx1">
-                              <a:lumMod val="65000"/>
-                              <a:lumOff val="35000"/>
-                            </a:schemeClr>
+                            <a:schemeClr val="tx1"/>
                           </a:solidFill>
                         </a:ln>
                       </wps:spPr>
@@ -8680,7 +8275,7 @@
           </mc:Choice>
           <mc:Fallback>
             <w:pict>
-              <v:shape w14:anchorId="67E8702F" id="Flowchart: Decision 79" o:spid="_x0000_s1026" type="#_x0000_t110" style="position:absolute;margin-left:211.25pt;margin-top:1.5pt;width:11.6pt;height:10.6pt;z-index:251721728;visibility:visible;mso-wrap-style:square;mso-width-percent:0;mso-height-percent:0;mso-wrap-distance-left:9pt;mso-wrap-distance-top:0;mso-wrap-distance-right:9pt;mso-wrap-distance-bottom:0;mso-position-horizontal:absolute;mso-position-horizontal-relative:text;mso-position-vertical:absolute;mso-position-vertical-relative:text;mso-width-percent:0;mso-height-percent:0;mso-width-relative:margin;mso-height-relative:margin;v-text-anchor:middle" o:gfxdata="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" fillcolor="#5a5a5a [2109]" strokecolor="#5a5a5a [2109]" strokeweight="1.2pt">
+              <v:shape w14:anchorId="112365CC" id="Flowchart: Decision 79" o:spid="_x0000_s1026" type="#_x0000_t110" style="position:absolute;margin-left:211.25pt;margin-top:1.5pt;width:11.6pt;height:10.6pt;z-index:251721728;visibility:visible;mso-wrap-style:square;mso-width-percent:0;mso-height-percent:0;mso-wrap-distance-left:9pt;mso-wrap-distance-top:0;mso-wrap-distance-right:9pt;mso-wrap-distance-bottom:0;mso-position-horizontal:absolute;mso-position-horizontal-relative:text;mso-position-vertical:absolute;mso-position-vertical-relative:text;mso-width-percent:0;mso-height-percent:0;mso-width-relative:margin;mso-height-relative:margin;v-text-anchor:middle" o:gfxdata="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" fillcolor="#404040 [2429]" strokecolor="black [3213]" strokeweight="1.2pt">
                 <v:stroke endcap="round"/>
               </v:shape>
             </w:pict>
@@ -8698,7 +8293,7 @@
         <mc:AlternateContent>
           <mc:Choice Requires="wps">
             <w:drawing>
-              <wp:anchor distT="0" distB="0" distL="114300" distR="114300" simplePos="0" relativeHeight="251722752" behindDoc="0" locked="0" layoutInCell="1" allowOverlap="1" wp14:anchorId="355FBFBF" wp14:editId="4847B0C9">
+              <wp:anchor distT="0" distB="0" distL="114300" distR="114300" simplePos="0" relativeHeight="251722752" behindDoc="0" locked="0" layoutInCell="1" allowOverlap="1" wp14:anchorId="355FBFBF" wp14:editId="2C1944B3">
                 <wp:simplePos x="0" y="0"/>
                 <wp:positionH relativeFrom="column">
                   <wp:posOffset>2872740</wp:posOffset>
@@ -8728,10 +8323,7 @@
                         </a:solidFill>
                         <a:ln w="15240">
                           <a:solidFill>
-                            <a:schemeClr val="tx1">
-                              <a:lumMod val="65000"/>
-                              <a:lumOff val="35000"/>
-                            </a:schemeClr>
+                            <a:schemeClr val="tx1"/>
                           </a:solidFill>
                         </a:ln>
                       </wps:spPr>
@@ -8771,7 +8363,7 @@
           </mc:Choice>
           <mc:Fallback>
             <w:pict>
-              <v:shape w14:anchorId="24045455" id="Flowchart: Decision 80" o:spid="_x0000_s1026" type="#_x0000_t110" style="position:absolute;margin-left:226.2pt;margin-top:1.5pt;width:11.6pt;height:10.6pt;z-index:251722752;visibility:visible;mso-wrap-style:square;mso-width-percent:0;mso-height-percent:0;mso-wrap-distance-left:9pt;mso-wrap-distance-top:0;mso-wrap-distance-right:9pt;mso-wrap-distance-bottom:0;mso-position-horizontal:absolute;mso-position-horizontal-relative:text;mso-position-vertical:absolute;mso-position-vertical-relative:text;mso-width-percent:0;mso-height-percent:0;mso-width-relative:margin;mso-height-relative:margin;v-text-anchor:middle" o:gfxdata="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" fillcolor="white [3212]" strokecolor="#5a5a5a [2109]" strokeweight="1.2pt">
+              <v:shape w14:anchorId="17BBB8FB" id="Flowchart: Decision 80" o:spid="_x0000_s1026" type="#_x0000_t110" style="position:absolute;margin-left:226.2pt;margin-top:1.5pt;width:11.6pt;height:10.6pt;z-index:251722752;visibility:visible;mso-wrap-style:square;mso-width-percent:0;mso-height-percent:0;mso-wrap-distance-left:9pt;mso-wrap-distance-top:0;mso-wrap-distance-right:9pt;mso-wrap-distance-bottom:0;mso-position-horizontal:absolute;mso-position-horizontal-relative:text;mso-position-vertical:absolute;mso-position-vertical-relative:text;mso-width-percent:0;mso-height-percent:0;mso-width-relative:margin;mso-height-relative:margin;v-text-anchor:middle" o:gfxdata="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" fillcolor="white [3212]" strokecolor="black [3213]" strokeweight="1.2pt">
                 <v:stroke endcap="round"/>
               </v:shape>
             </w:pict>
@@ -8789,7 +8381,7 @@
         <mc:AlternateContent>
           <mc:Choice Requires="wps">
             <w:drawing>
-              <wp:anchor distT="0" distB="0" distL="114300" distR="114300" simplePos="0" relativeHeight="251718656" behindDoc="0" locked="0" layoutInCell="1" allowOverlap="1" wp14:anchorId="3E853442" wp14:editId="0155F719">
+              <wp:anchor distT="0" distB="0" distL="114300" distR="114300" simplePos="0" relativeHeight="251718656" behindDoc="0" locked="0" layoutInCell="1" allowOverlap="1" wp14:anchorId="3E853442" wp14:editId="606D607D">
                 <wp:simplePos x="0" y="0"/>
                 <wp:positionH relativeFrom="column">
                   <wp:posOffset>2101215</wp:posOffset>
@@ -8816,16 +8408,13 @@
                         </a:prstGeom>
                         <a:solidFill>
                           <a:schemeClr val="tx1">
-                            <a:lumMod val="65000"/>
-                            <a:lumOff val="35000"/>
+                            <a:lumMod val="75000"/>
+                            <a:lumOff val="25000"/>
                           </a:schemeClr>
                         </a:solidFill>
                         <a:ln w="15240">
                           <a:solidFill>
-                            <a:schemeClr val="tx1">
-                              <a:lumMod val="65000"/>
-                              <a:lumOff val="35000"/>
-                            </a:schemeClr>
+                            <a:schemeClr val="tx1"/>
                           </a:solidFill>
                         </a:ln>
                       </wps:spPr>
@@ -8865,7 +8454,7 @@
           </mc:Choice>
           <mc:Fallback>
             <w:pict>
-              <v:shape w14:anchorId="68D6AEC9" id="Flowchart: Decision 76" o:spid="_x0000_s1026" type="#_x0000_t110" style="position:absolute;margin-left:165.45pt;margin-top:1.2pt;width:11.6pt;height:10.6pt;z-index:251718656;visibility:visible;mso-wrap-style:square;mso-width-percent:0;mso-height-percent:0;mso-wrap-distance-left:9pt;mso-wrap-distance-top:0;mso-wrap-distance-right:9pt;mso-wrap-distance-bottom:0;mso-position-horizontal:absolute;mso-position-horizontal-relative:text;mso-position-vertical:absolute;mso-position-vertical-relative:text;mso-width-percent:0;mso-height-percent:0;mso-width-relative:margin;mso-height-relative:margin;v-text-anchor:middle" o:gfxdata="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" fillcolor="#5a5a5a [2109]" strokecolor="#5a5a5a [2109]" strokeweight="1.2pt">
+              <v:shape w14:anchorId="60C577E1" id="Flowchart: Decision 76" o:spid="_x0000_s1026" type="#_x0000_t110" style="position:absolute;margin-left:165.45pt;margin-top:1.2pt;width:11.6pt;height:10.6pt;z-index:251718656;visibility:visible;mso-wrap-style:square;mso-width-percent:0;mso-height-percent:0;mso-wrap-distance-left:9pt;mso-wrap-distance-top:0;mso-wrap-distance-right:9pt;mso-wrap-distance-bottom:0;mso-position-horizontal:absolute;mso-position-horizontal-relative:text;mso-position-vertical:absolute;mso-position-vertical-relative:text;mso-width-percent:0;mso-height-percent:0;mso-width-relative:margin;mso-height-relative:margin;v-text-anchor:middle" o:gfxdata="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" fillcolor="#404040 [2429]" strokecolor="black [3213]" strokeweight="1.2pt">
                 <v:stroke endcap="round"/>
               </v:shape>
             </w:pict>
@@ -8879,7 +8468,16 @@
           <w:sz w:val="20"/>
           <w:szCs w:val="20"/>
         </w:rPr>
-        <w:t>Agile Development</w:t>
+        <w:t xml:space="preserve">Agile </w:t>
+      </w:r>
+      <w:r>
+        <w:rPr>
+          <w:rFonts w:asciiTheme="majorHAnsi" w:hAnsiTheme="majorHAnsi" w:cs="Arial"/>
+          <w:color w:val="000000" w:themeColor="text1"/>
+          <w:sz w:val="20"/>
+          <w:szCs w:val="20"/>
+        </w:rPr>
+        <w:t>Methodologies</w:t>
       </w:r>
     </w:p>
     <w:p>
@@ -8902,7 +8500,7 @@
         <mc:AlternateContent>
           <mc:Choice Requires="wps">
             <w:drawing>
-              <wp:anchor distT="0" distB="0" distL="114300" distR="114300" simplePos="0" relativeHeight="251838464" behindDoc="0" locked="0" layoutInCell="1" allowOverlap="1" wp14:anchorId="5485238B" wp14:editId="365AFAEB">
+              <wp:anchor distT="0" distB="0" distL="114300" distR="114300" simplePos="0" relativeHeight="251838464" behindDoc="0" locked="0" layoutInCell="1" allowOverlap="1" wp14:anchorId="5485238B" wp14:editId="5F1B96F7">
                 <wp:simplePos x="0" y="0"/>
                 <wp:positionH relativeFrom="leftMargin">
                   <wp:posOffset>145415</wp:posOffset>
@@ -8965,7 +8563,7 @@
           </mc:Choice>
           <mc:Fallback>
             <w:pict>
-              <v:shapetype w14:anchorId="10E335DE" id="_x0000_t120" coordsize="21600,21600" o:spt="120" path="m10800,qx,10800,10800,21600,21600,10800,10800,xe">
+              <v:shapetype w14:anchorId="4739DD05" id="_x0000_t120" coordsize="21600,21600" o:spt="120" path="m10800,qx,10800,10800,21600,21600,10800,10800,xe">
                 <v:path gradientshapeok="t" o:connecttype="custom" o:connectlocs="10800,0;3163,3163;0,10800;3163,18437;10800,21600;18437,18437;21600,10800;18437,3163" textboxrect="3163,3163,18437,18437"/>
               </v:shapetype>
               <v:shape id="Flowchart: Connector 39" o:spid="_x0000_s1026" type="#_x0000_t120" style="position:absolute;margin-left:11.45pt;margin-top:15.5pt;width:11.8pt;height:11.8pt;z-index:251838464;visibility:visible;mso-wrap-style:square;mso-width-percent:0;mso-height-percent:0;mso-wrap-distance-left:9pt;mso-wrap-distance-top:0;mso-wrap-distance-right:9pt;mso-wrap-distance-bottom:0;mso-position-horizontal:absolute;mso-position-horizontal-relative:left-margin-area;mso-position-vertical:absolute;mso-position-vertical-relative:text;mso-width-percent:0;mso-height-percent:0;mso-width-relative:margin;mso-height-relative:margin;v-text-anchor:middle" o:gfxdata="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" filled="f" strokecolor="#373737 [1604]" strokeweight="1.5pt">
@@ -8987,7 +8585,7 @@
         <mc:AlternateContent>
           <mc:Choice Requires="wps">
             <w:drawing>
-              <wp:anchor distT="0" distB="0" distL="114300" distR="114300" simplePos="0" relativeHeight="251727872" behindDoc="0" locked="0" layoutInCell="1" allowOverlap="1" wp14:anchorId="4B38E3D3" wp14:editId="1003A57E">
+              <wp:anchor distT="0" distB="0" distL="114300" distR="114300" simplePos="0" relativeHeight="251727872" behindDoc="0" locked="0" layoutInCell="1" allowOverlap="1" wp14:anchorId="4B38E3D3" wp14:editId="407B6FBA">
                 <wp:simplePos x="0" y="0"/>
                 <wp:positionH relativeFrom="column">
                   <wp:posOffset>2683510</wp:posOffset>
@@ -9017,10 +8615,7 @@
                         </a:solidFill>
                         <a:ln w="15240">
                           <a:solidFill>
-                            <a:schemeClr val="tx1">
-                              <a:lumMod val="65000"/>
-                              <a:lumOff val="35000"/>
-                            </a:schemeClr>
+                            <a:schemeClr val="tx1"/>
                           </a:solidFill>
                         </a:ln>
                       </wps:spPr>
@@ -9060,7 +8655,7 @@
           </mc:Choice>
           <mc:Fallback>
             <w:pict>
-              <v:shape w14:anchorId="5BAC833A" id="Flowchart: Decision 84" o:spid="_x0000_s1026" type="#_x0000_t110" style="position:absolute;margin-left:211.3pt;margin-top:1.45pt;width:11.6pt;height:10.6pt;z-index:251727872;visibility:visible;mso-wrap-style:square;mso-width-percent:0;mso-height-percent:0;mso-wrap-distance-left:9pt;mso-wrap-distance-top:0;mso-wrap-distance-right:9pt;mso-wrap-distance-bottom:0;mso-position-horizontal:absolute;mso-position-horizontal-relative:text;mso-position-vertical:absolute;mso-position-vertical-relative:text;mso-width-percent:0;mso-height-percent:0;mso-width-relative:margin;mso-height-relative:margin;v-text-anchor:middle" o:gfxdata="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" fillcolor="white [3212]" strokecolor="#5a5a5a [2109]" strokeweight="1.2pt">
+              <v:shape w14:anchorId="6F84182E" id="Flowchart: Decision 84" o:spid="_x0000_s1026" type="#_x0000_t110" style="position:absolute;margin-left:211.3pt;margin-top:1.45pt;width:11.6pt;height:10.6pt;z-index:251727872;visibility:visible;mso-wrap-style:square;mso-width-percent:0;mso-height-percent:0;mso-wrap-distance-left:9pt;mso-wrap-distance-top:0;mso-wrap-distance-right:9pt;mso-wrap-distance-bottom:0;mso-position-horizontal:absolute;mso-position-horizontal-relative:text;mso-position-vertical:absolute;mso-position-vertical-relative:text;mso-width-percent:0;mso-height-percent:0;mso-width-relative:margin;mso-height-relative:margin;v-text-anchor:middle" o:gfxdata="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" fillcolor="white [3212]" strokecolor="black [3213]" strokeweight="1.2pt">
                 <v:stroke endcap="round"/>
               </v:shape>
             </w:pict>
@@ -9078,7 +8673,7 @@
         <mc:AlternateContent>
           <mc:Choice Requires="wps">
             <w:drawing>
-              <wp:anchor distT="0" distB="0" distL="114300" distR="114300" simplePos="0" relativeHeight="251726848" behindDoc="0" locked="0" layoutInCell="1" allowOverlap="1" wp14:anchorId="61D10095" wp14:editId="7EFD245E">
+              <wp:anchor distT="0" distB="0" distL="114300" distR="114300" simplePos="0" relativeHeight="251726848" behindDoc="0" locked="0" layoutInCell="1" allowOverlap="1" wp14:anchorId="61D10095" wp14:editId="5A79FEEC">
                 <wp:simplePos x="0" y="0"/>
                 <wp:positionH relativeFrom="column">
                   <wp:posOffset>2493010</wp:posOffset>
@@ -9105,16 +8700,13 @@
                         </a:prstGeom>
                         <a:solidFill>
                           <a:schemeClr val="tx1">
-                            <a:lumMod val="65000"/>
-                            <a:lumOff val="35000"/>
+                            <a:lumMod val="75000"/>
+                            <a:lumOff val="25000"/>
                           </a:schemeClr>
                         </a:solidFill>
                         <a:ln w="15240">
                           <a:solidFill>
-                            <a:schemeClr val="tx1">
-                              <a:lumMod val="65000"/>
-                              <a:lumOff val="35000"/>
-                            </a:schemeClr>
+                            <a:schemeClr val="tx1"/>
                           </a:solidFill>
                         </a:ln>
                       </wps:spPr>
@@ -9154,7 +8746,7 @@
           </mc:Choice>
           <mc:Fallback>
             <w:pict>
-              <v:shape w14:anchorId="548561D3" id="Flowchart: Decision 83" o:spid="_x0000_s1026" type="#_x0000_t110" style="position:absolute;margin-left:196.3pt;margin-top:1.1pt;width:11.6pt;height:10.6pt;z-index:251726848;visibility:visible;mso-wrap-style:square;mso-width-percent:0;mso-height-percent:0;mso-wrap-distance-left:9pt;mso-wrap-distance-top:0;mso-wrap-distance-right:9pt;mso-wrap-distance-bottom:0;mso-position-horizontal:absolute;mso-position-horizontal-relative:text;mso-position-vertical:absolute;mso-position-vertical-relative:text;mso-width-percent:0;mso-height-percent:0;mso-width-relative:margin;mso-height-relative:margin;v-text-anchor:middle" o:gfxdata="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" fillcolor="#5a5a5a [2109]" strokecolor="#5a5a5a [2109]" strokeweight="1.2pt">
+              <v:shape w14:anchorId="3ACA843E" id="Flowchart: Decision 83" o:spid="_x0000_s1026" type="#_x0000_t110" style="position:absolute;margin-left:196.3pt;margin-top:1.1pt;width:11.6pt;height:10.6pt;z-index:251726848;visibility:visible;mso-wrap-style:square;mso-width-percent:0;mso-height-percent:0;mso-wrap-distance-left:9pt;mso-wrap-distance-top:0;mso-wrap-distance-right:9pt;mso-wrap-distance-bottom:0;mso-position-horizontal:absolute;mso-position-horizontal-relative:text;mso-position-vertical:absolute;mso-position-vertical-relative:text;mso-width-percent:0;mso-height-percent:0;mso-width-relative:margin;mso-height-relative:margin;v-text-anchor:middle" o:gfxdata="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" fillcolor="#404040 [2429]" strokecolor="black [3213]" strokeweight="1.2pt">
                 <v:stroke endcap="round"/>
               </v:shape>
             </w:pict>
@@ -9172,7 +8764,7 @@
         <mc:AlternateContent>
           <mc:Choice Requires="wps">
             <w:drawing>
-              <wp:anchor distT="0" distB="0" distL="114300" distR="114300" simplePos="0" relativeHeight="251725824" behindDoc="0" locked="0" layoutInCell="1" allowOverlap="1" wp14:anchorId="746DA5B5" wp14:editId="5069372A">
+              <wp:anchor distT="0" distB="0" distL="114300" distR="114300" simplePos="0" relativeHeight="251725824" behindDoc="0" locked="0" layoutInCell="1" allowOverlap="1" wp14:anchorId="746DA5B5" wp14:editId="15358119">
                 <wp:simplePos x="0" y="0"/>
                 <wp:positionH relativeFrom="column">
                   <wp:posOffset>2292350</wp:posOffset>
@@ -9199,16 +8791,13 @@
                         </a:prstGeom>
                         <a:solidFill>
                           <a:schemeClr val="tx1">
-                            <a:lumMod val="65000"/>
-                            <a:lumOff val="35000"/>
+                            <a:lumMod val="75000"/>
+                            <a:lumOff val="25000"/>
                           </a:schemeClr>
                         </a:solidFill>
                         <a:ln w="15240">
                           <a:solidFill>
-                            <a:schemeClr val="tx1">
-                              <a:lumMod val="65000"/>
-                              <a:lumOff val="35000"/>
-                            </a:schemeClr>
+                            <a:schemeClr val="tx1"/>
                           </a:solidFill>
                         </a:ln>
                       </wps:spPr>
@@ -9248,7 +8837,7 @@
           </mc:Choice>
           <mc:Fallback>
             <w:pict>
-              <v:shape w14:anchorId="13BBF69A" id="Flowchart: Decision 82" o:spid="_x0000_s1026" type="#_x0000_t110" style="position:absolute;margin-left:180.5pt;margin-top:1.1pt;width:11.6pt;height:10.6pt;z-index:251725824;visibility:visible;mso-wrap-style:square;mso-width-percent:0;mso-height-percent:0;mso-wrap-distance-left:9pt;mso-wrap-distance-top:0;mso-wrap-distance-right:9pt;mso-wrap-distance-bottom:0;mso-position-horizontal:absolute;mso-position-horizontal-relative:text;mso-position-vertical:absolute;mso-position-vertical-relative:text;mso-width-percent:0;mso-height-percent:0;mso-width-relative:margin;mso-height-relative:margin;v-text-anchor:middle" o:gfxdata="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" fillcolor="#5a5a5a [2109]" strokecolor="#5a5a5a [2109]" strokeweight="1.2pt">
+              <v:shape w14:anchorId="66253E5D" id="Flowchart: Decision 82" o:spid="_x0000_s1026" type="#_x0000_t110" style="position:absolute;margin-left:180.5pt;margin-top:1.1pt;width:11.6pt;height:10.6pt;z-index:251725824;visibility:visible;mso-wrap-style:square;mso-width-percent:0;mso-height-percent:0;mso-wrap-distance-left:9pt;mso-wrap-distance-top:0;mso-wrap-distance-right:9pt;mso-wrap-distance-bottom:0;mso-position-horizontal:absolute;mso-position-horizontal-relative:text;mso-position-vertical:absolute;mso-position-vertical-relative:text;mso-width-percent:0;mso-height-percent:0;mso-width-relative:margin;mso-height-relative:margin;v-text-anchor:middle" o:gfxdata="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" fillcolor="#404040 [2429]" strokecolor="black [3213]" strokeweight="1.2pt">
                 <v:stroke endcap="round"/>
               </v:shape>
             </w:pict>
@@ -9266,7 +8855,7 @@
         <mc:AlternateContent>
           <mc:Choice Requires="wps">
             <w:drawing>
-              <wp:anchor distT="0" distB="0" distL="114300" distR="114300" simplePos="0" relativeHeight="251724800" behindDoc="0" locked="0" layoutInCell="1" allowOverlap="1" wp14:anchorId="657E797B" wp14:editId="6F761A66">
+              <wp:anchor distT="0" distB="0" distL="114300" distR="114300" simplePos="0" relativeHeight="251724800" behindDoc="0" locked="0" layoutInCell="1" allowOverlap="1" wp14:anchorId="657E797B" wp14:editId="40A65BFF">
                 <wp:simplePos x="0" y="0"/>
                 <wp:positionH relativeFrom="column">
                   <wp:posOffset>2101850</wp:posOffset>
@@ -9293,16 +8882,13 @@
                         </a:prstGeom>
                         <a:solidFill>
                           <a:schemeClr val="tx1">
-                            <a:lumMod val="65000"/>
-                            <a:lumOff val="35000"/>
+                            <a:lumMod val="75000"/>
+                            <a:lumOff val="25000"/>
                           </a:schemeClr>
                         </a:solidFill>
                         <a:ln w="15240">
                           <a:solidFill>
-                            <a:schemeClr val="tx1">
-                              <a:lumMod val="65000"/>
-                              <a:lumOff val="35000"/>
-                            </a:schemeClr>
+                            <a:schemeClr val="tx1"/>
                           </a:solidFill>
                         </a:ln>
                       </wps:spPr>
@@ -9342,7 +8928,7 @@
           </mc:Choice>
           <mc:Fallback>
             <w:pict>
-              <v:shape w14:anchorId="026B6B0F" id="Flowchart: Decision 81" o:spid="_x0000_s1026" type="#_x0000_t110" style="position:absolute;margin-left:165.5pt;margin-top:1.1pt;width:11.6pt;height:10.6pt;z-index:251724800;visibility:visible;mso-wrap-style:square;mso-width-percent:0;mso-height-percent:0;mso-wrap-distance-left:9pt;mso-wrap-distance-top:0;mso-wrap-distance-right:9pt;mso-wrap-distance-bottom:0;mso-position-horizontal:absolute;mso-position-horizontal-relative:text;mso-position-vertical:absolute;mso-position-vertical-relative:text;mso-width-percent:0;mso-height-percent:0;mso-width-relative:margin;mso-height-relative:margin;v-text-anchor:middle" o:gfxdata="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" fillcolor="#5a5a5a [2109]" strokecolor="#5a5a5a [2109]" strokeweight="1.2pt">
+              <v:shape w14:anchorId="66E5149A" id="Flowchart: Decision 81" o:spid="_x0000_s1026" type="#_x0000_t110" style="position:absolute;margin-left:165.5pt;margin-top:1.1pt;width:11.6pt;height:10.6pt;z-index:251724800;visibility:visible;mso-wrap-style:square;mso-width-percent:0;mso-height-percent:0;mso-wrap-distance-left:9pt;mso-wrap-distance-top:0;mso-wrap-distance-right:9pt;mso-wrap-distance-bottom:0;mso-position-horizontal:absolute;mso-position-horizontal-relative:text;mso-position-vertical:absolute;mso-position-vertical-relative:text;mso-width-percent:0;mso-height-percent:0;mso-width-relative:margin;mso-height-relative:margin;v-text-anchor:middle" o:gfxdata="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" fillcolor="#404040 [2429]" strokecolor="black [3213]" strokeweight="1.2pt">
                 <v:stroke endcap="round"/>
               </v:shape>
             </w:pict>
@@ -9360,7 +8946,7 @@
         <mc:AlternateContent>
           <mc:Choice Requires="wps">
             <w:drawing>
-              <wp:anchor distT="0" distB="0" distL="114300" distR="114300" simplePos="0" relativeHeight="251728896" behindDoc="0" locked="0" layoutInCell="1" allowOverlap="1" wp14:anchorId="7FDCEC01" wp14:editId="20DFBA96">
+              <wp:anchor distT="0" distB="0" distL="114300" distR="114300" simplePos="0" relativeHeight="251728896" behindDoc="0" locked="0" layoutInCell="1" allowOverlap="1" wp14:anchorId="7FDCEC01" wp14:editId="5B9547C8">
                 <wp:simplePos x="0" y="0"/>
                 <wp:positionH relativeFrom="column">
                   <wp:posOffset>2873375</wp:posOffset>
@@ -9390,10 +8976,7 @@
                         </a:solidFill>
                         <a:ln w="15240">
                           <a:solidFill>
-                            <a:schemeClr val="tx1">
-                              <a:lumMod val="65000"/>
-                              <a:lumOff val="35000"/>
-                            </a:schemeClr>
+                            <a:schemeClr val="tx1"/>
                           </a:solidFill>
                         </a:ln>
                       </wps:spPr>
@@ -9433,7 +9016,7 @@
           </mc:Choice>
           <mc:Fallback>
             <w:pict>
-              <v:shape w14:anchorId="02C4A858" id="Flowchart: Decision 85" o:spid="_x0000_s1026" type="#_x0000_t110" style="position:absolute;margin-left:226.25pt;margin-top:1.6pt;width:11.6pt;height:10.6pt;z-index:251728896;visibility:visible;mso-wrap-style:square;mso-width-percent:0;mso-height-percent:0;mso-wrap-distance-left:9pt;mso-wrap-distance-top:0;mso-wrap-distance-right:9pt;mso-wrap-distance-bottom:0;mso-position-horizontal:absolute;mso-position-horizontal-relative:text;mso-position-vertical:absolute;mso-position-vertical-relative:text;mso-width-percent:0;mso-height-percent:0;mso-width-relative:margin;mso-height-relative:margin;v-text-anchor:middle" o:gfxdata="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" fillcolor="white [3212]" strokecolor="#5a5a5a [2109]" strokeweight="1.2pt">
+              <v:shape w14:anchorId="6B06AB42" id="Flowchart: Decision 85" o:spid="_x0000_s1026" type="#_x0000_t110" style="position:absolute;margin-left:226.25pt;margin-top:1.6pt;width:11.6pt;height:10.6pt;z-index:251728896;visibility:visible;mso-wrap-style:square;mso-width-percent:0;mso-height-percent:0;mso-wrap-distance-left:9pt;mso-wrap-distance-top:0;mso-wrap-distance-right:9pt;mso-wrap-distance-bottom:0;mso-position-horizontal:absolute;mso-position-horizontal-relative:text;mso-position-vertical:absolute;mso-position-vertical-relative:text;mso-width-percent:0;mso-height-percent:0;mso-width-relative:margin;mso-height-relative:margin;v-text-anchor:middle" o:gfxdata="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" fillcolor="white [3212]" strokecolor="black [3213]" strokeweight="1.2pt">
                 <v:stroke endcap="round"/>
               </v:shape>
             </w:pict>
@@ -9451,7 +9034,7 @@
         <mc:AlternateContent>
           <mc:Choice Requires="wps">
             <w:drawing>
-              <wp:anchor distT="0" distB="0" distL="114300" distR="114300" simplePos="0" relativeHeight="251675648" behindDoc="0" locked="0" layoutInCell="1" allowOverlap="1" wp14:anchorId="21F92F54" wp14:editId="4205C5F6">
+              <wp:anchor distT="0" distB="0" distL="114300" distR="114300" simplePos="0" relativeHeight="251675648" behindDoc="0" locked="0" layoutInCell="1" allowOverlap="1" wp14:anchorId="21F92F54" wp14:editId="097F4101">
                 <wp:simplePos x="0" y="0"/>
                 <wp:positionH relativeFrom="margin">
                   <wp:posOffset>241935</wp:posOffset>
@@ -9476,7 +9059,10 @@
                         <a:prstGeom prst="line">
                           <a:avLst/>
                         </a:prstGeom>
-                        <a:ln w="22860" cap="rnd" cmpd="sng">
+                        <a:ln w="12700" cap="rnd" cmpd="sng">
+                          <a:solidFill>
+                            <a:schemeClr val="tx1"/>
+                          </a:solidFill>
                           <a:prstDash val="solid"/>
                           <a:headEnd type="diamond"/>
                           <a:tailEnd type="none"/>
@@ -9511,7 +9097,7 @@
           </mc:Choice>
           <mc:Fallback>
             <w:pict>
-              <v:line w14:anchorId="0B09F33F" id="Straight Connector 16" o:spid="_x0000_s1026" style="position:absolute;z-index:251675648;visibility:visible;mso-wrap-style:square;mso-width-percent:0;mso-height-percent:0;mso-wrap-distance-left:9pt;mso-wrap-distance-top:0;mso-wrap-distance-right:9pt;mso-wrap-distance-bottom:0;mso-position-horizontal:absolute;mso-position-horizontal-relative:margin;mso-position-vertical:absolute;mso-position-vertical-relative:text;mso-width-percent:0;mso-height-percent:0;mso-width-relative:margin;mso-height-relative:margin" from="19.05pt,6.25pt" to="158.45pt,6.25pt" o:gfxdata="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" strokecolor="#6f6f6f [3204]" strokeweight="1.8pt">
+              <v:line w14:anchorId="1F1D0E38" id="Straight Connector 16" o:spid="_x0000_s1026" style="position:absolute;z-index:251675648;visibility:visible;mso-wrap-style:square;mso-width-percent:0;mso-height-percent:0;mso-wrap-distance-left:9pt;mso-wrap-distance-top:0;mso-wrap-distance-right:9pt;mso-wrap-distance-bottom:0;mso-position-horizontal:absolute;mso-position-horizontal-relative:margin;mso-position-vertical:absolute;mso-position-vertical-relative:text;mso-width-percent:0;mso-height-percent:0;mso-width-relative:margin;mso-height-relative:margin" from="19.05pt,6.25pt" to="158.45pt,6.25pt" o:gfxdata="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" strokecolor="black [3213]" strokeweight="1pt">
                 <v:stroke startarrow="diamond" endcap="round"/>
                 <w10:wrap anchorx="margin"/>
               </v:line>
@@ -9551,18 +9137,18 @@
         <mc:AlternateContent>
           <mc:Choice Requires="wps">
             <w:drawing>
-              <wp:anchor distT="0" distB="0" distL="114300" distR="114300" simplePos="0" relativeHeight="251735040" behindDoc="0" locked="0" layoutInCell="1" allowOverlap="1" wp14:anchorId="6FCC98A4" wp14:editId="7288546B">
+              <wp:anchor distT="0" distB="0" distL="114300" distR="114300" simplePos="0" relativeHeight="251864064" behindDoc="0" locked="0" layoutInCell="1" allowOverlap="1" wp14:anchorId="39D57843" wp14:editId="67F0E794">
                 <wp:simplePos x="0" y="0"/>
                 <wp:positionH relativeFrom="column">
-                  <wp:posOffset>2630805</wp:posOffset>
+                  <wp:posOffset>2628900</wp:posOffset>
                 </wp:positionH>
                 <wp:positionV relativeFrom="paragraph">
-                  <wp:posOffset>26670</wp:posOffset>
+                  <wp:posOffset>22225</wp:posOffset>
                 </wp:positionV>
                 <wp:extent cx="147320" cy="134620"/>
                 <wp:effectExtent l="0" t="0" r="24130" b="17780"/>
                 <wp:wrapNone/>
-                <wp:docPr id="90" name="Flowchart: Decision 90"/>
+                <wp:docPr id="1362226246" name="Flowchart: Decision 1362226246"/>
                 <wp:cNvGraphicFramePr/>
                 <a:graphic xmlns:a="http://schemas.openxmlformats.org/drawingml/2006/main">
                   <a:graphicData uri="http://schemas.microsoft.com/office/word/2010/wordprocessingShape">
@@ -9581,10 +9167,7 @@
                         </a:solidFill>
                         <a:ln w="15240">
                           <a:solidFill>
-                            <a:schemeClr val="tx1">
-                              <a:lumMod val="65000"/>
-                              <a:lumOff val="35000"/>
-                            </a:schemeClr>
+                            <a:schemeClr val="tx1"/>
                           </a:solidFill>
                         </a:ln>
                       </wps:spPr>
@@ -9624,7 +9207,7 @@
           </mc:Choice>
           <mc:Fallback>
             <w:pict>
-              <v:shape w14:anchorId="0556A18D" id="Flowchart: Decision 90" o:spid="_x0000_s1026" type="#_x0000_t110" style="position:absolute;margin-left:207.15pt;margin-top:2.1pt;width:11.6pt;height:10.6pt;z-index:251735040;visibility:visible;mso-wrap-style:square;mso-width-percent:0;mso-height-percent:0;mso-wrap-distance-left:9pt;mso-wrap-distance-top:0;mso-wrap-distance-right:9pt;mso-wrap-distance-bottom:0;mso-position-horizontal:absolute;mso-position-horizontal-relative:text;mso-position-vertical:absolute;mso-position-vertical-relative:text;mso-width-percent:0;mso-height-percent:0;mso-width-relative:margin;mso-height-relative:margin;v-text-anchor:middle" o:gfxdata="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" fillcolor="white [3212]" strokecolor="#5a5a5a [2109]" strokeweight="1.2pt">
+              <v:shape w14:anchorId="31F2DEF0" id="Flowchart: Decision 1362226246" o:spid="_x0000_s1026" type="#_x0000_t110" style="position:absolute;margin-left:207pt;margin-top:1.75pt;width:11.6pt;height:10.6pt;z-index:251864064;visibility:visible;mso-wrap-style:square;mso-width-percent:0;mso-height-percent:0;mso-wrap-distance-left:9pt;mso-wrap-distance-top:0;mso-wrap-distance-right:9pt;mso-wrap-distance-bottom:0;mso-position-horizontal:absolute;mso-position-horizontal-relative:text;mso-position-vertical:absolute;mso-position-vertical-relative:text;mso-width-percent:0;mso-height-percent:0;mso-width-relative:margin;mso-height-relative:margin;v-text-anchor:middle" o:gfxdata="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" fillcolor="white [3212]" strokecolor="black [3213]" strokeweight="1.2pt">
                 <v:stroke endcap="round"/>
               </v:shape>
             </w:pict>
@@ -9642,18 +9225,18 @@
         <mc:AlternateContent>
           <mc:Choice Requires="wps">
             <w:drawing>
-              <wp:anchor distT="0" distB="0" distL="114300" distR="114300" simplePos="0" relativeHeight="251734016" behindDoc="0" locked="0" layoutInCell="1" allowOverlap="1" wp14:anchorId="08E0626A" wp14:editId="731B75D8">
+              <wp:anchor distT="0" distB="0" distL="114300" distR="114300" simplePos="0" relativeHeight="251863040" behindDoc="0" locked="0" layoutInCell="1" allowOverlap="1" wp14:anchorId="1918EAA5" wp14:editId="7717D26F">
                 <wp:simplePos x="0" y="0"/>
                 <wp:positionH relativeFrom="column">
-                  <wp:posOffset>2440940</wp:posOffset>
+                  <wp:posOffset>2439423</wp:posOffset>
                 </wp:positionH>
                 <wp:positionV relativeFrom="paragraph">
-                  <wp:posOffset>26670</wp:posOffset>
+                  <wp:posOffset>22715</wp:posOffset>
                 </wp:positionV>
                 <wp:extent cx="147320" cy="134620"/>
                 <wp:effectExtent l="0" t="0" r="24130" b="17780"/>
                 <wp:wrapNone/>
-                <wp:docPr id="89" name="Flowchart: Decision 89"/>
+                <wp:docPr id="1010176966" name="Flowchart: Decision 1010176966"/>
                 <wp:cNvGraphicFramePr/>
                 <a:graphic xmlns:a="http://schemas.openxmlformats.org/drawingml/2006/main">
                   <a:graphicData uri="http://schemas.microsoft.com/office/word/2010/wordprocessingShape">
@@ -9672,10 +9255,7 @@
                         </a:solidFill>
                         <a:ln w="15240">
                           <a:solidFill>
-                            <a:schemeClr val="tx1">
-                              <a:lumMod val="65000"/>
-                              <a:lumOff val="35000"/>
-                            </a:schemeClr>
+                            <a:schemeClr val="tx1"/>
                           </a:solidFill>
                         </a:ln>
                       </wps:spPr>
@@ -9715,7 +9295,7 @@
           </mc:Choice>
           <mc:Fallback>
             <w:pict>
-              <v:shape w14:anchorId="5E1AA438" id="Flowchart: Decision 89" o:spid="_x0000_s1026" type="#_x0000_t110" style="position:absolute;margin-left:192.2pt;margin-top:2.1pt;width:11.6pt;height:10.6pt;z-index:251734016;visibility:visible;mso-wrap-style:square;mso-width-percent:0;mso-height-percent:0;mso-wrap-distance-left:9pt;mso-wrap-distance-top:0;mso-wrap-distance-right:9pt;mso-wrap-distance-bottom:0;mso-position-horizontal:absolute;mso-position-horizontal-relative:text;mso-position-vertical:absolute;mso-position-vertical-relative:text;mso-width-percent:0;mso-height-percent:0;mso-width-relative:margin;mso-height-relative:margin;v-text-anchor:middle" o:gfxdata="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" fillcolor="white [3212]" strokecolor="#5a5a5a [2109]" strokeweight="1.2pt">
+              <v:shape w14:anchorId="511C3D67" id="Flowchart: Decision 1010176966" o:spid="_x0000_s1026" type="#_x0000_t110" style="position:absolute;margin-left:192.1pt;margin-top:1.8pt;width:11.6pt;height:10.6pt;z-index:251863040;visibility:visible;mso-wrap-style:square;mso-width-percent:0;mso-height-percent:0;mso-wrap-distance-left:9pt;mso-wrap-distance-top:0;mso-wrap-distance-right:9pt;mso-wrap-distance-bottom:0;mso-position-horizontal:absolute;mso-position-horizontal-relative:text;mso-position-vertical:absolute;mso-position-vertical-relative:text;mso-width-percent:0;mso-height-percent:0;mso-width-relative:margin;mso-height-relative:margin;v-text-anchor:middle" o:gfxdata="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" fillcolor="white [3212]" strokecolor="black [3213]" strokeweight="1.2pt">
                 <v:stroke endcap="round"/>
               </v:shape>
             </w:pict>
@@ -9733,7 +9313,89 @@
         <mc:AlternateContent>
           <mc:Choice Requires="wps">
             <w:drawing>
-              <wp:anchor distT="0" distB="0" distL="114300" distR="114300" simplePos="0" relativeHeight="251732992" behindDoc="0" locked="0" layoutInCell="1" allowOverlap="1" wp14:anchorId="633FB2AF" wp14:editId="7F84CBBD">
+              <wp:anchor distT="0" distB="0" distL="114300" distR="114300" simplePos="0" relativeHeight="251677696" behindDoc="0" locked="0" layoutInCell="1" allowOverlap="1" wp14:anchorId="1497E955" wp14:editId="7D39E604">
+                <wp:simplePos x="0" y="0"/>
+                <wp:positionH relativeFrom="margin">
+                  <wp:posOffset>4256001</wp:posOffset>
+                </wp:positionH>
+                <wp:positionV relativeFrom="paragraph">
+                  <wp:posOffset>91841</wp:posOffset>
+                </wp:positionV>
+                <wp:extent cx="1423512" cy="0"/>
+                <wp:effectExtent l="38100" t="38100" r="5715" b="57150"/>
+                <wp:wrapNone/>
+                <wp:docPr id="42" name="Straight Connector 42"/>
+                <wp:cNvGraphicFramePr/>
+                <a:graphic xmlns:a="http://schemas.openxmlformats.org/drawingml/2006/main">
+                  <a:graphicData uri="http://schemas.microsoft.com/office/word/2010/wordprocessingShape">
+                    <wps:wsp>
+                      <wps:cNvCnPr/>
+                      <wps:spPr>
+                        <a:xfrm>
+                          <a:off x="0" y="0"/>
+                          <a:ext cx="1423512" cy="0"/>
+                        </a:xfrm>
+                        <a:prstGeom prst="line">
+                          <a:avLst/>
+                        </a:prstGeom>
+                        <a:ln w="12700" cap="rnd" cmpd="sng">
+                          <a:solidFill>
+                            <a:schemeClr val="tx1"/>
+                          </a:solidFill>
+                          <a:prstDash val="solid"/>
+                          <a:headEnd type="diamond"/>
+                          <a:tailEnd type="none"/>
+                        </a:ln>
+                      </wps:spPr>
+                      <wps:style>
+                        <a:lnRef idx="1">
+                          <a:schemeClr val="accent1"/>
+                        </a:lnRef>
+                        <a:fillRef idx="0">
+                          <a:schemeClr val="accent1"/>
+                        </a:fillRef>
+                        <a:effectRef idx="0">
+                          <a:schemeClr val="accent1"/>
+                        </a:effectRef>
+                        <a:fontRef idx="minor">
+                          <a:schemeClr val="tx1"/>
+                        </a:fontRef>
+                      </wps:style>
+                      <wps:bodyPr/>
+                    </wps:wsp>
+                  </a:graphicData>
+                </a:graphic>
+                <wp14:sizeRelH relativeFrom="margin">
+                  <wp14:pctWidth>0</wp14:pctWidth>
+                </wp14:sizeRelH>
+                <wp14:sizeRelV relativeFrom="margin">
+                  <wp14:pctHeight>0</wp14:pctHeight>
+                </wp14:sizeRelV>
+              </wp:anchor>
+            </w:drawing>
+          </mc:Choice>
+          <mc:Fallback>
+            <w:pict>
+              <v:line w14:anchorId="571B3B5F" id="Straight Connector 42" o:spid="_x0000_s1026" style="position:absolute;z-index:251677696;visibility:visible;mso-wrap-style:square;mso-width-percent:0;mso-height-percent:0;mso-wrap-distance-left:9pt;mso-wrap-distance-top:0;mso-wrap-distance-right:9pt;mso-wrap-distance-bottom:0;mso-position-horizontal:absolute;mso-position-horizontal-relative:margin;mso-position-vertical:absolute;mso-position-vertical-relative:text;mso-width-percent:0;mso-height-percent:0;mso-width-relative:margin;mso-height-relative:margin" from="335.1pt,7.25pt" to="447.2pt,7.25pt" o:gfxdata="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" strokecolor="black [3213]" strokeweight="1pt">
+                <v:stroke startarrow="diamond" endcap="round"/>
+                <w10:wrap anchorx="margin"/>
+              </v:line>
+            </w:pict>
+          </mc:Fallback>
+        </mc:AlternateContent>
+      </w:r>
+      <w:r>
+        <w:rPr>
+          <w:rFonts w:asciiTheme="majorHAnsi" w:hAnsiTheme="majorHAnsi" w:cs="Arial"/>
+          <w:noProof/>
+          <w:color w:val="000000" w:themeColor="text1"/>
+          <w:sz w:val="20"/>
+          <w:szCs w:val="20"/>
+        </w:rPr>
+        <mc:AlternateContent>
+          <mc:Choice Requires="wps">
+            <w:drawing>
+              <wp:anchor distT="0" distB="0" distL="114300" distR="114300" simplePos="0" relativeHeight="251732992" behindDoc="0" locked="0" layoutInCell="1" allowOverlap="1" wp14:anchorId="633FB2AF" wp14:editId="313A2C61">
                 <wp:simplePos x="0" y="0"/>
                 <wp:positionH relativeFrom="column">
                   <wp:posOffset>2250440</wp:posOffset>
@@ -9760,16 +9422,13 @@
                         </a:prstGeom>
                         <a:solidFill>
                           <a:schemeClr val="tx1">
-                            <a:lumMod val="65000"/>
-                            <a:lumOff val="35000"/>
+                            <a:lumMod val="75000"/>
+                            <a:lumOff val="25000"/>
                           </a:schemeClr>
                         </a:solidFill>
                         <a:ln w="15240">
                           <a:solidFill>
-                            <a:schemeClr val="tx1">
-                              <a:lumMod val="65000"/>
-                              <a:lumOff val="35000"/>
-                            </a:schemeClr>
+                            <a:schemeClr val="tx1"/>
                           </a:solidFill>
                         </a:ln>
                       </wps:spPr>
@@ -9809,7 +9468,7 @@
           </mc:Choice>
           <mc:Fallback>
             <w:pict>
-              <v:shape w14:anchorId="53AE4609" id="Flowchart: Decision 88" o:spid="_x0000_s1026" type="#_x0000_t110" style="position:absolute;margin-left:177.2pt;margin-top:1.75pt;width:11.6pt;height:10.6pt;z-index:251732992;visibility:visible;mso-wrap-style:square;mso-width-percent:0;mso-height-percent:0;mso-wrap-distance-left:9pt;mso-wrap-distance-top:0;mso-wrap-distance-right:9pt;mso-wrap-distance-bottom:0;mso-position-horizontal:absolute;mso-position-horizontal-relative:text;mso-position-vertical:absolute;mso-position-vertical-relative:text;mso-width-percent:0;mso-height-percent:0;mso-width-relative:margin;mso-height-relative:margin;v-text-anchor:middle" o:gfxdata="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" fillcolor="#5a5a5a [2109]" strokecolor="#5a5a5a [2109]" strokeweight="1.2pt">
+              <v:shape w14:anchorId="583F1C71" id="Flowchart: Decision 88" o:spid="_x0000_s1026" type="#_x0000_t110" style="position:absolute;margin-left:177.2pt;margin-top:1.75pt;width:11.6pt;height:10.6pt;z-index:251732992;visibility:visible;mso-wrap-style:square;mso-width-percent:0;mso-height-percent:0;mso-wrap-distance-left:9pt;mso-wrap-distance-top:0;mso-wrap-distance-right:9pt;mso-wrap-distance-bottom:0;mso-position-horizontal:absolute;mso-position-horizontal-relative:text;mso-position-vertical:absolute;mso-position-vertical-relative:text;mso-width-percent:0;mso-height-percent:0;mso-width-relative:margin;mso-height-relative:margin;v-text-anchor:middle" o:gfxdata="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" fillcolor="#404040 [2429]" strokecolor="black [3213]" strokeweight="1.2pt">
                 <v:stroke endcap="round"/>
               </v:shape>
             </w:pict>
@@ -9827,7 +9486,7 @@
         <mc:AlternateContent>
           <mc:Choice Requires="wps">
             <w:drawing>
-              <wp:anchor distT="0" distB="0" distL="114300" distR="114300" simplePos="0" relativeHeight="251731968" behindDoc="0" locked="0" layoutInCell="1" allowOverlap="1" wp14:anchorId="5B4BBC08" wp14:editId="2488FDA2">
+              <wp:anchor distT="0" distB="0" distL="114300" distR="114300" simplePos="0" relativeHeight="251731968" behindDoc="0" locked="0" layoutInCell="1" allowOverlap="1" wp14:anchorId="5B4BBC08" wp14:editId="1FC541B5">
                 <wp:simplePos x="0" y="0"/>
                 <wp:positionH relativeFrom="column">
                   <wp:posOffset>2049780</wp:posOffset>
@@ -9854,16 +9513,13 @@
                         </a:prstGeom>
                         <a:solidFill>
                           <a:schemeClr val="tx1">
-                            <a:lumMod val="65000"/>
-                            <a:lumOff val="35000"/>
+                            <a:lumMod val="75000"/>
+                            <a:lumOff val="25000"/>
                           </a:schemeClr>
                         </a:solidFill>
                         <a:ln w="15240">
                           <a:solidFill>
-                            <a:schemeClr val="tx1">
-                              <a:lumMod val="65000"/>
-                              <a:lumOff val="35000"/>
-                            </a:schemeClr>
+                            <a:schemeClr val="tx1"/>
                           </a:solidFill>
                         </a:ln>
                       </wps:spPr>
@@ -9903,7 +9559,7 @@
           </mc:Choice>
           <mc:Fallback>
             <w:pict>
-              <v:shape w14:anchorId="692FEAC5" id="Flowchart: Decision 87" o:spid="_x0000_s1026" type="#_x0000_t110" style="position:absolute;margin-left:161.4pt;margin-top:1.75pt;width:11.6pt;height:10.6pt;z-index:251731968;visibility:visible;mso-wrap-style:square;mso-width-percent:0;mso-height-percent:0;mso-wrap-distance-left:9pt;mso-wrap-distance-top:0;mso-wrap-distance-right:9pt;mso-wrap-distance-bottom:0;mso-position-horizontal:absolute;mso-position-horizontal-relative:text;mso-position-vertical:absolute;mso-position-vertical-relative:text;mso-width-percent:0;mso-height-percent:0;mso-width-relative:margin;mso-height-relative:margin;v-text-anchor:middle" o:gfxdata="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" fillcolor="#5a5a5a [2109]" strokecolor="#5a5a5a [2109]" strokeweight="1.2pt">
+              <v:shape w14:anchorId="582D1F64" id="Flowchart: Decision 87" o:spid="_x0000_s1026" type="#_x0000_t110" style="position:absolute;margin-left:161.4pt;margin-top:1.75pt;width:11.6pt;height:10.6pt;z-index:251731968;visibility:visible;mso-wrap-style:square;mso-width-percent:0;mso-height-percent:0;mso-wrap-distance-left:9pt;mso-wrap-distance-top:0;mso-wrap-distance-right:9pt;mso-wrap-distance-bottom:0;mso-position-horizontal:absolute;mso-position-horizontal-relative:text;mso-position-vertical:absolute;mso-position-vertical-relative:text;mso-width-percent:0;mso-height-percent:0;mso-width-relative:margin;mso-height-relative:margin;v-text-anchor:middle" o:gfxdata="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" fillcolor="#404040 [2429]" strokecolor="black [3213]" strokeweight="1.2pt">
                 <v:stroke endcap="round"/>
               </v:shape>
             </w:pict>
@@ -9921,7 +9577,7 @@
         <mc:AlternateContent>
           <mc:Choice Requires="wps">
             <w:drawing>
-              <wp:anchor distT="0" distB="0" distL="114300" distR="114300" simplePos="0" relativeHeight="251730944" behindDoc="0" locked="0" layoutInCell="1" allowOverlap="1" wp14:anchorId="6F3079A2" wp14:editId="3676FFF3">
+              <wp:anchor distT="0" distB="0" distL="114300" distR="114300" simplePos="0" relativeHeight="251730944" behindDoc="0" locked="0" layoutInCell="1" allowOverlap="1" wp14:anchorId="6F3079A2" wp14:editId="6D7686A1">
                 <wp:simplePos x="0" y="0"/>
                 <wp:positionH relativeFrom="column">
                   <wp:posOffset>1859308</wp:posOffset>
@@ -9948,16 +9604,13 @@
                         </a:prstGeom>
                         <a:solidFill>
                           <a:schemeClr val="tx1">
-                            <a:lumMod val="65000"/>
-                            <a:lumOff val="35000"/>
+                            <a:lumMod val="75000"/>
+                            <a:lumOff val="25000"/>
                           </a:schemeClr>
                         </a:solidFill>
                         <a:ln w="15240">
                           <a:solidFill>
-                            <a:schemeClr val="tx1">
-                              <a:lumMod val="65000"/>
-                              <a:lumOff val="35000"/>
-                            </a:schemeClr>
+                            <a:schemeClr val="tx1"/>
                           </a:solidFill>
                         </a:ln>
                       </wps:spPr>
@@ -9997,7 +9650,7 @@
           </mc:Choice>
           <mc:Fallback>
             <w:pict>
-              <v:shape w14:anchorId="71E06707" id="Flowchart: Decision 86" o:spid="_x0000_s1026" type="#_x0000_t110" style="position:absolute;margin-left:146.4pt;margin-top:1.75pt;width:11.6pt;height:10.6pt;z-index:251730944;visibility:visible;mso-wrap-style:square;mso-width-percent:0;mso-height-percent:0;mso-wrap-distance-left:9pt;mso-wrap-distance-top:0;mso-wrap-distance-right:9pt;mso-wrap-distance-bottom:0;mso-position-horizontal:absolute;mso-position-horizontal-relative:text;mso-position-vertical:absolute;mso-position-vertical-relative:text;mso-width-percent:0;mso-height-percent:0;mso-width-relative:margin;mso-height-relative:margin;v-text-anchor:middle" o:gfxdata="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" fillcolor="#5a5a5a [2109]" strokecolor="#5a5a5a [2109]" strokeweight="1.2pt">
+              <v:shape w14:anchorId="441A6F71" id="Flowchart: Decision 86" o:spid="_x0000_s1026" type="#_x0000_t110" style="position:absolute;margin-left:146.4pt;margin-top:1.75pt;width:11.6pt;height:10.6pt;z-index:251730944;visibility:visible;mso-wrap-style:square;mso-width-percent:0;mso-height-percent:0;mso-wrap-distance-left:9pt;mso-wrap-distance-top:0;mso-wrap-distance-right:9pt;mso-wrap-distance-bottom:0;mso-position-horizontal:absolute;mso-position-horizontal-relative:text;mso-position-vertical:absolute;mso-position-vertical-relative:text;mso-width-percent:0;mso-height-percent:0;mso-width-relative:margin;mso-height-relative:margin;v-text-anchor:middle" o:gfxdata="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" fillcolor="#404040 [2429]" strokecolor="black [3213]" strokeweight="1.2pt">
                 <v:stroke endcap="round"/>
               </v:shape>
             </w:pict>
@@ -10012,21 +9665,219 @@
           <w:sz w:val="20"/>
           <w:szCs w:val="20"/>
         </w:rPr>
+        <w:t>Perforce</w:t>
+      </w:r>
+    </w:p>
+    <w:p>
+      <w:pPr>
+        <w:spacing w:after="0" w:line="240" w:lineRule="auto"/>
+        <w:ind w:left="-360"/>
+        <w:rPr>
+          <w:rFonts w:asciiTheme="majorHAnsi" w:hAnsiTheme="majorHAnsi" w:cs="Arial"/>
+          <w:color w:val="000000" w:themeColor="text1"/>
+          <w:sz w:val="20"/>
+          <w:szCs w:val="20"/>
+        </w:rPr>
+      </w:pPr>
+      <w:r>
+        <w:rPr>
+          <w:rFonts w:asciiTheme="majorHAnsi" w:hAnsiTheme="majorHAnsi" w:cs="Arial"/>
+          <w:noProof/>
+          <w:color w:val="000000" w:themeColor="text1"/>
+          <w:sz w:val="20"/>
+          <w:szCs w:val="20"/>
+        </w:rPr>
         <mc:AlternateContent>
           <mc:Choice Requires="wps">
             <w:drawing>
-              <wp:anchor distT="0" distB="0" distL="114300" distR="114300" simplePos="0" relativeHeight="251677696" behindDoc="0" locked="0" layoutInCell="1" allowOverlap="1" wp14:anchorId="1497E955" wp14:editId="0E45EDCA">
+              <wp:anchor distT="0" distB="0" distL="114300" distR="114300" simplePos="0" relativeHeight="251859968" behindDoc="0" locked="0" layoutInCell="1" allowOverlap="1" wp14:anchorId="2CF02646" wp14:editId="52EBD30F">
+                <wp:simplePos x="0" y="0"/>
+                <wp:positionH relativeFrom="column">
+                  <wp:posOffset>2442210</wp:posOffset>
+                </wp:positionH>
+                <wp:positionV relativeFrom="paragraph">
+                  <wp:posOffset>25400</wp:posOffset>
+                </wp:positionV>
+                <wp:extent cx="147320" cy="134620"/>
+                <wp:effectExtent l="0" t="0" r="24130" b="17780"/>
+                <wp:wrapNone/>
+                <wp:docPr id="828065270" name="Flowchart: Decision 828065270"/>
+                <wp:cNvGraphicFramePr/>
+                <a:graphic xmlns:a="http://schemas.openxmlformats.org/drawingml/2006/main">
+                  <a:graphicData uri="http://schemas.microsoft.com/office/word/2010/wordprocessingShape">
+                    <wps:wsp>
+                      <wps:cNvSpPr/>
+                      <wps:spPr>
+                        <a:xfrm>
+                          <a:off x="0" y="0"/>
+                          <a:ext cx="147320" cy="134620"/>
+                        </a:xfrm>
+                        <a:prstGeom prst="flowChartDecision">
+                          <a:avLst/>
+                        </a:prstGeom>
+                        <a:solidFill>
+                          <a:schemeClr val="bg1"/>
+                        </a:solidFill>
+                        <a:ln w="15240">
+                          <a:solidFill>
+                            <a:schemeClr val="tx1"/>
+                          </a:solidFill>
+                        </a:ln>
+                      </wps:spPr>
+                      <wps:style>
+                        <a:lnRef idx="2">
+                          <a:schemeClr val="accent1">
+                            <a:shade val="50000"/>
+                          </a:schemeClr>
+                        </a:lnRef>
+                        <a:fillRef idx="1">
+                          <a:schemeClr val="accent1"/>
+                        </a:fillRef>
+                        <a:effectRef idx="0">
+                          <a:schemeClr val="accent1"/>
+                        </a:effectRef>
+                        <a:fontRef idx="minor">
+                          <a:schemeClr val="lt1"/>
+                        </a:fontRef>
+                      </wps:style>
+                      <wps:bodyPr rot="0" spcFirstLastPara="0" vertOverflow="overflow" horzOverflow="overflow" vert="horz" wrap="square" lIns="91440" tIns="45720" rIns="91440" bIns="45720" numCol="1" spcCol="0" rtlCol="0" fromWordArt="0" anchor="ctr" anchorCtr="0" forceAA="0" compatLnSpc="1">
+                        <a:prstTxWarp prst="textNoShape">
+                          <a:avLst/>
+                        </a:prstTxWarp>
+                        <a:noAutofit/>
+                      </wps:bodyPr>
+                    </wps:wsp>
+                  </a:graphicData>
+                </a:graphic>
+                <wp14:sizeRelH relativeFrom="margin">
+                  <wp14:pctWidth>0</wp14:pctWidth>
+                </wp14:sizeRelH>
+                <wp14:sizeRelV relativeFrom="margin">
+                  <wp14:pctHeight>0</wp14:pctHeight>
+                </wp14:sizeRelV>
+              </wp:anchor>
+            </w:drawing>
+          </mc:Choice>
+          <mc:Fallback>
+            <w:pict>
+              <v:shape w14:anchorId="516F07A0" id="Flowchart: Decision 828065270" o:spid="_x0000_s1026" type="#_x0000_t110" style="position:absolute;margin-left:192.3pt;margin-top:2pt;width:11.6pt;height:10.6pt;z-index:251859968;visibility:visible;mso-wrap-style:square;mso-width-percent:0;mso-height-percent:0;mso-wrap-distance-left:9pt;mso-wrap-distance-top:0;mso-wrap-distance-right:9pt;mso-wrap-distance-bottom:0;mso-position-horizontal:absolute;mso-position-horizontal-relative:text;mso-position-vertical:absolute;mso-position-vertical-relative:text;mso-width-percent:0;mso-height-percent:0;mso-width-relative:margin;mso-height-relative:margin;v-text-anchor:middle" o:gfxdata="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" fillcolor="white [3212]" strokecolor="black [3213]" strokeweight="1.2pt">
+                <v:stroke endcap="round"/>
+              </v:shape>
+            </w:pict>
+          </mc:Fallback>
+        </mc:AlternateContent>
+      </w:r>
+      <w:r>
+        <w:rPr>
+          <w:rFonts w:asciiTheme="majorHAnsi" w:hAnsiTheme="majorHAnsi" w:cs="Arial"/>
+          <w:noProof/>
+          <w:color w:val="000000" w:themeColor="text1"/>
+          <w:sz w:val="20"/>
+          <w:szCs w:val="20"/>
+        </w:rPr>
+        <mc:AlternateContent>
+          <mc:Choice Requires="wps">
+            <w:drawing>
+              <wp:anchor distT="0" distB="0" distL="114300" distR="114300" simplePos="0" relativeHeight="251860992" behindDoc="0" locked="0" layoutInCell="1" allowOverlap="1" wp14:anchorId="587C3536" wp14:editId="44C236FA">
+                <wp:simplePos x="0" y="0"/>
+                <wp:positionH relativeFrom="column">
+                  <wp:posOffset>2632356</wp:posOffset>
+                </wp:positionH>
+                <wp:positionV relativeFrom="paragraph">
+                  <wp:posOffset>25783</wp:posOffset>
+                </wp:positionV>
+                <wp:extent cx="147320" cy="134620"/>
+                <wp:effectExtent l="0" t="0" r="24130" b="17780"/>
+                <wp:wrapNone/>
+                <wp:docPr id="626974794" name="Flowchart: Decision 626974794"/>
+                <wp:cNvGraphicFramePr/>
+                <a:graphic xmlns:a="http://schemas.openxmlformats.org/drawingml/2006/main">
+                  <a:graphicData uri="http://schemas.microsoft.com/office/word/2010/wordprocessingShape">
+                    <wps:wsp>
+                      <wps:cNvSpPr/>
+                      <wps:spPr>
+                        <a:xfrm>
+                          <a:off x="0" y="0"/>
+                          <a:ext cx="147320" cy="134620"/>
+                        </a:xfrm>
+                        <a:prstGeom prst="flowChartDecision">
+                          <a:avLst/>
+                        </a:prstGeom>
+                        <a:solidFill>
+                          <a:schemeClr val="bg1"/>
+                        </a:solidFill>
+                        <a:ln w="15240">
+                          <a:solidFill>
+                            <a:schemeClr val="tx1"/>
+                          </a:solidFill>
+                        </a:ln>
+                      </wps:spPr>
+                      <wps:style>
+                        <a:lnRef idx="2">
+                          <a:schemeClr val="accent1">
+                            <a:shade val="50000"/>
+                          </a:schemeClr>
+                        </a:lnRef>
+                        <a:fillRef idx="1">
+                          <a:schemeClr val="accent1"/>
+                        </a:fillRef>
+                        <a:effectRef idx="0">
+                          <a:schemeClr val="accent1"/>
+                        </a:effectRef>
+                        <a:fontRef idx="minor">
+                          <a:schemeClr val="lt1"/>
+                        </a:fontRef>
+                      </wps:style>
+                      <wps:bodyPr rot="0" spcFirstLastPara="0" vertOverflow="overflow" horzOverflow="overflow" vert="horz" wrap="square" lIns="91440" tIns="45720" rIns="91440" bIns="45720" numCol="1" spcCol="0" rtlCol="0" fromWordArt="0" anchor="ctr" anchorCtr="0" forceAA="0" compatLnSpc="1">
+                        <a:prstTxWarp prst="textNoShape">
+                          <a:avLst/>
+                        </a:prstTxWarp>
+                        <a:noAutofit/>
+                      </wps:bodyPr>
+                    </wps:wsp>
+                  </a:graphicData>
+                </a:graphic>
+                <wp14:sizeRelH relativeFrom="margin">
+                  <wp14:pctWidth>0</wp14:pctWidth>
+                </wp14:sizeRelH>
+                <wp14:sizeRelV relativeFrom="margin">
+                  <wp14:pctHeight>0</wp14:pctHeight>
+                </wp14:sizeRelV>
+              </wp:anchor>
+            </w:drawing>
+          </mc:Choice>
+          <mc:Fallback>
+            <w:pict>
+              <v:shape w14:anchorId="0339CA5E" id="Flowchart: Decision 626974794" o:spid="_x0000_s1026" type="#_x0000_t110" style="position:absolute;margin-left:207.25pt;margin-top:2.05pt;width:11.6pt;height:10.6pt;z-index:251860992;visibility:visible;mso-wrap-style:square;mso-width-percent:0;mso-height-percent:0;mso-wrap-distance-left:9pt;mso-wrap-distance-top:0;mso-wrap-distance-right:9pt;mso-wrap-distance-bottom:0;mso-position-horizontal:absolute;mso-position-horizontal-relative:text;mso-position-vertical:absolute;mso-position-vertical-relative:text;mso-width-percent:0;mso-height-percent:0;mso-width-relative:margin;mso-height-relative:margin;v-text-anchor:middle" o:gfxdata="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" fillcolor="white [3212]" strokecolor="black [3213]" strokeweight="1.2pt">
+                <v:stroke endcap="round"/>
+              </v:shape>
+            </w:pict>
+          </mc:Fallback>
+        </mc:AlternateContent>
+      </w:r>
+      <w:r>
+        <w:rPr>
+          <w:rFonts w:asciiTheme="majorHAnsi" w:hAnsiTheme="majorHAnsi" w:cs="Arial"/>
+          <w:noProof/>
+          <w:color w:val="000000" w:themeColor="text1"/>
+          <w:sz w:val="20"/>
+          <w:szCs w:val="20"/>
+        </w:rPr>
+        <mc:AlternateContent>
+          <mc:Choice Requires="wps">
+            <w:drawing>
+              <wp:anchor distT="0" distB="0" distL="114300" distR="114300" simplePos="0" relativeHeight="251678720" behindDoc="0" locked="0" layoutInCell="1" allowOverlap="1" wp14:anchorId="649EE615" wp14:editId="69C3EE22">
                 <wp:simplePos x="0" y="0"/>
                 <wp:positionH relativeFrom="margin">
-                  <wp:posOffset>4938948</wp:posOffset>
+                  <wp:posOffset>4981945</wp:posOffset>
                 </wp:positionH>
                 <wp:positionV relativeFrom="paragraph">
-                  <wp:posOffset>92355</wp:posOffset>
+                  <wp:posOffset>89688</wp:posOffset>
                 </wp:positionV>
-                <wp:extent cx="742925" cy="0"/>
-                <wp:effectExtent l="38100" t="38100" r="635" b="57150"/>
+                <wp:extent cx="697349" cy="0"/>
+                <wp:effectExtent l="38100" t="38100" r="7620" b="57150"/>
                 <wp:wrapNone/>
-                <wp:docPr id="42" name="Straight Connector 42"/>
+                <wp:docPr id="43" name="Straight Connector 43"/>
                 <wp:cNvGraphicFramePr/>
                 <a:graphic xmlns:a="http://schemas.openxmlformats.org/drawingml/2006/main">
                   <a:graphicData uri="http://schemas.microsoft.com/office/word/2010/wordprocessingShape">
@@ -10035,12 +9886,15 @@
                       <wps:spPr>
                         <a:xfrm>
                           <a:off x="0" y="0"/>
-                          <a:ext cx="742925" cy="0"/>
+                          <a:ext cx="697349" cy="0"/>
                         </a:xfrm>
                         <a:prstGeom prst="line">
                           <a:avLst/>
                         </a:prstGeom>
-                        <a:ln w="22860" cap="rnd" cmpd="sng">
+                        <a:ln w="12700" cap="rnd" cmpd="sng">
+                          <a:solidFill>
+                            <a:schemeClr val="tx1"/>
+                          </a:solidFill>
                           <a:prstDash val="solid"/>
                           <a:headEnd type="diamond"/>
                           <a:tailEnd type="none"/>
@@ -10075,7 +9929,7 @@
           </mc:Choice>
           <mc:Fallback>
             <w:pict>
-              <v:line w14:anchorId="2C76AB29" id="Straight Connector 42" o:spid="_x0000_s1026" style="position:absolute;z-index:251677696;visibility:visible;mso-wrap-style:square;mso-width-percent:0;mso-height-percent:0;mso-wrap-distance-left:9pt;mso-wrap-distance-top:0;mso-wrap-distance-right:9pt;mso-wrap-distance-bottom:0;mso-position-horizontal:absolute;mso-position-horizontal-relative:margin;mso-position-vertical:absolute;mso-position-vertical-relative:text;mso-width-percent:0;mso-height-percent:0;mso-width-relative:margin;mso-height-relative:margin" from="388.9pt,7.25pt" to="447.4pt,7.25pt" o:gfxdata="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" strokecolor="#6f6f6f [3204]" strokeweight="1.8pt">
+              <v:line w14:anchorId="39960205" id="Straight Connector 43" o:spid="_x0000_s1026" style="position:absolute;z-index:251678720;visibility:visible;mso-wrap-style:square;mso-width-percent:0;mso-height-percent:0;mso-wrap-distance-left:9pt;mso-wrap-distance-top:0;mso-wrap-distance-right:9pt;mso-wrap-distance-bottom:0;mso-position-horizontal:absolute;mso-position-horizontal-relative:margin;mso-position-vertical:absolute;mso-position-vertical-relative:text;mso-width-percent:0;mso-height-percent:0;mso-width-relative:margin;mso-height-relative:margin" from="392.3pt,7.05pt" to="447.2pt,7.05pt" o:gfxdata="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" strokecolor="black [3213]" strokeweight="1pt">
                 <v:stroke startarrow="diamond" endcap="round"/>
                 <w10:wrap anchorx="margin"/>
               </v:line>
@@ -10086,27 +9940,6 @@
       <w:r>
         <w:rPr>
           <w:rFonts w:asciiTheme="majorHAnsi" w:hAnsiTheme="majorHAnsi" w:cs="Arial"/>
-          <w:color w:val="000000" w:themeColor="text1"/>
-          <w:sz w:val="20"/>
-          <w:szCs w:val="20"/>
-        </w:rPr>
-        <w:t>Apache Subversion</w:t>
-      </w:r>
-    </w:p>
-    <w:p>
-      <w:pPr>
-        <w:spacing w:after="0" w:line="240" w:lineRule="auto"/>
-        <w:ind w:left="-360"/>
-        <w:rPr>
-          <w:rFonts w:asciiTheme="majorHAnsi" w:hAnsiTheme="majorHAnsi" w:cs="Arial"/>
-          <w:color w:val="000000" w:themeColor="text1"/>
-          <w:sz w:val="20"/>
-          <w:szCs w:val="20"/>
-        </w:rPr>
-      </w:pPr>
-      <w:r>
-        <w:rPr>
-          <w:rFonts w:asciiTheme="majorHAnsi" w:hAnsiTheme="majorHAnsi" w:cs="Arial"/>
           <w:noProof/>
           <w:color w:val="000000" w:themeColor="text1"/>
           <w:sz w:val="20"/>
@@ -10115,7 +9948,7 @@
         <mc:AlternateContent>
           <mc:Choice Requires="wps">
             <w:drawing>
-              <wp:anchor distT="0" distB="0" distL="114300" distR="114300" simplePos="0" relativeHeight="251736064" behindDoc="0" locked="0" layoutInCell="1" allowOverlap="1" wp14:anchorId="455F41EC" wp14:editId="2BC01010">
+              <wp:anchor distT="0" distB="0" distL="114300" distR="114300" simplePos="0" relativeHeight="251736064" behindDoc="0" locked="0" layoutInCell="1" allowOverlap="1" wp14:anchorId="455F41EC" wp14:editId="1C937BF9">
                 <wp:simplePos x="0" y="0"/>
                 <wp:positionH relativeFrom="column">
                   <wp:posOffset>1859280</wp:posOffset>
@@ -10142,16 +9975,13 @@
                         </a:prstGeom>
                         <a:solidFill>
                           <a:schemeClr val="tx1">
-                            <a:lumMod val="65000"/>
-                            <a:lumOff val="35000"/>
+                            <a:lumMod val="75000"/>
+                            <a:lumOff val="25000"/>
                           </a:schemeClr>
                         </a:solidFill>
                         <a:ln w="15240">
                           <a:solidFill>
-                            <a:schemeClr val="tx1">
-                              <a:lumMod val="65000"/>
-                              <a:lumOff val="35000"/>
-                            </a:schemeClr>
+                            <a:schemeClr val="tx1"/>
                           </a:solidFill>
                         </a:ln>
                       </wps:spPr>
@@ -10191,7 +10021,7 @@
           </mc:Choice>
           <mc:Fallback>
             <w:pict>
-              <v:shape w14:anchorId="5142ED7F" id="Flowchart: Decision 91" o:spid="_x0000_s1026" type="#_x0000_t110" style="position:absolute;margin-left:146.4pt;margin-top:1.85pt;width:11.6pt;height:10.6pt;z-index:251736064;visibility:visible;mso-wrap-style:square;mso-width-percent:0;mso-height-percent:0;mso-wrap-distance-left:9pt;mso-wrap-distance-top:0;mso-wrap-distance-right:9pt;mso-wrap-distance-bottom:0;mso-position-horizontal:absolute;mso-position-horizontal-relative:text;mso-position-vertical:absolute;mso-position-vertical-relative:text;mso-width-percent:0;mso-height-percent:0;mso-width-relative:margin;mso-height-relative:margin;v-text-anchor:middle" o:gfxdata="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" fillcolor="#5a5a5a [2109]" strokecolor="#5a5a5a [2109]" strokeweight="1.2pt">
+              <v:shape w14:anchorId="68A0D034" id="Flowchart: Decision 91" o:spid="_x0000_s1026" type="#_x0000_t110" style="position:absolute;margin-left:146.4pt;margin-top:1.85pt;width:11.6pt;height:10.6pt;z-index:251736064;visibility:visible;mso-wrap-style:square;mso-width-percent:0;mso-height-percent:0;mso-wrap-distance-left:9pt;mso-wrap-distance-top:0;mso-wrap-distance-right:9pt;mso-wrap-distance-bottom:0;mso-position-horizontal:absolute;mso-position-horizontal-relative:text;mso-position-vertical:absolute;mso-position-vertical-relative:text;mso-width-percent:0;mso-height-percent:0;mso-width-relative:margin;mso-height-relative:margin;v-text-anchor:middle" o:gfxdata="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" fillcolor="#404040 [2429]" strokecolor="black [3213]" strokeweight="1.2pt">
                 <v:stroke endcap="round"/>
               </v:shape>
             </w:pict>
@@ -10209,7 +10039,7 @@
         <mc:AlternateContent>
           <mc:Choice Requires="wps">
             <w:drawing>
-              <wp:anchor distT="0" distB="0" distL="114300" distR="114300" simplePos="0" relativeHeight="251737088" behindDoc="0" locked="0" layoutInCell="1" allowOverlap="1" wp14:anchorId="6B9B13F6" wp14:editId="0234F9B4">
+              <wp:anchor distT="0" distB="0" distL="114300" distR="114300" simplePos="0" relativeHeight="251737088" behindDoc="0" locked="0" layoutInCell="1" allowOverlap="1" wp14:anchorId="6B9B13F6" wp14:editId="6107CF54">
                 <wp:simplePos x="0" y="0"/>
                 <wp:positionH relativeFrom="column">
                   <wp:posOffset>2049780</wp:posOffset>
@@ -10236,16 +10066,13 @@
                         </a:prstGeom>
                         <a:solidFill>
                           <a:schemeClr val="tx1">
-                            <a:lumMod val="65000"/>
-                            <a:lumOff val="35000"/>
+                            <a:lumMod val="75000"/>
+                            <a:lumOff val="25000"/>
                           </a:schemeClr>
                         </a:solidFill>
                         <a:ln w="15240">
                           <a:solidFill>
-                            <a:schemeClr val="tx1">
-                              <a:lumMod val="65000"/>
-                              <a:lumOff val="35000"/>
-                            </a:schemeClr>
+                            <a:schemeClr val="tx1"/>
                           </a:solidFill>
                         </a:ln>
                       </wps:spPr>
@@ -10285,7 +10112,7 @@
           </mc:Choice>
           <mc:Fallback>
             <w:pict>
-              <v:shape w14:anchorId="613ADF92" id="Flowchart: Decision 92" o:spid="_x0000_s1026" type="#_x0000_t110" style="position:absolute;margin-left:161.4pt;margin-top:1.85pt;width:11.6pt;height:10.6pt;z-index:251737088;visibility:visible;mso-wrap-style:square;mso-width-percent:0;mso-height-percent:0;mso-wrap-distance-left:9pt;mso-wrap-distance-top:0;mso-wrap-distance-right:9pt;mso-wrap-distance-bottom:0;mso-position-horizontal:absolute;mso-position-horizontal-relative:text;mso-position-vertical:absolute;mso-position-vertical-relative:text;mso-width-percent:0;mso-height-percent:0;mso-width-relative:margin;mso-height-relative:margin;v-text-anchor:middle" o:gfxdata="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" fillcolor="#5a5a5a [2109]" strokecolor="#5a5a5a [2109]" strokeweight="1.2pt">
+              <v:shape w14:anchorId="28D08C19" id="Flowchart: Decision 92" o:spid="_x0000_s1026" type="#_x0000_t110" style="position:absolute;margin-left:161.4pt;margin-top:1.85pt;width:11.6pt;height:10.6pt;z-index:251737088;visibility:visible;mso-wrap-style:square;mso-width-percent:0;mso-height-percent:0;mso-wrap-distance-left:9pt;mso-wrap-distance-top:0;mso-wrap-distance-right:9pt;mso-wrap-distance-bottom:0;mso-position-horizontal:absolute;mso-position-horizontal-relative:text;mso-position-vertical:absolute;mso-position-vertical-relative:text;mso-width-percent:0;mso-height-percent:0;mso-width-relative:margin;mso-height-relative:margin;v-text-anchor:middle" o:gfxdata="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" fillcolor="#404040 [2429]" strokecolor="black [3213]" strokeweight="1.2pt">
                 <v:stroke endcap="round"/>
               </v:shape>
             </w:pict>
@@ -10303,7 +10130,7 @@
         <mc:AlternateContent>
           <mc:Choice Requires="wps">
             <w:drawing>
-              <wp:anchor distT="0" distB="0" distL="114300" distR="114300" simplePos="0" relativeHeight="251738112" behindDoc="0" locked="0" layoutInCell="1" allowOverlap="1" wp14:anchorId="09DCA688" wp14:editId="755677B8">
+              <wp:anchor distT="0" distB="0" distL="114300" distR="114300" simplePos="0" relativeHeight="251738112" behindDoc="0" locked="0" layoutInCell="1" allowOverlap="1" wp14:anchorId="09DCA688" wp14:editId="03A9BB7C">
                 <wp:simplePos x="0" y="0"/>
                 <wp:positionH relativeFrom="column">
                   <wp:posOffset>2250440</wp:posOffset>
@@ -10330,16 +10157,13 @@
                         </a:prstGeom>
                         <a:solidFill>
                           <a:schemeClr val="tx1">
-                            <a:lumMod val="65000"/>
-                            <a:lumOff val="35000"/>
+                            <a:lumMod val="75000"/>
+                            <a:lumOff val="25000"/>
                           </a:schemeClr>
                         </a:solidFill>
                         <a:ln w="15240">
                           <a:solidFill>
-                            <a:schemeClr val="tx1">
-                              <a:lumMod val="65000"/>
-                              <a:lumOff val="35000"/>
-                            </a:schemeClr>
+                            <a:schemeClr val="tx1"/>
                           </a:solidFill>
                         </a:ln>
                       </wps:spPr>
@@ -10379,7 +10203,7 @@
           </mc:Choice>
           <mc:Fallback>
             <w:pict>
-              <v:shape w14:anchorId="75632A57" id="Flowchart: Decision 93" o:spid="_x0000_s1026" type="#_x0000_t110" style="position:absolute;margin-left:177.2pt;margin-top:1.85pt;width:11.6pt;height:10.6pt;z-index:251738112;visibility:visible;mso-wrap-style:square;mso-width-percent:0;mso-height-percent:0;mso-wrap-distance-left:9pt;mso-wrap-distance-top:0;mso-wrap-distance-right:9pt;mso-wrap-distance-bottom:0;mso-position-horizontal:absolute;mso-position-horizontal-relative:text;mso-position-vertical:absolute;mso-position-vertical-relative:text;mso-width-percent:0;mso-height-percent:0;mso-width-relative:margin;mso-height-relative:margin;v-text-anchor:middle" o:gfxdata="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" fillcolor="#5a5a5a [2109]" strokecolor="#5a5a5a [2109]" strokeweight="1.2pt">
+              <v:shape w14:anchorId="6A2EC4C9" id="Flowchart: Decision 93" o:spid="_x0000_s1026" type="#_x0000_t110" style="position:absolute;margin-left:177.2pt;margin-top:1.85pt;width:11.6pt;height:10.6pt;z-index:251738112;visibility:visible;mso-wrap-style:square;mso-width-percent:0;mso-height-percent:0;mso-wrap-distance-left:9pt;mso-wrap-distance-top:0;mso-wrap-distance-right:9pt;mso-wrap-distance-bottom:0;mso-position-horizontal:absolute;mso-position-horizontal-relative:text;mso-position-vertical:absolute;mso-position-vertical-relative:text;mso-width-percent:0;mso-height-percent:0;mso-width-relative:margin;mso-height-relative:margin;v-text-anchor:middle" o:gfxdata="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" fillcolor="#404040 [2429]" strokecolor="black [3213]" strokeweight="1.2pt">
                 <v:stroke endcap="round"/>
               </v:shape>
             </w:pict>
@@ -10394,21 +10218,43 @@
           <w:sz w:val="20"/>
           <w:szCs w:val="20"/>
         </w:rPr>
+        <w:t>Artificial Intelligence</w:t>
+      </w:r>
+    </w:p>
+    <w:p>
+      <w:pPr>
+        <w:spacing w:after="0" w:line="240" w:lineRule="auto"/>
+        <w:ind w:left="-360"/>
+        <w:rPr>
+          <w:rFonts w:asciiTheme="majorHAnsi" w:hAnsiTheme="majorHAnsi" w:cs="Arial"/>
+          <w:color w:val="000000" w:themeColor="text1"/>
+          <w:sz w:val="20"/>
+          <w:szCs w:val="20"/>
+        </w:rPr>
+      </w:pPr>
+      <w:r>
+        <w:rPr>
+          <w:rFonts w:asciiTheme="majorHAnsi" w:hAnsiTheme="majorHAnsi" w:cs="Arial"/>
+          <w:noProof/>
+          <w:color w:val="000000" w:themeColor="text1"/>
+          <w:sz w:val="20"/>
+          <w:szCs w:val="20"/>
+        </w:rPr>
         <mc:AlternateContent>
           <mc:Choice Requires="wps">
             <w:drawing>
-              <wp:anchor distT="0" distB="0" distL="114300" distR="114300" simplePos="0" relativeHeight="251739136" behindDoc="0" locked="0" layoutInCell="1" allowOverlap="1" wp14:anchorId="5DB52CBF" wp14:editId="113BC61B">
+              <wp:anchor distT="0" distB="0" distL="114300" distR="114300" simplePos="0" relativeHeight="251866112" behindDoc="0" locked="0" layoutInCell="1" allowOverlap="1" wp14:anchorId="0331C9A9" wp14:editId="2F7CBB56">
                 <wp:simplePos x="0" y="0"/>
                 <wp:positionH relativeFrom="column">
-                  <wp:posOffset>2440940</wp:posOffset>
+                  <wp:posOffset>2631924</wp:posOffset>
                 </wp:positionH>
                 <wp:positionV relativeFrom="paragraph">
-                  <wp:posOffset>27940</wp:posOffset>
+                  <wp:posOffset>26185</wp:posOffset>
                 </wp:positionV>
                 <wp:extent cx="147320" cy="134620"/>
                 <wp:effectExtent l="0" t="0" r="24130" b="17780"/>
                 <wp:wrapNone/>
-                <wp:docPr id="94" name="Flowchart: Decision 94"/>
+                <wp:docPr id="149482212" name="Flowchart: Decision 149482212"/>
                 <wp:cNvGraphicFramePr/>
                 <a:graphic xmlns:a="http://schemas.openxmlformats.org/drawingml/2006/main">
                   <a:graphicData uri="http://schemas.microsoft.com/office/word/2010/wordprocessingShape">
@@ -10423,17 +10269,11 @@
                           <a:avLst/>
                         </a:prstGeom>
                         <a:solidFill>
-                          <a:schemeClr val="tx1">
-                            <a:lumMod val="65000"/>
-                            <a:lumOff val="35000"/>
-                          </a:schemeClr>
+                          <a:schemeClr val="bg1"/>
                         </a:solidFill>
                         <a:ln w="15240">
                           <a:solidFill>
-                            <a:schemeClr val="tx1">
-                              <a:lumMod val="65000"/>
-                              <a:lumOff val="35000"/>
-                            </a:schemeClr>
+                            <a:schemeClr val="tx1"/>
                           </a:solidFill>
                         </a:ln>
                       </wps:spPr>
@@ -10473,7 +10313,7 @@
           </mc:Choice>
           <mc:Fallback>
             <w:pict>
-              <v:shape w14:anchorId="5E70A3EC" id="Flowchart: Decision 94" o:spid="_x0000_s1026" type="#_x0000_t110" style="position:absolute;margin-left:192.2pt;margin-top:2.2pt;width:11.6pt;height:10.6pt;z-index:251739136;visibility:visible;mso-wrap-style:square;mso-width-percent:0;mso-height-percent:0;mso-wrap-distance-left:9pt;mso-wrap-distance-top:0;mso-wrap-distance-right:9pt;mso-wrap-distance-bottom:0;mso-position-horizontal:absolute;mso-position-horizontal-relative:text;mso-position-vertical:absolute;mso-position-vertical-relative:text;mso-width-percent:0;mso-height-percent:0;mso-width-relative:margin;mso-height-relative:margin;v-text-anchor:middle" o:gfxdata="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" fillcolor="#5a5a5a [2109]" strokecolor="#5a5a5a [2109]" strokeweight="1.2pt">
+              <v:shape w14:anchorId="2807A9F0" id="Flowchart: Decision 149482212" o:spid="_x0000_s1026" type="#_x0000_t110" style="position:absolute;margin-left:207.25pt;margin-top:2.05pt;width:11.6pt;height:10.6pt;z-index:251866112;visibility:visible;mso-wrap-style:square;mso-width-percent:0;mso-height-percent:0;mso-wrap-distance-left:9pt;mso-wrap-distance-top:0;mso-wrap-distance-right:9pt;mso-wrap-distance-bottom:0;mso-position-horizontal:absolute;mso-position-horizontal-relative:text;mso-position-vertical:absolute;mso-position-vertical-relative:text;mso-width-percent:0;mso-height-percent:0;mso-width-relative:margin;mso-height-relative:margin;v-text-anchor:middle" o:gfxdata="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" fillcolor="white [3212]" strokecolor="black [3213]" strokeweight="1.2pt">
                 <v:stroke endcap="round"/>
               </v:shape>
             </w:pict>
@@ -10491,198 +10331,7 @@
         <mc:AlternateContent>
           <mc:Choice Requires="wps">
             <w:drawing>
-              <wp:anchor distT="0" distB="0" distL="114300" distR="114300" simplePos="0" relativeHeight="251740160" behindDoc="0" locked="0" layoutInCell="1" allowOverlap="1" wp14:anchorId="4C7E6539" wp14:editId="49BE4D74">
-                <wp:simplePos x="0" y="0"/>
-                <wp:positionH relativeFrom="column">
-                  <wp:posOffset>2630805</wp:posOffset>
-                </wp:positionH>
-                <wp:positionV relativeFrom="paragraph">
-                  <wp:posOffset>27940</wp:posOffset>
-                </wp:positionV>
-                <wp:extent cx="147320" cy="134620"/>
-                <wp:effectExtent l="0" t="0" r="24130" b="17780"/>
-                <wp:wrapNone/>
-                <wp:docPr id="95" name="Flowchart: Decision 95"/>
-                <wp:cNvGraphicFramePr/>
-                <a:graphic xmlns:a="http://schemas.openxmlformats.org/drawingml/2006/main">
-                  <a:graphicData uri="http://schemas.microsoft.com/office/word/2010/wordprocessingShape">
-                    <wps:wsp>
-                      <wps:cNvSpPr/>
-                      <wps:spPr>
-                        <a:xfrm>
-                          <a:off x="0" y="0"/>
-                          <a:ext cx="147320" cy="134620"/>
-                        </a:xfrm>
-                        <a:prstGeom prst="flowChartDecision">
-                          <a:avLst/>
-                        </a:prstGeom>
-                        <a:solidFill>
-                          <a:schemeClr val="bg1"/>
-                        </a:solidFill>
-                        <a:ln w="15240">
-                          <a:solidFill>
-                            <a:schemeClr val="tx1">
-                              <a:lumMod val="65000"/>
-                              <a:lumOff val="35000"/>
-                            </a:schemeClr>
-                          </a:solidFill>
-                        </a:ln>
-                      </wps:spPr>
-                      <wps:style>
-                        <a:lnRef idx="2">
-                          <a:schemeClr val="accent1">
-                            <a:shade val="50000"/>
-                          </a:schemeClr>
-                        </a:lnRef>
-                        <a:fillRef idx="1">
-                          <a:schemeClr val="accent1"/>
-                        </a:fillRef>
-                        <a:effectRef idx="0">
-                          <a:schemeClr val="accent1"/>
-                        </a:effectRef>
-                        <a:fontRef idx="minor">
-                          <a:schemeClr val="lt1"/>
-                        </a:fontRef>
-                      </wps:style>
-                      <wps:bodyPr rot="0" spcFirstLastPara="0" vertOverflow="overflow" horzOverflow="overflow" vert="horz" wrap="square" lIns="91440" tIns="45720" rIns="91440" bIns="45720" numCol="1" spcCol="0" rtlCol="0" fromWordArt="0" anchor="ctr" anchorCtr="0" forceAA="0" compatLnSpc="1">
-                        <a:prstTxWarp prst="textNoShape">
-                          <a:avLst/>
-                        </a:prstTxWarp>
-                        <a:noAutofit/>
-                      </wps:bodyPr>
-                    </wps:wsp>
-                  </a:graphicData>
-                </a:graphic>
-                <wp14:sizeRelH relativeFrom="margin">
-                  <wp14:pctWidth>0</wp14:pctWidth>
-                </wp14:sizeRelH>
-                <wp14:sizeRelV relativeFrom="margin">
-                  <wp14:pctHeight>0</wp14:pctHeight>
-                </wp14:sizeRelV>
-              </wp:anchor>
-            </w:drawing>
-          </mc:Choice>
-          <mc:Fallback>
-            <w:pict>
-              <v:shape w14:anchorId="79B0DD18" id="Flowchart: Decision 95" o:spid="_x0000_s1026" type="#_x0000_t110" style="position:absolute;margin-left:207.15pt;margin-top:2.2pt;width:11.6pt;height:10.6pt;z-index:251740160;visibility:visible;mso-wrap-style:square;mso-width-percent:0;mso-height-percent:0;mso-wrap-distance-left:9pt;mso-wrap-distance-top:0;mso-wrap-distance-right:9pt;mso-wrap-distance-bottom:0;mso-position-horizontal:absolute;mso-position-horizontal-relative:text;mso-position-vertical:absolute;mso-position-vertical-relative:text;mso-width-percent:0;mso-height-percent:0;mso-width-relative:margin;mso-height-relative:margin;v-text-anchor:middle" o:gfxdata="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" fillcolor="white [3212]" strokecolor="#5a5a5a [2109]" strokeweight="1.2pt">
-                <v:stroke endcap="round"/>
-              </v:shape>
-            </w:pict>
-          </mc:Fallback>
-        </mc:AlternateContent>
-      </w:r>
-      <w:r>
-        <w:rPr>
-          <w:rFonts w:asciiTheme="majorHAnsi" w:hAnsiTheme="majorHAnsi" w:cs="Arial"/>
-          <w:noProof/>
-          <w:color w:val="000000" w:themeColor="text1"/>
-          <w:sz w:val="20"/>
-          <w:szCs w:val="20"/>
-        </w:rPr>
-        <mc:AlternateContent>
-          <mc:Choice Requires="wps">
-            <w:drawing>
-              <wp:anchor distT="0" distB="0" distL="114300" distR="114300" simplePos="0" relativeHeight="251678720" behindDoc="0" locked="0" layoutInCell="1" allowOverlap="1" wp14:anchorId="649EE615" wp14:editId="24AE405F">
-                <wp:simplePos x="0" y="0"/>
-                <wp:positionH relativeFrom="margin">
-                  <wp:posOffset>4256116</wp:posOffset>
-                </wp:positionH>
-                <wp:positionV relativeFrom="paragraph">
-                  <wp:posOffset>91193</wp:posOffset>
-                </wp:positionV>
-                <wp:extent cx="1425757" cy="0"/>
-                <wp:effectExtent l="38100" t="38100" r="3175" b="57150"/>
-                <wp:wrapNone/>
-                <wp:docPr id="43" name="Straight Connector 43"/>
-                <wp:cNvGraphicFramePr/>
-                <a:graphic xmlns:a="http://schemas.openxmlformats.org/drawingml/2006/main">
-                  <a:graphicData uri="http://schemas.microsoft.com/office/word/2010/wordprocessingShape">
-                    <wps:wsp>
-                      <wps:cNvCnPr/>
-                      <wps:spPr>
-                        <a:xfrm>
-                          <a:off x="0" y="0"/>
-                          <a:ext cx="1425757" cy="0"/>
-                        </a:xfrm>
-                        <a:prstGeom prst="line">
-                          <a:avLst/>
-                        </a:prstGeom>
-                        <a:ln w="22860" cap="rnd" cmpd="sng">
-                          <a:prstDash val="solid"/>
-                          <a:headEnd type="diamond"/>
-                          <a:tailEnd type="none"/>
-                        </a:ln>
-                      </wps:spPr>
-                      <wps:style>
-                        <a:lnRef idx="1">
-                          <a:schemeClr val="accent1"/>
-                        </a:lnRef>
-                        <a:fillRef idx="0">
-                          <a:schemeClr val="accent1"/>
-                        </a:fillRef>
-                        <a:effectRef idx="0">
-                          <a:schemeClr val="accent1"/>
-                        </a:effectRef>
-                        <a:fontRef idx="minor">
-                          <a:schemeClr val="tx1"/>
-                        </a:fontRef>
-                      </wps:style>
-                      <wps:bodyPr/>
-                    </wps:wsp>
-                  </a:graphicData>
-                </a:graphic>
-                <wp14:sizeRelH relativeFrom="margin">
-                  <wp14:pctWidth>0</wp14:pctWidth>
-                </wp14:sizeRelH>
-                <wp14:sizeRelV relativeFrom="margin">
-                  <wp14:pctHeight>0</wp14:pctHeight>
-                </wp14:sizeRelV>
-              </wp:anchor>
-            </w:drawing>
-          </mc:Choice>
-          <mc:Fallback>
-            <w:pict>
-              <v:line w14:anchorId="35F29E4E" id="Straight Connector 43" o:spid="_x0000_s1026" style="position:absolute;z-index:251678720;visibility:visible;mso-wrap-style:square;mso-width-percent:0;mso-height-percent:0;mso-wrap-distance-left:9pt;mso-wrap-distance-top:0;mso-wrap-distance-right:9pt;mso-wrap-distance-bottom:0;mso-position-horizontal:absolute;mso-position-horizontal-relative:margin;mso-position-vertical:absolute;mso-position-vertical-relative:text;mso-width-percent:0;mso-height-percent:0;mso-width-relative:margin;mso-height-relative:margin" from="335.15pt,7.2pt" to="447.4pt,7.2pt" o:gfxdata="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" strokecolor="#6f6f6f [3204]" strokeweight="1.8pt">
-                <v:stroke startarrow="diamond" endcap="round"/>
-                <w10:wrap anchorx="margin"/>
-              </v:line>
-            </w:pict>
-          </mc:Fallback>
-        </mc:AlternateContent>
-      </w:r>
-      <w:r>
-        <w:rPr>
-          <w:rFonts w:asciiTheme="majorHAnsi" w:hAnsiTheme="majorHAnsi" w:cs="Arial"/>
-          <w:color w:val="000000" w:themeColor="text1"/>
-          <w:sz w:val="20"/>
-          <w:szCs w:val="20"/>
-        </w:rPr>
-        <w:t>Perforce</w:t>
-      </w:r>
-    </w:p>
-    <w:p>
-      <w:pPr>
-        <w:spacing w:after="0" w:line="240" w:lineRule="auto"/>
-        <w:ind w:left="-360"/>
-        <w:rPr>
-          <w:rFonts w:asciiTheme="majorHAnsi" w:hAnsiTheme="majorHAnsi" w:cs="Arial"/>
-          <w:color w:val="000000" w:themeColor="text1"/>
-          <w:sz w:val="20"/>
-          <w:szCs w:val="20"/>
-        </w:rPr>
-      </w:pPr>
-      <w:r>
-        <w:rPr>
-          <w:rFonts w:asciiTheme="majorHAnsi" w:hAnsiTheme="majorHAnsi" w:cs="Arial"/>
-          <w:noProof/>
-          <w:color w:val="000000" w:themeColor="text1"/>
-          <w:sz w:val="20"/>
-          <w:szCs w:val="20"/>
-        </w:rPr>
-        <mc:AlternateContent>
-          <mc:Choice Requires="wps">
-            <w:drawing>
-              <wp:anchor distT="0" distB="0" distL="114300" distR="114300" simplePos="0" relativeHeight="251679744" behindDoc="0" locked="0" layoutInCell="1" allowOverlap="1" wp14:anchorId="3A4AA6EA" wp14:editId="4BE83F33">
+              <wp:anchor distT="0" distB="0" distL="114300" distR="114300" simplePos="0" relativeHeight="251679744" behindDoc="0" locked="0" layoutInCell="1" allowOverlap="1" wp14:anchorId="3A4AA6EA" wp14:editId="218A4217">
                 <wp:simplePos x="0" y="0"/>
                 <wp:positionH relativeFrom="margin">
                   <wp:posOffset>4077046</wp:posOffset>
@@ -10707,7 +10356,10 @@
                         <a:prstGeom prst="line">
                           <a:avLst/>
                         </a:prstGeom>
-                        <a:ln w="22860" cap="rnd" cmpd="sng">
+                        <a:ln w="12700" cap="rnd" cmpd="sng">
+                          <a:solidFill>
+                            <a:schemeClr val="tx1"/>
+                          </a:solidFill>
                           <a:prstDash val="solid"/>
                           <a:headEnd type="diamond"/>
                           <a:tailEnd type="none"/>
@@ -10742,7 +10394,7 @@
           </mc:Choice>
           <mc:Fallback>
             <w:pict>
-              <v:line w14:anchorId="187C7925" id="Straight Connector 44" o:spid="_x0000_s1026" style="position:absolute;z-index:251679744;visibility:visible;mso-wrap-style:square;mso-width-percent:0;mso-height-percent:0;mso-wrap-distance-left:9pt;mso-wrap-distance-top:0;mso-wrap-distance-right:9pt;mso-wrap-distance-bottom:0;mso-position-horizontal:absolute;mso-position-horizontal-relative:margin;mso-position-vertical:absolute;mso-position-vertical-relative:text;mso-width-percent:0;mso-height-percent:0;mso-width-relative:margin;mso-height-relative:margin" from="321.05pt,6.4pt" to="447.15pt,6.4pt" o:gfxdata="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" strokecolor="#6f6f6f [3204]" strokeweight="1.8pt">
+              <v:line w14:anchorId="4DC6EB2C" id="Straight Connector 44" o:spid="_x0000_s1026" style="position:absolute;z-index:251679744;visibility:visible;mso-wrap-style:square;mso-width-percent:0;mso-height-percent:0;mso-wrap-distance-left:9pt;mso-wrap-distance-top:0;mso-wrap-distance-right:9pt;mso-wrap-distance-bottom:0;mso-position-horizontal:absolute;mso-position-horizontal-relative:margin;mso-position-vertical:absolute;mso-position-vertical-relative:text;mso-width-percent:0;mso-height-percent:0;mso-width-relative:margin;mso-height-relative:margin" from="321.05pt,6.4pt" to="447.15pt,6.4pt" o:gfxdata="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" strokecolor="black [3213]" strokeweight="1pt">
                 <v:stroke startarrow="diamond" endcap="round"/>
                 <w10:wrap anchorx="margin"/>
               </v:line>
@@ -10761,7 +10413,7 @@
         <mc:AlternateContent>
           <mc:Choice Requires="wps">
             <w:drawing>
-              <wp:anchor distT="0" distB="0" distL="114300" distR="114300" simplePos="0" relativeHeight="251741184" behindDoc="0" locked="0" layoutInCell="1" allowOverlap="1" wp14:anchorId="5776C596" wp14:editId="27CD5455">
+              <wp:anchor distT="0" distB="0" distL="114300" distR="114300" simplePos="0" relativeHeight="251741184" behindDoc="0" locked="0" layoutInCell="1" allowOverlap="1" wp14:anchorId="5776C596" wp14:editId="50162F1E">
                 <wp:simplePos x="0" y="0"/>
                 <wp:positionH relativeFrom="column">
                   <wp:posOffset>1860550</wp:posOffset>
@@ -10788,16 +10440,13 @@
                         </a:prstGeom>
                         <a:solidFill>
                           <a:schemeClr val="tx1">
-                            <a:lumMod val="65000"/>
-                            <a:lumOff val="35000"/>
+                            <a:lumMod val="75000"/>
+                            <a:lumOff val="25000"/>
                           </a:schemeClr>
                         </a:solidFill>
                         <a:ln w="15240">
                           <a:solidFill>
-                            <a:schemeClr val="tx1">
-                              <a:lumMod val="65000"/>
-                              <a:lumOff val="35000"/>
-                            </a:schemeClr>
+                            <a:schemeClr val="tx1"/>
                           </a:solidFill>
                         </a:ln>
                       </wps:spPr>
@@ -10837,7 +10486,7 @@
           </mc:Choice>
           <mc:Fallback>
             <w:pict>
-              <v:shape w14:anchorId="6B370B12" id="Flowchart: Decision 96" o:spid="_x0000_s1026" type="#_x0000_t110" style="position:absolute;margin-left:146.5pt;margin-top:1.85pt;width:11.6pt;height:10.6pt;z-index:251741184;visibility:visible;mso-wrap-style:square;mso-width-percent:0;mso-height-percent:0;mso-wrap-distance-left:9pt;mso-wrap-distance-top:0;mso-wrap-distance-right:9pt;mso-wrap-distance-bottom:0;mso-position-horizontal:absolute;mso-position-horizontal-relative:text;mso-position-vertical:absolute;mso-position-vertical-relative:text;mso-width-percent:0;mso-height-percent:0;mso-width-relative:margin;mso-height-relative:margin;v-text-anchor:middle" o:gfxdata="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" fillcolor="#5a5a5a [2109]" strokecolor="#5a5a5a [2109]" strokeweight="1.2pt">
+              <v:shape w14:anchorId="221DF60F" id="Flowchart: Decision 96" o:spid="_x0000_s1026" type="#_x0000_t110" style="position:absolute;margin-left:146.5pt;margin-top:1.85pt;width:11.6pt;height:10.6pt;z-index:251741184;visibility:visible;mso-wrap-style:square;mso-width-percent:0;mso-height-percent:0;mso-wrap-distance-left:9pt;mso-wrap-distance-top:0;mso-wrap-distance-right:9pt;mso-wrap-distance-bottom:0;mso-position-horizontal:absolute;mso-position-horizontal-relative:text;mso-position-vertical:absolute;mso-position-vertical-relative:text;mso-width-percent:0;mso-height-percent:0;mso-width-relative:margin;mso-height-relative:margin;v-text-anchor:middle" o:gfxdata="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" fillcolor="#404040 [2429]" strokecolor="black [3213]" strokeweight="1.2pt">
                 <v:stroke endcap="round"/>
               </v:shape>
             </w:pict>
@@ -10855,7 +10504,7 @@
         <mc:AlternateContent>
           <mc:Choice Requires="wps">
             <w:drawing>
-              <wp:anchor distT="0" distB="0" distL="114300" distR="114300" simplePos="0" relativeHeight="251742208" behindDoc="0" locked="0" layoutInCell="1" allowOverlap="1" wp14:anchorId="0BEAC1A0" wp14:editId="0B28FB54">
+              <wp:anchor distT="0" distB="0" distL="114300" distR="114300" simplePos="0" relativeHeight="251742208" behindDoc="0" locked="0" layoutInCell="1" allowOverlap="1" wp14:anchorId="0BEAC1A0" wp14:editId="7E1A65AA">
                 <wp:simplePos x="0" y="0"/>
                 <wp:positionH relativeFrom="column">
                   <wp:posOffset>2051050</wp:posOffset>
@@ -10882,16 +10531,13 @@
                         </a:prstGeom>
                         <a:solidFill>
                           <a:schemeClr val="tx1">
-                            <a:lumMod val="65000"/>
-                            <a:lumOff val="35000"/>
+                            <a:lumMod val="75000"/>
+                            <a:lumOff val="25000"/>
                           </a:schemeClr>
                         </a:solidFill>
                         <a:ln w="15240">
                           <a:solidFill>
-                            <a:schemeClr val="tx1">
-                              <a:lumMod val="65000"/>
-                              <a:lumOff val="35000"/>
-                            </a:schemeClr>
+                            <a:schemeClr val="tx1"/>
                           </a:solidFill>
                         </a:ln>
                       </wps:spPr>
@@ -10931,7 +10577,7 @@
           </mc:Choice>
           <mc:Fallback>
             <w:pict>
-              <v:shape w14:anchorId="4CCE4D56" id="Flowchart: Decision 97" o:spid="_x0000_s1026" type="#_x0000_t110" style="position:absolute;margin-left:161.5pt;margin-top:1.85pt;width:11.6pt;height:10.6pt;z-index:251742208;visibility:visible;mso-wrap-style:square;mso-width-percent:0;mso-height-percent:0;mso-wrap-distance-left:9pt;mso-wrap-distance-top:0;mso-wrap-distance-right:9pt;mso-wrap-distance-bottom:0;mso-position-horizontal:absolute;mso-position-horizontal-relative:text;mso-position-vertical:absolute;mso-position-vertical-relative:text;mso-width-percent:0;mso-height-percent:0;mso-width-relative:margin;mso-height-relative:margin;v-text-anchor:middle" o:gfxdata="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" fillcolor="#5a5a5a [2109]" strokecolor="#5a5a5a [2109]" strokeweight="1.2pt">
+              <v:shape w14:anchorId="54C7DF84" id="Flowchart: Decision 97" o:spid="_x0000_s1026" type="#_x0000_t110" style="position:absolute;margin-left:161.5pt;margin-top:1.85pt;width:11.6pt;height:10.6pt;z-index:251742208;visibility:visible;mso-wrap-style:square;mso-width-percent:0;mso-height-percent:0;mso-wrap-distance-left:9pt;mso-wrap-distance-top:0;mso-wrap-distance-right:9pt;mso-wrap-distance-bottom:0;mso-position-horizontal:absolute;mso-position-horizontal-relative:text;mso-position-vertical:absolute;mso-position-vertical-relative:text;mso-width-percent:0;mso-height-percent:0;mso-width-relative:margin;mso-height-relative:margin;v-text-anchor:middle" o:gfxdata="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" fillcolor="#404040 [2429]" strokecolor="black [3213]" strokeweight="1.2pt">
                 <v:stroke endcap="round"/>
               </v:shape>
             </w:pict>
@@ -10949,7 +10595,7 @@
         <mc:AlternateContent>
           <mc:Choice Requires="wps">
             <w:drawing>
-              <wp:anchor distT="0" distB="0" distL="114300" distR="114300" simplePos="0" relativeHeight="251743232" behindDoc="0" locked="0" layoutInCell="1" allowOverlap="1" wp14:anchorId="12443203" wp14:editId="3E3E6CB4">
+              <wp:anchor distT="0" distB="0" distL="114300" distR="114300" simplePos="0" relativeHeight="251743232" behindDoc="0" locked="0" layoutInCell="1" allowOverlap="1" wp14:anchorId="12443203" wp14:editId="55BB2DCE">
                 <wp:simplePos x="0" y="0"/>
                 <wp:positionH relativeFrom="column">
                   <wp:posOffset>2251710</wp:posOffset>
@@ -10979,10 +10625,7 @@
                         </a:solidFill>
                         <a:ln w="15240">
                           <a:solidFill>
-                            <a:schemeClr val="tx1">
-                              <a:lumMod val="65000"/>
-                              <a:lumOff val="35000"/>
-                            </a:schemeClr>
+                            <a:schemeClr val="tx1"/>
                           </a:solidFill>
                         </a:ln>
                       </wps:spPr>
@@ -11022,7 +10665,7 @@
           </mc:Choice>
           <mc:Fallback>
             <w:pict>
-              <v:shape w14:anchorId="181E66A2" id="Flowchart: Decision 98" o:spid="_x0000_s1026" type="#_x0000_t110" style="position:absolute;margin-left:177.3pt;margin-top:1.85pt;width:11.6pt;height:10.6pt;z-index:251743232;visibility:visible;mso-wrap-style:square;mso-width-percent:0;mso-height-percent:0;mso-wrap-distance-left:9pt;mso-wrap-distance-top:0;mso-wrap-distance-right:9pt;mso-wrap-distance-bottom:0;mso-position-horizontal:absolute;mso-position-horizontal-relative:text;mso-position-vertical:absolute;mso-position-vertical-relative:text;mso-width-percent:0;mso-height-percent:0;mso-width-relative:margin;mso-height-relative:margin;v-text-anchor:middle" o:gfxdata="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" fillcolor="white [3212]" strokecolor="#5a5a5a [2109]" strokeweight="1.2pt">
+              <v:shape w14:anchorId="1C861C5D" id="Flowchart: Decision 98" o:spid="_x0000_s1026" type="#_x0000_t110" style="position:absolute;margin-left:177.3pt;margin-top:1.85pt;width:11.6pt;height:10.6pt;z-index:251743232;visibility:visible;mso-wrap-style:square;mso-width-percent:0;mso-height-percent:0;mso-wrap-distance-left:9pt;mso-wrap-distance-top:0;mso-wrap-distance-right:9pt;mso-wrap-distance-bottom:0;mso-position-horizontal:absolute;mso-position-horizontal-relative:text;mso-position-vertical:absolute;mso-position-vertical-relative:text;mso-width-percent:0;mso-height-percent:0;mso-width-relative:margin;mso-height-relative:margin;v-text-anchor:middle" o:gfxdata="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" fillcolor="white [3212]" strokecolor="black [3213]" strokeweight="1.2pt">
                 <v:stroke endcap="round"/>
               </v:shape>
             </w:pict>
@@ -11040,7 +10683,7 @@
         <mc:AlternateContent>
           <mc:Choice Requires="wps">
             <w:drawing>
-              <wp:anchor distT="0" distB="0" distL="114300" distR="114300" simplePos="0" relativeHeight="251744256" behindDoc="0" locked="0" layoutInCell="1" allowOverlap="1" wp14:anchorId="63B19D70" wp14:editId="7BDD0F27">
+              <wp:anchor distT="0" distB="0" distL="114300" distR="114300" simplePos="0" relativeHeight="251744256" behindDoc="0" locked="0" layoutInCell="1" allowOverlap="1" wp14:anchorId="63B19D70" wp14:editId="08D92C34">
                 <wp:simplePos x="0" y="0"/>
                 <wp:positionH relativeFrom="column">
                   <wp:posOffset>2442210</wp:posOffset>
@@ -11070,10 +10713,7 @@
                         </a:solidFill>
                         <a:ln w="15240">
                           <a:solidFill>
-                            <a:schemeClr val="tx1">
-                              <a:lumMod val="65000"/>
-                              <a:lumOff val="35000"/>
-                            </a:schemeClr>
+                            <a:schemeClr val="tx1"/>
                           </a:solidFill>
                         </a:ln>
                       </wps:spPr>
@@ -11113,7 +10753,7 @@
           </mc:Choice>
           <mc:Fallback>
             <w:pict>
-              <v:shape w14:anchorId="2A0CBDD3" id="Flowchart: Decision 99" o:spid="_x0000_s1026" type="#_x0000_t110" style="position:absolute;margin-left:192.3pt;margin-top:2.2pt;width:11.6pt;height:10.6pt;z-index:251744256;visibility:visible;mso-wrap-style:square;mso-width-percent:0;mso-height-percent:0;mso-wrap-distance-left:9pt;mso-wrap-distance-top:0;mso-wrap-distance-right:9pt;mso-wrap-distance-bottom:0;mso-position-horizontal:absolute;mso-position-horizontal-relative:text;mso-position-vertical:absolute;mso-position-vertical-relative:text;mso-width-percent:0;mso-height-percent:0;mso-width-relative:margin;mso-height-relative:margin;v-text-anchor:middle" o:gfxdata="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" fillcolor="white [3212]" strokecolor="#5a5a5a [2109]" strokeweight="1.2pt">
+              <v:shape w14:anchorId="10BBD5C3" id="Flowchart: Decision 99" o:spid="_x0000_s1026" type="#_x0000_t110" style="position:absolute;margin-left:192.3pt;margin-top:2.2pt;width:11.6pt;height:10.6pt;z-index:251744256;visibility:visible;mso-wrap-style:square;mso-width-percent:0;mso-height-percent:0;mso-wrap-distance-left:9pt;mso-wrap-distance-top:0;mso-wrap-distance-right:9pt;mso-wrap-distance-bottom:0;mso-position-horizontal:absolute;mso-position-horizontal-relative:text;mso-position-vertical:absolute;mso-position-vertical-relative:text;mso-width-percent:0;mso-height-percent:0;mso-width-relative:margin;mso-height-relative:margin;v-text-anchor:middle" o:gfxdata="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" fillcolor="white [3212]" strokecolor="black [3213]" strokeweight="1.2pt">
                 <v:stroke endcap="round"/>
               </v:shape>
             </w:pict>
@@ -11123,6 +10763,27 @@
       <w:r>
         <w:rPr>
           <w:rFonts w:asciiTheme="majorHAnsi" w:hAnsiTheme="majorHAnsi" w:cs="Arial"/>
+          <w:color w:val="000000" w:themeColor="text1"/>
+          <w:sz w:val="20"/>
+          <w:szCs w:val="20"/>
+        </w:rPr>
+        <w:t>HTML</w:t>
+      </w:r>
+    </w:p>
+    <w:p>
+      <w:pPr>
+        <w:spacing w:after="0" w:line="240" w:lineRule="auto"/>
+        <w:ind w:left="-360"/>
+        <w:rPr>
+          <w:rFonts w:asciiTheme="majorHAnsi" w:hAnsiTheme="majorHAnsi" w:cs="Arial"/>
+          <w:color w:val="000000" w:themeColor="text1"/>
+          <w:sz w:val="20"/>
+          <w:szCs w:val="20"/>
+        </w:rPr>
+      </w:pPr>
+      <w:r>
+        <w:rPr>
+          <w:rFonts w:asciiTheme="majorHAnsi" w:hAnsiTheme="majorHAnsi" w:cs="Arial"/>
           <w:noProof/>
           <w:color w:val="000000" w:themeColor="text1"/>
           <w:sz w:val="20"/>
@@ -11131,18 +10792,18 @@
         <mc:AlternateContent>
           <mc:Choice Requires="wps">
             <w:drawing>
-              <wp:anchor distT="0" distB="0" distL="114300" distR="114300" simplePos="0" relativeHeight="251745280" behindDoc="0" locked="0" layoutInCell="1" allowOverlap="1" wp14:anchorId="671CF6E4" wp14:editId="6A9B3C3C">
+              <wp:anchor distT="0" distB="0" distL="114300" distR="114300" simplePos="0" relativeHeight="251852800" behindDoc="0" locked="0" layoutInCell="1" allowOverlap="1" wp14:anchorId="7D204948" wp14:editId="4CF459F4">
                 <wp:simplePos x="0" y="0"/>
                 <wp:positionH relativeFrom="column">
-                  <wp:posOffset>2632075</wp:posOffset>
+                  <wp:posOffset>2052320</wp:posOffset>
                 </wp:positionH>
                 <wp:positionV relativeFrom="paragraph">
-                  <wp:posOffset>28382</wp:posOffset>
+                  <wp:posOffset>23495</wp:posOffset>
                 </wp:positionV>
                 <wp:extent cx="147320" cy="134620"/>
                 <wp:effectExtent l="0" t="0" r="24130" b="17780"/>
                 <wp:wrapNone/>
-                <wp:docPr id="100" name="Flowchart: Decision 100"/>
+                <wp:docPr id="267108474" name="Flowchart: Decision 267108474"/>
                 <wp:cNvGraphicFramePr/>
                 <a:graphic xmlns:a="http://schemas.openxmlformats.org/drawingml/2006/main">
                   <a:graphicData uri="http://schemas.microsoft.com/office/word/2010/wordprocessingShape">
@@ -11157,14 +10818,14 @@
                           <a:avLst/>
                         </a:prstGeom>
                         <a:solidFill>
-                          <a:schemeClr val="bg1"/>
+                          <a:schemeClr val="tx1">
+                            <a:lumMod val="75000"/>
+                            <a:lumOff val="25000"/>
+                          </a:schemeClr>
                         </a:solidFill>
                         <a:ln w="15240">
                           <a:solidFill>
-                            <a:schemeClr val="tx1">
-                              <a:lumMod val="65000"/>
-                              <a:lumOff val="35000"/>
-                            </a:schemeClr>
+                            <a:schemeClr val="tx1"/>
                           </a:solidFill>
                         </a:ln>
                       </wps:spPr>
@@ -11204,7 +10865,7 @@
           </mc:Choice>
           <mc:Fallback>
             <w:pict>
-              <v:shape w14:anchorId="01175039" id="Flowchart: Decision 100" o:spid="_x0000_s1026" type="#_x0000_t110" style="position:absolute;margin-left:207.25pt;margin-top:2.25pt;width:11.6pt;height:10.6pt;z-index:251745280;visibility:visible;mso-wrap-style:square;mso-width-percent:0;mso-height-percent:0;mso-wrap-distance-left:9pt;mso-wrap-distance-top:0;mso-wrap-distance-right:9pt;mso-wrap-distance-bottom:0;mso-position-horizontal:absolute;mso-position-horizontal-relative:text;mso-position-vertical:absolute;mso-position-vertical-relative:text;mso-width-percent:0;mso-height-percent:0;mso-width-relative:margin;mso-height-relative:margin;v-text-anchor:middle" o:gfxdata="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" fillcolor="white [3212]" strokecolor="#5a5a5a [2109]" strokeweight="1.2pt">
+              <v:shape w14:anchorId="17129DD9" id="Flowchart: Decision 267108474" o:spid="_x0000_s1026" type="#_x0000_t110" style="position:absolute;margin-left:161.6pt;margin-top:1.85pt;width:11.6pt;height:10.6pt;z-index:251852800;visibility:visible;mso-wrap-style:square;mso-width-percent:0;mso-height-percent:0;mso-wrap-distance-left:9pt;mso-wrap-distance-top:0;mso-wrap-distance-right:9pt;mso-wrap-distance-bottom:0;mso-position-horizontal:absolute;mso-position-horizontal-relative:text;mso-position-vertical:absolute;mso-position-vertical-relative:text;mso-width-percent:0;mso-height-percent:0;mso-width-relative:margin;mso-height-relative:margin;v-text-anchor:middle" o:gfxdata="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" fillcolor="#404040 [2429]" strokecolor="black [3213]" strokeweight="1.2pt">
                 <v:stroke endcap="round"/>
               </v:shape>
             </w:pict>
@@ -11214,27 +10875,6 @@
       <w:r>
         <w:rPr>
           <w:rFonts w:asciiTheme="majorHAnsi" w:hAnsiTheme="majorHAnsi" w:cs="Arial"/>
-          <w:color w:val="000000" w:themeColor="text1"/>
-          <w:sz w:val="20"/>
-          <w:szCs w:val="20"/>
-        </w:rPr>
-        <w:t>HTML</w:t>
-      </w:r>
-    </w:p>
-    <w:p>
-      <w:pPr>
-        <w:spacing w:after="0" w:line="240" w:lineRule="auto"/>
-        <w:ind w:left="-360"/>
-        <w:rPr>
-          <w:rFonts w:asciiTheme="majorHAnsi" w:hAnsiTheme="majorHAnsi" w:cs="Arial"/>
-          <w:color w:val="000000" w:themeColor="text1"/>
-          <w:sz w:val="20"/>
-          <w:szCs w:val="20"/>
-        </w:rPr>
-      </w:pPr>
-      <w:r>
-        <w:rPr>
-          <w:rFonts w:asciiTheme="majorHAnsi" w:hAnsiTheme="majorHAnsi" w:cs="Arial"/>
           <w:noProof/>
           <w:color w:val="000000" w:themeColor="text1"/>
           <w:sz w:val="20"/>
@@ -11243,7 +10883,7 @@
         <mc:AlternateContent>
           <mc:Choice Requires="wps">
             <w:drawing>
-              <wp:anchor distT="0" distB="0" distL="114300" distR="114300" simplePos="0" relativeHeight="251680768" behindDoc="0" locked="0" layoutInCell="1" allowOverlap="1" wp14:anchorId="50C12DEE" wp14:editId="6062A761">
+              <wp:anchor distT="0" distB="0" distL="114300" distR="114300" simplePos="0" relativeHeight="251680768" behindDoc="0" locked="0" layoutInCell="1" allowOverlap="1" wp14:anchorId="50C12DEE" wp14:editId="552BCDF1">
                 <wp:simplePos x="0" y="0"/>
                 <wp:positionH relativeFrom="margin">
                   <wp:posOffset>3994859</wp:posOffset>
@@ -11268,7 +10908,10 @@
                         <a:prstGeom prst="line">
                           <a:avLst/>
                         </a:prstGeom>
-                        <a:ln w="22860" cap="rnd" cmpd="sng">
+                        <a:ln w="12700" cap="rnd" cmpd="sng">
+                          <a:solidFill>
+                            <a:schemeClr val="tx1"/>
+                          </a:solidFill>
                           <a:prstDash val="solid"/>
                           <a:headEnd type="diamond"/>
                           <a:tailEnd type="none"/>
@@ -11303,7 +10946,7 @@
           </mc:Choice>
           <mc:Fallback>
             <w:pict>
-              <v:line w14:anchorId="50DF09BB" id="Straight Connector 45" o:spid="_x0000_s1026" style="position:absolute;z-index:251680768;visibility:visible;mso-wrap-style:square;mso-width-percent:0;mso-height-percent:0;mso-wrap-distance-left:9pt;mso-wrap-distance-top:0;mso-wrap-distance-right:9pt;mso-wrap-distance-bottom:0;mso-position-horizontal:absolute;mso-position-horizontal-relative:margin;mso-position-vertical:absolute;mso-position-vertical-relative:text;mso-width-percent:0;mso-height-percent:0;mso-width-relative:margin;mso-height-relative:margin" from="314.55pt,6.7pt" to="447.55pt,6.7pt" o:gfxdata="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" strokecolor="#6f6f6f [3204]" strokeweight="1.8pt">
+              <v:line w14:anchorId="258508EF" id="Straight Connector 45" o:spid="_x0000_s1026" style="position:absolute;z-index:251680768;visibility:visible;mso-wrap-style:square;mso-width-percent:0;mso-height-percent:0;mso-wrap-distance-left:9pt;mso-wrap-distance-top:0;mso-wrap-distance-right:9pt;mso-wrap-distance-bottom:0;mso-position-horizontal:absolute;mso-position-horizontal-relative:margin;mso-position-vertical:absolute;mso-position-vertical-relative:text;mso-width-percent:0;mso-height-percent:0;mso-width-relative:margin;mso-height-relative:margin" from="314.55pt,6.7pt" to="447.55pt,6.7pt" o:gfxdata="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" strokecolor="black [3213]" strokeweight="1pt">
                 <v:stroke startarrow="diamond" endcap="round"/>
                 <w10:wrap anchorx="margin"/>
               </v:line>
@@ -11322,7 +10965,7 @@
         <mc:AlternateContent>
           <mc:Choice Requires="wps">
             <w:drawing>
-              <wp:anchor distT="0" distB="0" distL="114300" distR="114300" simplePos="0" relativeHeight="251746304" behindDoc="0" locked="0" layoutInCell="1" allowOverlap="1" wp14:anchorId="5B2A7DE2" wp14:editId="43BC2F6C">
+              <wp:anchor distT="0" distB="0" distL="114300" distR="114300" simplePos="0" relativeHeight="251746304" behindDoc="0" locked="0" layoutInCell="1" allowOverlap="1" wp14:anchorId="5B2A7DE2" wp14:editId="0C886A66">
                 <wp:simplePos x="0" y="0"/>
                 <wp:positionH relativeFrom="column">
                   <wp:posOffset>1861185</wp:posOffset>
@@ -11349,16 +10992,13 @@
                         </a:prstGeom>
                         <a:solidFill>
                           <a:schemeClr val="tx1">
-                            <a:lumMod val="65000"/>
-                            <a:lumOff val="35000"/>
+                            <a:lumMod val="75000"/>
+                            <a:lumOff val="25000"/>
                           </a:schemeClr>
                         </a:solidFill>
                         <a:ln w="15240">
                           <a:solidFill>
-                            <a:schemeClr val="tx1">
-                              <a:lumMod val="65000"/>
-                              <a:lumOff val="35000"/>
-                            </a:schemeClr>
+                            <a:schemeClr val="tx1"/>
                           </a:solidFill>
                         </a:ln>
                       </wps:spPr>
@@ -11398,7 +11038,7 @@
           </mc:Choice>
           <mc:Fallback>
             <w:pict>
-              <v:shape w14:anchorId="0052ADDB" id="Flowchart: Decision 101" o:spid="_x0000_s1026" type="#_x0000_t110" style="position:absolute;margin-left:146.55pt;margin-top:1.55pt;width:11.6pt;height:10.6pt;z-index:251746304;visibility:visible;mso-wrap-style:square;mso-width-percent:0;mso-height-percent:0;mso-wrap-distance-left:9pt;mso-wrap-distance-top:0;mso-wrap-distance-right:9pt;mso-wrap-distance-bottom:0;mso-position-horizontal:absolute;mso-position-horizontal-relative:text;mso-position-vertical:absolute;mso-position-vertical-relative:text;mso-width-percent:0;mso-height-percent:0;mso-width-relative:margin;mso-height-relative:margin;v-text-anchor:middle" o:gfxdata="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" fillcolor="#5a5a5a [2109]" strokecolor="#5a5a5a [2109]" strokeweight="1.2pt">
+              <v:shape w14:anchorId="61478A0D" id="Flowchart: Decision 101" o:spid="_x0000_s1026" type="#_x0000_t110" style="position:absolute;margin-left:146.55pt;margin-top:1.55pt;width:11.6pt;height:10.6pt;z-index:251746304;visibility:visible;mso-wrap-style:square;mso-width-percent:0;mso-height-percent:0;mso-wrap-distance-left:9pt;mso-wrap-distance-top:0;mso-wrap-distance-right:9pt;mso-wrap-distance-bottom:0;mso-position-horizontal:absolute;mso-position-horizontal-relative:text;mso-position-vertical:absolute;mso-position-vertical-relative:text;mso-width-percent:0;mso-height-percent:0;mso-width-relative:margin;mso-height-relative:margin;v-text-anchor:middle" o:gfxdata="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" fillcolor="#404040 [2429]" strokecolor="black [3213]" strokeweight="1.2pt">
                 <v:stroke endcap="round"/>
               </v:shape>
             </w:pict>
@@ -11416,98 +11056,7 @@
         <mc:AlternateContent>
           <mc:Choice Requires="wps">
             <w:drawing>
-              <wp:anchor distT="0" distB="0" distL="114300" distR="114300" simplePos="0" relativeHeight="251747328" behindDoc="0" locked="0" layoutInCell="1" allowOverlap="1" wp14:anchorId="1F20F8ED" wp14:editId="25740D64">
-                <wp:simplePos x="0" y="0"/>
-                <wp:positionH relativeFrom="column">
-                  <wp:posOffset>2051685</wp:posOffset>
-                </wp:positionH>
-                <wp:positionV relativeFrom="paragraph">
-                  <wp:posOffset>19685</wp:posOffset>
-                </wp:positionV>
-                <wp:extent cx="147320" cy="134620"/>
-                <wp:effectExtent l="0" t="0" r="24130" b="17780"/>
-                <wp:wrapNone/>
-                <wp:docPr id="102" name="Flowchart: Decision 102"/>
-                <wp:cNvGraphicFramePr/>
-                <a:graphic xmlns:a="http://schemas.openxmlformats.org/drawingml/2006/main">
-                  <a:graphicData uri="http://schemas.microsoft.com/office/word/2010/wordprocessingShape">
-                    <wps:wsp>
-                      <wps:cNvSpPr/>
-                      <wps:spPr>
-                        <a:xfrm>
-                          <a:off x="0" y="0"/>
-                          <a:ext cx="147320" cy="134620"/>
-                        </a:xfrm>
-                        <a:prstGeom prst="flowChartDecision">
-                          <a:avLst/>
-                        </a:prstGeom>
-                        <a:solidFill>
-                          <a:schemeClr val="bg1"/>
-                        </a:solidFill>
-                        <a:ln w="15240">
-                          <a:solidFill>
-                            <a:schemeClr val="tx1">
-                              <a:lumMod val="65000"/>
-                              <a:lumOff val="35000"/>
-                            </a:schemeClr>
-                          </a:solidFill>
-                        </a:ln>
-                      </wps:spPr>
-                      <wps:style>
-                        <a:lnRef idx="2">
-                          <a:schemeClr val="accent1">
-                            <a:shade val="50000"/>
-                          </a:schemeClr>
-                        </a:lnRef>
-                        <a:fillRef idx="1">
-                          <a:schemeClr val="accent1"/>
-                        </a:fillRef>
-                        <a:effectRef idx="0">
-                          <a:schemeClr val="accent1"/>
-                        </a:effectRef>
-                        <a:fontRef idx="minor">
-                          <a:schemeClr val="lt1"/>
-                        </a:fontRef>
-                      </wps:style>
-                      <wps:bodyPr rot="0" spcFirstLastPara="0" vertOverflow="overflow" horzOverflow="overflow" vert="horz" wrap="square" lIns="91440" tIns="45720" rIns="91440" bIns="45720" numCol="1" spcCol="0" rtlCol="0" fromWordArt="0" anchor="ctr" anchorCtr="0" forceAA="0" compatLnSpc="1">
-                        <a:prstTxWarp prst="textNoShape">
-                          <a:avLst/>
-                        </a:prstTxWarp>
-                        <a:noAutofit/>
-                      </wps:bodyPr>
-                    </wps:wsp>
-                  </a:graphicData>
-                </a:graphic>
-                <wp14:sizeRelH relativeFrom="margin">
-                  <wp14:pctWidth>0</wp14:pctWidth>
-                </wp14:sizeRelH>
-                <wp14:sizeRelV relativeFrom="margin">
-                  <wp14:pctHeight>0</wp14:pctHeight>
-                </wp14:sizeRelV>
-              </wp:anchor>
-            </w:drawing>
-          </mc:Choice>
-          <mc:Fallback>
-            <w:pict>
-              <v:shape w14:anchorId="4DD0BA9A" id="Flowchart: Decision 102" o:spid="_x0000_s1026" type="#_x0000_t110" style="position:absolute;margin-left:161.55pt;margin-top:1.55pt;width:11.6pt;height:10.6pt;z-index:251747328;visibility:visible;mso-wrap-style:square;mso-width-percent:0;mso-height-percent:0;mso-wrap-distance-left:9pt;mso-wrap-distance-top:0;mso-wrap-distance-right:9pt;mso-wrap-distance-bottom:0;mso-position-horizontal:absolute;mso-position-horizontal-relative:text;mso-position-vertical:absolute;mso-position-vertical-relative:text;mso-width-percent:0;mso-height-percent:0;mso-width-relative:margin;mso-height-relative:margin;v-text-anchor:middle" o:gfxdata="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" fillcolor="white [3212]" strokecolor="#5a5a5a [2109]" strokeweight="1.2pt">
-                <v:stroke endcap="round"/>
-              </v:shape>
-            </w:pict>
-          </mc:Fallback>
-        </mc:AlternateContent>
-      </w:r>
-      <w:r>
-        <w:rPr>
-          <w:rFonts w:asciiTheme="majorHAnsi" w:hAnsiTheme="majorHAnsi" w:cs="Arial"/>
-          <w:noProof/>
-          <w:color w:val="000000" w:themeColor="text1"/>
-          <w:sz w:val="20"/>
-          <w:szCs w:val="20"/>
-        </w:rPr>
-        <mc:AlternateContent>
-          <mc:Choice Requires="wps">
-            <w:drawing>
-              <wp:anchor distT="0" distB="0" distL="114300" distR="114300" simplePos="0" relativeHeight="251748352" behindDoc="0" locked="0" layoutInCell="1" allowOverlap="1" wp14:anchorId="740DA919" wp14:editId="70326FEB">
+              <wp:anchor distT="0" distB="0" distL="114300" distR="114300" simplePos="0" relativeHeight="251748352" behindDoc="0" locked="0" layoutInCell="1" allowOverlap="1" wp14:anchorId="740DA919" wp14:editId="68668858">
                 <wp:simplePos x="0" y="0"/>
                 <wp:positionH relativeFrom="column">
                   <wp:posOffset>2252345</wp:posOffset>
@@ -11537,10 +11086,7 @@
                         </a:solidFill>
                         <a:ln w="15240">
                           <a:solidFill>
-                            <a:schemeClr val="tx1">
-                              <a:lumMod val="65000"/>
-                              <a:lumOff val="35000"/>
-                            </a:schemeClr>
+                            <a:schemeClr val="tx1"/>
                           </a:solidFill>
                         </a:ln>
                       </wps:spPr>
@@ -11580,7 +11126,7 @@
           </mc:Choice>
           <mc:Fallback>
             <w:pict>
-              <v:shape w14:anchorId="5389D606" id="Flowchart: Decision 103" o:spid="_x0000_s1026" type="#_x0000_t110" style="position:absolute;margin-left:177.35pt;margin-top:1.55pt;width:11.6pt;height:10.6pt;z-index:251748352;visibility:visible;mso-wrap-style:square;mso-width-percent:0;mso-height-percent:0;mso-wrap-distance-left:9pt;mso-wrap-distance-top:0;mso-wrap-distance-right:9pt;mso-wrap-distance-bottom:0;mso-position-horizontal:absolute;mso-position-horizontal-relative:text;mso-position-vertical:absolute;mso-position-vertical-relative:text;mso-width-percent:0;mso-height-percent:0;mso-width-relative:margin;mso-height-relative:margin;v-text-anchor:middle" o:gfxdata="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" fillcolor="white [3212]" strokecolor="#5a5a5a [2109]" strokeweight="1.2pt">
+              <v:shape w14:anchorId="78325745" id="Flowchart: Decision 103" o:spid="_x0000_s1026" type="#_x0000_t110" style="position:absolute;margin-left:177.35pt;margin-top:1.55pt;width:11.6pt;height:10.6pt;z-index:251748352;visibility:visible;mso-wrap-style:square;mso-width-percent:0;mso-height-percent:0;mso-wrap-distance-left:9pt;mso-wrap-distance-top:0;mso-wrap-distance-right:9pt;mso-wrap-distance-bottom:0;mso-position-horizontal:absolute;mso-position-horizontal-relative:text;mso-position-vertical:absolute;mso-position-vertical-relative:text;mso-width-percent:0;mso-height-percent:0;mso-width-relative:margin;mso-height-relative:margin;v-text-anchor:middle" o:gfxdata="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" fillcolor="white [3212]" strokecolor="black [3213]" strokeweight="1.2pt">
                 <v:stroke endcap="round"/>
               </v:shape>
             </w:pict>
@@ -11598,7 +11144,7 @@
         <mc:AlternateContent>
           <mc:Choice Requires="wps">
             <w:drawing>
-              <wp:anchor distT="0" distB="0" distL="114300" distR="114300" simplePos="0" relativeHeight="251749376" behindDoc="0" locked="0" layoutInCell="1" allowOverlap="1" wp14:anchorId="353FD623" wp14:editId="59FC8C38">
+              <wp:anchor distT="0" distB="0" distL="114300" distR="114300" simplePos="0" relativeHeight="251749376" behindDoc="0" locked="0" layoutInCell="1" allowOverlap="1" wp14:anchorId="353FD623" wp14:editId="40898823">
                 <wp:simplePos x="0" y="0"/>
                 <wp:positionH relativeFrom="column">
                   <wp:posOffset>2442845</wp:posOffset>
@@ -11628,10 +11174,7 @@
                         </a:solidFill>
                         <a:ln w="15240">
                           <a:solidFill>
-                            <a:schemeClr val="tx1">
-                              <a:lumMod val="65000"/>
-                              <a:lumOff val="35000"/>
-                            </a:schemeClr>
+                            <a:schemeClr val="tx1"/>
                           </a:solidFill>
                         </a:ln>
                       </wps:spPr>
@@ -11671,7 +11214,7 @@
           </mc:Choice>
           <mc:Fallback>
             <w:pict>
-              <v:shape w14:anchorId="39A1C0FC" id="Flowchart: Decision 104" o:spid="_x0000_s1026" type="#_x0000_t110" style="position:absolute;margin-left:192.35pt;margin-top:1.9pt;width:11.6pt;height:10.6pt;z-index:251749376;visibility:visible;mso-wrap-style:square;mso-width-percent:0;mso-height-percent:0;mso-wrap-distance-left:9pt;mso-wrap-distance-top:0;mso-wrap-distance-right:9pt;mso-wrap-distance-bottom:0;mso-position-horizontal:absolute;mso-position-horizontal-relative:text;mso-position-vertical:absolute;mso-position-vertical-relative:text;mso-width-percent:0;mso-height-percent:0;mso-width-relative:margin;mso-height-relative:margin;v-text-anchor:middle" o:gfxdata="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" fillcolor="white [3212]" strokecolor="#5a5a5a [2109]" strokeweight="1.2pt">
+              <v:shape w14:anchorId="2CEE3CC1" id="Flowchart: Decision 104" o:spid="_x0000_s1026" type="#_x0000_t110" style="position:absolute;margin-left:192.35pt;margin-top:1.9pt;width:11.6pt;height:10.6pt;z-index:251749376;visibility:visible;mso-wrap-style:square;mso-width-percent:0;mso-height-percent:0;mso-wrap-distance-left:9pt;mso-wrap-distance-top:0;mso-wrap-distance-right:9pt;mso-wrap-distance-bottom:0;mso-position-horizontal:absolute;mso-position-horizontal-relative:text;mso-position-vertical:absolute;mso-position-vertical-relative:text;mso-width-percent:0;mso-height-percent:0;mso-width-relative:margin;mso-height-relative:margin;v-text-anchor:middle" o:gfxdata="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" fillcolor="white [3212]" strokecolor="black [3213]" strokeweight="1.2pt">
                 <v:stroke endcap="round"/>
               </v:shape>
             </w:pict>
@@ -11689,7 +11232,7 @@
         <mc:AlternateContent>
           <mc:Choice Requires="wps">
             <w:drawing>
-              <wp:anchor distT="0" distB="0" distL="114300" distR="114300" simplePos="0" relativeHeight="251750400" behindDoc="0" locked="0" layoutInCell="1" allowOverlap="1" wp14:anchorId="37A196F2" wp14:editId="489C384E">
+              <wp:anchor distT="0" distB="0" distL="114300" distR="114300" simplePos="0" relativeHeight="251750400" behindDoc="0" locked="0" layoutInCell="1" allowOverlap="1" wp14:anchorId="37A196F2" wp14:editId="77387D54">
                 <wp:simplePos x="0" y="0"/>
                 <wp:positionH relativeFrom="column">
                   <wp:posOffset>2632710</wp:posOffset>
@@ -11719,10 +11262,7 @@
                         </a:solidFill>
                         <a:ln w="15240">
                           <a:solidFill>
-                            <a:schemeClr val="tx1">
-                              <a:lumMod val="65000"/>
-                              <a:lumOff val="35000"/>
-                            </a:schemeClr>
+                            <a:schemeClr val="tx1"/>
                           </a:solidFill>
                         </a:ln>
                       </wps:spPr>
@@ -11762,7 +11302,7 @@
           </mc:Choice>
           <mc:Fallback>
             <w:pict>
-              <v:shape w14:anchorId="7DD44CE7" id="Flowchart: Decision 105" o:spid="_x0000_s1026" type="#_x0000_t110" style="position:absolute;margin-left:207.3pt;margin-top:1.9pt;width:11.6pt;height:10.6pt;z-index:251750400;visibility:visible;mso-wrap-style:square;mso-width-percent:0;mso-height-percent:0;mso-wrap-distance-left:9pt;mso-wrap-distance-top:0;mso-wrap-distance-right:9pt;mso-wrap-distance-bottom:0;mso-position-horizontal:absolute;mso-position-horizontal-relative:text;mso-position-vertical:absolute;mso-position-vertical-relative:text;mso-width-percent:0;mso-height-percent:0;mso-width-relative:margin;mso-height-relative:margin;v-text-anchor:middle" o:gfxdata="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" fillcolor="white [3212]" strokecolor="#5a5a5a [2109]" strokeweight="1.2pt">
+              <v:shape w14:anchorId="7F2126D1" id="Flowchart: Decision 105" o:spid="_x0000_s1026" type="#_x0000_t110" style="position:absolute;margin-left:207.3pt;margin-top:1.9pt;width:11.6pt;height:10.6pt;z-index:251750400;visibility:visible;mso-wrap-style:square;mso-width-percent:0;mso-height-percent:0;mso-wrap-distance-left:9pt;mso-wrap-distance-top:0;mso-wrap-distance-right:9pt;mso-wrap-distance-bottom:0;mso-position-horizontal:absolute;mso-position-horizontal-relative:text;mso-position-vertical:absolute;mso-position-vertical-relative:text;mso-width-percent:0;mso-height-percent:0;mso-width-relative:margin;mso-height-relative:margin;v-text-anchor:middle" o:gfxdata="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" fillcolor="white [3212]" strokecolor="black [3213]" strokeweight="1.2pt">
                 <v:stroke endcap="round"/>
               </v:shape>
             </w:pict>
@@ -11801,16 +11341,16 @@
         <mc:AlternateContent>
           <mc:Choice Requires="wps">
             <w:drawing>
-              <wp:anchor distT="0" distB="0" distL="114300" distR="114300" simplePos="0" relativeHeight="251681792" behindDoc="0" locked="0" layoutInCell="1" allowOverlap="1" wp14:anchorId="48BCBE91" wp14:editId="2C28DAC2">
+              <wp:anchor distT="0" distB="0" distL="114300" distR="114300" simplePos="0" relativeHeight="251681792" behindDoc="0" locked="0" layoutInCell="1" allowOverlap="1" wp14:anchorId="48BCBE91" wp14:editId="67F5CFD5">
                 <wp:simplePos x="0" y="0"/>
                 <wp:positionH relativeFrom="margin">
-                  <wp:posOffset>4865370</wp:posOffset>
+                  <wp:posOffset>3930508</wp:posOffset>
                 </wp:positionH>
                 <wp:positionV relativeFrom="paragraph">
-                  <wp:posOffset>85882</wp:posOffset>
+                  <wp:posOffset>85642</wp:posOffset>
                 </wp:positionV>
-                <wp:extent cx="814396" cy="0"/>
-                <wp:effectExtent l="38100" t="38100" r="5080" b="57150"/>
+                <wp:extent cx="1748917" cy="0"/>
+                <wp:effectExtent l="38100" t="38100" r="3810" b="57150"/>
                 <wp:wrapNone/>
                 <wp:docPr id="46" name="Straight Connector 46"/>
                 <wp:cNvGraphicFramePr/>
@@ -11821,12 +11361,15 @@
                       <wps:spPr>
                         <a:xfrm>
                           <a:off x="0" y="0"/>
-                          <a:ext cx="814396" cy="0"/>
+                          <a:ext cx="1748917" cy="0"/>
                         </a:xfrm>
                         <a:prstGeom prst="line">
                           <a:avLst/>
                         </a:prstGeom>
-                        <a:ln w="22860" cap="rnd" cmpd="sng">
+                        <a:ln w="12700" cap="rnd" cmpd="sng">
+                          <a:solidFill>
+                            <a:schemeClr val="tx1"/>
+                          </a:solidFill>
                           <a:prstDash val="solid"/>
                           <a:headEnd type="diamond"/>
                           <a:tailEnd type="none"/>
@@ -11861,7 +11404,7 @@
           </mc:Choice>
           <mc:Fallback>
             <w:pict>
-              <v:line w14:anchorId="340F5F5B" id="Straight Connector 46" o:spid="_x0000_s1026" style="position:absolute;z-index:251681792;visibility:visible;mso-wrap-style:square;mso-width-percent:0;mso-height-percent:0;mso-wrap-distance-left:9pt;mso-wrap-distance-top:0;mso-wrap-distance-right:9pt;mso-wrap-distance-bottom:0;mso-position-horizontal:absolute;mso-position-horizontal-relative:margin;mso-position-vertical:absolute;mso-position-vertical-relative:text;mso-width-percent:0;mso-height-percent:0;mso-width-relative:margin;mso-height-relative:margin" from="383.1pt,6.75pt" to="447.25pt,6.75pt" o:gfxdata="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" strokecolor="#6f6f6f [3204]" strokeweight="1.8pt">
+              <v:line w14:anchorId="08FBA503" id="Straight Connector 46" o:spid="_x0000_s1026" style="position:absolute;z-index:251681792;visibility:visible;mso-wrap-style:square;mso-width-percent:0;mso-height-percent:0;mso-wrap-distance-left:9pt;mso-wrap-distance-top:0;mso-wrap-distance-right:9pt;mso-wrap-distance-bottom:0;mso-position-horizontal:absolute;mso-position-horizontal-relative:margin;mso-position-vertical:absolute;mso-position-vertical-relative:text;mso-width-percent:0;mso-height-percent:0;mso-width-relative:margin;mso-height-relative:margin" from="309.5pt,6.75pt" to="447.2pt,6.75pt" o:gfxdata="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" strokecolor="black [3213]" strokeweight="1pt">
                 <v:stroke startarrow="diamond" endcap="round"/>
                 <w10:wrap anchorx="margin"/>
               </v:line>
@@ -11880,7 +11423,7 @@
         <mc:AlternateContent>
           <mc:Choice Requires="wps">
             <w:drawing>
-              <wp:anchor distT="0" distB="0" distL="114300" distR="114300" simplePos="0" relativeHeight="251755520" behindDoc="0" locked="0" layoutInCell="1" allowOverlap="1" wp14:anchorId="632810FC" wp14:editId="365D16D3">
+              <wp:anchor distT="0" distB="0" distL="114300" distR="114300" simplePos="0" relativeHeight="251755520" behindDoc="0" locked="0" layoutInCell="1" allowOverlap="1" wp14:anchorId="632810FC" wp14:editId="52388924">
                 <wp:simplePos x="0" y="0"/>
                 <wp:positionH relativeFrom="column">
                   <wp:posOffset>2632710</wp:posOffset>
@@ -11910,10 +11453,7 @@
                         </a:solidFill>
                         <a:ln w="15240">
                           <a:solidFill>
-                            <a:schemeClr val="tx1">
-                              <a:lumMod val="65000"/>
-                              <a:lumOff val="35000"/>
-                            </a:schemeClr>
+                            <a:schemeClr val="tx1"/>
                           </a:solidFill>
                         </a:ln>
                       </wps:spPr>
@@ -11953,7 +11493,7 @@
           </mc:Choice>
           <mc:Fallback>
             <w:pict>
-              <v:shape w14:anchorId="182C31D6" id="Flowchart: Decision 110" o:spid="_x0000_s1026" type="#_x0000_t110" style="position:absolute;margin-left:207.3pt;margin-top:1.7pt;width:11.6pt;height:10.6pt;z-index:251755520;visibility:visible;mso-wrap-style:square;mso-width-percent:0;mso-height-percent:0;mso-wrap-distance-left:9pt;mso-wrap-distance-top:0;mso-wrap-distance-right:9pt;mso-wrap-distance-bottom:0;mso-position-horizontal:absolute;mso-position-horizontal-relative:text;mso-position-vertical:absolute;mso-position-vertical-relative:text;mso-width-percent:0;mso-height-percent:0;mso-width-relative:margin;mso-height-relative:margin;v-text-anchor:middle" o:gfxdata="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" fillcolor="white [3212]" strokecolor="#5a5a5a [2109]" strokeweight="1.2pt">
+              <v:shape w14:anchorId="5861E5F7" id="Flowchart: Decision 110" o:spid="_x0000_s1026" type="#_x0000_t110" style="position:absolute;margin-left:207.3pt;margin-top:1.7pt;width:11.6pt;height:10.6pt;z-index:251755520;visibility:visible;mso-wrap-style:square;mso-width-percent:0;mso-height-percent:0;mso-wrap-distance-left:9pt;mso-wrap-distance-top:0;mso-wrap-distance-right:9pt;mso-wrap-distance-bottom:0;mso-position-horizontal:absolute;mso-position-horizontal-relative:text;mso-position-vertical:absolute;mso-position-vertical-relative:text;mso-width-percent:0;mso-height-percent:0;mso-width-relative:margin;mso-height-relative:margin;v-text-anchor:middle" o:gfxdata="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" fillcolor="white [3212]" strokecolor="black [3213]" strokeweight="1.2pt">
                 <v:stroke endcap="round"/>
               </v:shape>
             </w:pict>
@@ -11971,7 +11511,7 @@
         <mc:AlternateContent>
           <mc:Choice Requires="wps">
             <w:drawing>
-              <wp:anchor distT="0" distB="0" distL="114300" distR="114300" simplePos="0" relativeHeight="251754496" behindDoc="0" locked="0" layoutInCell="1" allowOverlap="1" wp14:anchorId="226ECE5A" wp14:editId="2C416808">
+              <wp:anchor distT="0" distB="0" distL="114300" distR="114300" simplePos="0" relativeHeight="251754496" behindDoc="0" locked="0" layoutInCell="1" allowOverlap="1" wp14:anchorId="226ECE5A" wp14:editId="5DF21586">
                 <wp:simplePos x="0" y="0"/>
                 <wp:positionH relativeFrom="column">
                   <wp:posOffset>2442845</wp:posOffset>
@@ -12001,10 +11541,7 @@
                         </a:solidFill>
                         <a:ln w="15240">
                           <a:solidFill>
-                            <a:schemeClr val="tx1">
-                              <a:lumMod val="65000"/>
-                              <a:lumOff val="35000"/>
-                            </a:schemeClr>
+                            <a:schemeClr val="tx1"/>
                           </a:solidFill>
                         </a:ln>
                       </wps:spPr>
@@ -12044,7 +11581,7 @@
           </mc:Choice>
           <mc:Fallback>
             <w:pict>
-              <v:shape w14:anchorId="3AC81EC7" id="Flowchart: Decision 109" o:spid="_x0000_s1026" type="#_x0000_t110" style="position:absolute;margin-left:192.35pt;margin-top:1.7pt;width:11.6pt;height:10.6pt;z-index:251754496;visibility:visible;mso-wrap-style:square;mso-width-percent:0;mso-height-percent:0;mso-wrap-distance-left:9pt;mso-wrap-distance-top:0;mso-wrap-distance-right:9pt;mso-wrap-distance-bottom:0;mso-position-horizontal:absolute;mso-position-horizontal-relative:text;mso-position-vertical:absolute;mso-position-vertical-relative:text;mso-width-percent:0;mso-height-percent:0;mso-width-relative:margin;mso-height-relative:margin;v-text-anchor:middle" o:gfxdata="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" fillcolor="white [3212]" strokecolor="#5a5a5a [2109]" strokeweight="1.2pt">
+              <v:shape w14:anchorId="13A3497A" id="Flowchart: Decision 109" o:spid="_x0000_s1026" type="#_x0000_t110" style="position:absolute;margin-left:192.35pt;margin-top:1.7pt;width:11.6pt;height:10.6pt;z-index:251754496;visibility:visible;mso-wrap-style:square;mso-width-percent:0;mso-height-percent:0;mso-wrap-distance-left:9pt;mso-wrap-distance-top:0;mso-wrap-distance-right:9pt;mso-wrap-distance-bottom:0;mso-position-horizontal:absolute;mso-position-horizontal-relative:text;mso-position-vertical:absolute;mso-position-vertical-relative:text;mso-width-percent:0;mso-height-percent:0;mso-width-relative:margin;mso-height-relative:margin;v-text-anchor:middle" o:gfxdata="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" fillcolor="white [3212]" strokecolor="black [3213]" strokeweight="1.2pt">
                 <v:stroke endcap="round"/>
               </v:shape>
             </w:pict>
@@ -12062,7 +11599,7 @@
         <mc:AlternateContent>
           <mc:Choice Requires="wps">
             <w:drawing>
-              <wp:anchor distT="0" distB="0" distL="114300" distR="114300" simplePos="0" relativeHeight="251753472" behindDoc="0" locked="0" layoutInCell="1" allowOverlap="1" wp14:anchorId="5F1B5DE0" wp14:editId="6440CA67">
+              <wp:anchor distT="0" distB="0" distL="114300" distR="114300" simplePos="0" relativeHeight="251753472" behindDoc="0" locked="0" layoutInCell="1" allowOverlap="1" wp14:anchorId="5F1B5DE0" wp14:editId="2B30A1A7">
                 <wp:simplePos x="0" y="0"/>
                 <wp:positionH relativeFrom="column">
                   <wp:posOffset>2252345</wp:posOffset>
@@ -12089,16 +11626,13 @@
                         </a:prstGeom>
                         <a:solidFill>
                           <a:schemeClr val="tx1">
-                            <a:lumMod val="65000"/>
-                            <a:lumOff val="35000"/>
+                            <a:lumMod val="75000"/>
+                            <a:lumOff val="25000"/>
                           </a:schemeClr>
                         </a:solidFill>
                         <a:ln w="15240">
                           <a:solidFill>
-                            <a:schemeClr val="tx1">
-                              <a:lumMod val="65000"/>
-                              <a:lumOff val="35000"/>
-                            </a:schemeClr>
+                            <a:schemeClr val="tx1"/>
                           </a:solidFill>
                         </a:ln>
                       </wps:spPr>
@@ -12138,7 +11672,7 @@
           </mc:Choice>
           <mc:Fallback>
             <w:pict>
-              <v:shape w14:anchorId="4BD9CC80" id="Flowchart: Decision 108" o:spid="_x0000_s1026" type="#_x0000_t110" style="position:absolute;margin-left:177.35pt;margin-top:1.35pt;width:11.6pt;height:10.6pt;z-index:251753472;visibility:visible;mso-wrap-style:square;mso-width-percent:0;mso-height-percent:0;mso-wrap-distance-left:9pt;mso-wrap-distance-top:0;mso-wrap-distance-right:9pt;mso-wrap-distance-bottom:0;mso-position-horizontal:absolute;mso-position-horizontal-relative:text;mso-position-vertical:absolute;mso-position-vertical-relative:text;mso-width-percent:0;mso-height-percent:0;mso-width-relative:margin;mso-height-relative:margin;v-text-anchor:middle" o:gfxdata="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" fillcolor="#5a5a5a [2109]" strokecolor="#5a5a5a [2109]" strokeweight="1.2pt">
+              <v:shape w14:anchorId="7E289481" id="Flowchart: Decision 108" o:spid="_x0000_s1026" type="#_x0000_t110" style="position:absolute;margin-left:177.35pt;margin-top:1.35pt;width:11.6pt;height:10.6pt;z-index:251753472;visibility:visible;mso-wrap-style:square;mso-width-percent:0;mso-height-percent:0;mso-wrap-distance-left:9pt;mso-wrap-distance-top:0;mso-wrap-distance-right:9pt;mso-wrap-distance-bottom:0;mso-position-horizontal:absolute;mso-position-horizontal-relative:text;mso-position-vertical:absolute;mso-position-vertical-relative:text;mso-width-percent:0;mso-height-percent:0;mso-width-relative:margin;mso-height-relative:margin;v-text-anchor:middle" o:gfxdata="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" fillcolor="#404040 [2429]" strokecolor="black [3213]" strokeweight="1.2pt">
                 <v:stroke endcap="round"/>
               </v:shape>
             </w:pict>
@@ -12156,7 +11690,7 @@
         <mc:AlternateContent>
           <mc:Choice Requires="wps">
             <w:drawing>
-              <wp:anchor distT="0" distB="0" distL="114300" distR="114300" simplePos="0" relativeHeight="251752448" behindDoc="0" locked="0" layoutInCell="1" allowOverlap="1" wp14:anchorId="6E332696" wp14:editId="24A1C6E8">
+              <wp:anchor distT="0" distB="0" distL="114300" distR="114300" simplePos="0" relativeHeight="251752448" behindDoc="0" locked="0" layoutInCell="1" allowOverlap="1" wp14:anchorId="6E332696" wp14:editId="03B653B2">
                 <wp:simplePos x="0" y="0"/>
                 <wp:positionH relativeFrom="column">
                   <wp:posOffset>2051685</wp:posOffset>
@@ -12183,16 +11717,13 @@
                         </a:prstGeom>
                         <a:solidFill>
                           <a:schemeClr val="tx1">
-                            <a:lumMod val="65000"/>
-                            <a:lumOff val="35000"/>
+                            <a:lumMod val="75000"/>
+                            <a:lumOff val="25000"/>
                           </a:schemeClr>
                         </a:solidFill>
                         <a:ln w="15240">
                           <a:solidFill>
-                            <a:schemeClr val="tx1">
-                              <a:lumMod val="65000"/>
-                              <a:lumOff val="35000"/>
-                            </a:schemeClr>
+                            <a:schemeClr val="tx1"/>
                           </a:solidFill>
                         </a:ln>
                       </wps:spPr>
@@ -12232,7 +11763,7 @@
           </mc:Choice>
           <mc:Fallback>
             <w:pict>
-              <v:shape w14:anchorId="690D0306" id="Flowchart: Decision 107" o:spid="_x0000_s1026" type="#_x0000_t110" style="position:absolute;margin-left:161.55pt;margin-top:1.35pt;width:11.6pt;height:10.6pt;z-index:251752448;visibility:visible;mso-wrap-style:square;mso-width-percent:0;mso-height-percent:0;mso-wrap-distance-left:9pt;mso-wrap-distance-top:0;mso-wrap-distance-right:9pt;mso-wrap-distance-bottom:0;mso-position-horizontal:absolute;mso-position-horizontal-relative:text;mso-position-vertical:absolute;mso-position-vertical-relative:text;mso-width-percent:0;mso-height-percent:0;mso-width-relative:margin;mso-height-relative:margin;v-text-anchor:middle" o:gfxdata="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" fillcolor="#5a5a5a [2109]" strokecolor="#5a5a5a [2109]" strokeweight="1.2pt">
+              <v:shape w14:anchorId="3EACB958" id="Flowchart: Decision 107" o:spid="_x0000_s1026" type="#_x0000_t110" style="position:absolute;margin-left:161.55pt;margin-top:1.35pt;width:11.6pt;height:10.6pt;z-index:251752448;visibility:visible;mso-wrap-style:square;mso-width-percent:0;mso-height-percent:0;mso-wrap-distance-left:9pt;mso-wrap-distance-top:0;mso-wrap-distance-right:9pt;mso-wrap-distance-bottom:0;mso-position-horizontal:absolute;mso-position-horizontal-relative:text;mso-position-vertical:absolute;mso-position-vertical-relative:text;mso-width-percent:0;mso-height-percent:0;mso-width-relative:margin;mso-height-relative:margin;v-text-anchor:middle" o:gfxdata="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" fillcolor="#404040 [2429]" strokecolor="black [3213]" strokeweight="1.2pt">
                 <v:stroke endcap="round"/>
               </v:shape>
             </w:pict>
@@ -12250,7 +11781,7 @@
         <mc:AlternateContent>
           <mc:Choice Requires="wps">
             <w:drawing>
-              <wp:anchor distT="0" distB="0" distL="114300" distR="114300" simplePos="0" relativeHeight="251751424" behindDoc="0" locked="0" layoutInCell="1" allowOverlap="1" wp14:anchorId="25F27A92" wp14:editId="6D5884ED">
+              <wp:anchor distT="0" distB="0" distL="114300" distR="114300" simplePos="0" relativeHeight="251751424" behindDoc="0" locked="0" layoutInCell="1" allowOverlap="1" wp14:anchorId="25F27A92" wp14:editId="04B586D8">
                 <wp:simplePos x="0" y="0"/>
                 <wp:positionH relativeFrom="column">
                   <wp:posOffset>1861185</wp:posOffset>
@@ -12277,16 +11808,13 @@
                         </a:prstGeom>
                         <a:solidFill>
                           <a:schemeClr val="tx1">
-                            <a:lumMod val="65000"/>
-                            <a:lumOff val="35000"/>
+                            <a:lumMod val="75000"/>
+                            <a:lumOff val="25000"/>
                           </a:schemeClr>
                         </a:solidFill>
                         <a:ln w="15240">
                           <a:solidFill>
-                            <a:schemeClr val="tx1">
-                              <a:lumMod val="65000"/>
-                              <a:lumOff val="35000"/>
-                            </a:schemeClr>
+                            <a:schemeClr val="tx1"/>
                           </a:solidFill>
                         </a:ln>
                       </wps:spPr>
@@ -12326,7 +11854,7 @@
           </mc:Choice>
           <mc:Fallback>
             <w:pict>
-              <v:shape w14:anchorId="44564EA3" id="Flowchart: Decision 106" o:spid="_x0000_s1026" type="#_x0000_t110" style="position:absolute;margin-left:146.55pt;margin-top:1.4pt;width:11.6pt;height:10.6pt;z-index:251751424;visibility:visible;mso-wrap-style:square;mso-width-percent:0;mso-height-percent:0;mso-wrap-distance-left:9pt;mso-wrap-distance-top:0;mso-wrap-distance-right:9pt;mso-wrap-distance-bottom:0;mso-position-horizontal:absolute;mso-position-horizontal-relative:text;mso-position-vertical:absolute;mso-position-vertical-relative:text;mso-width-percent:0;mso-height-percent:0;mso-width-relative:margin;mso-height-relative:margin;v-text-anchor:middle" o:gfxdata="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" fillcolor="#5a5a5a [2109]" strokecolor="#5a5a5a [2109]" strokeweight="1.2pt">
+              <v:shape w14:anchorId="2CEE999D" id="Flowchart: Decision 106" o:spid="_x0000_s1026" type="#_x0000_t110" style="position:absolute;margin-left:146.55pt;margin-top:1.4pt;width:11.6pt;height:10.6pt;z-index:251751424;visibility:visible;mso-wrap-style:square;mso-width-percent:0;mso-height-percent:0;mso-wrap-distance-left:9pt;mso-wrap-distance-top:0;mso-wrap-distance-right:9pt;mso-wrap-distance-bottom:0;mso-position-horizontal:absolute;mso-position-horizontal-relative:text;mso-position-vertical:absolute;mso-position-vertical-relative:text;mso-width-percent:0;mso-height-percent:0;mso-width-relative:margin;mso-height-relative:margin;v-text-anchor:middle" o:gfxdata="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" fillcolor="#404040 [2429]" strokecolor="black [3213]" strokeweight="1.2pt">
                 <v:stroke endcap="round"/>
               </v:shape>
             </w:pict>
@@ -12336,11 +11864,12 @@
       <w:r>
         <w:rPr>
           <w:rFonts w:asciiTheme="majorHAnsi" w:hAnsiTheme="majorHAnsi" w:cs="Arial"/>
-          <w:color w:val="000000" w:themeColor="text1"/>
-          <w:sz w:val="20"/>
-          <w:szCs w:val="20"/>
-        </w:rPr>
-        <w:t>FMOD (Low Level)</w:t>
+          <w:noProof/>
+          <w:color w:val="000000" w:themeColor="text1"/>
+          <w:sz w:val="20"/>
+          <w:szCs w:val="20"/>
+        </w:rPr>
+        <w:t>TFS</w:t>
       </w:r>
     </w:p>
     <w:p>
@@ -12365,16 +11894,16 @@
         <mc:AlternateContent>
           <mc:Choice Requires="wps">
             <w:drawing>
-              <wp:anchor distT="0" distB="0" distL="114300" distR="114300" simplePos="0" relativeHeight="251682816" behindDoc="0" locked="0" layoutInCell="1" allowOverlap="1" wp14:anchorId="4EC66FA2" wp14:editId="77F05F59">
+              <wp:anchor distT="0" distB="0" distL="114300" distR="114300" simplePos="0" relativeHeight="251682816" behindDoc="0" locked="0" layoutInCell="1" allowOverlap="1" wp14:anchorId="4EC66FA2" wp14:editId="5B5DDD7C">
                 <wp:simplePos x="0" y="0"/>
                 <wp:positionH relativeFrom="margin">
-                  <wp:posOffset>5079941</wp:posOffset>
+                  <wp:posOffset>3979935</wp:posOffset>
                 </wp:positionH>
                 <wp:positionV relativeFrom="paragraph">
-                  <wp:posOffset>79812</wp:posOffset>
+                  <wp:posOffset>85409</wp:posOffset>
                 </wp:positionV>
-                <wp:extent cx="600130" cy="0"/>
-                <wp:effectExtent l="38100" t="38100" r="9525" b="57150"/>
+                <wp:extent cx="1699865" cy="0"/>
+                <wp:effectExtent l="38100" t="38100" r="15240" b="57150"/>
                 <wp:wrapNone/>
                 <wp:docPr id="47" name="Straight Connector 47"/>
                 <wp:cNvGraphicFramePr/>
@@ -12385,12 +11914,15 @@
                       <wps:spPr>
                         <a:xfrm>
                           <a:off x="0" y="0"/>
-                          <a:ext cx="600130" cy="0"/>
+                          <a:ext cx="1699865" cy="0"/>
                         </a:xfrm>
                         <a:prstGeom prst="line">
                           <a:avLst/>
                         </a:prstGeom>
-                        <a:ln w="22860" cap="rnd" cmpd="sng">
+                        <a:ln w="12700" cap="rnd" cmpd="sng">
+                          <a:solidFill>
+                            <a:schemeClr val="tx1"/>
+                          </a:solidFill>
                           <a:prstDash val="solid"/>
                           <a:headEnd type="diamond"/>
                           <a:tailEnd type="none"/>
@@ -12425,7 +11957,7 @@
           </mc:Choice>
           <mc:Fallback>
             <w:pict>
-              <v:line w14:anchorId="00EB3DAB" id="Straight Connector 47" o:spid="_x0000_s1026" style="position:absolute;z-index:251682816;visibility:visible;mso-wrap-style:square;mso-width-percent:0;mso-height-percent:0;mso-wrap-distance-left:9pt;mso-wrap-distance-top:0;mso-wrap-distance-right:9pt;mso-wrap-distance-bottom:0;mso-position-horizontal:absolute;mso-position-horizontal-relative:margin;mso-position-vertical:absolute;mso-position-vertical-relative:text;mso-width-percent:0;mso-height-percent:0;mso-width-relative:margin;mso-height-relative:margin" from="400pt,6.3pt" to="447.25pt,6.3pt" o:gfxdata="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" strokecolor="#6f6f6f [3204]" strokeweight="1.8pt">
+              <v:line w14:anchorId="650B2327" id="Straight Connector 47" o:spid="_x0000_s1026" style="position:absolute;z-index:251682816;visibility:visible;mso-wrap-style:square;mso-width-percent:0;mso-height-percent:0;mso-wrap-distance-left:9pt;mso-wrap-distance-top:0;mso-wrap-distance-right:9pt;mso-wrap-distance-bottom:0;mso-position-horizontal:absolute;mso-position-horizontal-relative:margin;mso-position-vertical:absolute;mso-position-vertical-relative:text;mso-width-percent:0;mso-height-percent:0;mso-width-relative:margin;mso-height-relative:margin" from="313.4pt,6.75pt" to="447.25pt,6.75pt" o:gfxdata="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" strokecolor="black [3213]" strokeweight="1pt">
                 <v:stroke startarrow="diamond" endcap="round"/>
                 <w10:wrap anchorx="margin"/>
               </v:line>
@@ -12444,7 +11976,7 @@
         <mc:AlternateContent>
           <mc:Choice Requires="wps">
             <w:drawing>
-              <wp:anchor distT="0" distB="0" distL="114300" distR="114300" simplePos="0" relativeHeight="251756544" behindDoc="0" locked="0" layoutInCell="1" allowOverlap="1" wp14:anchorId="63106716" wp14:editId="5B86BEDC">
+              <wp:anchor distT="0" distB="0" distL="114300" distR="114300" simplePos="0" relativeHeight="251756544" behindDoc="0" locked="0" layoutInCell="1" allowOverlap="1" wp14:anchorId="63106716" wp14:editId="5BE39493">
                 <wp:simplePos x="0" y="0"/>
                 <wp:positionH relativeFrom="column">
                   <wp:posOffset>1861820</wp:posOffset>
@@ -12471,16 +12003,13 @@
                         </a:prstGeom>
                         <a:solidFill>
                           <a:schemeClr val="tx1">
-                            <a:lumMod val="65000"/>
-                            <a:lumOff val="35000"/>
+                            <a:lumMod val="75000"/>
+                            <a:lumOff val="25000"/>
                           </a:schemeClr>
                         </a:solidFill>
                         <a:ln w="15240">
                           <a:solidFill>
-                            <a:schemeClr val="tx1">
-                              <a:lumMod val="65000"/>
-                              <a:lumOff val="35000"/>
-                            </a:schemeClr>
+                            <a:schemeClr val="tx1"/>
                           </a:solidFill>
                         </a:ln>
                       </wps:spPr>
@@ -12520,7 +12049,7 @@
           </mc:Choice>
           <mc:Fallback>
             <w:pict>
-              <v:shape w14:anchorId="7002B4BD" id="Flowchart: Decision 111" o:spid="_x0000_s1026" type="#_x0000_t110" style="position:absolute;margin-left:146.6pt;margin-top:1.2pt;width:11.6pt;height:10.6pt;z-index:251756544;visibility:visible;mso-wrap-style:square;mso-width-percent:0;mso-height-percent:0;mso-wrap-distance-left:9pt;mso-wrap-distance-top:0;mso-wrap-distance-right:9pt;mso-wrap-distance-bottom:0;mso-position-horizontal:absolute;mso-position-horizontal-relative:text;mso-position-vertical:absolute;mso-position-vertical-relative:text;mso-width-percent:0;mso-height-percent:0;mso-width-relative:margin;mso-height-relative:margin;v-text-anchor:middle" o:gfxdata="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" fillcolor="#5a5a5a [2109]" strokecolor="#5a5a5a [2109]" strokeweight="1.2pt">
+              <v:shape w14:anchorId="0166432B" id="Flowchart: Decision 111" o:spid="_x0000_s1026" type="#_x0000_t110" style="position:absolute;margin-left:146.6pt;margin-top:1.2pt;width:11.6pt;height:10.6pt;z-index:251756544;visibility:visible;mso-wrap-style:square;mso-width-percent:0;mso-height-percent:0;mso-wrap-distance-left:9pt;mso-wrap-distance-top:0;mso-wrap-distance-right:9pt;mso-wrap-distance-bottom:0;mso-position-horizontal:absolute;mso-position-horizontal-relative:text;mso-position-vertical:absolute;mso-position-vertical-relative:text;mso-width-percent:0;mso-height-percent:0;mso-width-relative:margin;mso-height-relative:margin;v-text-anchor:middle" o:gfxdata="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" fillcolor="#404040 [2429]" strokecolor="black [3213]" strokeweight="1.2pt">
                 <v:stroke endcap="round"/>
               </v:shape>
             </w:pict>
@@ -12538,7 +12067,7 @@
         <mc:AlternateContent>
           <mc:Choice Requires="wps">
             <w:drawing>
-              <wp:anchor distT="0" distB="0" distL="114300" distR="114300" simplePos="0" relativeHeight="251757568" behindDoc="0" locked="0" layoutInCell="1" allowOverlap="1" wp14:anchorId="138520C5" wp14:editId="5B54DC8E">
+              <wp:anchor distT="0" distB="0" distL="114300" distR="114300" simplePos="0" relativeHeight="251757568" behindDoc="0" locked="0" layoutInCell="1" allowOverlap="1" wp14:anchorId="138520C5" wp14:editId="090153E1">
                 <wp:simplePos x="0" y="0"/>
                 <wp:positionH relativeFrom="column">
                   <wp:posOffset>2052320</wp:posOffset>
@@ -12564,14 +12093,14 @@
                           <a:avLst/>
                         </a:prstGeom>
                         <a:solidFill>
-                          <a:schemeClr val="bg1"/>
+                          <a:schemeClr val="tx1">
+                            <a:lumMod val="75000"/>
+                            <a:lumOff val="25000"/>
+                          </a:schemeClr>
                         </a:solidFill>
                         <a:ln w="15240">
                           <a:solidFill>
-                            <a:schemeClr val="tx1">
-                              <a:lumMod val="65000"/>
-                              <a:lumOff val="35000"/>
-                            </a:schemeClr>
+                            <a:schemeClr val="tx1"/>
                           </a:solidFill>
                         </a:ln>
                       </wps:spPr>
@@ -12620,11 +12149,7 @@
           </mc:Choice>
           <mc:Fallback>
             <w:pict>
-              <v:shapetype w14:anchorId="138520C5" id="_x0000_t110" coordsize="21600,21600" o:spt="110" path="m10800,l,10800,10800,21600,21600,10800xe">
-                <v:stroke joinstyle="miter"/>
-                <v:path gradientshapeok="t" o:connecttype="rect" textboxrect="5400,5400,16200,16200"/>
-              </v:shapetype>
-              <v:shape id="Flowchart: Decision 112" o:spid="_x0000_s1026" type="#_x0000_t110" style="position:absolute;left:0;text-align:left;margin-left:161.6pt;margin-top:1.2pt;width:11.6pt;height:10.6pt;z-index:251757568;visibility:visible;mso-wrap-style:square;mso-width-percent:0;mso-height-percent:0;mso-wrap-distance-left:9pt;mso-wrap-distance-top:0;mso-wrap-distance-right:9pt;mso-wrap-distance-bottom:0;mso-position-horizontal:absolute;mso-position-horizontal-relative:text;mso-position-vertical:absolute;mso-position-vertical-relative:text;mso-width-percent:0;mso-height-percent:0;mso-width-relative:margin;mso-height-relative:margin;v-text-anchor:middle" o:gfxdata="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" fillcolor="white [3212]" strokecolor="#5a5a5a [2109]" strokeweight="1.2pt">
+              <v:shape w14:anchorId="138520C5" id="Flowchart: Decision 112" o:spid="_x0000_s1026" type="#_x0000_t110" style="position:absolute;left:0;text-align:left;margin-left:161.6pt;margin-top:1.2pt;width:11.6pt;height:10.6pt;z-index:251757568;visibility:visible;mso-wrap-style:square;mso-width-percent:0;mso-height-percent:0;mso-wrap-distance-left:9pt;mso-wrap-distance-top:0;mso-wrap-distance-right:9pt;mso-wrap-distance-bottom:0;mso-position-horizontal:absolute;mso-position-horizontal-relative:text;mso-position-vertical:absolute;mso-position-vertical-relative:text;mso-width-percent:0;mso-height-percent:0;mso-width-relative:margin;mso-height-relative:margin;v-text-anchor:middle" o:gfxdata="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" fillcolor="#404040 [2429]" strokecolor="black [3213]" strokeweight="1.2pt">
                 <v:stroke endcap="round"/>
                 <v:textbox>
                   <w:txbxContent>
@@ -12651,7 +12176,7 @@
         <mc:AlternateContent>
           <mc:Choice Requires="wps">
             <w:drawing>
-              <wp:anchor distT="0" distB="0" distL="114300" distR="114300" simplePos="0" relativeHeight="251758592" behindDoc="0" locked="0" layoutInCell="1" allowOverlap="1" wp14:anchorId="38C23B06" wp14:editId="619E1D3C">
+              <wp:anchor distT="0" distB="0" distL="114300" distR="114300" simplePos="0" relativeHeight="251758592" behindDoc="0" locked="0" layoutInCell="1" allowOverlap="1" wp14:anchorId="38C23B06" wp14:editId="3DE3C19D">
                 <wp:simplePos x="0" y="0"/>
                 <wp:positionH relativeFrom="column">
                   <wp:posOffset>2252980</wp:posOffset>
@@ -12681,10 +12206,7 @@
                         </a:solidFill>
                         <a:ln w="15240">
                           <a:solidFill>
-                            <a:schemeClr val="tx1">
-                              <a:lumMod val="65000"/>
-                              <a:lumOff val="35000"/>
-                            </a:schemeClr>
+                            <a:schemeClr val="tx1"/>
                           </a:solidFill>
                         </a:ln>
                       </wps:spPr>
@@ -12724,7 +12246,7 @@
           </mc:Choice>
           <mc:Fallback>
             <w:pict>
-              <v:shape w14:anchorId="5387F26D" id="Flowchart: Decision 113" o:spid="_x0000_s1026" type="#_x0000_t110" style="position:absolute;margin-left:177.4pt;margin-top:1.2pt;width:11.6pt;height:10.6pt;z-index:251758592;visibility:visible;mso-wrap-style:square;mso-width-percent:0;mso-height-percent:0;mso-wrap-distance-left:9pt;mso-wrap-distance-top:0;mso-wrap-distance-right:9pt;mso-wrap-distance-bottom:0;mso-position-horizontal:absolute;mso-position-horizontal-relative:text;mso-position-vertical:absolute;mso-position-vertical-relative:text;mso-width-percent:0;mso-height-percent:0;mso-width-relative:margin;mso-height-relative:margin;v-text-anchor:middle" o:gfxdata="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" fillcolor="white [3212]" strokecolor="#5a5a5a [2109]" strokeweight="1.2pt">
+              <v:shape w14:anchorId="439F2680" id="Flowchart: Decision 113" o:spid="_x0000_s1026" type="#_x0000_t110" style="position:absolute;margin-left:177.4pt;margin-top:1.2pt;width:11.6pt;height:10.6pt;z-index:251758592;visibility:visible;mso-wrap-style:square;mso-width-percent:0;mso-height-percent:0;mso-wrap-distance-left:9pt;mso-wrap-distance-top:0;mso-wrap-distance-right:9pt;mso-wrap-distance-bottom:0;mso-position-horizontal:absolute;mso-position-horizontal-relative:text;mso-position-vertical:absolute;mso-position-vertical-relative:text;mso-width-percent:0;mso-height-percent:0;mso-width-relative:margin;mso-height-relative:margin;v-text-anchor:middle" o:gfxdata="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" fillcolor="white [3212]" strokecolor="black [3213]" strokeweight="1.2pt">
                 <v:stroke endcap="round"/>
               </v:shape>
             </w:pict>
@@ -12742,7 +12264,7 @@
         <mc:AlternateContent>
           <mc:Choice Requires="wps">
             <w:drawing>
-              <wp:anchor distT="0" distB="0" distL="114300" distR="114300" simplePos="0" relativeHeight="251759616" behindDoc="0" locked="0" layoutInCell="1" allowOverlap="1" wp14:anchorId="741D2A2D" wp14:editId="09D464FC">
+              <wp:anchor distT="0" distB="0" distL="114300" distR="114300" simplePos="0" relativeHeight="251759616" behindDoc="0" locked="0" layoutInCell="1" allowOverlap="1" wp14:anchorId="741D2A2D" wp14:editId="658775B4">
                 <wp:simplePos x="0" y="0"/>
                 <wp:positionH relativeFrom="column">
                   <wp:posOffset>2443480</wp:posOffset>
@@ -12772,10 +12294,7 @@
                         </a:solidFill>
                         <a:ln w="15240">
                           <a:solidFill>
-                            <a:schemeClr val="tx1">
-                              <a:lumMod val="65000"/>
-                              <a:lumOff val="35000"/>
-                            </a:schemeClr>
+                            <a:schemeClr val="tx1"/>
                           </a:solidFill>
                         </a:ln>
                       </wps:spPr>
@@ -12815,7 +12334,7 @@
           </mc:Choice>
           <mc:Fallback>
             <w:pict>
-              <v:shape w14:anchorId="62E39CF6" id="Flowchart: Decision 114" o:spid="_x0000_s1026" type="#_x0000_t110" style="position:absolute;margin-left:192.4pt;margin-top:1.55pt;width:11.6pt;height:10.6pt;z-index:251759616;visibility:visible;mso-wrap-style:square;mso-width-percent:0;mso-height-percent:0;mso-wrap-distance-left:9pt;mso-wrap-distance-top:0;mso-wrap-distance-right:9pt;mso-wrap-distance-bottom:0;mso-position-horizontal:absolute;mso-position-horizontal-relative:text;mso-position-vertical:absolute;mso-position-vertical-relative:text;mso-width-percent:0;mso-height-percent:0;mso-width-relative:margin;mso-height-relative:margin;v-text-anchor:middle" o:gfxdata="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" fillcolor="white [3212]" strokecolor="#5a5a5a [2109]" strokeweight="1.2pt">
+              <v:shape w14:anchorId="59106B7F" id="Flowchart: Decision 114" o:spid="_x0000_s1026" type="#_x0000_t110" style="position:absolute;margin-left:192.4pt;margin-top:1.55pt;width:11.6pt;height:10.6pt;z-index:251759616;visibility:visible;mso-wrap-style:square;mso-width-percent:0;mso-height-percent:0;mso-wrap-distance-left:9pt;mso-wrap-distance-top:0;mso-wrap-distance-right:9pt;mso-wrap-distance-bottom:0;mso-position-horizontal:absolute;mso-position-horizontal-relative:text;mso-position-vertical:absolute;mso-position-vertical-relative:text;mso-width-percent:0;mso-height-percent:0;mso-width-relative:margin;mso-height-relative:margin;v-text-anchor:middle" o:gfxdata="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" fillcolor="white [3212]" strokecolor="black [3213]" strokeweight="1.2pt">
                 <v:stroke endcap="round"/>
               </v:shape>
             </w:pict>
@@ -12833,7 +12352,7 @@
         <mc:AlternateContent>
           <mc:Choice Requires="wps">
             <w:drawing>
-              <wp:anchor distT="0" distB="0" distL="114300" distR="114300" simplePos="0" relativeHeight="251760640" behindDoc="0" locked="0" layoutInCell="1" allowOverlap="1" wp14:anchorId="66C645D9" wp14:editId="3432D763">
+              <wp:anchor distT="0" distB="0" distL="114300" distR="114300" simplePos="0" relativeHeight="251760640" behindDoc="0" locked="0" layoutInCell="1" allowOverlap="1" wp14:anchorId="66C645D9" wp14:editId="18BB7A25">
                 <wp:simplePos x="0" y="0"/>
                 <wp:positionH relativeFrom="column">
                   <wp:posOffset>2633345</wp:posOffset>
@@ -12863,10 +12382,7 @@
                         </a:solidFill>
                         <a:ln w="15240">
                           <a:solidFill>
-                            <a:schemeClr val="tx1">
-                              <a:lumMod val="65000"/>
-                              <a:lumOff val="35000"/>
-                            </a:schemeClr>
+                            <a:schemeClr val="tx1"/>
                           </a:solidFill>
                         </a:ln>
                       </wps:spPr>
@@ -12906,7 +12422,7 @@
           </mc:Choice>
           <mc:Fallback>
             <w:pict>
-              <v:shape w14:anchorId="0700F12B" id="Flowchart: Decision 115" o:spid="_x0000_s1026" type="#_x0000_t110" style="position:absolute;margin-left:207.35pt;margin-top:1.6pt;width:11.6pt;height:10.6pt;z-index:251760640;visibility:visible;mso-wrap-style:square;mso-width-percent:0;mso-height-percent:0;mso-wrap-distance-left:9pt;mso-wrap-distance-top:0;mso-wrap-distance-right:9pt;mso-wrap-distance-bottom:0;mso-position-horizontal:absolute;mso-position-horizontal-relative:text;mso-position-vertical:absolute;mso-position-vertical-relative:text;mso-width-percent:0;mso-height-percent:0;mso-width-relative:margin;mso-height-relative:margin;v-text-anchor:middle" o:gfxdata="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" fillcolor="white [3212]" strokecolor="#5a5a5a [2109]" strokeweight="1.2pt">
+              <v:shape w14:anchorId="3A3621FF" id="Flowchart: Decision 115" o:spid="_x0000_s1026" type="#_x0000_t110" style="position:absolute;margin-left:207.35pt;margin-top:1.6pt;width:11.6pt;height:10.6pt;z-index:251760640;visibility:visible;mso-wrap-style:square;mso-width-percent:0;mso-height-percent:0;mso-wrap-distance-left:9pt;mso-wrap-distance-top:0;mso-wrap-distance-right:9pt;mso-wrap-distance-bottom:0;mso-position-horizontal:absolute;mso-position-horizontal-relative:text;mso-position-vertical:absolute;mso-position-vertical-relative:text;mso-width-percent:0;mso-height-percent:0;mso-width-relative:margin;mso-height-relative:margin;v-text-anchor:middle" o:gfxdata="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" fillcolor="white [3212]" strokecolor="black [3213]" strokeweight="1.2pt">
                 <v:stroke endcap="round"/>
               </v:shape>
             </w:pict>
@@ -12920,7 +12436,7 @@
           <w:sz w:val="20"/>
           <w:szCs w:val="20"/>
         </w:rPr>
-        <w:t>Wwise (Unreal Engine)</w:t>
+        <w:t>Jira</w:t>
       </w:r>
     </w:p>
     <w:p>
@@ -12945,16 +12461,16 @@
         <mc:AlternateContent>
           <mc:Choice Requires="wps">
             <w:drawing>
-              <wp:anchor distT="0" distB="0" distL="114300" distR="114300" simplePos="0" relativeHeight="251816960" behindDoc="0" locked="0" layoutInCell="1" allowOverlap="1" wp14:anchorId="49445044" wp14:editId="1D7DC184">
+              <wp:anchor distT="0" distB="0" distL="114300" distR="114300" simplePos="0" relativeHeight="251816960" behindDoc="0" locked="0" layoutInCell="1" allowOverlap="1" wp14:anchorId="49445044" wp14:editId="1BF73108">
                 <wp:simplePos x="0" y="0"/>
                 <wp:positionH relativeFrom="margin">
-                  <wp:posOffset>4864334</wp:posOffset>
+                  <wp:posOffset>4484797</wp:posOffset>
                 </wp:positionH>
                 <wp:positionV relativeFrom="paragraph">
-                  <wp:posOffset>80674</wp:posOffset>
+                  <wp:posOffset>81010</wp:posOffset>
                 </wp:positionV>
-                <wp:extent cx="817953" cy="0"/>
-                <wp:effectExtent l="38100" t="38100" r="1270" b="57150"/>
+                <wp:extent cx="1197637" cy="0"/>
+                <wp:effectExtent l="38100" t="38100" r="2540" b="57150"/>
                 <wp:wrapNone/>
                 <wp:docPr id="7" name="Straight Connector 7"/>
                 <wp:cNvGraphicFramePr/>
@@ -12965,12 +12481,15 @@
                       <wps:spPr>
                         <a:xfrm>
                           <a:off x="0" y="0"/>
-                          <a:ext cx="817953" cy="0"/>
+                          <a:ext cx="1197637" cy="0"/>
                         </a:xfrm>
                         <a:prstGeom prst="line">
                           <a:avLst/>
                         </a:prstGeom>
-                        <a:ln w="22860" cap="rnd" cmpd="sng">
+                        <a:ln w="12700" cap="rnd" cmpd="sng">
+                          <a:solidFill>
+                            <a:schemeClr val="tx1"/>
+                          </a:solidFill>
                           <a:prstDash val="solid"/>
                           <a:headEnd type="diamond"/>
                           <a:tailEnd type="none"/>
@@ -13005,7 +12524,7 @@
           </mc:Choice>
           <mc:Fallback>
             <w:pict>
-              <v:line w14:anchorId="14104552" id="Straight Connector 7" o:spid="_x0000_s1026" style="position:absolute;z-index:251816960;visibility:visible;mso-wrap-style:square;mso-width-percent:0;mso-height-percent:0;mso-wrap-distance-left:9pt;mso-wrap-distance-top:0;mso-wrap-distance-right:9pt;mso-wrap-distance-bottom:0;mso-position-horizontal:absolute;mso-position-horizontal-relative:margin;mso-position-vertical:absolute;mso-position-vertical-relative:text;mso-width-percent:0;mso-height-percent:0;mso-width-relative:margin;mso-height-relative:margin" from="383pt,6.35pt" to="447.4pt,6.35pt" o:gfxdata="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" strokecolor="#6f6f6f [3204]" strokeweight="1.8pt">
+              <v:line w14:anchorId="5C436ADE" id="Straight Connector 7" o:spid="_x0000_s1026" style="position:absolute;z-index:251816960;visibility:visible;mso-wrap-style:square;mso-width-percent:0;mso-height-percent:0;mso-wrap-distance-left:9pt;mso-wrap-distance-top:0;mso-wrap-distance-right:9pt;mso-wrap-distance-bottom:0;mso-position-horizontal:absolute;mso-position-horizontal-relative:margin;mso-position-vertical:absolute;mso-position-vertical-relative:text;mso-width-percent:0;mso-height-percent:0;mso-width-relative:margin;mso-height-relative:margin" from="353.15pt,6.4pt" to="447.45pt,6.4pt" o:gfxdata="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" strokecolor="black [3213]" strokeweight="1pt">
                 <v:stroke startarrow="diamond" endcap="round"/>
                 <w10:wrap anchorx="margin"/>
               </v:line>
@@ -13024,7 +12543,7 @@
         <mc:AlternateContent>
           <mc:Choice Requires="wps">
             <w:drawing>
-              <wp:anchor distT="0" distB="0" distL="114300" distR="114300" simplePos="0" relativeHeight="251819008" behindDoc="0" locked="0" layoutInCell="1" allowOverlap="1" wp14:anchorId="2A79AB07" wp14:editId="7C75A28A">
+              <wp:anchor distT="0" distB="0" distL="114300" distR="114300" simplePos="0" relativeHeight="251819008" behindDoc="0" locked="0" layoutInCell="1" allowOverlap="1" wp14:anchorId="2A79AB07" wp14:editId="044B8AE1">
                 <wp:simplePos x="0" y="0"/>
                 <wp:positionH relativeFrom="column">
                   <wp:posOffset>1863725</wp:posOffset>
@@ -13051,16 +12570,13 @@
                         </a:prstGeom>
                         <a:solidFill>
                           <a:schemeClr val="tx1">
-                            <a:lumMod val="65000"/>
-                            <a:lumOff val="35000"/>
+                            <a:lumMod val="75000"/>
+                            <a:lumOff val="25000"/>
                           </a:schemeClr>
                         </a:solidFill>
                         <a:ln w="15240">
                           <a:solidFill>
-                            <a:schemeClr val="tx1">
-                              <a:lumMod val="65000"/>
-                              <a:lumOff val="35000"/>
-                            </a:schemeClr>
+                            <a:schemeClr val="tx1"/>
                           </a:solidFill>
                         </a:ln>
                       </wps:spPr>
@@ -13100,7 +12616,7 @@
           </mc:Choice>
           <mc:Fallback>
             <w:pict>
-              <v:shape w14:anchorId="1F43ECC0" id="Flowchart: Decision 8" o:spid="_x0000_s1026" type="#_x0000_t110" style="position:absolute;margin-left:146.75pt;margin-top:1.5pt;width:11.6pt;height:10.6pt;z-index:251819008;visibility:visible;mso-wrap-style:square;mso-width-percent:0;mso-height-percent:0;mso-wrap-distance-left:9pt;mso-wrap-distance-top:0;mso-wrap-distance-right:9pt;mso-wrap-distance-bottom:0;mso-position-horizontal:absolute;mso-position-horizontal-relative:text;mso-position-vertical:absolute;mso-position-vertical-relative:text;mso-width-percent:0;mso-height-percent:0;mso-width-relative:margin;mso-height-relative:margin;v-text-anchor:middle" o:gfxdata="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" fillcolor="#5a5a5a [2109]" strokecolor="#5a5a5a [2109]" strokeweight="1.2pt">
+              <v:shape w14:anchorId="2004D373" id="Flowchart: Decision 8" o:spid="_x0000_s1026" type="#_x0000_t110" style="position:absolute;margin-left:146.75pt;margin-top:1.5pt;width:11.6pt;height:10.6pt;z-index:251819008;visibility:visible;mso-wrap-style:square;mso-width-percent:0;mso-height-percent:0;mso-wrap-distance-left:9pt;mso-wrap-distance-top:0;mso-wrap-distance-right:9pt;mso-wrap-distance-bottom:0;mso-position-horizontal:absolute;mso-position-horizontal-relative:text;mso-position-vertical:absolute;mso-position-vertical-relative:text;mso-width-percent:0;mso-height-percent:0;mso-width-relative:margin;mso-height-relative:margin;v-text-anchor:middle" o:gfxdata="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" fillcolor="#404040 [2429]" strokecolor="black [3213]" strokeweight="1.2pt">
                 <v:stroke endcap="round"/>
               </v:shape>
             </w:pict>
@@ -13118,7 +12634,7 @@
         <mc:AlternateContent>
           <mc:Choice Requires="wps">
             <w:drawing>
-              <wp:anchor distT="0" distB="0" distL="114300" distR="114300" simplePos="0" relativeHeight="251820032" behindDoc="0" locked="0" layoutInCell="1" allowOverlap="1" wp14:anchorId="3FE19FFB" wp14:editId="47E9942C">
+              <wp:anchor distT="0" distB="0" distL="114300" distR="114300" simplePos="0" relativeHeight="251820032" behindDoc="0" locked="0" layoutInCell="1" allowOverlap="1" wp14:anchorId="3FE19FFB" wp14:editId="611B7F6D">
                 <wp:simplePos x="0" y="0"/>
                 <wp:positionH relativeFrom="column">
                   <wp:posOffset>2054225</wp:posOffset>
@@ -13145,16 +12661,13 @@
                         </a:prstGeom>
                         <a:solidFill>
                           <a:schemeClr val="tx1">
-                            <a:lumMod val="65000"/>
-                            <a:lumOff val="35000"/>
+                            <a:lumMod val="75000"/>
+                            <a:lumOff val="25000"/>
                           </a:schemeClr>
                         </a:solidFill>
                         <a:ln w="15240">
                           <a:solidFill>
-                            <a:schemeClr val="tx1">
-                              <a:lumMod val="65000"/>
-                              <a:lumOff val="35000"/>
-                            </a:schemeClr>
+                            <a:schemeClr val="tx1"/>
                           </a:solidFill>
                         </a:ln>
                       </wps:spPr>
@@ -13203,7 +12716,7 @@
           </mc:Choice>
           <mc:Fallback>
             <w:pict>
-              <v:shape w14:anchorId="3FE19FFB" id="Flowchart: Decision 10" o:spid="_x0000_s1027" type="#_x0000_t110" style="position:absolute;left:0;text-align:left;margin-left:161.75pt;margin-top:1.5pt;width:11.6pt;height:10.6pt;z-index:251820032;visibility:visible;mso-wrap-style:square;mso-width-percent:0;mso-height-percent:0;mso-wrap-distance-left:9pt;mso-wrap-distance-top:0;mso-wrap-distance-right:9pt;mso-wrap-distance-bottom:0;mso-position-horizontal:absolute;mso-position-horizontal-relative:text;mso-position-vertical:absolute;mso-position-vertical-relative:text;mso-width-percent:0;mso-height-percent:0;mso-width-relative:margin;mso-height-relative:margin;v-text-anchor:middle" o:gfxdata="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" fillcolor="#5a5a5a [2109]" strokecolor="#5a5a5a [2109]" strokeweight="1.2pt">
+              <v:shape w14:anchorId="3FE19FFB" id="Flowchart: Decision 10" o:spid="_x0000_s1027" type="#_x0000_t110" style="position:absolute;left:0;text-align:left;margin-left:161.75pt;margin-top:1.5pt;width:11.6pt;height:10.6pt;z-index:251820032;visibility:visible;mso-wrap-style:square;mso-width-percent:0;mso-height-percent:0;mso-wrap-distance-left:9pt;mso-wrap-distance-top:0;mso-wrap-distance-right:9pt;mso-wrap-distance-bottom:0;mso-position-horizontal:absolute;mso-position-horizontal-relative:text;mso-position-vertical:absolute;mso-position-vertical-relative:text;mso-width-percent:0;mso-height-percent:0;mso-width-relative:margin;mso-height-relative:margin;v-text-anchor:middle" o:gfxdata="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" fillcolor="#404040 [2429]" strokecolor="black [3213]" strokeweight="1.2pt">
                 <v:stroke endcap="round"/>
                 <v:textbox>
                   <w:txbxContent>
@@ -13230,7 +12743,7 @@
         <mc:AlternateContent>
           <mc:Choice Requires="wps">
             <w:drawing>
-              <wp:anchor distT="0" distB="0" distL="114300" distR="114300" simplePos="0" relativeHeight="251821056" behindDoc="0" locked="0" layoutInCell="1" allowOverlap="1" wp14:anchorId="57BDB105" wp14:editId="66E6488E">
+              <wp:anchor distT="0" distB="0" distL="114300" distR="114300" simplePos="0" relativeHeight="251821056" behindDoc="0" locked="0" layoutInCell="1" allowOverlap="1" wp14:anchorId="57BDB105" wp14:editId="710AA361">
                 <wp:simplePos x="0" y="0"/>
                 <wp:positionH relativeFrom="column">
                   <wp:posOffset>2254885</wp:posOffset>
@@ -13256,14 +12769,14 @@
                           <a:avLst/>
                         </a:prstGeom>
                         <a:solidFill>
-                          <a:schemeClr val="bg1"/>
+                          <a:schemeClr val="tx1">
+                            <a:lumMod val="75000"/>
+                            <a:lumOff val="25000"/>
+                          </a:schemeClr>
                         </a:solidFill>
                         <a:ln w="15240">
                           <a:solidFill>
-                            <a:schemeClr val="tx1">
-                              <a:lumMod val="65000"/>
-                              <a:lumOff val="35000"/>
-                            </a:schemeClr>
+                            <a:schemeClr val="tx1"/>
                           </a:solidFill>
                         </a:ln>
                       </wps:spPr>
@@ -13303,7 +12816,7 @@
           </mc:Choice>
           <mc:Fallback>
             <w:pict>
-              <v:shape w14:anchorId="048D67FD" id="Flowchart: Decision 21" o:spid="_x0000_s1026" type="#_x0000_t110" style="position:absolute;margin-left:177.55pt;margin-top:1.5pt;width:11.6pt;height:10.6pt;z-index:251821056;visibility:visible;mso-wrap-style:square;mso-width-percent:0;mso-height-percent:0;mso-wrap-distance-left:9pt;mso-wrap-distance-top:0;mso-wrap-distance-right:9pt;mso-wrap-distance-bottom:0;mso-position-horizontal:absolute;mso-position-horizontal-relative:text;mso-position-vertical:absolute;mso-position-vertical-relative:text;mso-width-percent:0;mso-height-percent:0;mso-width-relative:margin;mso-height-relative:margin;v-text-anchor:middle" o:gfxdata="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" fillcolor="white [3212]" strokecolor="#5a5a5a [2109]" strokeweight="1.2pt">
+              <v:shape w14:anchorId="659C9023" id="Flowchart: Decision 21" o:spid="_x0000_s1026" type="#_x0000_t110" style="position:absolute;margin-left:177.55pt;margin-top:1.5pt;width:11.6pt;height:10.6pt;z-index:251821056;visibility:visible;mso-wrap-style:square;mso-width-percent:0;mso-height-percent:0;mso-wrap-distance-left:9pt;mso-wrap-distance-top:0;mso-wrap-distance-right:9pt;mso-wrap-distance-bottom:0;mso-position-horizontal:absolute;mso-position-horizontal-relative:text;mso-position-vertical:absolute;mso-position-vertical-relative:text;mso-width-percent:0;mso-height-percent:0;mso-width-relative:margin;mso-height-relative:margin;v-text-anchor:middle" o:gfxdata="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" fillcolor="#404040 [2429]" strokecolor="black [3213]" strokeweight="1.2pt">
                 <v:stroke endcap="round"/>
               </v:shape>
             </w:pict>
@@ -13321,7 +12834,7 @@
         <mc:AlternateContent>
           <mc:Choice Requires="wps">
             <w:drawing>
-              <wp:anchor distT="0" distB="0" distL="114300" distR="114300" simplePos="0" relativeHeight="251822080" behindDoc="0" locked="0" layoutInCell="1" allowOverlap="1" wp14:anchorId="748034A5" wp14:editId="2B7A50FF">
+              <wp:anchor distT="0" distB="0" distL="114300" distR="114300" simplePos="0" relativeHeight="251822080" behindDoc="0" locked="0" layoutInCell="1" allowOverlap="1" wp14:anchorId="748034A5" wp14:editId="528C21A9">
                 <wp:simplePos x="0" y="0"/>
                 <wp:positionH relativeFrom="column">
                   <wp:posOffset>2445385</wp:posOffset>
@@ -13347,14 +12860,14 @@
                           <a:avLst/>
                         </a:prstGeom>
                         <a:solidFill>
-                          <a:schemeClr val="bg1"/>
+                          <a:schemeClr val="tx1">
+                            <a:lumMod val="75000"/>
+                            <a:lumOff val="25000"/>
+                          </a:schemeClr>
                         </a:solidFill>
                         <a:ln w="15240">
                           <a:solidFill>
-                            <a:schemeClr val="tx1">
-                              <a:lumMod val="65000"/>
-                              <a:lumOff val="35000"/>
-                            </a:schemeClr>
+                            <a:schemeClr val="tx1"/>
                           </a:solidFill>
                         </a:ln>
                       </wps:spPr>
@@ -13394,7 +12907,7 @@
           </mc:Choice>
           <mc:Fallback>
             <w:pict>
-              <v:shape w14:anchorId="7AB39790" id="Flowchart: Decision 22" o:spid="_x0000_s1026" type="#_x0000_t110" style="position:absolute;margin-left:192.55pt;margin-top:1.85pt;width:11.6pt;height:10.6pt;z-index:251822080;visibility:visible;mso-wrap-style:square;mso-width-percent:0;mso-height-percent:0;mso-wrap-distance-left:9pt;mso-wrap-distance-top:0;mso-wrap-distance-right:9pt;mso-wrap-distance-bottom:0;mso-position-horizontal:absolute;mso-position-horizontal-relative:text;mso-position-vertical:absolute;mso-position-vertical-relative:text;mso-width-percent:0;mso-height-percent:0;mso-width-relative:margin;mso-height-relative:margin;v-text-anchor:middle" o:gfxdata="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" fillcolor="white [3212]" strokecolor="#5a5a5a [2109]" strokeweight="1.2pt">
+              <v:shape w14:anchorId="016D65B7" id="Flowchart: Decision 22" o:spid="_x0000_s1026" type="#_x0000_t110" style="position:absolute;margin-left:192.55pt;margin-top:1.85pt;width:11.6pt;height:10.6pt;z-index:251822080;visibility:visible;mso-wrap-style:square;mso-width-percent:0;mso-height-percent:0;mso-wrap-distance-left:9pt;mso-wrap-distance-top:0;mso-wrap-distance-right:9pt;mso-wrap-distance-bottom:0;mso-position-horizontal:absolute;mso-position-horizontal-relative:text;mso-position-vertical:absolute;mso-position-vertical-relative:text;mso-width-percent:0;mso-height-percent:0;mso-width-relative:margin;mso-height-relative:margin;v-text-anchor:middle" o:gfxdata="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" fillcolor="#404040 [2429]" strokecolor="black [3213]" strokeweight="1.2pt">
                 <v:stroke endcap="round"/>
               </v:shape>
             </w:pict>
@@ -13412,7 +12925,7 @@
         <mc:AlternateContent>
           <mc:Choice Requires="wps">
             <w:drawing>
-              <wp:anchor distT="0" distB="0" distL="114300" distR="114300" simplePos="0" relativeHeight="251823104" behindDoc="0" locked="0" layoutInCell="1" allowOverlap="1" wp14:anchorId="7C7B42AB" wp14:editId="0E81FF36">
+              <wp:anchor distT="0" distB="0" distL="114300" distR="114300" simplePos="0" relativeHeight="251823104" behindDoc="0" locked="0" layoutInCell="1" allowOverlap="1" wp14:anchorId="7C7B42AB" wp14:editId="3C132152">
                 <wp:simplePos x="0" y="0"/>
                 <wp:positionH relativeFrom="column">
                   <wp:posOffset>2635250</wp:posOffset>
@@ -13442,10 +12955,7 @@
                         </a:solidFill>
                         <a:ln w="15240">
                           <a:solidFill>
-                            <a:schemeClr val="tx1">
-                              <a:lumMod val="65000"/>
-                              <a:lumOff val="35000"/>
-                            </a:schemeClr>
+                            <a:schemeClr val="tx1"/>
                           </a:solidFill>
                         </a:ln>
                       </wps:spPr>
@@ -13485,7 +12995,7 @@
           </mc:Choice>
           <mc:Fallback>
             <w:pict>
-              <v:shape w14:anchorId="6044A924" id="Flowchart: Decision 23" o:spid="_x0000_s1026" type="#_x0000_t110" style="position:absolute;margin-left:207.5pt;margin-top:1.85pt;width:11.6pt;height:10.6pt;z-index:251823104;visibility:visible;mso-wrap-style:square;mso-width-percent:0;mso-height-percent:0;mso-wrap-distance-left:9pt;mso-wrap-distance-top:0;mso-wrap-distance-right:9pt;mso-wrap-distance-bottom:0;mso-position-horizontal:absolute;mso-position-horizontal-relative:text;mso-position-vertical:absolute;mso-position-vertical-relative:text;mso-width-percent:0;mso-height-percent:0;mso-width-relative:margin;mso-height-relative:margin;v-text-anchor:middle" o:gfxdata="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" fillcolor="white [3212]" strokecolor="#5a5a5a [2109]" strokeweight="1.2pt">
+              <v:shape w14:anchorId="00B53097" id="Flowchart: Decision 23" o:spid="_x0000_s1026" type="#_x0000_t110" style="position:absolute;margin-left:207.5pt;margin-top:1.85pt;width:11.6pt;height:10.6pt;z-index:251823104;visibility:visible;mso-wrap-style:square;mso-width-percent:0;mso-height-percent:0;mso-wrap-distance-left:9pt;mso-wrap-distance-top:0;mso-wrap-distance-right:9pt;mso-wrap-distance-bottom:0;mso-position-horizontal:absolute;mso-position-horizontal-relative:text;mso-position-vertical:absolute;mso-position-vertical-relative:text;mso-width-percent:0;mso-height-percent:0;mso-width-relative:margin;mso-height-relative:margin;v-text-anchor:middle" o:gfxdata="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" fillcolor="white [3212]" strokecolor="black [3213]" strokeweight="1.2pt">
                 <v:stroke endcap="round"/>
               </v:shape>
             </w:pict>
@@ -13499,7 +13009,16 @@
           <w:sz w:val="20"/>
           <w:szCs w:val="20"/>
         </w:rPr>
-        <w:t xml:space="preserve">Data Science &amp; AI </w:t>
+        <w:t>Confluence</w:t>
+      </w:r>
+      <w:r>
+        <w:rPr>
+          <w:rFonts w:asciiTheme="majorHAnsi" w:hAnsiTheme="majorHAnsi" w:cs="Arial"/>
+          <w:color w:val="000000" w:themeColor="text1"/>
+          <w:sz w:val="20"/>
+          <w:szCs w:val="20"/>
+        </w:rPr>
+        <w:t xml:space="preserve"> </w:t>
       </w:r>
     </w:p>
     <w:p>
@@ -13757,7 +13276,10 @@
     </w:p>
     <w:p>
       <w:pPr>
-        <w:spacing w:line="240" w:lineRule="auto"/>
+        <w:tabs>
+          <w:tab w:val="center" w:pos="5688"/>
+        </w:tabs>
+        <w:spacing w:after="0" w:line="240" w:lineRule="auto"/>
         <w:rPr>
           <w:rFonts w:asciiTheme="majorHAnsi" w:hAnsiTheme="majorHAnsi"/>
           <w:color w:val="000000" w:themeColor="text1"/>
@@ -13772,26 +13294,25 @@
           <w:sz w:val="20"/>
           <w:szCs w:val="20"/>
         </w:rPr>
-        <w:t>Sept 2017 –</w:t>
-      </w:r>
-      <w:r>
-        <w:rPr>
-          <w:rFonts w:asciiTheme="majorHAnsi" w:hAnsiTheme="majorHAnsi"/>
-          <w:color w:val="000000" w:themeColor="text1"/>
-          <w:sz w:val="20"/>
-          <w:szCs w:val="20"/>
-        </w:rPr>
-        <w:t xml:space="preserve"> April </w:t>
-      </w:r>
-      <w:proofErr w:type="gramStart"/>
-      <w:r>
-        <w:rPr>
-          <w:rFonts w:asciiTheme="majorHAnsi" w:hAnsiTheme="majorHAnsi"/>
-          <w:color w:val="000000" w:themeColor="text1"/>
-          <w:sz w:val="20"/>
-          <w:szCs w:val="20"/>
-        </w:rPr>
-        <w:t>2021</w:t>
+        <w:t>•</w:t>
+      </w:r>
+      <w:r>
+        <w:rPr>
+          <w:rFonts w:asciiTheme="majorHAnsi" w:hAnsiTheme="majorHAnsi"/>
+          <w:color w:val="000000" w:themeColor="text1"/>
+          <w:sz w:val="20"/>
+          <w:szCs w:val="20"/>
+        </w:rPr>
+        <w:t xml:space="preserve">  </w:t>
+      </w:r>
+      <w:r>
+        <w:rPr>
+          <w:rFonts w:asciiTheme="majorHAnsi" w:hAnsiTheme="majorHAnsi"/>
+          <w:color w:val="000000" w:themeColor="text1"/>
+          <w:sz w:val="20"/>
+          <w:szCs w:val="20"/>
+        </w:rPr>
+        <w:t>3.00 GPA</w:t>
       </w:r>
       <w:r>
         <w:rPr>
@@ -13809,35 +13330,76 @@
           <w:sz w:val="20"/>
           <w:szCs w:val="20"/>
         </w:rPr>
-        <w:t xml:space="preserve"> </w:t>
-      </w:r>
-      <w:r>
-        <w:rPr>
-          <w:rFonts w:asciiTheme="majorHAnsi" w:hAnsiTheme="majorHAnsi"/>
-          <w:color w:val="000000" w:themeColor="text1"/>
-          <w:sz w:val="18"/>
-          <w:szCs w:val="18"/>
-        </w:rPr>
-        <w:t>•</w:t>
-      </w:r>
-      <w:proofErr w:type="gramEnd"/>
-      <w:r>
-        <w:rPr>
-          <w:rFonts w:asciiTheme="majorHAnsi" w:hAnsiTheme="majorHAnsi"/>
-          <w:color w:val="000000" w:themeColor="text1"/>
-          <w:sz w:val="18"/>
-          <w:szCs w:val="18"/>
-        </w:rPr>
-        <w:t xml:space="preserve">  </w:t>
-      </w:r>
-      <w:r>
-        <w:rPr>
-          <w:rFonts w:asciiTheme="majorHAnsi" w:hAnsiTheme="majorHAnsi"/>
-          <w:color w:val="000000" w:themeColor="text1"/>
-          <w:sz w:val="20"/>
-          <w:szCs w:val="20"/>
-        </w:rPr>
-        <w:t>3.00 GPA</w:t>
+        <w:tab/>
+        <w:t xml:space="preserve">            </w:t>
+      </w:r>
+      <w:r>
+        <w:rPr>
+          <w:rFonts w:asciiTheme="majorHAnsi" w:hAnsiTheme="majorHAnsi"/>
+          <w:color w:val="000000" w:themeColor="text1"/>
+          <w:sz w:val="20"/>
+          <w:szCs w:val="20"/>
+        </w:rPr>
+        <w:t xml:space="preserve">          </w:t>
+      </w:r>
+      <w:r>
+        <w:rPr>
+          <w:rFonts w:asciiTheme="majorHAnsi" w:hAnsiTheme="majorHAnsi"/>
+          <w:color w:val="000000" w:themeColor="text1"/>
+          <w:sz w:val="20"/>
+          <w:szCs w:val="20"/>
+        </w:rPr>
+        <w:t>•  Teacher’s Assistant Experience in Design Course</w:t>
+      </w:r>
+    </w:p>
+    <w:p>
+      <w:pPr>
+        <w:tabs>
+          <w:tab w:val="left" w:pos="4090"/>
+        </w:tabs>
+        <w:spacing w:after="0" w:line="240" w:lineRule="auto"/>
+        <w:rPr>
+          <w:rFonts w:asciiTheme="majorHAnsi" w:hAnsiTheme="majorHAnsi"/>
+          <w:color w:val="000000" w:themeColor="text1"/>
+          <w:sz w:val="20"/>
+          <w:szCs w:val="20"/>
+        </w:rPr>
+      </w:pPr>
+      <w:r>
+        <w:rPr>
+          <w:rFonts w:asciiTheme="majorHAnsi" w:hAnsiTheme="majorHAnsi"/>
+          <w:color w:val="000000" w:themeColor="text1"/>
+          <w:sz w:val="20"/>
+          <w:szCs w:val="20"/>
+        </w:rPr>
+        <w:t>•  5 Multi-Semester Team Projects</w:t>
+      </w:r>
+      <w:r>
+        <w:rPr>
+          <w:rFonts w:asciiTheme="majorHAnsi" w:hAnsiTheme="majorHAnsi"/>
+          <w:color w:val="000000" w:themeColor="text1"/>
+          <w:sz w:val="20"/>
+          <w:szCs w:val="20"/>
+        </w:rPr>
+        <w:t xml:space="preserve">            •  </w:t>
+      </w:r>
+      <w:r>
+        <w:rPr>
+          <w:rFonts w:asciiTheme="majorHAnsi" w:hAnsiTheme="majorHAnsi"/>
+          <w:color w:val="000000" w:themeColor="text1"/>
+          <w:sz w:val="20"/>
+          <w:szCs w:val="20"/>
+        </w:rPr>
+        <w:t>5</w:t>
+      </w:r>
+      <w:r>
+        <w:rPr>
+          <w:rFonts w:asciiTheme="majorHAnsi" w:hAnsiTheme="majorHAnsi"/>
+          <w:color w:val="000000" w:themeColor="text1"/>
+          <w:sz w:val="20"/>
+          <w:szCs w:val="20"/>
+        </w:rPr>
+        <w:t>+ Personal Individual Game Projects</w:t>
       </w:r>
     </w:p>
     <w:sectPr>
@@ -13851,8 +13413,128 @@
 </w:document>
 </file>
 
+<file path=word/numbering.xml><?xml version="1.0" encoding="utf-8"?>
+<w:numbering xmlns:wpc="http://schemas.microsoft.com/office/word/2010/wordprocessingCanvas" xmlns:cx="http://schemas.microsoft.com/office/drawing/2014/chartex" xmlns:cx1="http://schemas.microsoft.com/office/drawing/2015/9/8/chartex" xmlns:cx2="http://schemas.microsoft.com/office/drawing/2015/10/21/chartex" xmlns:cx3="http://schemas.microsoft.com/office/drawing/2016/5/9/chartex" xmlns:cx4="http://schemas.microsoft.com/office/drawing/2016/5/10/chartex" xmlns:cx5="http://schemas.microsoft.com/office/drawing/2016/5/11/chartex" xmlns:cx6="http://schemas.microsoft.com/office/drawing/2016/5/12/chartex" xmlns:cx7="http://schemas.microsoft.com/office/drawing/2016/5/13/chartex" xmlns:cx8="http://schemas.microsoft.com/office/drawing/2016/5/14/chartex" xmlns:mc="http://schemas.openxmlformats.org/markup-compatibility/2006" xmlns:aink="http://schemas.microsoft.com/office/drawing/2016/ink" xmlns:am3d="http://schemas.microsoft.com/office/drawing/2017/model3d" xmlns:o="urn:schemas-microsoft-com:office:office" xmlns:oel="http://schemas.microsoft.com/office/2019/extlst" xmlns:r="http://schemas.openxmlformats.org/officeDocument/2006/relationships" xmlns:m="http://schemas.openxmlformats.org/officeDocument/2006/math" xmlns:v="urn:schemas-microsoft-com:vml" xmlns:wp14="http://schemas.microsoft.com/office/word/2010/wordprocessingDrawing" xmlns:wp="http://schemas.openxmlformats.org/drawingml/2006/wordprocessingDrawing" xmlns:w10="urn:schemas-microsoft-com:office:word" xmlns:w="http://schemas.openxmlformats.org/wordprocessingml/2006/main" xmlns:w14="http://schemas.microsoft.com/office/word/2010/wordml" xmlns:w15="http://schemas.microsoft.com/office/word/2012/wordml" xmlns:w16cex="http://schemas.microsoft.com/office/word/2018/wordml/cex" xmlns:w16cid="http://schemas.microsoft.com/office/word/2016/wordml/cid" xmlns:w16="http://schemas.microsoft.com/office/word/2018/wordml" xmlns:w16du="http://schemas.microsoft.com/office/word/2023/wordml/word16du" xmlns:w16sdtdh="http://schemas.microsoft.com/office/word/2020/wordml/sdtdatahash" xmlns:w16sdtfl="http://schemas.microsoft.com/office/word/2024/wordml/sdtformatlock" xmlns:w16se="http://schemas.microsoft.com/office/word/2015/wordml/symex" xmlns:wpg="http://schemas.microsoft.com/office/word/2010/wordprocessingGroup" xmlns:wpi="http://schemas.microsoft.com/office/word/2010/wordprocessingInk" xmlns:wne="http://schemas.microsoft.com/office/word/2006/wordml" xmlns:wps="http://schemas.microsoft.com/office/word/2010/wordprocessingShape" mc:Ignorable="w14 w15 w16se w16cid w16 w16cex w16sdtdh w16sdtfl w16du wp14">
+  <w:abstractNum w:abstractNumId="0" w15:restartNumberingAfterBreak="0">
+    <w:nsid w:val="298F007C"/>
+    <w:multiLevelType w:val="hybridMultilevel"/>
+    <w:tmpl w:val="09CE70AE"/>
+    <w:lvl w:ilvl="0" w:tplc="A79476E8">
+      <w:numFmt w:val="bullet"/>
+      <w:lvlText w:val="-"/>
+      <w:lvlJc w:val="left"/>
+      <w:pPr>
+        <w:ind w:left="720" w:hanging="360"/>
+      </w:pPr>
+      <w:rPr>
+        <w:rFonts w:ascii="Century Gothic" w:eastAsiaTheme="minorEastAsia" w:hAnsi="Century Gothic" w:cstheme="minorBidi" w:hint="default"/>
+      </w:rPr>
+    </w:lvl>
+    <w:lvl w:ilvl="1" w:tplc="04090003" w:tentative="1">
+      <w:start w:val="1"/>
+      <w:numFmt w:val="bullet"/>
+      <w:lvlText w:val="o"/>
+      <w:lvlJc w:val="left"/>
+      <w:pPr>
+        <w:ind w:left="1440" w:hanging="360"/>
+      </w:pPr>
+      <w:rPr>
+        <w:rFonts w:ascii="Courier New" w:hAnsi="Courier New" w:cs="Courier New" w:hint="default"/>
+      </w:rPr>
+    </w:lvl>
+    <w:lvl w:ilvl="2" w:tplc="04090005" w:tentative="1">
+      <w:start w:val="1"/>
+      <w:numFmt w:val="bullet"/>
+      <w:lvlText w:val=""/>
+      <w:lvlJc w:val="left"/>
+      <w:pPr>
+        <w:ind w:left="2160" w:hanging="360"/>
+      </w:pPr>
+      <w:rPr>
+        <w:rFonts w:ascii="Wingdings" w:hAnsi="Wingdings" w:hint="default"/>
+      </w:rPr>
+    </w:lvl>
+    <w:lvl w:ilvl="3" w:tplc="04090001" w:tentative="1">
+      <w:start w:val="1"/>
+      <w:numFmt w:val="bullet"/>
+      <w:lvlText w:val=""/>
+      <w:lvlJc w:val="left"/>
+      <w:pPr>
+        <w:ind w:left="2880" w:hanging="360"/>
+      </w:pPr>
+      <w:rPr>
+        <w:rFonts w:ascii="Symbol" w:hAnsi="Symbol" w:hint="default"/>
+      </w:rPr>
+    </w:lvl>
+    <w:lvl w:ilvl="4" w:tplc="04090003" w:tentative="1">
+      <w:start w:val="1"/>
+      <w:numFmt w:val="bullet"/>
+      <w:lvlText w:val="o"/>
+      <w:lvlJc w:val="left"/>
+      <w:pPr>
+        <w:ind w:left="3600" w:hanging="360"/>
+      </w:pPr>
+      <w:rPr>
+        <w:rFonts w:ascii="Courier New" w:hAnsi="Courier New" w:cs="Courier New" w:hint="default"/>
+      </w:rPr>
+    </w:lvl>
+    <w:lvl w:ilvl="5" w:tplc="04090005" w:tentative="1">
+      <w:start w:val="1"/>
+      <w:numFmt w:val="bullet"/>
+      <w:lvlText w:val=""/>
+      <w:lvlJc w:val="left"/>
+      <w:pPr>
+        <w:ind w:left="4320" w:hanging="360"/>
+      </w:pPr>
+      <w:rPr>
+        <w:rFonts w:ascii="Wingdings" w:hAnsi="Wingdings" w:hint="default"/>
+      </w:rPr>
+    </w:lvl>
+    <w:lvl w:ilvl="6" w:tplc="04090001" w:tentative="1">
+      <w:start w:val="1"/>
+      <w:numFmt w:val="bullet"/>
+      <w:lvlText w:val=""/>
+      <w:lvlJc w:val="left"/>
+      <w:pPr>
+        <w:ind w:left="5040" w:hanging="360"/>
+      </w:pPr>
+      <w:rPr>
+        <w:rFonts w:ascii="Symbol" w:hAnsi="Symbol" w:hint="default"/>
+      </w:rPr>
+    </w:lvl>
+    <w:lvl w:ilvl="7" w:tplc="04090003" w:tentative="1">
+      <w:start w:val="1"/>
+      <w:numFmt w:val="bullet"/>
+      <w:lvlText w:val="o"/>
+      <w:lvlJc w:val="left"/>
+      <w:pPr>
+        <w:ind w:left="5760" w:hanging="360"/>
+      </w:pPr>
+      <w:rPr>
+        <w:rFonts w:ascii="Courier New" w:hAnsi="Courier New" w:cs="Courier New" w:hint="default"/>
+      </w:rPr>
+    </w:lvl>
+    <w:lvl w:ilvl="8" w:tplc="04090005" w:tentative="1">
+      <w:start w:val="1"/>
+      <w:numFmt w:val="bullet"/>
+      <w:lvlText w:val=""/>
+      <w:lvlJc w:val="left"/>
+      <w:pPr>
+        <w:ind w:left="6480" w:hanging="360"/>
+      </w:pPr>
+      <w:rPr>
+        <w:rFonts w:ascii="Wingdings" w:hAnsi="Wingdings" w:hint="default"/>
+      </w:rPr>
+    </w:lvl>
+  </w:abstractNum>
+  <w:num w:numId="1" w16cid:durableId="1048072622">
+    <w:abstractNumId w:val="0"/>
+  </w:num>
+</w:numbering>
+</file>
+
 <file path=word/styles.xml><?xml version="1.0" encoding="utf-8"?>
-<w:styles xmlns:mc="http://schemas.openxmlformats.org/markup-compatibility/2006" xmlns:r="http://schemas.openxmlformats.org/officeDocument/2006/relationships" xmlns:w="http://schemas.openxmlformats.org/wordprocessingml/2006/main" xmlns:w14="http://schemas.microsoft.com/office/word/2010/wordml" xmlns:w15="http://schemas.microsoft.com/office/word/2012/wordml" xmlns:w16cex="http://schemas.microsoft.com/office/word/2018/wordml/cex" xmlns:w16cid="http://schemas.microsoft.com/office/word/2016/wordml/cid" xmlns:w16="http://schemas.microsoft.com/office/word/2018/wordml" xmlns:w16du="http://schemas.microsoft.com/office/word/2023/wordml/word16du" xmlns:w16sdtdh="http://schemas.microsoft.com/office/word/2020/wordml/sdtdatahash" xmlns:w16se="http://schemas.microsoft.com/office/word/2015/wordml/symex" mc:Ignorable="w14 w15 w16se w16cid w16 w16cex w16sdtdh w16du">
+<w:styles xmlns:mc="http://schemas.openxmlformats.org/markup-compatibility/2006" xmlns:r="http://schemas.openxmlformats.org/officeDocument/2006/relationships" xmlns:w="http://schemas.openxmlformats.org/wordprocessingml/2006/main" xmlns:w14="http://schemas.microsoft.com/office/word/2010/wordml" xmlns:w15="http://schemas.microsoft.com/office/word/2012/wordml" xmlns:w16cex="http://schemas.microsoft.com/office/word/2018/wordml/cex" xmlns:w16cid="http://schemas.microsoft.com/office/word/2016/wordml/cid" xmlns:w16="http://schemas.microsoft.com/office/word/2018/wordml" xmlns:w16du="http://schemas.microsoft.com/office/word/2023/wordml/word16du" xmlns:w16sdtdh="http://schemas.microsoft.com/office/word/2020/wordml/sdtdatahash" xmlns:w16sdtfl="http://schemas.microsoft.com/office/word/2024/wordml/sdtformatlock" xmlns:w16se="http://schemas.microsoft.com/office/word/2015/wordml/symex" mc:Ignorable="w14 w15 w16se w16cid w16 w16cex w16sdtdh w16sdtfl w16du">
   <w:docDefaults>
     <w:rPrDefault>
       <w:rPr>
@@ -14494,6 +14176,17 @@
       <w:bCs/>
     </w:rPr>
   </w:style>
+  <w:style w:type="paragraph" w:styleId="ListParagraph">
+    <w:name w:val="List Paragraph"/>
+    <w:basedOn w:val="Normal"/>
+    <w:uiPriority w:val="34"/>
+    <w:qFormat/>
+    <w:rsid w:val="00314884"/>
+    <w:pPr>
+      <w:ind w:left="720"/>
+      <w:contextualSpacing/>
+    </w:pPr>
+  </w:style>
 </w:styles>
 </file>
 
